--- a/최종_게시_패키지/01_블로그용_Word/문병로_교수의_메트릭_스튜디오_02_00부터_04_블로그_게시용.docx
+++ b/최종_게시_패키지/01_블로그용_Word/문병로_교수의_메트릭_스튜디오_02_00부터_04_블로그_게시용.docx
@@ -142,7 +142,15 @@
           <w:rFonts w:ascii="Malgun Gothic" w:hAnsi="Malgun Gothic" w:eastAsia="Malgun Gothic"/>
           <w:sz w:val="22"/>
         </w:rPr>
-        <w:t>다시 읽자 이 문장들은 같은 문제를 가리키고 있었다. 내가 관측한 수익률은 시장의 성질인가, 아니면 내가 선택한 측정 방식의 성질인가. 유동성 상위 80%라는 숫자는 시장의 보편 법칙이 아니라, 운용 규모와 주문 방식이 바뀌면 함께 바뀌는 제약조건일 수 있다. 거래회전율이 높다는 사실은 관심이 많다는 뜻이 아니라 기관의 리밸런싱이나 유동성 공급의 결과일 수 있다. 여러 모델이 같은 종목을 고르는 일도 독립된 증거가 아니라 같은 가격 데이터를 여러 번 센 결과일 수 있다.</w:t>
+        <w:t xml:space="preserve">유동성의 기준을 어디에 두는지, 관심을 거래회전율로 정의하는지, 모멘텀과 반전을 어느 보유기간으로 측정하는지에 따라 같은 시장에서도 다른 결론이 나온다. 문제는 어느 전략이 이겼는지가 아니다. </w:t>
+      </w:r>
+      <w:r>
+        <w:rPr>
+          <w:rFonts w:ascii="Malgun Gothic" w:hAnsi="Malgun Gothic" w:eastAsia="Malgun Gothic"/>
+          <w:b/>
+          <w:sz w:val="22"/>
+        </w:rPr>
+        <w:t>내가 관측한 수익률은 시장의 성질인가, 아니면 내가 선택한 측정 방식의 성질인가.</w:t>
       </w:r>
     </w:p>
     <w:p>
@@ -154,7 +162,7 @@
           <w:rFonts w:ascii="Malgun Gothic" w:hAnsi="Malgun Gothic" w:eastAsia="Malgun Gothic"/>
           <w:sz w:val="22"/>
         </w:rPr>
-        <w:t>이 지점에서 책의 결론을 정리하는 글과 연구 노트는 갈라진다. 독후감이라면 저자의 설명을 이해한 뒤 그 의미를 적으면 된다. 나는 이번에는 그 설명이 어떤 전제 위에서만 성립하는지 적고 싶었다. 그리고 그 전제가 틀렸을 때 결과가 어떻게 달라지는지, 내가 가진 한국 주식 수정주가·거래량·시가총액 데이터로 직접 확인하고 싶었다.</w:t>
+        <w:t>유동성 상위 80%라는 숫자는 시장의 보편 법칙이 아니다. 운용 규모와 주문 방식이 바뀌면 함께 바뀌는 제약조건일 수 있다. 거래회전율이 높다는 사실도 관심이 많다는 뜻으로 바로 번역할 수 없다. 기관의 리밸런싱, 불확실성, 유동성 공급이 같은 숫자를 만들 수 있다. 여러 모델이 같은 종목을 고르는 일 역시 독립된 증거가 아니라, 같은 가격·거래량·시가총액을 서로 다른 이름으로 여러 번 읽은 결과일 수 있다.</w:t>
       </w:r>
     </w:p>
     <w:p>
@@ -166,7 +174,19 @@
           <w:rFonts w:ascii="Malgun Gothic" w:hAnsi="Malgun Gothic" w:eastAsia="Malgun Gothic"/>
           <w:sz w:val="22"/>
         </w:rPr>
-        <w:t>그래서 책의 결론을 재현하지 않기로 했다. 책에서 한 문장을 읽을 때마다 그 문장이 의존하는 전제를 하나씩 분리하고, 반대 방향의 검증을 붙였다. 결과가 책과 다르다고 해서 책이 틀렸다는 뜻은 아니다. 시장, 표본, 비용, 보유기간, 그리고 같은 숫자에 붙인 이름이 달라졌다는 뜻이다. 오히려 그 차이를 확인해야 책의 문장이 어느 범위에서 유효한지 알 수 있다.</w:t>
+        <w:t>이 의심은 내 프로젝트에서 이미 한 번 문제를 일으켰다. 당시에는 조건을 추가해 수익률을 높이는 데 집중했다. 이번에는 순서를 바꿨다. 먼저 수익률이 왜 달라졌는지 확인하기로 했다. 한국 주식의 수정주가·거래량·시가총액 데이터에서 유동성 기준, 종목 수, 운용 규모, 비용, 보유기간을 바꿔 가며 결과를 다시 계산했다. 뉴스량을 별도로 연결했고, 서로 다른 모델의 신호가 정말 다른 정보를 담는지도 확인했다.</w:t>
+      </w:r>
+    </w:p>
+    <w:p>
+      <w:pPr>
+        <w:spacing w:after="160" w:line="320" w:lineRule="auto"/>
+      </w:pPr>
+      <w:r>
+        <w:rPr>
+          <w:rFonts w:ascii="Malgun Gothic" w:hAnsi="Malgun Gothic" w:eastAsia="Malgun Gothic"/>
+          <w:sz w:val="22"/>
+        </w:rPr>
+        <w:t>책의 결론을 그대로 재현하려는 작업은 아니었다. 예를 들어 유동성 상위 80%가 유리하다는 결과가 나와도, 그 숫자가 특정 운용 규모와 비용 가정에서만 성립한다면 나는 ‘80%’를 전략의 규칙으로 쓸 수 없다. 책과 다른 결과가 나왔을 때도 같은 기준을 적용했다. 누가 맞는지를 가르는 대신, 표본과 비용, 보유기간이 달라질 때 결론이 어디까지 버티는지를 확인했다.</w:t>
       </w:r>
     </w:p>
     <w:p>
@@ -202,7 +222,31 @@
           <w:rFonts w:ascii="Malgun Gothic" w:hAnsi="Malgun Gothic" w:eastAsia="Malgun Gothic"/>
           <w:sz w:val="22"/>
         </w:rPr>
-        <w:t>나는 유동성 컷, 보유 종목 수, 운용 규모, 거래비용을 함께 움직였다. 목표는 수익률이 가장 높은 점 하나를 찾는 일이 아니었다. 비용을 조금 올리고 유동성 기준을 한 칸 바꿔도 남는 전략 영역이 있는지 확인하는 일이었다. 1편에서 이 결과를 ‘봉우리’와 ‘대륙’이라는 질문으로 정리한다.</w:t>
+        <w:t>책의 숫자를 읽을 때 가장 조심할 부분은, 유동성이 종목의 고정된 속성처럼 보인다는 점이다. 그러나 유동성은 거래하려는 금액과 분리되지 않는다. 하루 거래대금이 같은 두 종목이라도 1억 원을 나눠 거래할 때와 100억 원을 집행할 때의 의미는 다르다. 전자는 시장에 거의 흔적을 남기지 않을 수 있지만, 후자는 가격을 움직이는 주문이 될 수 있다. 백테스트의 수익률은 이 차이를 자동으로 반영하지 않는다.</w:t>
+      </w:r>
+    </w:p>
+    <w:p>
+      <w:pPr>
+        <w:spacing w:after="160" w:line="320" w:lineRule="auto"/>
+      </w:pPr>
+      <w:r>
+        <w:rPr>
+          <w:rFonts w:ascii="Malgun Gothic" w:hAnsi="Malgun Gothic" w:eastAsia="Malgun Gothic"/>
+          <w:sz w:val="22"/>
+        </w:rPr>
+        <w:t>나는 유동성 컷, 보유 종목 수, 운용 규모, 거래비용을 함께 움직였다. 상위 20%부터 100%까지 유니버스를 넓히고, 포트폴리오 규모와 비용 가정을 동시에 바꿨다. 목표는 수익률이 가장 높은 점 하나를 찾는 일이 아니었다. 비용을 조금 올리고 유동성 기준을 한 칸 바꿔도 남는 전략 영역이 있는지 확인하는 일이었다.</w:t>
+      </w:r>
+    </w:p>
+    <w:p>
+      <w:pPr>
+        <w:spacing w:after="160" w:line="320" w:lineRule="auto"/>
+      </w:pPr>
+      <w:r>
+        <w:rPr>
+          <w:rFonts w:ascii="Malgun Gothic" w:hAnsi="Malgun Gothic" w:eastAsia="Malgun Gothic"/>
+          <w:sz w:val="22"/>
+        </w:rPr>
+        <w:t>여기서 중요한 것은 ‘상위 80%가 좋다’는 결론 자체가 아니다. 수익률이 가장 높은 조합이 한두 조건에서만 나타난다면, 그 결과는 전략이라기보다 백테스트 표면 위의 봉우리다. 반대로 인접한 조건에서도 비슷한 성과가 남는다면, 그때에야 운용 가능한 영역이라고 부를 근거가 생긴다. 1편에서는 이 차이를 ‘봉우리’와 ‘대륙’이라는 질문으로 정리한다.</w:t>
       </w:r>
     </w:p>
     <w:p>
@@ -238,7 +282,31 @@
           <w:rFonts w:ascii="Malgun Gothic" w:hAnsi="Malgun Gothic" w:eastAsia="Malgun Gothic"/>
           <w:sz w:val="22"/>
         </w:rPr>
-        <w:t>이번에는 원천 뉴스 헤드라인 수를 다시 연결해, 거래회전율과 뉴스량이 정말 같은 종목을 가리키는지부터 비교했다. 이 질문은 인기주의 예후를 맞히는 문제가 아니다. 무엇을 관측하지 못하고 있으면서 관심이라는 이름을 붙였는지 확인하는 문제다. 2편은 이 편리한 해석이 실제 데이터에서 무너지는 과정을 기록한다.</w:t>
+        <w:t>‘관심’은 특히 위험한 이름이다. 관찰할 수 없는 투자자 심리를 하나의 거래 변수로 대신 부른 순간, 변수의 한계가 사라진 것처럼 보이기 때문이다. 회전율이 높아도 뉴스가 없을 수 있다. 반대로 뉴스가 집중돼도 큰 주주가 움직이지 않아 회전율이 낮을 수 있다. 두 경우를 같은 관심도로 부르면, 뒤에 나오는 성과 해석까지 흔들린다.</w:t>
+      </w:r>
+    </w:p>
+    <w:p>
+      <w:pPr>
+        <w:spacing w:after="160" w:line="320" w:lineRule="auto"/>
+      </w:pPr>
+      <w:r>
+        <w:rPr>
+          <w:rFonts w:ascii="Malgun Gothic" w:hAnsi="Malgun Gothic" w:eastAsia="Malgun Gothic"/>
+          <w:sz w:val="22"/>
+        </w:rPr>
+        <w:t>이번에는 원천 뉴스 헤드라인 수를 다시 연결해, 거래회전율과 뉴스량이 정말 같은 종목을 가리키는지부터 비교했다. 같은 달에 두 지표가 상위권으로 분류한 종목이 얼마나 겹치는지, 뉴스가 많은 종목에서만 회전율과 다음 달 성과의 관계가 달라지는지 살폈다. 뉴스량은 관심 그 자체가 아니라, 최소한 회전율과 다른 관측 창을 제공한다.</w:t>
+      </w:r>
+    </w:p>
+    <w:p>
+      <w:pPr>
+        <w:spacing w:after="160" w:line="320" w:lineRule="auto"/>
+      </w:pPr>
+      <w:r>
+        <w:rPr>
+          <w:rFonts w:ascii="Malgun Gothic" w:hAnsi="Malgun Gothic" w:eastAsia="Malgun Gothic"/>
+          <w:sz w:val="22"/>
+        </w:rPr>
+        <w:t>이 질문은 인기주의 예후를 맞히는 문제가 아니다. 무엇을 관측하지 못하고 있으면서 관심이라는 이름을 붙였는지 확인하는 문제다. 2편은 회전율이라는 편리한 해석이 실제 데이터에서 어디까지 무너지는지, 그리고 대체 변수를 붙여도 무엇이 여전히 보이지 않는지를 기록한다.</w:t>
       </w:r>
     </w:p>
     <w:p>
@@ -274,7 +342,31 @@
           <w:rFonts w:ascii="Malgun Gothic" w:hAnsi="Malgun Gothic" w:eastAsia="Malgun Gothic"/>
           <w:sz w:val="22"/>
         </w:rPr>
-        <w:t>하지만 서로 다른 이름의 모델이 모두 가격·거래량·시가총액에서 출발했다면, 그 표는 독립적이지 않다. 여러 사람이 같은 기사 하나를 읽고 같은 결론을 냈다고 해서 근거가 여러 배가 되지는 않는다. 3편에서는 실제로 모델의 표를 많이 받은 종목만 모았을 때 왜 성과가 무너졌는지 확인한다.</w:t>
+        <w:t>조건을 더 붙이는 방식은 직관적으로 안전해 보인다. 한 신호가 틀려도 나머지 신호가 걸러 줄 것 같기 때문이다. 그러나 신호들이 같은 원천 데이터의 다른 변형이라면, 합의는 분산이 아니라 중복일 수 있다. 저변동성·유동성·모멘텀의 이름이 달라도 결국 최근 가격과 거래량의 패턴을 다르게 자른 것이라면, 동시에 같은 오류를 낼 가능성도 커진다.</w:t>
+      </w:r>
+    </w:p>
+    <w:p>
+      <w:pPr>
+        <w:spacing w:after="160" w:line="320" w:lineRule="auto"/>
+      </w:pPr>
+      <w:r>
+        <w:rPr>
+          <w:rFonts w:ascii="Malgun Gothic" w:hAnsi="Malgun Gothic" w:eastAsia="Malgun Gothic"/>
+          <w:sz w:val="22"/>
+        </w:rPr>
+        <w:t>그래서 모델이 몇 표를 던졌는지만 세지 않았다. 각 모델의 순위와 선택 종목이 월별로 얼마나 겹치는지, 모델 합의가 높은 종목이 단일 모델보다 실제로 더 나은지, 그리고 합의가 깨지는 달에는 어떤 일이 일어나는지를 따로 계산했다. 여러 사람이 같은 기사 하나를 읽고 같은 결론을 냈다고 해서 근거가 여러 배가 되지는 않는다.</w:t>
+      </w:r>
+    </w:p>
+    <w:p>
+      <w:pPr>
+        <w:spacing w:after="160" w:line="320" w:lineRule="auto"/>
+      </w:pPr>
+      <w:r>
+        <w:rPr>
+          <w:rFonts w:ascii="Malgun Gothic" w:hAnsi="Malgun Gothic" w:eastAsia="Malgun Gothic"/>
+          <w:sz w:val="22"/>
+        </w:rPr>
+        <w:t>3편에서는 모델의 표를 많이 받은 종목만 모았을 때 왜 성과가 무너졌는지 확인한다. 그 결과가 ‘앙상블은 쓸모없다’는 뜻은 아니다. 어떤 입력의 독립성이 확보되지 않은 앙상블은 증거의 수가 아니라 같은 오류의 반복 횟수를 늘릴 수 있다는 뜻이다.</w:t>
       </w:r>
     </w:p>
     <w:p>
@@ -310,7 +402,7 @@
           <w:rFonts w:ascii="Malgun Gothic" w:hAnsi="Malgun Gothic" w:eastAsia="Malgun Gothic"/>
           <w:sz w:val="22"/>
         </w:rPr>
-        <w:t>그래서 질문을 바꿨다. 어느 모델이 이길지를 묻는 대신, 서로 다른 모델이 같은 시점에 기대를 배반하는지를 보자. 시장의 상태는 상승·하락 같은 사후 이름보다, 내가 독립적이라고 믿었던 모델들이 함께 틀리는 방식으로 더 먼저 드러날 수 있다. 4편은 이 가설을 작은 표본의 예측 규칙으로 과장하지 않고, 검증 가능한 상태 변수로 바꾸는 시도다.</w:t>
+        <w:t>모멘텀과 반전의 대립은 전략 선택 문제처럼 보이지만, 실제로는 시장이 한 가지 방식으로만 움직인다는 전제를 드러낸다. 추세가 이어지는 국면에서는 모멘텀이, 과도한 가격 조정이 일어나는 국면에서는 반전이 더 잘 보일 수 있다. 어느 쪽이 영구적으로 옳은지를 찾기 시작하면, 과거 데이터에 맞춘 파라미터만 계속 늘어난다.</w:t>
       </w:r>
     </w:p>
     <w:p>
@@ -322,7 +414,31 @@
           <w:rFonts w:ascii="Malgun Gothic" w:hAnsi="Malgun Gothic" w:eastAsia="Malgun Gothic"/>
           <w:sz w:val="22"/>
         </w:rPr>
-        <w:t>이 연재의 목적은 네 개의 전략을 추천하는 데 있지 않다. 수익률이 잘 나온 전략보다 먼저, 처음의 해석이 어디에서 깨졌는지를 남기는 데 있다. 좋은 연구는 결론을 많이 모으는 일이 아니라, 어떤 결론을 아직 말할 수 없는지 구분하는 일에서 시작한다고 보기 때문이다.</w:t>
+        <w:t>그래서 질문을 바꿨다. 어느 모델이 다음 달을 맞힐지를 묻는 대신, 서로 다른 모델이 같은 시점에 기대를 배반하는지를 보자. 각 모델의 월별 성과를 표준화하고, 동시에 부진한 모델 수와 그 다음 시장 수익률의 관계를 점검했다. 여기서 모델의 공동 실패는 매수·매도 신호가 아니다. 내가 서로 독립적이라고 믿었던 설명들이 같은 충격에 무너졌다는 관측치다.</w:t>
+      </w:r>
+    </w:p>
+    <w:p>
+      <w:pPr>
+        <w:spacing w:after="160" w:line="320" w:lineRule="auto"/>
+      </w:pPr>
+      <w:r>
+        <w:rPr>
+          <w:rFonts w:ascii="Malgun Gothic" w:hAnsi="Malgun Gothic" w:eastAsia="Malgun Gothic"/>
+          <w:sz w:val="22"/>
+        </w:rPr>
+        <w:t>시장의 상태는 상승·하락 같은 사후 이름보다, 모델들이 함께 틀리는 방식으로 먼저 드러날 수 있다. 물론 작은 표본에서 나온 이 관계를 예측 규칙으로 과장할 수는 없다. 4편은 이 가설을 검증 가능한 상태 변수로 바꾸고, 어느 구간에서는 작동하지 않는지도 함께 남기는 시도다.</w:t>
+      </w:r>
+    </w:p>
+    <w:p>
+      <w:pPr>
+        <w:spacing w:after="160" w:line="320" w:lineRule="auto"/>
+      </w:pPr>
+      <w:r>
+        <w:rPr>
+          <w:rFonts w:ascii="Malgun Gothic" w:hAnsi="Malgun Gothic" w:eastAsia="Malgun Gothic"/>
+          <w:sz w:val="22"/>
+        </w:rPr>
+        <w:t>이 연재의 목적은 네 개의 전략을 추천하는 데 있지 않다. 수익률이 잘 나온 전략보다 먼저, 처음의 해석이 어디에서 깨졌는지를 남기는 데 있다. 백테스트는 대개 가장 좋은 숫자를 앞에 놓지만, 실제 운용에서 중요한 것은 그 숫자가 어떤 가정을 요구했는지다. 슬리피지 한 칸, 보유기간 한 달, 거래 가능한 종목 수 몇 개가 바뀌었을 때 사라지는 성과라면, 수익률보다 그 사라짐의 구조가 먼저 기록되어야 한다.</w:t>
       </w:r>
     </w:p>
     <w:p>

--- a/최종_게시_패키지/01_블로그용_Word/문병로_교수의_메트릭_스튜디오_02_00부터_04_블로그_게시용.docx
+++ b/최종_게시_패키지/01_블로그용_Word/문병로_교수의_메트릭_스튜디오_02_00부터_04_블로그_게시용.docx
@@ -234,7 +234,7 @@
           <w:rFonts w:ascii="Malgun Gothic" w:hAnsi="Malgun Gothic" w:eastAsia="Malgun Gothic"/>
           <w:sz w:val="22"/>
         </w:rPr>
-        <w:t>나는 유동성 컷, 보유 종목 수, 운용 규모, 거래비용을 함께 움직였다. 상위 20%부터 100%까지 유니버스를 넓히고, 포트폴리오 규모와 비용 가정을 동시에 바꿨다. 목표는 수익률이 가장 높은 점 하나를 찾는 일이 아니었다. 비용을 조금 올리고 유동성 기준을 한 칸 바꿔도 남는 전략 영역이 있는지 확인하는 일이었다.</w:t>
+        <w:t>나는 유동성 컷, 보유 종목 수, 운용 규모, 거래비용을 함께 움직였다. 유니버스는 상위 20%부터 100%까지 넓혔고, 운용 규모는 1억·10억·100억 원으로 나눴다. 각 경우에 월별 주문이 해당 종목의 거래대금에서 차지하는 비중을 계산해, 비용뿐 아니라 실제 체결 가능 비중도 함께 봤다. 목표는 수익률이 가장 높은 점 하나를 찾는 일이 아니었다. 비용을 조금 올리고 유동성 기준을 한 칸 바꿔도 남는 전략 영역이 있는지 확인하는 일이었다.</w:t>
       </w:r>
     </w:p>
     <w:p>

--- a/최종_게시_패키지/01_블로그용_Word/문병로_교수의_메트릭_스튜디오_02_00부터_04_블로그_게시용.docx
+++ b/최종_게시_패키지/01_블로그용_Word/문병로_교수의_메트릭_스튜디오_02_00부터_04_블로그_게시용.docx
@@ -475,7 +475,7 @@
         <w:pStyle w:val="Heading1"/>
       </w:pPr>
       <w:r>
-        <w:t>[문병로 교수의 메트릭 스튜디오 02] 2장 시장관찰 ① 유동성 상위 80%는 누구에게 최적인가</w:t>
+        <w:t>『문병로 교수의 메트릭 스튜디오 02』 2장 「시장관찰」 1. 알파는 봉우리인가, 대륙인가</w:t>
       </w:r>
     </w:p>
     <w:p>
@@ -948,7 +948,7 @@
                 <w:b w:val="0"/>
                 <w:sz w:val="20"/>
               </w:rPr>
-              <w:t>거래비용</w:t>
+              <w:t>시장충격 계수</w:t>
             </w:r>
           </w:p>
         </w:tc>
@@ -974,7 +974,7 @@
                 <w:b w:val="0"/>
                 <w:sz w:val="20"/>
               </w:rPr>
-              <w:t>기본 가정의 0.5 · 1.0 · 1.5 · 2.0배</w:t>
+              <w:t>0.5 · 1.0 · 1.5 · 2.0배</w:t>
             </w:r>
           </w:p>
         </w:tc>
@@ -994,7 +994,7 @@
           <w:rFonts w:ascii="Malgun Gothic" w:hAnsi="Malgun Gothic" w:eastAsia="Malgun Gothic"/>
           <w:sz w:val="22"/>
         </w:rPr>
-        <w:t>수익률만으로 전략을 고르지 않았다. 비용 차감 CAGR이 양수인지, 월별 수익률의 t-통계량이 1.96을 넘는지, 최대낙폭이 -60%보다 나은지, 주문이 평균 80% 이상 체결되는지를 동시에 확인했다. 한 조건만 조금 바꿔도 모두 무너지는 전략은 높은 수익률을 내도 남기지 않으려 했다.</w:t>
+        <w:t>편도 비용은 기본 10bp에 주문금액이 해당 종목의 거래대금에서 차지하는 비중의 제곱근에 비례한 시장충격을 더해 계산했다. 표의 0.5~2.0배는 이 시장충격 부분에만 적용한 계수다. 수익률만으로 전략을 고르지 않았다. 비용 차감 CAGR이 양수인지, 월별 수익률의 t-통계량이 1.96을 넘는지, 최대낙폭이 -60%보다 나은지, 주문이 평균 80% 이상 체결되는지를 동시에 확인했다. 한 조건만 조금 바꿔도 모두 무너지는 전략은 높은 수익률을 내도 남기지 않으려 했다.</w:t>
       </w:r>
     </w:p>
     <w:p>
@@ -1085,7 +1085,7 @@
           <w:rFonts w:ascii="Malgun Gothic" w:hAnsi="Malgun Gothic" w:eastAsia="Malgun Gothic"/>
           <w:sz w:val="22"/>
         </w:rPr>
-        <w:t>조건을 모두 통과한 전략은 64개였다. 그중 52개는 저변동성 신호 주변에 연결돼 있었다. 거래비용을 두 배로 올려도, 운용 규모 1억~10억 원 범위에서는 이 영역이 남았다. 저변동성이 가장 높은 수익률을 냈다는 뜻은 아니다. 현실 가정을 조금 바꿔도 결과가 급격히 사라지지 않았다는 뜻이다.</w:t>
+        <w:t>조건을 모두 통과한 전략은 64개였다. 그중 52개는 저변동성 신호 주변에 연결돼 있었다. 시장충격을 두 배로 올려도, 운용 규모 1억~10억 원 범위에서는 이 영역이 남았다. 저변동성이 가장 높은 수익률을 냈다는 뜻은 아니다. 현실 가정을 조금 바꿔도 결과가 급격히 사라지지 않았다는 뜻이다.</w:t>
       </w:r>
     </w:p>
     <w:p>
@@ -1634,7 +1634,7 @@
           <w:rFonts w:ascii="Malgun Gothic" w:hAnsi="Malgun Gothic" w:eastAsia="Malgun Gothic"/>
           <w:sz w:val="22"/>
         </w:rPr>
-        <w:t>하지만 종료 종목 436개 보유-월을 모두 전액 손실로 놓는 반대 극단에서는 포트폴리오 가치가 0 아래로 내려간다. 이것은 소형주 전략이 거짓이라는 증명도, 중립 규칙이 참이라는 증명도 아니다. 수정주가에는 상장폐지 종목이 포함돼 있어도, 월간 패널의 빈 다음 가격이 청산·합병·코드변경·데이터 단절 중 무엇이었는지와 현금 결제값은 이 파일만으로 구분되지 않는다. 이 전략의 최종 관문은 새 알파가 아니라 그 436개 사건의 실제 결제값을 연결하는 일이다.</w:t>
+        <w:t>하지만 종료 종목 436개 보유-월을 모두 전액 손실로 놓는 반대 극단에서는 포트폴리오 가치가 사실상 소멸한다. 이것은 소형주 전략이 거짓이라는 증명도, 중립 규칙이 참이라는 증명도 아니다. 수정주가에는 상장폐지 종목이 포함돼 있어도, 월간 패널의 빈 다음 가격이 청산·합병·코드변경·데이터 단절 중 무엇이었는지와 현금 결제값은 이 파일만으로 구분되지 않는다. 이 전략의 최종 관문은 새 알파가 아니라 그 436개 사건의 실제 결제값을 연결하는 일이다.</w:t>
       </w:r>
     </w:p>
     <w:p>
@@ -1729,7 +1729,19 @@
           <w:rFonts w:ascii="Malgun Gothic" w:hAnsi="Malgun Gothic" w:eastAsia="Malgun Gothic"/>
           <w:sz w:val="22"/>
         </w:rPr>
-        <w:t>그래서 이번 실험에서 남은 결론은 특정 팩터의 승리가 아니다. 알파는 가장 높은 봉우리가 아니라, 비용·규모·유동성이라는 현실의 제약을 바꿔도 남는 대륙이어야 한다. 다음 질문은 그 대륙을 만들어내는 보상은 무엇이며, 실제 주문 장부에서도 그 보상이 남는가다.</w:t>
+        <w:t>그래서 이번 실험에서 남은 결론은 특정 팩터의 승리가 아니다. 알파는 가장 높은 봉우리가 아니라, 비용·규모·유동성이라는 현실의 제약을 바꿔도 남는 대륙이어야 한다.</w:t>
+      </w:r>
+    </w:p>
+    <w:p>
+      <w:pPr>
+        <w:spacing w:after="160" w:line="320" w:lineRule="auto"/>
+      </w:pPr>
+      <w:r>
+        <w:rPr>
+          <w:rFonts w:ascii="Malgun Gothic" w:hAnsi="Malgun Gothic" w:eastAsia="Malgun Gothic"/>
+          <w:sz w:val="22"/>
+        </w:rPr>
+        <w:t>그런데 이 글에서 유동성을 가르기 위해 사용한 거래회전율 역시 중립적인 숫자는 아니다. 다음 글에서는 거래회전율이 정말 투자자의 관심을 측정하는지부터 다시 확인한다.</w:t>
       </w:r>
     </w:p>
     <w:p>
@@ -1878,30 +1890,6 @@
           <w:sz w:val="19"/>
         </w:rPr>
         <w:t>DART 종료사건 공시 탐색 결과: https://github.com/Rowoon-Lee5/metric_studio_by_moon/blob/main/results/dart_terminal_event_discovery_report.json</w:t>
-      </w:r>
-    </w:p>
-    <w:p>
-      <w:pPr>
-        <w:spacing w:after="160" w:line="320" w:lineRule="auto"/>
-      </w:pPr>
-      <w:r>
-        <w:rPr>
-          <w:rFonts w:ascii="Malgun Gothic" w:hAnsi="Malgun Gothic" w:eastAsia="Malgun Gothic"/>
-          <w:sz w:val="22"/>
-        </w:rPr>
-        <w:t>이 글은 투자 권유가 아니다. 원시 데이터의 포함 범위와 거래정지를 직접 감사한 연구 기록이다.</w:t>
-      </w:r>
-    </w:p>
-    <w:p>
-      <w:pPr>
-        <w:spacing w:after="160" w:line="320" w:lineRule="auto"/>
-      </w:pPr>
-      <w:r>
-        <w:rPr>
-          <w:rFonts w:ascii="Malgun Gothic" w:hAnsi="Malgun Gothic" w:eastAsia="Malgun Gothic"/>
-          <w:sz w:val="22"/>
-        </w:rPr>
-        <w:t>이 글은 투자 권유가 아니다. 원시 데이터의 포함 범위와 거래정지를 직접 감사한 연구 기록이다.</w:t>
       </w:r>
     </w:p>
     <w:p>

--- a/최종_게시_패키지/01_블로그용_Word/문병로_교수의_메트릭_스튜디오_02_00부터_04_블로그_게시용.docx
+++ b/최종_게시_패키지/01_블로그용_Word/문병로_교수의_메트릭_스튜디오_02_00부터_04_블로그_게시용.docx
@@ -1746,150 +1746,62 @@
     </w:p>
     <w:p>
       <w:pPr>
-        <w:pStyle w:val="Heading2"/>
+        <w:spacing w:after="160" w:line="320" w:lineRule="auto"/>
       </w:pPr>
       <w:r>
-        <w:t>재현 자료</w:t>
+        <w:rPr>
+          <w:rFonts w:ascii="Malgun Gothic" w:hAnsi="Malgun Gothic" w:eastAsia="Malgun Gothic"/>
+          <w:sz w:val="22"/>
+        </w:rPr>
+        <w:t>### GitHub에서 확인할 수 있는 것</w:t>
       </w:r>
     </w:p>
     <w:p>
       <w:pPr>
-        <w:pStyle w:val="ListBullet"/>
-        <w:spacing w:after="80"/>
+        <w:spacing w:after="160" w:line="320" w:lineRule="auto"/>
       </w:pPr>
       <w:r>
         <w:rPr>
           <w:rFonts w:ascii="Malgun Gothic" w:hAnsi="Malgun Gothic" w:eastAsia="Malgun Gothic"/>
-          <w:color w:val="373737"/>
-          <w:sz w:val="19"/>
+          <w:sz w:val="22"/>
         </w:rPr>
-        <w:t>실험 코드: https://github.com/Rowoon-Lee5/metric_studio_by_moon/blob/main/experiments/alpha_topology.py</w:t>
+        <w:t>- [실험 설계와 체결 모형](https://github.com/Rowoon-Lee5/metric_studio_by_moon/blob/main/experiments/alpha_topology.py): 1,728개 조합과 체결률·시장충격 비용을 계산한 코드</w:t>
       </w:r>
     </w:p>
     <w:p>
       <w:pPr>
-        <w:pStyle w:val="ListBullet"/>
-        <w:spacing w:after="80"/>
+        <w:spacing w:after="160" w:line="320" w:lineRule="auto"/>
       </w:pPr>
       <w:r>
         <w:rPr>
           <w:rFonts w:ascii="Malgun Gothic" w:hAnsi="Malgun Gothic" w:eastAsia="Malgun Gothic"/>
-          <w:color w:val="373737"/>
-          <w:sz w:val="19"/>
+          <w:sz w:val="22"/>
         </w:rPr>
-        <w:t>다중검정 보정 코드: https://github.com/Rowoon-Lee5/metric_studio_by_moon/blob/main/experiments/reality_check.py</w:t>
+        <w:t>- [전체 전략 성과표](https://github.com/Rowoon-Lee5/metric_studio_by_moon/blob/main/results/alpha_topology_nodes.csv): 각 조합의 CAGR, MDD, t-통계량, 평균 체결률</w:t>
       </w:r>
     </w:p>
     <w:p>
       <w:pPr>
-        <w:pStyle w:val="ListBullet"/>
-        <w:spacing w:after="80"/>
+        <w:spacing w:after="160" w:line="320" w:lineRule="auto"/>
       </w:pPr>
       <w:r>
         <w:rPr>
           <w:rFonts w:ascii="Malgun Gothic" w:hAnsi="Malgun Gothic" w:eastAsia="Malgun Gothic"/>
-          <w:color w:val="373737"/>
-          <w:sz w:val="19"/>
+          <w:sz w:val="22"/>
         </w:rPr>
-        <w:t>전략별 결과: https://github.com/Rowoon-Lee5/metric_studio_by_moon/blob/main/results/alpha_topology_nodes.csv</w:t>
+        <w:t>- [다중검정 보정 결과](https://github.com/Rowoon-Lee5/metric_studio_by_moon/blob/main/results/reality_check_report.json): 많은 조합 중 우연히 높은 전략을 골랐을 가능성을 점검한 결과</w:t>
       </w:r>
     </w:p>
     <w:p>
       <w:pPr>
-        <w:pStyle w:val="ListBullet"/>
-        <w:spacing w:after="80"/>
+        <w:spacing w:after="160" w:line="320" w:lineRule="auto"/>
       </w:pPr>
       <w:r>
         <w:rPr>
           <w:rFonts w:ascii="Malgun Gothic" w:hAnsi="Malgun Gothic" w:eastAsia="Malgun Gothic"/>
-          <w:color w:val="373737"/>
-          <w:sz w:val="19"/>
+          <w:sz w:val="22"/>
         </w:rPr>
-        <w:t>가족단위 현실성 검정 결과: https://github.com/Rowoon-Lee5/metric_studio_by_moon/blob/main/results/reality_check_report.json</w:t>
-      </w:r>
-    </w:p>
-    <w:p>
-      <w:pPr>
-        <w:pStyle w:val="ListBullet"/>
-        <w:spacing w:after="80"/>
-      </w:pPr>
-      <w:r>
-        <w:rPr>
-          <w:rFonts w:ascii="Malgun Gothic" w:hAnsi="Malgun Gothic" w:eastAsia="Malgun Gothic"/>
-          <w:color w:val="373737"/>
-          <w:sz w:val="19"/>
-        </w:rPr>
-        <w:t>시간 분할·커버리지 감사 결과: https://github.com/Rowoon-Lee5/metric_studio_by_moon/blob/main/results/robustness_audit_report.json</w:t>
-      </w:r>
-    </w:p>
-    <w:p>
-      <w:pPr>
-        <w:pStyle w:val="ListBullet"/>
-        <w:spacing w:after="80"/>
-      </w:pPr>
-      <w:r>
-        <w:rPr>
-          <w:rFonts w:ascii="Malgun Gothic" w:hAnsi="Malgun Gothic" w:eastAsia="Malgun Gothic"/>
-          <w:color w:val="373737"/>
-          <w:sz w:val="19"/>
-        </w:rPr>
-        <w:t>거래정지 보정 결과: https://github.com/Rowoon-Lee5/metric_studio_by_moon/blob/main/results/suspension_screen_audit_report.json</w:t>
-      </w:r>
-    </w:p>
-    <w:p>
-      <w:pPr>
-        <w:pStyle w:val="ListBullet"/>
-        <w:spacing w:after="80"/>
-      </w:pPr>
-      <w:r>
-        <w:rPr>
-          <w:rFonts w:ascii="Malgun Gothic" w:hAnsi="Malgun Gothic" w:eastAsia="Malgun Gothic"/>
-          <w:color w:val="373737"/>
-          <w:sz w:val="19"/>
-        </w:rPr>
-        <w:t>상장폐지 유니버스 포함 감사: https://github.com/Rowoon-Lee5/metric_studio_by_moon/blob/main/results/delisting_universe_audit_report.json</w:t>
-      </w:r>
-    </w:p>
-    <w:p>
-      <w:pPr>
-        <w:pStyle w:val="ListBullet"/>
-        <w:spacing w:after="80"/>
-      </w:pPr>
-      <w:r>
-        <w:rPr>
-          <w:rFonts w:ascii="Malgun Gothic" w:hAnsi="Malgun Gothic" w:eastAsia="Malgun Gothic"/>
-          <w:color w:val="373737"/>
-          <w:sz w:val="19"/>
-        </w:rPr>
-        <w:t>PIT·실행비용·종료사건 보정 감사: https://github.com/Rowoon-Lee5/metric_studio_by_moon/blob/main/results/closure_audits_report.json</w:t>
-      </w:r>
-    </w:p>
-    <w:p>
-      <w:pPr>
-        <w:pStyle w:val="ListBullet"/>
-        <w:spacing w:after="80"/>
-      </w:pPr>
-      <w:r>
-        <w:rPr>
-          <w:rFonts w:ascii="Malgun Gothic" w:hAnsi="Malgun Gothic" w:eastAsia="Malgun Gothic"/>
-          <w:color w:val="373737"/>
-          <w:sz w:val="19"/>
-        </w:rPr>
-        <w:t>유동성 매칭 벤치마크·실제 교체율 감사: https://github.com/Rowoon-Lee5/metric_studio_by_moon/blob/main/results/benchmark_turnover_audit_report.json</w:t>
-      </w:r>
-    </w:p>
-    <w:p>
-      <w:pPr>
-        <w:pStyle w:val="ListBullet"/>
-        <w:spacing w:after="80"/>
-      </w:pPr>
-      <w:r>
-        <w:rPr>
-          <w:rFonts w:ascii="Malgun Gothic" w:hAnsi="Malgun Gothic" w:eastAsia="Malgun Gothic"/>
-          <w:color w:val="373737"/>
-          <w:sz w:val="19"/>
-        </w:rPr>
-        <w:t>DART 종료사건 공시 탐색 결과: https://github.com/Rowoon-Lee5/metric_studio_by_moon/blob/main/results/dart_terminal_event_discovery_report.json</w:t>
+        <w:t>- [종료사건·비용·실행 감사](https://github.com/Rowoon-Lee5/metric_studio_by_moon/blob/main/results/closure_audits_report.json): 이 글에서 아직 결론으로 말할 수 없는 부분을 정리한 감사 기록</w:t>
       </w:r>
     </w:p>
     <w:p>
@@ -2562,70 +2474,6 @@
     </w:p>
     <w:p>
       <w:pPr>
-        <w:pStyle w:val="Heading2"/>
-      </w:pPr>
-      <w:r>
-        <w:t>재현 자료</w:t>
-      </w:r>
-    </w:p>
-    <w:p>
-      <w:pPr>
-        <w:pStyle w:val="ListBullet"/>
-        <w:spacing w:after="80"/>
-      </w:pPr>
-      <w:r>
-        <w:rPr>
-          <w:rFonts w:ascii="Malgun Gothic" w:hAnsi="Malgun Gothic" w:eastAsia="Malgun Gothic"/>
-          <w:color w:val="373737"/>
-          <w:sz w:val="19"/>
-        </w:rPr>
-        <w:t>원천 뉴스 관심도 재검증 코드: https://github.com/Rowoon-Lee5/metric_studio_by_moon/blob/main/experiments/news_attention_raw_validation.py</w:t>
-      </w:r>
-    </w:p>
-    <w:p>
-      <w:pPr>
-        <w:pStyle w:val="ListBullet"/>
-        <w:spacing w:after="80"/>
-      </w:pPr>
-      <w:r>
-        <w:rPr>
-          <w:rFonts w:ascii="Malgun Gothic" w:hAnsi="Malgun Gothic" w:eastAsia="Malgun Gothic"/>
-          <w:color w:val="373737"/>
-          <w:sz w:val="19"/>
-        </w:rPr>
-        <w:t>원천 뉴스량별 IC 결과: https://github.com/Rowoon-Lee5/metric_studio_by_moon/blob/main/results/news_attention_raw_ic_summary.csv</w:t>
-      </w:r>
-    </w:p>
-    <w:p>
-      <w:pPr>
-        <w:pStyle w:val="ListBullet"/>
-        <w:spacing w:after="80"/>
-      </w:pPr>
-      <w:r>
-        <w:rPr>
-          <w:rFonts w:ascii="Malgun Gothic" w:hAnsi="Malgun Gothic" w:eastAsia="Malgun Gothic"/>
-          <w:color w:val="373737"/>
-          <w:sz w:val="19"/>
-        </w:rPr>
-        <w:t>원천 뉴스 재검증 보고서: https://github.com/Rowoon-Lee5/metric_studio_by_moon/blob/main/results/news_attention_raw_report.json</w:t>
-      </w:r>
-    </w:p>
-    <w:p>
-      <w:pPr>
-        <w:pStyle w:val="ListBullet"/>
-        <w:spacing w:after="80"/>
-      </w:pPr>
-      <w:r>
-        <w:rPr>
-          <w:rFonts w:ascii="Malgun Gothic" w:hAnsi="Malgun Gothic" w:eastAsia="Malgun Gothic"/>
-          <w:color w:val="373737"/>
-          <w:sz w:val="19"/>
-        </w:rPr>
-        <w:t>관심도 측정 타당성 감사: https://github.com/Rowoon-Lee5/metric_studio_by_moon/blob/main/results/closure_audits_report.json</w:t>
-      </w:r>
-    </w:p>
-    <w:p>
-      <w:pPr>
         <w:spacing w:after="160" w:line="320" w:lineRule="auto"/>
       </w:pPr>
       <w:r>
@@ -2633,7 +2481,55 @@
           <w:rFonts w:ascii="Malgun Gothic" w:hAnsi="Malgun Gothic" w:eastAsia="Malgun Gothic"/>
           <w:sz w:val="22"/>
         </w:rPr>
-        <w:t>이 글은 투자 권유가 아니다. 원천 뉴스 커버리지로 넓힌 뒤 대리변수의 해석이 무너지는지를 확인한 연구 기록이다.</w:t>
+        <w:t>### GitHub에서 확인할 수 있는 것</w:t>
+      </w:r>
+    </w:p>
+    <w:p>
+      <w:pPr>
+        <w:spacing w:after="160" w:line="320" w:lineRule="auto"/>
+      </w:pPr>
+      <w:r>
+        <w:rPr>
+          <w:rFonts w:ascii="Malgun Gothic" w:hAnsi="Malgun Gothic" w:eastAsia="Malgun Gothic"/>
+          <w:sz w:val="22"/>
+        </w:rPr>
+        <w:t>- [원천 뉴스 관심도 재검증 코드](https://github.com/Rowoon-Lee5/metric_studio_by_moon/blob/main/experiments/news_attention_raw_validation.py): 뉴스량·거래회전율·미래수익률을 같은 시점에 맞춘 방법</w:t>
+      </w:r>
+    </w:p>
+    <w:p>
+      <w:pPr>
+        <w:spacing w:after="160" w:line="320" w:lineRule="auto"/>
+      </w:pPr>
+      <w:r>
+        <w:rPr>
+          <w:rFonts w:ascii="Malgun Gothic" w:hAnsi="Malgun Gothic" w:eastAsia="Malgun Gothic"/>
+          <w:sz w:val="22"/>
+        </w:rPr>
+        <w:t>- [뉴스량별 모멘텀 결과](https://github.com/Rowoon-Lee5/metric_studio_by_moon/blob/main/results/news_attention_raw_ic_summary.csv): 본문의 Rank IC 표와 동일한 원자료</w:t>
+      </w:r>
+    </w:p>
+    <w:p>
+      <w:pPr>
+        <w:spacing w:after="160" w:line="320" w:lineRule="auto"/>
+      </w:pPr>
+      <w:r>
+        <w:rPr>
+          <w:rFonts w:ascii="Malgun Gothic" w:hAnsi="Malgun Gothic" w:eastAsia="Malgun Gothic"/>
+          <w:sz w:val="22"/>
+        </w:rPr>
+        <w:t>- [뉴스량과 거래회전율의 불일치](https://github.com/Rowoon-Lee5/metric_studio_by_moon/blob/main/results/attention_measurement_agreement.csv): 두 변수가 상위 종목을 얼마나 다르게 고르는지 확인한 결과</w:t>
+      </w:r>
+    </w:p>
+    <w:p>
+      <w:pPr>
+        <w:spacing w:after="160" w:line="320" w:lineRule="auto"/>
+      </w:pPr>
+      <w:r>
+        <w:rPr>
+          <w:rFonts w:ascii="Malgun Gothic" w:hAnsi="Malgun Gothic" w:eastAsia="Malgun Gothic"/>
+          <w:sz w:val="22"/>
+        </w:rPr>
+        <w:t>- [원천 뉴스 검증 보고서](https://github.com/Rowoon-Lee5/metric_studio_by_moon/blob/main/results/news_attention_raw_report.json): 표본 범위와 블록 재표집 검정의 상세 기록</w:t>
       </w:r>
     </w:p>
     <w:p>
@@ -3238,70 +3134,6 @@
     </w:p>
     <w:p>
       <w:pPr>
-        <w:pStyle w:val="Heading2"/>
-      </w:pPr>
-      <w:r>
-        <w:t>재현 자료</w:t>
-      </w:r>
-    </w:p>
-    <w:p>
-      <w:pPr>
-        <w:pStyle w:val="ListBullet"/>
-        <w:spacing w:after="80"/>
-      </w:pPr>
-      <w:r>
-        <w:rPr>
-          <w:rFonts w:ascii="Malgun Gothic" w:hAnsi="Malgun Gothic" w:eastAsia="Malgun Gothic"/>
-          <w:color w:val="373737"/>
-          <w:sz w:val="19"/>
-        </w:rPr>
-        <w:t>합의·실패 구조 실험 코드: https://github.com/Rowoon-Lee5/metric_studio_by_moon/blob/main/experiments/meta_structure_research.py</w:t>
-      </w:r>
-    </w:p>
-    <w:p>
-      <w:pPr>
-        <w:pStyle w:val="ListBullet"/>
-        <w:spacing w:after="80"/>
-      </w:pPr>
-      <w:r>
-        <w:rPr>
-          <w:rFonts w:ascii="Malgun Gothic" w:hAnsi="Malgun Gothic" w:eastAsia="Malgun Gothic"/>
-          <w:color w:val="373737"/>
-          <w:sz w:val="19"/>
-        </w:rPr>
-        <w:t>합의 포트폴리오 월별 수익률: https://github.com/Rowoon-Lee5/metric_studio_by_moon/blob/main/results/epistemic_stability_returns.csv</w:t>
-      </w:r>
-    </w:p>
-    <w:p>
-      <w:pPr>
-        <w:pStyle w:val="ListBullet"/>
-        <w:spacing w:after="80"/>
-      </w:pPr>
-      <w:r>
-        <w:rPr>
-          <w:rFonts w:ascii="Malgun Gothic" w:hAnsi="Malgun Gothic" w:eastAsia="Malgun Gothic"/>
-          <w:color w:val="373737"/>
-          <w:sz w:val="19"/>
-        </w:rPr>
-        <w:t>메타 구조 실험 보고서: https://github.com/Rowoon-Lee5/metric_studio_by_moon/blob/main/results/meta_structure_report.json</w:t>
-      </w:r>
-    </w:p>
-    <w:p>
-      <w:pPr>
-        <w:pStyle w:val="ListBullet"/>
-        <w:spacing w:after="80"/>
-      </w:pPr>
-      <w:r>
-        <w:rPr>
-          <w:rFonts w:ascii="Malgun Gothic" w:hAnsi="Malgun Gothic" w:eastAsia="Malgun Gothic"/>
-          <w:color w:val="373737"/>
-          <w:sz w:val="19"/>
-        </w:rPr>
-        <w:t>구성요소 벤치마크 결과: https://github.com/Rowoon-Lee5/metric_studio_by_moon/blob/main/results/consensus_benchmark_summary.csv</w:t>
-      </w:r>
-    </w:p>
-    <w:p>
-      <w:pPr>
         <w:spacing w:after="160" w:line="320" w:lineRule="auto"/>
       </w:pPr>
       <w:r>
@@ -3309,7 +3141,43 @@
           <w:rFonts w:ascii="Malgun Gothic" w:hAnsi="Malgun Gothic" w:eastAsia="Malgun Gothic"/>
           <w:sz w:val="22"/>
         </w:rPr>
-        <w:t>이 글은 투자 권유가 아니다. 하나의 데이터 생성 과정에 의존한 모델 투표가 독립된 증거가 될 수 있는지 점검한 연구 기록이다.</w:t>
+        <w:t>### GitHub에서 확인할 수 있는 것</w:t>
+      </w:r>
+    </w:p>
+    <w:p>
+      <w:pPr>
+        <w:spacing w:after="160" w:line="320" w:lineRule="auto"/>
+      </w:pPr>
+      <w:r>
+        <w:rPr>
+          <w:rFonts w:ascii="Malgun Gothic" w:hAnsi="Malgun Gothic" w:eastAsia="Malgun Gothic"/>
+          <w:sz w:val="22"/>
+        </w:rPr>
+        <w:t>- [모델 합의·공동 실패 실험 코드](https://github.com/Rowoon-Lee5/metric_studio_by_moon/blob/main/experiments/meta_structure_research.py): 네 신호의 표를 세고 합의 포트폴리오를 구성한 방법</w:t>
+      </w:r>
+    </w:p>
+    <w:p>
+      <w:pPr>
+        <w:spacing w:after="160" w:line="320" w:lineRule="auto"/>
+      </w:pPr>
+      <w:r>
+        <w:rPr>
+          <w:rFonts w:ascii="Malgun Gothic" w:hAnsi="Malgun Gothic" w:eastAsia="Malgun Gothic"/>
+          <w:sz w:val="22"/>
+        </w:rPr>
+        <w:t>- [합의 포트폴리오와 구성요소 평균 비교](https://github.com/Rowoon-Lee5/metric_studio_by_moon/blob/main/results/consensus_benchmark_summary.csv): 본문의 -12.9%와 5.8% CAGR을 확인할 수 있는 요약표</w:t>
+      </w:r>
+    </w:p>
+    <w:p>
+      <w:pPr>
+        <w:spacing w:after="160" w:line="320" w:lineRule="auto"/>
+      </w:pPr>
+      <w:r>
+        <w:rPr>
+          <w:rFonts w:ascii="Malgun Gothic" w:hAnsi="Malgun Gothic" w:eastAsia="Malgun Gothic"/>
+          <w:sz w:val="22"/>
+        </w:rPr>
+        <w:t>- [실험 해석과 제한](https://github.com/Rowoon-Lee5/metric_studio_by_moon/blob/main/results/meta_structure_report.json): 모델 수가 아니라 데이터 독립성을 문제로 본 이유</w:t>
       </w:r>
     </w:p>
     <w:p>
@@ -4495,70 +4363,6 @@
     </w:p>
     <w:p>
       <w:pPr>
-        <w:pStyle w:val="Heading2"/>
-      </w:pPr>
-      <w:r>
-        <w:t>재현 자료</w:t>
-      </w:r>
-    </w:p>
-    <w:p>
-      <w:pPr>
-        <w:pStyle w:val="ListBullet"/>
-        <w:spacing w:after="80"/>
-      </w:pPr>
-      <w:r>
-        <w:rPr>
-          <w:rFonts w:ascii="Malgun Gothic" w:hAnsi="Malgun Gothic" w:eastAsia="Malgun Gothic"/>
-          <w:color w:val="373737"/>
-          <w:sz w:val="19"/>
-        </w:rPr>
-        <w:t>실패 공분산 실험 코드: https://github.com/Rowoon-Lee5/metric_studio_by_moon/blob/main/experiments/meta_structure_research.py</w:t>
-      </w:r>
-    </w:p>
-    <w:p>
-      <w:pPr>
-        <w:pStyle w:val="ListBullet"/>
-        <w:spacing w:after="80"/>
-      </w:pPr>
-      <w:r>
-        <w:rPr>
-          <w:rFonts w:ascii="Malgun Gothic" w:hAnsi="Malgun Gothic" w:eastAsia="Malgun Gothic"/>
-          <w:color w:val="373737"/>
-          <w:sz w:val="19"/>
-        </w:rPr>
-        <w:t>실패 상태별 결과: https://github.com/Rowoon-Lee5/metric_studio_by_moon/blob/main/results/model_failure_state_summary.csv</w:t>
-      </w:r>
-    </w:p>
-    <w:p>
-      <w:pPr>
-        <w:pStyle w:val="ListBullet"/>
-        <w:spacing w:after="80"/>
-      </w:pPr>
-      <w:r>
-        <w:rPr>
-          <w:rFonts w:ascii="Malgun Gothic" w:hAnsi="Malgun Gothic" w:eastAsia="Malgun Gothic"/>
-          <w:color w:val="373737"/>
-          <w:sz w:val="19"/>
-        </w:rPr>
-        <w:t>메타 구조 실험 보고서: https://github.com/Rowoon-Lee5/metric_studio_by_moon/blob/main/results/meta_structure_report.json</w:t>
-      </w:r>
-    </w:p>
-    <w:p>
-      <w:pPr>
-        <w:pStyle w:val="ListBullet"/>
-        <w:spacing w:after="80"/>
-      </w:pPr>
-      <w:r>
-        <w:rPr>
-          <w:rFonts w:ascii="Malgun Gothic" w:hAnsi="Malgun Gothic" w:eastAsia="Malgun Gothic"/>
-          <w:color w:val="373737"/>
-          <w:sz w:val="19"/>
-        </w:rPr>
-        <w:t>시간 분할 실패 상태 결과: https://github.com/Rowoon-Lee5/metric_studio_by_moon/blob/main/results/failure_coherence_time_split.csv</w:t>
-      </w:r>
-    </w:p>
-    <w:p>
-      <w:pPr>
         <w:spacing w:after="160" w:line="320" w:lineRule="auto"/>
       </w:pPr>
       <w:r>
@@ -4566,7 +4370,43 @@
           <w:rFonts w:ascii="Malgun Gothic" w:hAnsi="Malgun Gothic" w:eastAsia="Malgun Gothic"/>
           <w:sz w:val="22"/>
         </w:rPr>
-        <w:t>이 글은 투자 권유가 아니다. 작은 표본의 패턴을 매매 규칙으로 착각하지 않기 위한 연구 기록이다.</w:t>
+        <w:t>### GitHub에서 확인할 수 있는 것</w:t>
+      </w:r>
+    </w:p>
+    <w:p>
+      <w:pPr>
+        <w:spacing w:after="160" w:line="320" w:lineRule="auto"/>
+      </w:pPr>
+      <w:r>
+        <w:rPr>
+          <w:rFonts w:ascii="Malgun Gothic" w:hAnsi="Malgun Gothic" w:eastAsia="Malgun Gothic"/>
+          <w:sz w:val="22"/>
+        </w:rPr>
+        <w:t>- [공동 실패 상태를 만드는 코드](https://github.com/Rowoon-Lee5/metric_studio_by_moon/blob/main/experiments/meta_structure_research.py): 네 신호의 동시 부진을 상태 변수로 바꾼 방법</w:t>
+      </w:r>
+    </w:p>
+    <w:p>
+      <w:pPr>
+        <w:spacing w:after="160" w:line="320" w:lineRule="auto"/>
+      </w:pPr>
+      <w:r>
+        <w:rPr>
+          <w:rFonts w:ascii="Malgun Gothic" w:hAnsi="Malgun Gothic" w:eastAsia="Malgun Gothic"/>
+          <w:sz w:val="22"/>
+        </w:rPr>
+        <w:t>- [실패 개수별 다음 달 시장수익률](https://github.com/Rowoon-Lee5/metric_studio_by_moon/blob/main/results/model_failure_state_summary.csv): 본문의 상태별 관측 수와 평균수익률 원자료</w:t>
+      </w:r>
+    </w:p>
+    <w:p>
+      <w:pPr>
+        <w:spacing w:after="160" w:line="320" w:lineRule="auto"/>
+      </w:pPr>
+      <w:r>
+        <w:rPr>
+          <w:rFonts w:ascii="Malgun Gothic" w:hAnsi="Malgun Gothic" w:eastAsia="Malgun Gothic"/>
+          <w:sz w:val="22"/>
+        </w:rPr>
+        <w:t>- [기간을 나눈 뒤의 검증 결과](https://github.com/Rowoon-Lee5/metric_studio_by_moon/blob/main/results/failure_coherence_time_split.csv): 2014년 전후에도 방향이 유지되는지 확인한 결과</w:t>
       </w:r>
     </w:p>
     <w:p>

--- a/최종_게시_패키지/01_블로그용_Word/문병로_교수의_메트릭_스튜디오_02_00부터_04_블로그_게시용.docx
+++ b/최종_게시_패키지/01_블로그용_Word/문병로_교수의_메트릭_스튜디오_02_00부터_04_블로그_게시용.docx
@@ -78,60 +78,50 @@
         <w:t>책은 유동성 유니버스를 넓힐수록 이론 수익률이 높아질 수 있지만, 저유동성 종목이 늘어나면 슬리피지가 이를 잠식한다고 말한다. 인기주와 비인기주의 성과, 모멘텀과 반전의 엇갈린 결과도 함께 제시한다. 처음에는 서로 다른 주제의 흥미로운 결론처럼 읽혔다.</w:t>
       </w:r>
     </w:p>
+    <w:tbl>
+      <w:tblPr>
+        <w:tblW w:type="auto" w:w="0"/>
+        <w:jc w:val="center"/>
+        <w:tblLayout w:type="fixed"/>
+        <w:tblLook w:firstColumn="1" w:firstRow="1" w:lastColumn="0" w:lastRow="0" w:noHBand="0" w:noVBand="1" w:val="04A0"/>
+      </w:tblPr>
+      <w:tblGrid>
+        <w:gridCol w:w="9360"/>
+      </w:tblGrid>
+      <w:tr>
+        <w:tc>
+          <w:tcPr>
+            <w:tcW w:type="dxa" w:w="9072"/>
+            <w:shd w:fill="F4F6F9"/>
+            <w:tcMar>
+              <w:top w:w="110" w:type="dxa"/>
+              <w:start w:w="180" w:type="dxa"/>
+              <w:bottom w:w="110" w:type="dxa"/>
+              <w:end w:w="180" w:type="dxa"/>
+            </w:tcMar>
+            <w:vAlign w:val="center"/>
+          </w:tcPr>
+          <w:p>
+            <w:pPr>
+              <w:spacing w:after="0" w:line="288" w:lineRule="auto"/>
+            </w:pPr>
+            <w:r>
+              <w:rPr>
+                <w:rFonts w:ascii="Malgun Gothic" w:hAnsi="Malgun Gothic" w:eastAsia="Malgun Gothic"/>
+                <w:b/>
+                <w:color w:val="1F3A5F"/>
+                <w:sz w:val="21"/>
+              </w:rPr>
+              <w:t>“유동성 제한이 수익률에 미치는 영향은 포트폴리오와 그 운영 전략에 따라 다르므로 불변의 법칙은 없다.”</w:t>
+            </w:r>
+          </w:p>
+        </w:tc>
+      </w:tr>
+    </w:tbl>
     <w:p>
       <w:pPr>
-        <w:keepNext/>
-        <w:spacing w:before="120" w:after="60"/>
-        <w:jc w:val="center"/>
-      </w:pPr>
-      <w:r>
-        <w:drawing>
-          <wp:inline xmlns:a="http://schemas.openxmlformats.org/drawingml/2006/main" xmlns:pic="http://schemas.openxmlformats.org/drawingml/2006/picture">
-            <wp:extent cx="5577840" cy="2417064"/>
-            <wp:docPr id="1" name="Picture 1"/>
-            <wp:cNvGraphicFramePr>
-              <a:graphicFrameLocks noChangeAspect="1"/>
-            </wp:cNvGraphicFramePr>
-            <a:graphic>
-              <a:graphicData uri="http://schemas.openxmlformats.org/drawingml/2006/picture">
-                <pic:pic>
-                  <pic:nvPicPr>
-                    <pic:cNvPr id="0" name="09_book_excerpt_liquidity.png"/>
-                    <pic:cNvPicPr/>
-                  </pic:nvPicPr>
-                  <pic:blipFill>
-                    <a:blip r:embed="rId9"/>
-                    <a:stretch>
-                      <a:fillRect/>
-                    </a:stretch>
-                  </pic:blipFill>
-                  <pic:spPr>
-                    <a:xfrm>
-                      <a:off x="0" y="0"/>
-                      <a:ext cx="5577840" cy="2417064"/>
-                    </a:xfrm>
-                    <a:prstGeom prst="rect"/>
-                  </pic:spPr>
-                </pic:pic>
-              </a:graphicData>
-            </a:graphic>
-          </wp:inline>
-        </w:drawing>
-      </w:r>
-    </w:p>
-    <w:p>
-      <w:pPr>
-        <w:pStyle w:val="FigureCaption"/>
-        <w:jc w:val="center"/>
-      </w:pPr>
-      <w:r>
-        <w:rPr>
-          <w:rFonts w:ascii="Malgun Gothic" w:hAnsi="Malgun Gothic" w:eastAsia="Malgun Gothic"/>
-          <w:color w:val="595959"/>
-          <w:sz w:val="18"/>
-        </w:rPr>
-        <w:t>책 2장 발췌 - 유동성 유니버스와 슬리피지</w:t>
-      </w:r>
+        <w:spacing w:after="0"/>
+      </w:pPr>
     </w:p>
     <w:p>
       <w:pPr>
@@ -198,6 +188,30 @@
           <w:rFonts w:ascii="Malgun Gothic" w:hAnsi="Malgun Gothic" w:eastAsia="Malgun Gothic"/>
           <w:sz w:val="22"/>
         </w:rPr>
+        <w:t>2장에서 흥미로웠던 것은 정답보다 관찰의 기준이었다. 책은 상승장이었던 기간에도 아무 종목이나 샀을 때 일주일 뒤 수익이 났을 확률이 50%보다 낮았다는 예를 든다. 상승장이라는 사후 이름과 매주 투자자가 겪는 경험은 같지 않을 수 있다는 뜻이다. 나는 백테스트의 연평균 수익률도 같은 방식으로 읽어야 한다고 생각했다. 긴 기간의 평균이 좋아도, 그 결과가 몇 번의 극단적 사건에 기대고 있거나 실제로는 체결하기 어려운 종목에서 나왔다면 투자자가 경험할 전략은 달라진다.</w:t>
+      </w:r>
+    </w:p>
+    <w:p>
+      <w:pPr>
+        <w:spacing w:after="160" w:line="320" w:lineRule="auto"/>
+      </w:pPr>
+      <w:r>
+        <w:rPr>
+          <w:rFonts w:ascii="Malgun Gothic" w:hAnsi="Malgun Gothic" w:eastAsia="Malgun Gothic"/>
+          <w:sz w:val="22"/>
+        </w:rPr>
+        <w:t>주가를 보고도 같은 오류를 범하기 쉽다. “얼마까지 올랐는가”라는 질문은 가격만 보고, “얼마의 자본이 그 가격을 만들었는가”라는 질문은 시가총액과 거래대금을 본다. 나는 이 차이를 유동성 실험에도 그대로 적용했다. 유동성 상위 80%라는 숫자만 보면 종목 집합의 크기만 보인다. 하지만 그 안에서 몇 종목을 들고, 얼마를 주문하며, 주문이 거래대금의 몇 퍼센트를 차지하는지까지 보면 완전히 다른 문제가 된다.</w:t>
+      </w:r>
+    </w:p>
+    <w:p>
+      <w:pPr>
+        <w:spacing w:after="160" w:line="320" w:lineRule="auto"/>
+      </w:pPr>
+      <w:r>
+        <w:rPr>
+          <w:rFonts w:ascii="Malgun Gothic" w:hAnsi="Malgun Gothic" w:eastAsia="Malgun Gothic"/>
+          <w:sz w:val="22"/>
+        </w:rPr>
         <w:t>## 1. 유동성 상위 80%가 좋다는 말은 누구에게 유효한가</w:t>
       </w:r>
     </w:p>
@@ -502,60 +516,50 @@
         <w:t>『문병로 교수의 메트릭 스튜디오』 2장에서 유동성 유니버스를 넓혀 가는 실험을 읽다가 이 문장에서 멈췄다. 책에서는 유동성 상위 80% 부근까지 연평균 수익률이 개선되지만, 그보다 넓은 유니버스에서는 수익률 개선이 멈춘다고 설명한다. 저유동성 종목의 높은 이론 수익률이 거래비용 앞에서는 무의미해질 수 있다는 뜻이다.</w:t>
       </w:r>
     </w:p>
+    <w:tbl>
+      <w:tblPr>
+        <w:tblW w:type="auto" w:w="0"/>
+        <w:jc w:val="center"/>
+        <w:tblLayout w:type="fixed"/>
+        <w:tblLook w:firstColumn="1" w:firstRow="1" w:lastColumn="0" w:lastRow="0" w:noHBand="0" w:noVBand="1" w:val="04A0"/>
+      </w:tblPr>
+      <w:tblGrid>
+        <w:gridCol w:w="9360"/>
+      </w:tblGrid>
+      <w:tr>
+        <w:tc>
+          <w:tcPr>
+            <w:tcW w:type="dxa" w:w="9072"/>
+            <w:shd w:fill="F4F6F9"/>
+            <w:tcMar>
+              <w:top w:w="110" w:type="dxa"/>
+              <w:start w:w="180" w:type="dxa"/>
+              <w:bottom w:w="110" w:type="dxa"/>
+              <w:end w:w="180" w:type="dxa"/>
+            </w:tcMar>
+            <w:vAlign w:val="center"/>
+          </w:tcPr>
+          <w:p>
+            <w:pPr>
+              <w:spacing w:after="0" w:line="288" w:lineRule="auto"/>
+            </w:pPr>
+            <w:r>
+              <w:rPr>
+                <w:rFonts w:ascii="Malgun Gothic" w:hAnsi="Malgun Gothic" w:eastAsia="Malgun Gothic"/>
+                <w:b/>
+                <w:color w:val="1F3A5F"/>
+                <w:sz w:val="21"/>
+              </w:rPr>
+              <w:t>“유동성이 큰 종목에 지나치게 집착하면 수익률을 많이 손해 본다. 그렇다고 이론 수익률에만 집착하면 슬리피지로 인한 손실이 더 커질 수 있다.”</w:t>
+            </w:r>
+          </w:p>
+        </w:tc>
+      </w:tr>
+    </w:tbl>
     <w:p>
       <w:pPr>
-        <w:keepNext/>
-        <w:spacing w:before="120" w:after="60"/>
-        <w:jc w:val="center"/>
-      </w:pPr>
-      <w:r>
-        <w:drawing>
-          <wp:inline xmlns:a="http://schemas.openxmlformats.org/drawingml/2006/main" xmlns:pic="http://schemas.openxmlformats.org/drawingml/2006/picture">
-            <wp:extent cx="5577840" cy="2417064"/>
-            <wp:docPr id="2" name="Picture 2"/>
-            <wp:cNvGraphicFramePr>
-              <a:graphicFrameLocks noChangeAspect="1"/>
-            </wp:cNvGraphicFramePr>
-            <a:graphic>
-              <a:graphicData uri="http://schemas.openxmlformats.org/drawingml/2006/picture">
-                <pic:pic>
-                  <pic:nvPicPr>
-                    <pic:cNvPr id="0" name="09_book_excerpt_liquidity.png"/>
-                    <pic:cNvPicPr/>
-                  </pic:nvPicPr>
-                  <pic:blipFill>
-                    <a:blip r:embed="rId9"/>
-                    <a:stretch>
-                      <a:fillRect/>
-                    </a:stretch>
-                  </pic:blipFill>
-                  <pic:spPr>
-                    <a:xfrm>
-                      <a:off x="0" y="0"/>
-                      <a:ext cx="5577840" cy="2417064"/>
-                    </a:xfrm>
-                    <a:prstGeom prst="rect"/>
-                  </pic:spPr>
-                </pic:pic>
-              </a:graphicData>
-            </a:graphic>
-          </wp:inline>
-        </w:drawing>
-      </w:r>
-    </w:p>
-    <w:p>
-      <w:pPr>
-        <w:pStyle w:val="FigureCaption"/>
-        <w:jc w:val="center"/>
-      </w:pPr>
-      <w:r>
-        <w:rPr>
-          <w:rFonts w:ascii="Malgun Gothic" w:hAnsi="Malgun Gothic" w:eastAsia="Malgun Gothic"/>
-          <w:color w:val="595959"/>
-          <w:sz w:val="18"/>
-        </w:rPr>
-        <w:t>책 2장 발췌 - 유동성 유니버스와 슬리피지</w:t>
-      </w:r>
+        <w:spacing w:after="0"/>
+      </w:pPr>
     </w:p>
     <w:p>
       <w:pPr>
@@ -567,6 +571,30 @@
           <w:sz w:val="22"/>
         </w:rPr>
         <w:t>처음에는 이 숫자를 전략의 조건으로 적어 두고 싶었다. 유동성 상위 80%를 사용하면 되겠다고 말이다. 그런데 같은 전략을 1억 원으로 운용하는 사람과 100억 원으로 운용하는 사람이 정말 같은 기준을 공유해야 하는지는 설명되지 않는다. 수익률이 높은 종목군과 내가 실제로 살 수 있는 종목군도 같지 않을 수 있다.</w:t>
+      </w:r>
+    </w:p>
+    <w:p>
+      <w:pPr>
+        <w:spacing w:after="160" w:line="320" w:lineRule="auto"/>
+      </w:pPr>
+      <w:r>
+        <w:rPr>
+          <w:rFonts w:ascii="Malgun Gothic" w:hAnsi="Malgun Gothic" w:eastAsia="Malgun Gothic"/>
+          <w:sz w:val="22"/>
+        </w:rPr>
+        <w:t>책은 같은 실험에서 유동성 상위 80%까지 넓혔을 때 연평균 수익률이 66.16%였고, 상위 50%로 제한하면 49.88%였다고 적는다. 숫자만 보면 80%가 답처럼 보인다. 하지만 그 차이 16.28%p에는 저유동성 종목을 더 담았을 때만 얻을 수 있는 이론 수익과, 실제 주문이 그 종목의 가격을 밀어 버릴 때 잃는 비용이 함께 들어 있다. 나는 이 차이를 ‘수익률의 차이’가 아니라 ‘실행 가능한 수익률과 실행 불가능한 수익률의 차이’로 읽었다.</w:t>
+      </w:r>
+    </w:p>
+    <w:p>
+      <w:pPr>
+        <w:spacing w:after="160" w:line="320" w:lineRule="auto"/>
+      </w:pPr>
+      <w:r>
+        <w:rPr>
+          <w:rFonts w:ascii="Malgun Gothic" w:hAnsi="Malgun Gothic" w:eastAsia="Malgun Gothic"/>
+          <w:sz w:val="22"/>
+        </w:rPr>
+        <w:t>소형주 연구가 늘 불편한 이유도 여기에 있다. 소형주는 장기 평균 수익률에서 매력적으로 보이지만, 작은 시가총액과 낮은 거래대금은 그 보상을 전부 가져가기 어렵게 만든다. 소형주가 유리하다는 문장과 소형주를 실제로 많이 살 수 있다는 문장은 같은 말이 아니다. 1편에서 소형주 결과를 따로 의심한 이유도, 수익률이 크다는 사실보다 그 수익률을 누가 얼마만큼 가져갈 수 있는지가 더 중요했기 때문이다.</w:t>
       </w:r>
     </w:p>
     <w:p>
@@ -1007,7 +1035,7 @@
         <w:drawing>
           <wp:inline xmlns:a="http://schemas.openxmlformats.org/drawingml/2006/main" xmlns:pic="http://schemas.openxmlformats.org/drawingml/2006/picture">
             <wp:extent cx="5577840" cy="3346704"/>
-            <wp:docPr id="3" name="Picture 3"/>
+            <wp:docPr id="1" name="Picture 1"/>
             <wp:cNvGraphicFramePr>
               <a:graphicFrameLocks noChangeAspect="1"/>
             </wp:cNvGraphicFramePr>
@@ -1019,7 +1047,7 @@
                     <pic:cNvPicPr/>
                   </pic:nvPicPr>
                   <pic:blipFill>
-                    <a:blip r:embed="rId10"/>
+                    <a:blip r:embed="rId9"/>
                     <a:stretch>
                       <a:fillRect/>
                     </a:stretch>
@@ -1122,7 +1150,7 @@
         <w:drawing>
           <wp:inline xmlns:a="http://schemas.openxmlformats.org/drawingml/2006/main" xmlns:pic="http://schemas.openxmlformats.org/drawingml/2006/picture">
             <wp:extent cx="5577840" cy="2602992"/>
-            <wp:docPr id="4" name="Picture 4"/>
+            <wp:docPr id="2" name="Picture 2"/>
             <wp:cNvGraphicFramePr>
               <a:graphicFrameLocks noChangeAspect="1"/>
             </wp:cNvGraphicFramePr>
@@ -1134,7 +1162,7 @@
                     <pic:cNvPicPr/>
                   </pic:nvPicPr>
                   <pic:blipFill>
-                    <a:blip r:embed="rId11"/>
+                    <a:blip r:embed="rId10"/>
                     <a:stretch>
                       <a:fillRect/>
                     </a:stretch>
@@ -1484,7 +1512,7 @@
         <w:drawing>
           <wp:inline xmlns:a="http://schemas.openxmlformats.org/drawingml/2006/main" xmlns:pic="http://schemas.openxmlformats.org/drawingml/2006/picture">
             <wp:extent cx="5577840" cy="2602992"/>
-            <wp:docPr id="5" name="Picture 5"/>
+            <wp:docPr id="3" name="Picture 3"/>
             <wp:cNvGraphicFramePr>
               <a:graphicFrameLocks noChangeAspect="1"/>
             </wp:cNvGraphicFramePr>
@@ -1496,7 +1524,7 @@
                     <pic:cNvPicPr/>
                   </pic:nvPicPr>
                   <pic:blipFill>
-                    <a:blip r:embed="rId12"/>
+                    <a:blip r:embed="rId11"/>
                     <a:stretch>
                       <a:fillRect/>
                     </a:stretch>
@@ -1746,62 +1774,66 @@
     </w:p>
     <w:p>
       <w:pPr>
-        <w:spacing w:after="160" w:line="320" w:lineRule="auto"/>
+        <w:pStyle w:val="Heading2"/>
+      </w:pPr>
+      <w:r>
+        <w:t>GitHub에서 확인할 수 있는 것</w:t>
+      </w:r>
+    </w:p>
+    <w:p>
+      <w:pPr>
+        <w:pStyle w:val="ListBullet"/>
+        <w:spacing w:after="80"/>
       </w:pPr>
       <w:r>
         <w:rPr>
           <w:rFonts w:ascii="Malgun Gothic" w:hAnsi="Malgun Gothic" w:eastAsia="Malgun Gothic"/>
-          <w:sz w:val="22"/>
+          <w:color w:val="373737"/>
+          <w:sz w:val="19"/>
         </w:rPr>
-        <w:t>### GitHub에서 확인할 수 있는 것</w:t>
+        <w:t>실험 설계와 체결 모형: https://github.com/Rowoon-Lee5/metric_studio_by_moon/blob/main/experiments/alpha_topology.py</w:t>
       </w:r>
     </w:p>
     <w:p>
       <w:pPr>
-        <w:spacing w:after="160" w:line="320" w:lineRule="auto"/>
+        <w:pStyle w:val="ListBullet"/>
+        <w:spacing w:after="80"/>
       </w:pPr>
       <w:r>
         <w:rPr>
           <w:rFonts w:ascii="Malgun Gothic" w:hAnsi="Malgun Gothic" w:eastAsia="Malgun Gothic"/>
-          <w:sz w:val="22"/>
+          <w:color w:val="373737"/>
+          <w:sz w:val="19"/>
         </w:rPr>
-        <w:t>- [실험 설계와 체결 모형](https://github.com/Rowoon-Lee5/metric_studio_by_moon/blob/main/experiments/alpha_topology.py): 1,728개 조합과 체결률·시장충격 비용을 계산한 코드</w:t>
+        <w:t>전체 전략 성과표: https://github.com/Rowoon-Lee5/metric_studio_by_moon/blob/main/results/alpha_topology_nodes.csv</w:t>
       </w:r>
     </w:p>
     <w:p>
       <w:pPr>
-        <w:spacing w:after="160" w:line="320" w:lineRule="auto"/>
+        <w:pStyle w:val="ListBullet"/>
+        <w:spacing w:after="80"/>
       </w:pPr>
       <w:r>
         <w:rPr>
           <w:rFonts w:ascii="Malgun Gothic" w:hAnsi="Malgun Gothic" w:eastAsia="Malgun Gothic"/>
-          <w:sz w:val="22"/>
+          <w:color w:val="373737"/>
+          <w:sz w:val="19"/>
         </w:rPr>
-        <w:t>- [전체 전략 성과표](https://github.com/Rowoon-Lee5/metric_studio_by_moon/blob/main/results/alpha_topology_nodes.csv): 각 조합의 CAGR, MDD, t-통계량, 평균 체결률</w:t>
+        <w:t>다중검정 보정 결과: https://github.com/Rowoon-Lee5/metric_studio_by_moon/blob/main/results/reality_check_report.json</w:t>
       </w:r>
     </w:p>
     <w:p>
       <w:pPr>
-        <w:spacing w:after="160" w:line="320" w:lineRule="auto"/>
+        <w:pStyle w:val="ListBullet"/>
+        <w:spacing w:after="80"/>
       </w:pPr>
       <w:r>
         <w:rPr>
           <w:rFonts w:ascii="Malgun Gothic" w:hAnsi="Malgun Gothic" w:eastAsia="Malgun Gothic"/>
-          <w:sz w:val="22"/>
+          <w:color w:val="373737"/>
+          <w:sz w:val="19"/>
         </w:rPr>
-        <w:t>- [다중검정 보정 결과](https://github.com/Rowoon-Lee5/metric_studio_by_moon/blob/main/results/reality_check_report.json): 많은 조합 중 우연히 높은 전략을 골랐을 가능성을 점검한 결과</w:t>
-      </w:r>
-    </w:p>
-    <w:p>
-      <w:pPr>
-        <w:spacing w:after="160" w:line="320" w:lineRule="auto"/>
-      </w:pPr>
-      <w:r>
-        <w:rPr>
-          <w:rFonts w:ascii="Malgun Gothic" w:hAnsi="Malgun Gothic" w:eastAsia="Malgun Gothic"/>
-          <w:sz w:val="22"/>
-        </w:rPr>
-        <w:t>- [종료사건·비용·실행 감사](https://github.com/Rowoon-Lee5/metric_studio_by_moon/blob/main/results/closure_audits_report.json): 이 글에서 아직 결론으로 말할 수 없는 부분을 정리한 감사 기록</w:t>
+        <w:t>종료사건·비용·실행 감사: https://github.com/Rowoon-Lee5/metric_studio_by_moon/blob/main/results/closure_audits_report.json</w:t>
       </w:r>
     </w:p>
     <w:p>
@@ -1853,60 +1885,50 @@
         <w:t>내 프로젝트에서 거래회전율은 가장 편리한 변수였다. 가격과 거래량만 있으면 바로 계산할 수 있고, 높은 회전율을 가진 종목을 ‘사람들이 많이 보는 종목’이라고 부르기도 쉬웠다. 그러나 편리하게 계산된 변수와 실제로 측정하려는 행동이 같다는 보장은 없다. 이번에는 그 간격을 그냥 해석으로 메우지 않기로 했다.</w:t>
       </w:r>
     </w:p>
+    <w:tbl>
+      <w:tblPr>
+        <w:tblW w:type="auto" w:w="0"/>
+        <w:jc w:val="center"/>
+        <w:tblLayout w:type="fixed"/>
+        <w:tblLook w:firstColumn="1" w:firstRow="1" w:lastColumn="0" w:lastRow="0" w:noHBand="0" w:noVBand="1" w:val="04A0"/>
+      </w:tblPr>
+      <w:tblGrid>
+        <w:gridCol w:w="9360"/>
+      </w:tblGrid>
+      <w:tr>
+        <w:tc>
+          <w:tcPr>
+            <w:tcW w:type="dxa" w:w="9072"/>
+            <w:shd w:fill="F4F6F9"/>
+            <w:tcMar>
+              <w:top w:w="110" w:type="dxa"/>
+              <w:start w:w="180" w:type="dxa"/>
+              <w:bottom w:w="110" w:type="dxa"/>
+              <w:end w:w="180" w:type="dxa"/>
+            </w:tcMar>
+            <w:vAlign w:val="center"/>
+          </w:tcPr>
+          <w:p>
+            <w:pPr>
+              <w:spacing w:after="0" w:line="288" w:lineRule="auto"/>
+            </w:pPr>
+            <w:r>
+              <w:rPr>
+                <w:rFonts w:ascii="Malgun Gothic" w:hAnsi="Malgun Gothic" w:eastAsia="Malgun Gothic"/>
+                <w:b/>
+                <w:color w:val="1F3A5F"/>
+                <w:sz w:val="21"/>
+              </w:rPr>
+              <w:t>“다른 특별한 이유 없이 인기가 있다는 것만으로 종목을 선택하는 것은 확률적으로 틀린 선택일 수 있다.”</w:t>
+            </w:r>
+          </w:p>
+        </w:tc>
+      </w:tr>
+    </w:tbl>
     <w:p>
       <w:pPr>
-        <w:keepNext/>
-        <w:spacing w:before="120" w:after="60"/>
-        <w:jc w:val="center"/>
-      </w:pPr>
-      <w:r>
-        <w:drawing>
-          <wp:inline xmlns:a="http://schemas.openxmlformats.org/drawingml/2006/main" xmlns:pic="http://schemas.openxmlformats.org/drawingml/2006/picture">
-            <wp:extent cx="5577840" cy="2417064"/>
-            <wp:docPr id="6" name="Picture 6"/>
-            <wp:cNvGraphicFramePr>
-              <a:graphicFrameLocks noChangeAspect="1"/>
-            </wp:cNvGraphicFramePr>
-            <a:graphic>
-              <a:graphicData uri="http://schemas.openxmlformats.org/drawingml/2006/picture">
-                <pic:pic>
-                  <pic:nvPicPr>
-                    <pic:cNvPr id="0" name="06_book_excerpt_popularity.png"/>
-                    <pic:cNvPicPr/>
-                  </pic:nvPicPr>
-                  <pic:blipFill>
-                    <a:blip r:embed="rId13"/>
-                    <a:stretch>
-                      <a:fillRect/>
-                    </a:stretch>
-                  </pic:blipFill>
-                  <pic:spPr>
-                    <a:xfrm>
-                      <a:off x="0" y="0"/>
-                      <a:ext cx="5577840" cy="2417064"/>
-                    </a:xfrm>
-                    <a:prstGeom prst="rect"/>
-                  </pic:spPr>
-                </pic:pic>
-              </a:graphicData>
-            </a:graphic>
-          </wp:inline>
-        </w:drawing>
-      </w:r>
-    </w:p>
-    <w:p>
-      <w:pPr>
-        <w:pStyle w:val="FigureCaption"/>
-        <w:jc w:val="center"/>
-      </w:pPr>
-      <w:r>
-        <w:rPr>
-          <w:rFonts w:ascii="Malgun Gothic" w:hAnsi="Malgun Gothic" w:eastAsia="Malgun Gothic"/>
-          <w:color w:val="595959"/>
-          <w:sz w:val="18"/>
-        </w:rPr>
-        <w:t>책 2장 발췌 - 관심과 인기주의</w:t>
-      </w:r>
+        <w:spacing w:after="0"/>
+      </w:pPr>
     </w:p>
     <w:p>
       <w:pPr>
@@ -1930,6 +1952,54 @@
           <w:sz w:val="22"/>
         </w:rPr>
         <w:t>하지만 거래회전율은 관심이 아니다. 기관의 리밸런싱, 유동성 공급, 대량 매매, 공매도, 시장 충격도 거래를 늘린다. 하나의 숫자가 여러 행동의 결과라면, 그 숫자에 심리라는 이름을 붙이는 순간 분석은 설명이 아니라 서사가 된다.</w:t>
+      </w:r>
+    </w:p>
+    <w:p>
+      <w:pPr>
+        <w:spacing w:after="160" w:line="320" w:lineRule="auto"/>
+      </w:pPr>
+      <w:r>
+        <w:rPr>
+          <w:rFonts w:ascii="Malgun Gothic" w:hAnsi="Malgun Gothic" w:eastAsia="Malgun Gothic"/>
+          <w:sz w:val="22"/>
+        </w:rPr>
+        <w:t>책이 인기주의 예후를 말할 때도 핵심은 ‘사람들이 많이 보는 종목은 나쁘다’는 도덕적 결론이 아니다. 제레미 그랜덤이 말한 경력 위험은 성장주를 고르는 일이 틀려도 설명하기 쉽고, 덜 인기 있는 종목을 고르는 일은 맞아도 오래 설명해야 한다는 비대칭을 가리킨다. 인기라는 말 속에는 뉴스 노출, 투자자의 기대, 기관의 책임 회피, 자금 유입이 한꺼번에 들어 있다. 나는 거래회전율 하나로 이 모든 것을 측정할 수 있다고 생각했다.</w:t>
+      </w:r>
+    </w:p>
+    <w:p>
+      <w:pPr>
+        <w:spacing w:after="160" w:line="320" w:lineRule="auto"/>
+      </w:pPr>
+      <w:r>
+        <w:rPr>
+          <w:rFonts w:ascii="Malgun Gothic" w:hAnsi="Malgun Gothic" w:eastAsia="Malgun Gothic"/>
+          <w:sz w:val="22"/>
+        </w:rPr>
+        <w:t>그래서 회전율 하위 10%를 제외한 뒤 회전율 상위 종목을 관심주라고 부르는 방식이 특히 위험했다. 앞에서는 거래하기 어려운 종목을 제외하는 유동성 필터로 쓰고, 뒤에서는 투자자의 심리를 설명하는 변수로 썼다. 같은 변수를 앞에서는 실행 제약으로, 뒤에서는 행동경제학적 원인으로 쓴 셈이다. 이 둘을 분리하지 않으면 결과가 나왔을 때 무엇이 원인인지 알 수 없다.</w:t>
+      </w:r>
+    </w:p>
+    <w:p>
+      <w:pPr>
+        <w:spacing w:after="160" w:line="320" w:lineRule="auto"/>
+      </w:pPr>
+      <w:r>
+        <w:rPr>
+          <w:rFonts w:ascii="Malgun Gothic" w:hAnsi="Malgun Gothic" w:eastAsia="Malgun Gothic"/>
+          <w:sz w:val="22"/>
+        </w:rPr>
+        <w:t>거래회전율의 분모도 이 문제를 더 복잡하게 만든다. 같은 거래량이라도 상장주식 수가 많은 기업과 적은 기업의 회전율은 달라진다. 실제 시장에서 거래되는 유통물량, 최대주주의 장기 보유, 증자와 감자 같은 자본 변화까지 생각하면 회전율은 단순히 ‘얼마나 활발히 거래됐는가’라고 부르기 어려운 비율이 된다. 내가 사용한 회전율은 관측 가능한 거래량과 주식 수로 계산한 값일 뿐, 투자자가 주목한 정도를 직접 측정한 값이 아니다.</w:t>
+      </w:r>
+    </w:p>
+    <w:p>
+      <w:pPr>
+        <w:spacing w:after="160" w:line="320" w:lineRule="auto"/>
+      </w:pPr>
+      <w:r>
+        <w:rPr>
+          <w:rFonts w:ascii="Malgun Gothic" w:hAnsi="Malgun Gothic" w:eastAsia="Malgun Gothic"/>
+          <w:sz w:val="22"/>
+        </w:rPr>
+        <w:t>뉴스량을 붙인 뒤에도 같은 경계를 유지했다. 기사 수가 많다고 해서 독자가 그 기사를 읽었다는 뜻은 아니다. 같은 제목을 반복 송출한 기사와 기업의 실질적인 정보 환경은 다르다. 뉴스 패널이 덮는 종목도 시장 전체의 무작위 표본이 아니다. 그래서 뉴스량을 ‘진짜 관심’, 회전율을 ‘가짜 관심’이라고 두고 승자를 고르지 않았다. 서로 다른 방식으로 관측한 두 변수가 실제로 같은 종목을 가리키는지부터 확인했다.</w:t>
       </w:r>
     </w:p>
     <w:p>
@@ -2307,7 +2377,7 @@
         <w:drawing>
           <wp:inline xmlns:a="http://schemas.openxmlformats.org/drawingml/2006/main" xmlns:pic="http://schemas.openxmlformats.org/drawingml/2006/picture">
             <wp:extent cx="5577840" cy="2881884"/>
-            <wp:docPr id="7" name="Picture 7"/>
+            <wp:docPr id="4" name="Picture 4"/>
             <wp:cNvGraphicFramePr>
               <a:graphicFrameLocks noChangeAspect="1"/>
             </wp:cNvGraphicFramePr>
@@ -2319,7 +2389,7 @@
                     <pic:cNvPicPr/>
                   </pic:nvPicPr>
                   <pic:blipFill>
-                    <a:blip r:embed="rId14"/>
+                    <a:blip r:embed="rId12"/>
                     <a:stretch>
                       <a:fillRect/>
                     </a:stretch>
@@ -2474,6 +2544,70 @@
     </w:p>
     <w:p>
       <w:pPr>
+        <w:pStyle w:val="Heading2"/>
+      </w:pPr>
+      <w:r>
+        <w:t>GitHub에서 확인할 수 있는 것</w:t>
+      </w:r>
+    </w:p>
+    <w:p>
+      <w:pPr>
+        <w:pStyle w:val="ListBullet"/>
+        <w:spacing w:after="80"/>
+      </w:pPr>
+      <w:r>
+        <w:rPr>
+          <w:rFonts w:ascii="Malgun Gothic" w:hAnsi="Malgun Gothic" w:eastAsia="Malgun Gothic"/>
+          <w:color w:val="373737"/>
+          <w:sz w:val="19"/>
+        </w:rPr>
+        <w:t>원천 뉴스 관심도 재검증 코드: https://github.com/Rowoon-Lee5/metric_studio_by_moon/blob/main/experiments/news_attention_raw_validation.py</w:t>
+      </w:r>
+    </w:p>
+    <w:p>
+      <w:pPr>
+        <w:pStyle w:val="ListBullet"/>
+        <w:spacing w:after="80"/>
+      </w:pPr>
+      <w:r>
+        <w:rPr>
+          <w:rFonts w:ascii="Malgun Gothic" w:hAnsi="Malgun Gothic" w:eastAsia="Malgun Gothic"/>
+          <w:color w:val="373737"/>
+          <w:sz w:val="19"/>
+        </w:rPr>
+        <w:t>뉴스량별 모멘텀 결과: https://github.com/Rowoon-Lee5/metric_studio_by_moon/blob/main/results/news_attention_raw_ic_summary.csv</w:t>
+      </w:r>
+    </w:p>
+    <w:p>
+      <w:pPr>
+        <w:pStyle w:val="ListBullet"/>
+        <w:spacing w:after="80"/>
+      </w:pPr>
+      <w:r>
+        <w:rPr>
+          <w:rFonts w:ascii="Malgun Gothic" w:hAnsi="Malgun Gothic" w:eastAsia="Malgun Gothic"/>
+          <w:color w:val="373737"/>
+          <w:sz w:val="19"/>
+        </w:rPr>
+        <w:t>뉴스량과 거래회전율의 불일치: https://github.com/Rowoon-Lee5/metric_studio_by_moon/blob/main/results/attention_measurement_agreement.csv</w:t>
+      </w:r>
+    </w:p>
+    <w:p>
+      <w:pPr>
+        <w:pStyle w:val="ListBullet"/>
+        <w:spacing w:after="80"/>
+      </w:pPr>
+      <w:r>
+        <w:rPr>
+          <w:rFonts w:ascii="Malgun Gothic" w:hAnsi="Malgun Gothic" w:eastAsia="Malgun Gothic"/>
+          <w:color w:val="373737"/>
+          <w:sz w:val="19"/>
+        </w:rPr>
+        <w:t>원천 뉴스 검증 보고서: https://github.com/Rowoon-Lee5/metric_studio_by_moon/blob/main/results/news_attention_raw_report.json</w:t>
+      </w:r>
+    </w:p>
+    <w:p>
+      <w:pPr>
         <w:spacing w:after="160" w:line="320" w:lineRule="auto"/>
       </w:pPr>
       <w:r>
@@ -2481,55 +2615,7 @@
           <w:rFonts w:ascii="Malgun Gothic" w:hAnsi="Malgun Gothic" w:eastAsia="Malgun Gothic"/>
           <w:sz w:val="22"/>
         </w:rPr>
-        <w:t>### GitHub에서 확인할 수 있는 것</w:t>
-      </w:r>
-    </w:p>
-    <w:p>
-      <w:pPr>
-        <w:spacing w:after="160" w:line="320" w:lineRule="auto"/>
-      </w:pPr>
-      <w:r>
-        <w:rPr>
-          <w:rFonts w:ascii="Malgun Gothic" w:hAnsi="Malgun Gothic" w:eastAsia="Malgun Gothic"/>
-          <w:sz w:val="22"/>
-        </w:rPr>
-        <w:t>- [원천 뉴스 관심도 재검증 코드](https://github.com/Rowoon-Lee5/metric_studio_by_moon/blob/main/experiments/news_attention_raw_validation.py): 뉴스량·거래회전율·미래수익률을 같은 시점에 맞춘 방법</w:t>
-      </w:r>
-    </w:p>
-    <w:p>
-      <w:pPr>
-        <w:spacing w:after="160" w:line="320" w:lineRule="auto"/>
-      </w:pPr>
-      <w:r>
-        <w:rPr>
-          <w:rFonts w:ascii="Malgun Gothic" w:hAnsi="Malgun Gothic" w:eastAsia="Malgun Gothic"/>
-          <w:sz w:val="22"/>
-        </w:rPr>
-        <w:t>- [뉴스량별 모멘텀 결과](https://github.com/Rowoon-Lee5/metric_studio_by_moon/blob/main/results/news_attention_raw_ic_summary.csv): 본문의 Rank IC 표와 동일한 원자료</w:t>
-      </w:r>
-    </w:p>
-    <w:p>
-      <w:pPr>
-        <w:spacing w:after="160" w:line="320" w:lineRule="auto"/>
-      </w:pPr>
-      <w:r>
-        <w:rPr>
-          <w:rFonts w:ascii="Malgun Gothic" w:hAnsi="Malgun Gothic" w:eastAsia="Malgun Gothic"/>
-          <w:sz w:val="22"/>
-        </w:rPr>
-        <w:t>- [뉴스량과 거래회전율의 불일치](https://github.com/Rowoon-Lee5/metric_studio_by_moon/blob/main/results/attention_measurement_agreement.csv): 두 변수가 상위 종목을 얼마나 다르게 고르는지 확인한 결과</w:t>
-      </w:r>
-    </w:p>
-    <w:p>
-      <w:pPr>
-        <w:spacing w:after="160" w:line="320" w:lineRule="auto"/>
-      </w:pPr>
-      <w:r>
-        <w:rPr>
-          <w:rFonts w:ascii="Malgun Gothic" w:hAnsi="Malgun Gothic" w:eastAsia="Malgun Gothic"/>
-          <w:sz w:val="22"/>
-        </w:rPr>
-        <w:t>- [원천 뉴스 검증 보고서](https://github.com/Rowoon-Lee5/metric_studio_by_moon/blob/main/results/news_attention_raw_report.json): 표본 범위와 블록 재표집 검정의 상세 기록</w:t>
+        <w:t>이 글은 투자 권유가 아니다. 원천 뉴스 커버리지로 넓힌 뒤 대리변수의 해석이 무너지는지를 확인한 연구 기록이다.</w:t>
       </w:r>
     </w:p>
     <w:p>
@@ -2593,59 +2679,97 @@
         <w:t>실제로 나는 전략이 불안해 보일 때마다 조건을 더 붙이는 방식으로 대응해 왔다. 저평가, 수익성, 모멘텀, 유동성처럼 이름이 다른 신호를 함께 통과한 종목은 더 엄격하게 고른 종목처럼 보였다. 문제는 이름이 다른 신호들이 정말 다른 근거인지였다. 모두 가격·거래량·시가총액에서 출발했다면, 모델 수를 늘린 것이 아니라 같은 판단을 여러 번 세었을 수 있다.</w:t>
       </w:r>
     </w:p>
+    <w:tbl>
+      <w:tblPr>
+        <w:tblW w:type="auto" w:w="0"/>
+        <w:jc w:val="center"/>
+        <w:tblLayout w:type="fixed"/>
+        <w:tblLook w:firstColumn="1" w:firstRow="1" w:lastColumn="0" w:lastRow="0" w:noHBand="0" w:noVBand="1" w:val="04A0"/>
+      </w:tblPr>
+      <w:tblGrid>
+        <w:gridCol w:w="9360"/>
+      </w:tblGrid>
+      <w:tr>
+        <w:tc>
+          <w:tcPr>
+            <w:tcW w:type="dxa" w:w="9072"/>
+            <w:shd w:fill="F4F6F9"/>
+            <w:tcMar>
+              <w:top w:w="110" w:type="dxa"/>
+              <w:start w:w="180" w:type="dxa"/>
+              <w:bottom w:w="110" w:type="dxa"/>
+              <w:end w:w="180" w:type="dxa"/>
+            </w:tcMar>
+            <w:vAlign w:val="center"/>
+          </w:tcPr>
+          <w:p>
+            <w:pPr>
+              <w:spacing w:after="0" w:line="288" w:lineRule="auto"/>
+            </w:pPr>
+            <w:r>
+              <w:rPr>
+                <w:rFonts w:ascii="Malgun Gothic" w:hAnsi="Malgun Gothic" w:eastAsia="Malgun Gothic"/>
+                <w:b/>
+                <w:color w:val="1F3A5F"/>
+                <w:sz w:val="21"/>
+              </w:rPr>
+              <w:t>“패턴과 운용 전략은 둘 다 최적화 작업의 결과로 찾은 것이다.”</w:t>
+            </w:r>
+          </w:p>
+        </w:tc>
+      </w:tr>
+    </w:tbl>
     <w:p>
       <w:pPr>
-        <w:keepNext/>
-        <w:spacing w:before="120" w:after="60"/>
-        <w:jc w:val="center"/>
+        <w:spacing w:after="0"/>
+      </w:pPr>
+    </w:p>
+    <w:p>
+      <w:pPr>
+        <w:spacing w:after="160" w:line="320" w:lineRule="auto"/>
       </w:pPr>
       <w:r>
-        <w:drawing>
-          <wp:inline xmlns:a="http://schemas.openxmlformats.org/drawingml/2006/main" xmlns:pic="http://schemas.openxmlformats.org/drawingml/2006/picture">
-            <wp:extent cx="5577840" cy="2417064"/>
-            <wp:docPr id="8" name="Picture 8"/>
-            <wp:cNvGraphicFramePr>
-              <a:graphicFrameLocks noChangeAspect="1"/>
-            </wp:cNvGraphicFramePr>
-            <a:graphic>
-              <a:graphicData uri="http://schemas.openxmlformats.org/drawingml/2006/picture">
-                <pic:pic>
-                  <pic:nvPicPr>
-                    <pic:cNvPr id="0" name="07_book_excerpt_strategy.png"/>
-                    <pic:cNvPicPr/>
-                  </pic:nvPicPr>
-                  <pic:blipFill>
-                    <a:blip r:embed="rId15"/>
-                    <a:stretch>
-                      <a:fillRect/>
-                    </a:stretch>
-                  </pic:blipFill>
-                  <pic:spPr>
-                    <a:xfrm>
-                      <a:off x="0" y="0"/>
-                      <a:ext cx="5577840" cy="2417064"/>
-                    </a:xfrm>
-                    <a:prstGeom prst="rect"/>
-                  </pic:spPr>
-                </pic:pic>
-              </a:graphicData>
-            </a:graphic>
-          </wp:inline>
-        </w:drawing>
+        <w:rPr>
+          <w:rFonts w:ascii="Malgun Gothic" w:hAnsi="Malgun Gothic" w:eastAsia="Malgun Gothic"/>
+          <w:sz w:val="22"/>
+        </w:rPr>
+        <w:t>내가 모멘텀을 유난히 중요하게 본 이유도 가격이 여러 정보를 가장 빠르게 압축한다고 생각했기 때문이다. 재무제표, 업황, 수급, 투자자의 기대가 결국 가격 변화로 드러난다면, 모멘텀은 다른 팩터보다 한 단계 위의 신호처럼 보인다. 하지만 지난 프로젝트에서 내가 사용한 한국 주식 표본에서는 그 모멘텀 성과가 기대보다 약했다. 이 결과를 보고 모멘텀이 틀렸다고 결론 내리기보다, 저평가·수익성 같은 재무 기준을 덧붙이면 약점을 보완할 수 있을 것이라고 생각했다.</w:t>
       </w:r>
     </w:p>
     <w:p>
       <w:pPr>
-        <w:pStyle w:val="FigureCaption"/>
-        <w:jc w:val="center"/>
+        <w:spacing w:after="160" w:line="320" w:lineRule="auto"/>
       </w:pPr>
       <w:r>
         <w:rPr>
           <w:rFonts w:ascii="Malgun Gothic" w:hAnsi="Malgun Gothic" w:eastAsia="Malgun Gothic"/>
-          <w:color w:val="595959"/>
-          <w:sz w:val="18"/>
+          <w:sz w:val="22"/>
         </w:rPr>
-        <w:t>책 2장 발췌 - 패턴과 운용 전략</w:t>
+        <w:t>그때 내가 놓친 것은 필터를 더 붙일수록 전략의 설명은 좋아질 수 있어도 증거의 독립성이 자동으로 늘지는 않는다는 점이다. 재무제표에서 나온 PER·ROE와 가격에서 나온 모멘텀은 출발점이 다를 수 있다. 반면 이번 실험의 저변동성·모멘텀·반전·소형주 신호는 모두 수정주가·거래량·시가총액 패널에서 출발했다. 이 글은 서로 다른 정보원을 합친 앙상블을 평가한 글이 아니라, 하나의 정보원을 여러 방식으로 읽은 모델들이 합의할 때 무슨 일이 생기는지를 본 글이다.</w:t>
+      </w:r>
+    </w:p>
+    <w:p>
+      <w:pPr>
+        <w:spacing w:after="160" w:line="320" w:lineRule="auto"/>
+      </w:pPr>
+      <w:r>
+        <w:rPr>
+          <w:rFonts w:ascii="Malgun Gothic" w:hAnsi="Malgun Gothic" w:eastAsia="Malgun Gothic"/>
+          <w:sz w:val="22"/>
+        </w:rPr>
+        <w:t>필터와 신호를 구분하지 않으면 이 문제는 더 잘 숨는다. 거래회전율 하위 종목을 제외하는 일은 거래하기 어려운 종목을 먼저 제거하는 필터다. 모멘텀이나 반전은 남은 종목의 순위를 매기는 신호다. 소형주도 어떤 경우에는 투자 가능 범위를 제한하는 기준이 되고, 어떤 경우에는 의도적으로 작은 종목에 비중을 주는 신호가 된다. 이 역할이 바뀌면 같은 ‘조건 추가’라도 포트폴리오가 달라지는 이유가 달라진다.</w:t>
+      </w:r>
+    </w:p>
+    <w:p>
+      <w:pPr>
+        <w:spacing w:after="160" w:line="320" w:lineRule="auto"/>
+      </w:pPr>
+      <w:r>
+        <w:rPr>
+          <w:rFonts w:ascii="Malgun Gothic" w:hAnsi="Malgun Gothic" w:eastAsia="Malgun Gothic"/>
+          <w:sz w:val="22"/>
+        </w:rPr>
+        <w:t>나는 과거에 기준을 하나 더 붙였다는 사실만으로 위험이 줄었다고 생각했다. 하지만 필터를 추가하면 남는 종목 수가 줄고, 신호를 합치면 선택 종목이 특정한 시장 특성에 더 집중될 수 있다. 여러 기준을 통과한 종목이 더 좋은 기업이라는 결론은, 그 기준들이 실제로 독립적인 정보를 담고 있고 표본을 지나치게 줄이지 않는다는 조건에서만 가능하다. 그 조건을 확인하지 않은 합의는 보수적인 선택이 아니라, 더 좁은 베팅일 수 있다.</w:t>
       </w:r>
     </w:p>
     <w:p>
@@ -2694,7 +2818,7 @@
         <w:drawing>
           <wp:inline xmlns:a="http://schemas.openxmlformats.org/drawingml/2006/main" xmlns:pic="http://schemas.openxmlformats.org/drawingml/2006/picture">
             <wp:extent cx="5577840" cy="2881884"/>
-            <wp:docPr id="9" name="Picture 9"/>
+            <wp:docPr id="5" name="Picture 5"/>
             <wp:cNvGraphicFramePr>
               <a:graphicFrameLocks noChangeAspect="1"/>
             </wp:cNvGraphicFramePr>
@@ -2706,7 +2830,7 @@
                     <pic:cNvPicPr/>
                   </pic:nvPicPr>
                   <pic:blipFill>
-                    <a:blip r:embed="rId16"/>
+                    <a:blip r:embed="rId13"/>
                     <a:stretch>
                       <a:fillRect/>
                     </a:stretch>
@@ -3045,6 +3169,18 @@
           <w:rFonts w:ascii="Malgun Gothic" w:hAnsi="Malgun Gothic" w:eastAsia="Malgun Gothic"/>
           <w:sz w:val="22"/>
         </w:rPr>
+        <w:t>합의 포트폴리오의 실패는 그래서 더 불편했다. 모델을 많이 통과한 종목만 골랐으니 좋은 종목을 압축했다고 생각했다. 실제로는 모델들이 공통으로 선호하는 특성에 포트폴리오를 더 강하게 집중시켰다. 구성요소 전략을 평균낸 벤치마크가 양의 성과를 낸 것은, 같은 재료 자체가 전부 무의미했다는 뜻이 아니라 ‘합의가 높을수록 안전하다’는 압축 규칙이 잘못됐다는 뜻이다. 이 차이를 구분하지 않으면, 모델 추가와 포트폴리오 분산을 같은 작업으로 착각하게 된다.</w:t>
+      </w:r>
+    </w:p>
+    <w:p>
+      <w:pPr>
+        <w:spacing w:after="160" w:line="320" w:lineRule="auto"/>
+      </w:pPr>
+      <w:r>
+        <w:rPr>
+          <w:rFonts w:ascii="Malgun Gothic" w:hAnsi="Malgun Gothic" w:eastAsia="Malgun Gothic"/>
+          <w:sz w:val="22"/>
+        </w:rPr>
         <w:t>이 문제는 퀀트 전략을 조합할 때 특히 쉽게 숨는다. 팩터 이름이 다르면 서로 다른 전략처럼 보인다. 하지만 저변동성, 모멘텀, 반전, 시가총액 신호가 모두 같은 가격 패널과 같은 거래 가능 종목 집합에서 만들어졌다면, 시장 충격 앞에서 함께 실패할 수 있다. 포트폴리오에서 자산 상관을 확인하듯, 연구 단계에서도 가설과 데이터의 상관을 확인해야 한다.</w:t>
       </w:r>
     </w:p>
@@ -3134,6 +3270,56 @@
     </w:p>
     <w:p>
       <w:pPr>
+        <w:pStyle w:val="Heading2"/>
+      </w:pPr>
+      <w:r>
+        <w:t>GitHub에서 확인할 수 있는 것</w:t>
+      </w:r>
+    </w:p>
+    <w:p>
+      <w:pPr>
+        <w:pStyle w:val="ListBullet"/>
+        <w:spacing w:after="80"/>
+      </w:pPr>
+      <w:r>
+        <w:rPr>
+          <w:rFonts w:ascii="Malgun Gothic" w:hAnsi="Malgun Gothic" w:eastAsia="Malgun Gothic"/>
+          <w:color w:val="373737"/>
+          <w:sz w:val="19"/>
+        </w:rPr>
+        <w:t>모델 합의·공동 실패 실험 코드: https://github.com/Rowoon-Lee5/metric_studio_by_moon/blob/main/experiments/meta_structure_research.py</w:t>
+      </w:r>
+    </w:p>
+    <w:p>
+      <w:pPr>
+        <w:pStyle w:val="ListBullet"/>
+        <w:spacing w:after="80"/>
+      </w:pPr>
+      <w:r>
+        <w:rPr>
+          <w:rFonts w:ascii="Malgun Gothic" w:hAnsi="Malgun Gothic" w:eastAsia="Malgun Gothic"/>
+          <w:color w:val="373737"/>
+          <w:sz w:val="19"/>
+        </w:rPr>
+        <w:t>합의 포트폴리오와 구성요소 평균 비교: https://github.com/Rowoon-Lee5/metric_studio_by_moon/blob/main/results/consensus_benchmark_summary.csv</w:t>
+      </w:r>
+    </w:p>
+    <w:p>
+      <w:pPr>
+        <w:pStyle w:val="ListBullet"/>
+        <w:spacing w:after="80"/>
+      </w:pPr>
+      <w:r>
+        <w:rPr>
+          <w:rFonts w:ascii="Malgun Gothic" w:hAnsi="Malgun Gothic" w:eastAsia="Malgun Gothic"/>
+          <w:color w:val="373737"/>
+          <w:sz w:val="19"/>
+        </w:rPr>
+        <w:t>실험 해석과 제한: https://github.com/Rowoon-Lee5/metric_studio_by_moon/blob/main/results/meta_structure_report.json</w:t>
+      </w:r>
+    </w:p>
+    <w:p>
+      <w:pPr>
         <w:spacing w:after="160" w:line="320" w:lineRule="auto"/>
       </w:pPr>
       <w:r>
@@ -3141,43 +3327,7 @@
           <w:rFonts w:ascii="Malgun Gothic" w:hAnsi="Malgun Gothic" w:eastAsia="Malgun Gothic"/>
           <w:sz w:val="22"/>
         </w:rPr>
-        <w:t>### GitHub에서 확인할 수 있는 것</w:t>
-      </w:r>
-    </w:p>
-    <w:p>
-      <w:pPr>
-        <w:spacing w:after="160" w:line="320" w:lineRule="auto"/>
-      </w:pPr>
-      <w:r>
-        <w:rPr>
-          <w:rFonts w:ascii="Malgun Gothic" w:hAnsi="Malgun Gothic" w:eastAsia="Malgun Gothic"/>
-          <w:sz w:val="22"/>
-        </w:rPr>
-        <w:t>- [모델 합의·공동 실패 실험 코드](https://github.com/Rowoon-Lee5/metric_studio_by_moon/blob/main/experiments/meta_structure_research.py): 네 신호의 표를 세고 합의 포트폴리오를 구성한 방법</w:t>
-      </w:r>
-    </w:p>
-    <w:p>
-      <w:pPr>
-        <w:spacing w:after="160" w:line="320" w:lineRule="auto"/>
-      </w:pPr>
-      <w:r>
-        <w:rPr>
-          <w:rFonts w:ascii="Malgun Gothic" w:hAnsi="Malgun Gothic" w:eastAsia="Malgun Gothic"/>
-          <w:sz w:val="22"/>
-        </w:rPr>
-        <w:t>- [합의 포트폴리오와 구성요소 평균 비교](https://github.com/Rowoon-Lee5/metric_studio_by_moon/blob/main/results/consensus_benchmark_summary.csv): 본문의 -12.9%와 5.8% CAGR을 확인할 수 있는 요약표</w:t>
-      </w:r>
-    </w:p>
-    <w:p>
-      <w:pPr>
-        <w:spacing w:after="160" w:line="320" w:lineRule="auto"/>
-      </w:pPr>
-      <w:r>
-        <w:rPr>
-          <w:rFonts w:ascii="Malgun Gothic" w:hAnsi="Malgun Gothic" w:eastAsia="Malgun Gothic"/>
-          <w:sz w:val="22"/>
-        </w:rPr>
-        <w:t>- [실험 해석과 제한](https://github.com/Rowoon-Lee5/metric_studio_by_moon/blob/main/results/meta_structure_report.json): 모델 수가 아니라 데이터 독립성을 문제로 본 이유</w:t>
+        <w:t>이 글은 투자 권유가 아니다. 하나의 데이터 생성 과정에 의존한 모델 투표가 독립된 증거가 될 수 있는지 점검한 연구 기록이다.</w:t>
       </w:r>
     </w:p>
     <w:p>
@@ -3241,60 +3391,50 @@
         <w:t>내가 백테스트를 하며 가장 자주 한 행동도 승자를 고르는 일이었다. 기간을 조금 바꾸면 모멘텀이 앞섰고, 유동성 기준을 바꾸면 반전이 다시 좋아 보였다. 그때마다 더 좋은 파라미터를 찾으려 했다. 이번에는 그 경쟁의 승자를 고르지 않고, 후보들이 함께 약해지는 순간 자체를 데이터로 만들기로 했다.</w:t>
       </w:r>
     </w:p>
+    <w:tbl>
+      <w:tblPr>
+        <w:tblW w:type="auto" w:w="0"/>
+        <w:jc w:val="center"/>
+        <w:tblLayout w:type="fixed"/>
+        <w:tblLook w:firstColumn="1" w:firstRow="1" w:lastColumn="0" w:lastRow="0" w:noHBand="0" w:noVBand="1" w:val="04A0"/>
+      </w:tblPr>
+      <w:tblGrid>
+        <w:gridCol w:w="9360"/>
+      </w:tblGrid>
+      <w:tr>
+        <w:tc>
+          <w:tcPr>
+            <w:tcW w:type="dxa" w:w="9072"/>
+            <w:shd w:fill="F4F6F9"/>
+            <w:tcMar>
+              <w:top w:w="110" w:type="dxa"/>
+              <w:start w:w="180" w:type="dxa"/>
+              <w:bottom w:w="110" w:type="dxa"/>
+              <w:end w:w="180" w:type="dxa"/>
+            </w:tcMar>
+            <w:vAlign w:val="center"/>
+          </w:tcPr>
+          <w:p>
+            <w:pPr>
+              <w:spacing w:after="0" w:line="288" w:lineRule="auto"/>
+            </w:pPr>
+            <w:r>
+              <w:rPr>
+                <w:rFonts w:ascii="Malgun Gothic" w:hAnsi="Malgun Gothic" w:eastAsia="Malgun Gothic"/>
+                <w:b/>
+                <w:color w:val="1F3A5F"/>
+                <w:sz w:val="21"/>
+              </w:rPr>
+              <w:t>“같은 실험에 대해 한국과 미국의 현상이 다르고, 미국 데이터를 놓고도 연구자에 따라 세 가지 방향의 결론이 다 나왔다.”</w:t>
+            </w:r>
+          </w:p>
+        </w:tc>
+      </w:tr>
+    </w:tbl>
     <w:p>
       <w:pPr>
-        <w:keepNext/>
-        <w:spacing w:before="120" w:after="60"/>
-        <w:jc w:val="center"/>
-      </w:pPr>
-      <w:r>
-        <w:drawing>
-          <wp:inline xmlns:a="http://schemas.openxmlformats.org/drawingml/2006/main" xmlns:pic="http://schemas.openxmlformats.org/drawingml/2006/picture">
-            <wp:extent cx="5577840" cy="2417064"/>
-            <wp:docPr id="10" name="Picture 10"/>
-            <wp:cNvGraphicFramePr>
-              <a:graphicFrameLocks noChangeAspect="1"/>
-            </wp:cNvGraphicFramePr>
-            <a:graphic>
-              <a:graphicData uri="http://schemas.openxmlformats.org/drawingml/2006/picture">
-                <pic:pic>
-                  <pic:nvPicPr>
-                    <pic:cNvPr id="0" name="08_book_excerpt_mixed_results.png"/>
-                    <pic:cNvPicPr/>
-                  </pic:nvPicPr>
-                  <pic:blipFill>
-                    <a:blip r:embed="rId17"/>
-                    <a:stretch>
-                      <a:fillRect/>
-                    </a:stretch>
-                  </pic:blipFill>
-                  <pic:spPr>
-                    <a:xfrm>
-                      <a:off x="0" y="0"/>
-                      <a:ext cx="5577840" cy="2417064"/>
-                    </a:xfrm>
-                    <a:prstGeom prst="rect"/>
-                  </pic:spPr>
-                </pic:pic>
-              </a:graphicData>
-            </a:graphic>
-          </wp:inline>
-        </w:drawing>
-      </w:r>
-    </w:p>
-    <w:p>
-      <w:pPr>
-        <w:pStyle w:val="FigureCaption"/>
-        <w:jc w:val="center"/>
-      </w:pPr>
-      <w:r>
-        <w:rPr>
-          <w:rFonts w:ascii="Malgun Gothic" w:hAnsi="Malgun Gothic" w:eastAsia="Malgun Gothic"/>
-          <w:color w:val="595959"/>
-          <w:sz w:val="18"/>
-        </w:rPr>
-        <w:t>책 2장 발췌 - 상반된 시장 관찰</w:t>
-      </w:r>
+        <w:spacing w:after="0"/>
+      </w:pPr>
     </w:p>
     <w:p>
       <w:pPr>
@@ -3318,6 +3458,54 @@
           <w:sz w:val="22"/>
         </w:rPr>
         <w:t>나는 예전에 모멘텀과 반전 중 어느 쪽이 한국 시장에 더 맞는지부터 결정하려 했다. 기간을 조금 바꾸면 결론이 바뀌고, 유동성 기준을 바꾸면 다시 바뀌었다. 그때마다 더 좋은 파라미터를 찾으려 했다. 지금 보면 질문이 잘못됐다. 한 전략의 승자를 고르는 일보다, 서로 다른 전략이 동시에 약해지는 순간을 측정하는 일이 먼저였을 수 있다.</w:t>
+      </w:r>
+    </w:p>
+    <w:p>
+      <w:pPr>
+        <w:spacing w:after="160" w:line="320" w:lineRule="auto"/>
+      </w:pPr>
+      <w:r>
+        <w:rPr>
+          <w:rFonts w:ascii="Malgun Gothic" w:hAnsi="Malgun Gothic" w:eastAsia="Malgun Gothic"/>
+          <w:sz w:val="22"/>
+        </w:rPr>
+        <w:t>책이 보여 준 상반된 결과는 이 의심을 더 크게 만들었다. 어떤 표본에서는 많이 오른 종목이 더 오르는 모멘텀이 강하게 보이고, 다른 표본에서는 적당히 오른 중간 그룹의 이후 수익률이 더 높다. 최근에 가장 많이 오른 그룹과 가장 적게 오른 그룹의 수익률이 모두 낮게 나오는 경우도 있다. 이 세 결과 중 하나만 읽으면 시장의 법칙처럼 보인다. 세 결과를 함께 읽으면, 먼저 표본·기간·유니버스·보유기간을 물어야 한다는 뜻이 된다.</w:t>
+      </w:r>
+    </w:p>
+    <w:p>
+      <w:pPr>
+        <w:spacing w:after="160" w:line="320" w:lineRule="auto"/>
+      </w:pPr>
+      <w:r>
+        <w:rPr>
+          <w:rFonts w:ascii="Malgun Gothic" w:hAnsi="Malgun Gothic" w:eastAsia="Malgun Gothic"/>
+          <w:sz w:val="22"/>
+        </w:rPr>
+        <w:t>나는 이 문제를 모멘텀의 기간을 더 잘 고르는 문제로 풀고 싶었다. 6개월 대신 12개월을 쓰고, 1개월 반전을 더하고, 유동성 기준을 조금 바꾸면 과거 성과는 계속 달라진다. 하지만 가장 높은 숫자를 고르는 과정은 전략을 발견하는 과정이 아니라, 사후적으로 가장 잘 설명되는 파라미터를 고르는 과정이 될 수 있다. 그래서 4편에서는 모멘텀과 반전 중 어느 쪽이 맞는지 말하지 않는다. 둘을 포함한 여러 신호가 언제 함께 약해지는지를 먼저 본다.</w:t>
+      </w:r>
+    </w:p>
+    <w:p>
+      <w:pPr>
+        <w:spacing w:after="160" w:line="320" w:lineRule="auto"/>
+      </w:pPr>
+      <w:r>
+        <w:rPr>
+          <w:rFonts w:ascii="Malgun Gothic" w:hAnsi="Malgun Gothic" w:eastAsia="Malgun Gothic"/>
+          <w:sz w:val="22"/>
+        </w:rPr>
+        <w:t>이 전환에는 한 가지 실무적인 이유도 있다. 모델 하나가 부진할 때는 그 모델의 문제일 수 있다. 반전이 약한 달에 모멘텀이 정상적으로 작동한다면, 단순히 두 신호의 성격이 다른 것일 수 있다. 하지만 반전·모멘텀·저변동성·소형주가 같은 달에 모두 기대보다 크게 부진하다면 이야기가 달라진다. 개별 전략의 파라미터보다, 여러 전략이 공유하는 시장 환경이나 데이터의 한계가 먼저 의심된다.</w:t>
+      </w:r>
+    </w:p>
+    <w:p>
+      <w:pPr>
+        <w:spacing w:after="160" w:line="320" w:lineRule="auto"/>
+      </w:pPr>
+      <w:r>
+        <w:rPr>
+          <w:rFonts w:ascii="Malgun Gothic" w:hAnsi="Malgun Gothic" w:eastAsia="Malgun Gothic"/>
+          <w:sz w:val="22"/>
+        </w:rPr>
+        <w:t>그래서 실패를 수익률이 음수인 달로 단순화하지 않았다. 각 신호의 현재 수익률을 직전 36개월의 자기 분포와 비교했다. 평소 성과에서 한 표준편차 이상 아래로 밀린 달만 실패로 표시했다. 이 기준도 정답은 아니다. 다만 상승장이든 하락장이든, 각 모델이 자기 기준에서 예상보다 크게 벗어난 순간을 같은 척도로 세기 위한 장치다. 시장 수익률의 방향과 모델의 실패를 구분하려 한 이유도 여기에 있다.</w:t>
       </w:r>
     </w:p>
     <w:p>
@@ -3843,7 +4031,7 @@
         <w:drawing>
           <wp:inline xmlns:a="http://schemas.openxmlformats.org/drawingml/2006/main" xmlns:pic="http://schemas.openxmlformats.org/drawingml/2006/picture">
             <wp:extent cx="5577840" cy="3021330"/>
-            <wp:docPr id="11" name="Picture 11"/>
+            <wp:docPr id="6" name="Picture 6"/>
             <wp:cNvGraphicFramePr>
               <a:graphicFrameLocks noChangeAspect="1"/>
             </wp:cNvGraphicFramePr>
@@ -3855,7 +4043,7 @@
                     <pic:cNvPicPr/>
                   </pic:nvPicPr>
                   <pic:blipFill>
-                    <a:blip r:embed="rId18"/>
+                    <a:blip r:embed="rId14"/>
                     <a:stretch>
                       <a:fillRect/>
                     </a:stretch>
@@ -3910,6 +4098,18 @@
           <w:sz w:val="22"/>
         </w:rPr>
         <w:t>하지만 이 결과를 위기 예측 규칙으로 만들면 안 된다. 세 개와 네 개의 신호가 동시에 실패한 경우는 각각 두 번과 다섯 번뿐이다. 가장 극적인 숫자가 가장 약한 표본에서 나왔다는 사실을 빼고 말하면, 이 실험은 다시 백테스트 자랑이 된다.</w:t>
+      </w:r>
+    </w:p>
+    <w:p>
+      <w:pPr>
+        <w:spacing w:after="160" w:line="320" w:lineRule="auto"/>
+      </w:pPr>
+      <w:r>
+        <w:rPr>
+          <w:rFonts w:ascii="Malgun Gothic" w:hAnsi="Malgun Gothic" w:eastAsia="Malgun Gothic"/>
+          <w:sz w:val="22"/>
+        </w:rPr>
+        <w:t>공동 실패가 데이터 오류일 가능성도 남아 있다. 모든 신호가 같은 수정주가 패널과 월말 리밸런싱 규칙을 공유하기 때문에, 특정 월의 가격 처리 방식이나 거래 불가능 종목의 처리 오류가 여러 모델을 동시에 흔들 수 있다. 그래서 공동 실패를 곧바로 시장 국면이라고 부르지 않았다. 기간을 나눠 방향이 유지되는지 보고, 이후에는 뉴스·공시·호가처럼 다른 생성 과정에서 나온 데이터와 교차 검증해야 한다. 이 작업이 끝나기 전까지 공동 실패는 매매 신호가 아니라, 내가 사용한 설명들이 동시에 약해졌다는 경고다.</w:t>
       </w:r>
     </w:p>
     <w:p>
@@ -4363,6 +4563,56 @@
     </w:p>
     <w:p>
       <w:pPr>
+        <w:pStyle w:val="Heading2"/>
+      </w:pPr>
+      <w:r>
+        <w:t>GitHub에서 확인할 수 있는 것</w:t>
+      </w:r>
+    </w:p>
+    <w:p>
+      <w:pPr>
+        <w:pStyle w:val="ListBullet"/>
+        <w:spacing w:after="80"/>
+      </w:pPr>
+      <w:r>
+        <w:rPr>
+          <w:rFonts w:ascii="Malgun Gothic" w:hAnsi="Malgun Gothic" w:eastAsia="Malgun Gothic"/>
+          <w:color w:val="373737"/>
+          <w:sz w:val="19"/>
+        </w:rPr>
+        <w:t>공동 실패 상태를 만드는 코드: https://github.com/Rowoon-Lee5/metric_studio_by_moon/blob/main/experiments/meta_structure_research.py</w:t>
+      </w:r>
+    </w:p>
+    <w:p>
+      <w:pPr>
+        <w:pStyle w:val="ListBullet"/>
+        <w:spacing w:after="80"/>
+      </w:pPr>
+      <w:r>
+        <w:rPr>
+          <w:rFonts w:ascii="Malgun Gothic" w:hAnsi="Malgun Gothic" w:eastAsia="Malgun Gothic"/>
+          <w:color w:val="373737"/>
+          <w:sz w:val="19"/>
+        </w:rPr>
+        <w:t>실패 개수별 다음 달 시장수익률: https://github.com/Rowoon-Lee5/metric_studio_by_moon/blob/main/results/model_failure_state_summary.csv</w:t>
+      </w:r>
+    </w:p>
+    <w:p>
+      <w:pPr>
+        <w:pStyle w:val="ListBullet"/>
+        <w:spacing w:after="80"/>
+      </w:pPr>
+      <w:r>
+        <w:rPr>
+          <w:rFonts w:ascii="Malgun Gothic" w:hAnsi="Malgun Gothic" w:eastAsia="Malgun Gothic"/>
+          <w:color w:val="373737"/>
+          <w:sz w:val="19"/>
+        </w:rPr>
+        <w:t>기간을 나눈 뒤의 검증 결과: https://github.com/Rowoon-Lee5/metric_studio_by_moon/blob/main/results/failure_coherence_time_split.csv</w:t>
+      </w:r>
+    </w:p>
+    <w:p>
+      <w:pPr>
         <w:spacing w:after="160" w:line="320" w:lineRule="auto"/>
       </w:pPr>
       <w:r>
@@ -4370,43 +4620,7 @@
           <w:rFonts w:ascii="Malgun Gothic" w:hAnsi="Malgun Gothic" w:eastAsia="Malgun Gothic"/>
           <w:sz w:val="22"/>
         </w:rPr>
-        <w:t>### GitHub에서 확인할 수 있는 것</w:t>
-      </w:r>
-    </w:p>
-    <w:p>
-      <w:pPr>
-        <w:spacing w:after="160" w:line="320" w:lineRule="auto"/>
-      </w:pPr>
-      <w:r>
-        <w:rPr>
-          <w:rFonts w:ascii="Malgun Gothic" w:hAnsi="Malgun Gothic" w:eastAsia="Malgun Gothic"/>
-          <w:sz w:val="22"/>
-        </w:rPr>
-        <w:t>- [공동 실패 상태를 만드는 코드](https://github.com/Rowoon-Lee5/metric_studio_by_moon/blob/main/experiments/meta_structure_research.py): 네 신호의 동시 부진을 상태 변수로 바꾼 방법</w:t>
-      </w:r>
-    </w:p>
-    <w:p>
-      <w:pPr>
-        <w:spacing w:after="160" w:line="320" w:lineRule="auto"/>
-      </w:pPr>
-      <w:r>
-        <w:rPr>
-          <w:rFonts w:ascii="Malgun Gothic" w:hAnsi="Malgun Gothic" w:eastAsia="Malgun Gothic"/>
-          <w:sz w:val="22"/>
-        </w:rPr>
-        <w:t>- [실패 개수별 다음 달 시장수익률](https://github.com/Rowoon-Lee5/metric_studio_by_moon/blob/main/results/model_failure_state_summary.csv): 본문의 상태별 관측 수와 평균수익률 원자료</w:t>
-      </w:r>
-    </w:p>
-    <w:p>
-      <w:pPr>
-        <w:spacing w:after="160" w:line="320" w:lineRule="auto"/>
-      </w:pPr>
-      <w:r>
-        <w:rPr>
-          <w:rFonts w:ascii="Malgun Gothic" w:hAnsi="Malgun Gothic" w:eastAsia="Malgun Gothic"/>
-          <w:sz w:val="22"/>
-        </w:rPr>
-        <w:t>- [기간을 나눈 뒤의 검증 결과](https://github.com/Rowoon-Lee5/metric_studio_by_moon/blob/main/results/failure_coherence_time_split.csv): 2014년 전후에도 방향이 유지되는지 확인한 결과</w:t>
+        <w:t>이 글은 투자 권유가 아니다. 작은 표본의 패턴을 매매 규칙으로 착각하지 않기 위한 연구 기록이다.</w:t>
       </w:r>
     </w:p>
     <w:p>

--- a/최종_게시_패키지/01_블로그용_Word/문병로_교수의_메트릭_스튜디오_02_00부터_04_블로그_게시용.docx
+++ b/최종_게시_패키지/01_블로그용_Word/문병로_교수의_메트릭_스튜디오_02_00부터_04_블로그_게시용.docx
@@ -2544,6 +2544,30 @@
     </w:p>
     <w:p>
       <w:pPr>
+        <w:spacing w:after="160" w:line="320" w:lineRule="auto"/>
+      </w:pPr>
+      <w:r>
+        <w:rPr>
+          <w:rFonts w:ascii="Malgun Gothic" w:hAnsi="Malgun Gothic" w:eastAsia="Malgun Gothic"/>
+          <w:sz w:val="22"/>
+        </w:rPr>
+        <w:t>이 구분은 투자 판단에도 직접 연결된다. 뉴스가 많고 개인 순매수가 늘며 호가가 얇아진 종목은 기대가 한쪽으로 쏠린 상황일 수 있다. 반대로 뉴스는 없는데 회전율만 높은 종목은 기관의 기계적 주문이나 큰 주주의 거래일 수 있다. 표면적으로는 둘 다 ‘활발한 종목’이지만, 다음 달 수익률을 해석할 때 필요한 질문은 전혀 다르다. 전자에서는 정보가 이미 가격에 반영됐는지, 후자에서는 주문 충격이 언제 사라지는지를 봐야 한다.</w:t>
+      </w:r>
+    </w:p>
+    <w:p>
+      <w:pPr>
+        <w:spacing w:after="160" w:line="320" w:lineRule="auto"/>
+      </w:pPr>
+      <w:r>
+        <w:rPr>
+          <w:rFonts w:ascii="Malgun Gothic" w:hAnsi="Malgun Gothic" w:eastAsia="Malgun Gothic"/>
+          <w:sz w:val="22"/>
+        </w:rPr>
+        <w:t>여기서부터 관심도는 하나의 팩터가 아니라 측정 설계의 문제가 된다. 어떤 변수를 쓰는가에 따라 관심주의 표본이 달라지고, 표본이 달라지면 인기주의 성과도 달라진다. 나는 2편에서 인기주 효과를 발견했다고 주장하지 않는다. 오히려 같은 이름 아래 묶여 있던 종목들을 분리하지 않은 채 효과를 말했던 이전 방식이 얼마나 약했는지를 확인했다. 이후에 검색량, 투자자별 순매수, 호가 스프레드를 받게 되더라도 먼저 확인할 것은 예측력이 아니라 이 변수들이 서로 같은 현상을 보고 있는지다.</w:t>
+      </w:r>
+    </w:p>
+    <w:p>
+      <w:pPr>
         <w:pStyle w:val="Heading2"/>
       </w:pPr>
       <w:r>
@@ -3266,6 +3290,42 @@
           <w:sz w:val="22"/>
         </w:rPr>
         <w:t>좋은 포트폴리오가 상관이 낮은 자산을 필요로 한다면, 좋은 연구도 상관이 낮은 가설을 필요로 한다. 그렇다면 시장의 상태 역시 수익률 하나가 아니라, 서로 다른 모델들이 동시에 틀리는 방식으로 볼 수 있지 않을까.</w:t>
+      </w:r>
+    </w:p>
+    <w:p>
+      <w:pPr>
+        <w:spacing w:after="160" w:line="320" w:lineRule="auto"/>
+      </w:pPr>
+      <w:r>
+        <w:rPr>
+          <w:rFonts w:ascii="Malgun Gothic" w:hAnsi="Malgun Gothic" w:eastAsia="Malgun Gothic"/>
+          <w:sz w:val="22"/>
+        </w:rPr>
+        <w:t>독립성은 선택 종목의 겹침만으로 판정할 수 없다. 두 모델이 같은 종목을 거의 고르지 않아도, 둘 다 유동성이 마를 때 약한 종목을 고른다면 손실은 같은 달에 나타날 수 있다. 반대로 일부 종목이 겹쳐도, 한 모델은 가격 추세를 보고 다른 모델은 공시 이후의 재무 변화를 본다면 겹침 자체가 같은 오류를 뜻하지는 않는다. 내가 앞으로 확인하려는 것은 ‘몇 표를 받았는가’가 아니라, 각 표가 어떤 데이터 생성 과정에서 왔고 어느 손실 구간에서 함께 무너지는가다.</w:t>
+      </w:r>
+    </w:p>
+    <w:p>
+      <w:pPr>
+        <w:spacing w:after="160" w:line="320" w:lineRule="auto"/>
+      </w:pPr>
+      <w:r>
+        <w:rPr>
+          <w:rFonts w:ascii="Malgun Gothic" w:hAnsi="Malgun Gothic" w:eastAsia="Malgun Gothic"/>
+          <w:sz w:val="22"/>
+        </w:rPr>
+        <w:t>이 때문에 재무 데이터를 붙이는 일도 단순히 모델을 하나 더 추가하는 작업이 아니다. PER와 ROE를 현재 값으로 붙이면, 당시 투자자가 아직 알 수 없었던 공시 정보를 과거에 가져오는 오류가 생길 수 있다. 공시일, 보고서 정정, 재무제표 발표 지연까지 맞춘 시점일치 데이터가 필요하다. 가격 신호와 재무 신호의 합의를 검증하려면, 두 모델이 다른 데이터를 쓴다는 사실뿐 아니라 각 데이터가 실제로 그 시점에 이용 가능했는지도 확인해야 한다.</w:t>
+      </w:r>
+    </w:p>
+    <w:p>
+      <w:pPr>
+        <w:spacing w:after="160" w:line="320" w:lineRule="auto"/>
+      </w:pPr>
+      <w:r>
+        <w:rPr>
+          <w:rFonts w:ascii="Malgun Gothic" w:hAnsi="Malgun Gothic" w:eastAsia="Malgun Gothic"/>
+          <w:sz w:val="22"/>
+        </w:rPr>
+        <w:t>그래서 3편의 실패는 끝이 아니라 설계 제약이다. 가격·거래량·시가총액만으로 만든 모델의 합의는 알파가 아니었다. 다음 모델은 더 많은 가격 파라미터가 아니라, 다른 관측 창에서 출발해야 한다. 그때에도 합의가 좋다고 바로 믿지는 않을 것이다. 합의 포트폴리오의 성과보다 먼저, 두 신호가 함께 틀리는 비율과 거래 가능한 종목 수가 어떻게 달라지는지부터 확인할 생각이다.</w:t>
       </w:r>
     </w:p>
     <w:p>
@@ -4563,6 +4623,42 @@
     </w:p>
     <w:p>
       <w:pPr>
+        <w:spacing w:after="160" w:line="320" w:lineRule="auto"/>
+      </w:pPr>
+      <w:r>
+        <w:rPr>
+          <w:rFonts w:ascii="Malgun Gothic" w:hAnsi="Malgun Gothic" w:eastAsia="Malgun Gothic"/>
+          <w:sz w:val="22"/>
+        </w:rPr>
+        <w:t>이 시도는 시장을 정규분포의 평균과 분산으로만 요약하는 방식에도 거리를 둔다. 평균수익률과 변동성은 필요하지만, 극단적인 손실이 어느 신호에서 동시에 나타났는지는 따로 알려 주지 않는다. 같은 표준편차의 움직임이라도 하나의 전략만 흔들린 달과 네 전략이 함께 기대를 배반한 달은 운용자가 마주하는 위험이 다르다. 그래서 나는 시장 상태를 수익률의 크기만으로 부르지 않고, 모델 실패의 동시성으로도 기록해 보려 한다.</w:t>
+      </w:r>
+    </w:p>
+    <w:p>
+      <w:pPr>
+        <w:spacing w:after="160" w:line="320" w:lineRule="auto"/>
+      </w:pPr>
+      <w:r>
+        <w:rPr>
+          <w:rFonts w:ascii="Malgun Gothic" w:hAnsi="Malgun Gothic" w:eastAsia="Malgun Gothic"/>
+          <w:sz w:val="22"/>
+        </w:rPr>
+        <w:t>다만 실패 개수가 높을 때 현금을 늘리거나 포지션을 줄이는 규칙을 지금 만들지는 않는다. 관측 수가 적은 상태에서 규칙을 만들면, 위기 이후의 몇 달을 정확히 설명하는 대신 다음 위기에서는 전혀 다른 방식으로 실패할 수 있다. 이 글에서 남긴 수치는 ‘공동 실패가 위험하다’는 매매 명령이 아니라, 다음 검증에서 버려지거나 살아남을 수 있는 가설이다.</w:t>
+      </w:r>
+    </w:p>
+    <w:p>
+      <w:pPr>
+        <w:spacing w:after="160" w:line="320" w:lineRule="auto"/>
+      </w:pPr>
+      <w:r>
+        <w:rPr>
+          <w:rFonts w:ascii="Malgun Gothic" w:hAnsi="Malgun Gothic" w:eastAsia="Malgun Gothic"/>
+          <w:sz w:val="22"/>
+        </w:rPr>
+        <w:t>내가 더 궁금한 것은 공동 실패의 원인이다. 뉴스가 한 종목군에 집중된 날인지, 특정 공시가 시장 전체의 기대를 바꾼 날인지, 호가 스프레드가 넓어져 어떤 모델도 원래 가격에 거래할 수 없던 날인지에 따라 대응은 달라진다. 가격 신호만으로 만든 실패 지표는 원인을 말해 주지 않는다. 그래서 이 글의 다음 단계는 더 복잡한 예측 모델이 아니라, 실패한 달의 정보 환경을 복원하는 작업이다.</w:t>
+      </w:r>
+    </w:p>
+    <w:p>
+      <w:pPr>
         <w:pStyle w:val="Heading2"/>
       </w:pPr>
       <w:r>

--- a/최종_게시_패키지/01_블로그용_Word/문병로_교수의_메트릭_스튜디오_02_00부터_04_블로그_게시용.docx
+++ b/최종_게시_패키지/01_블로그용_Word/문병로_교수의_메트릭_스튜디오_02_00부터_04_블로그_게시용.docx
@@ -2568,6 +2568,54 @@
     </w:p>
     <w:p>
       <w:pPr>
+        <w:spacing w:after="160" w:line="320" w:lineRule="auto"/>
+      </w:pPr>
+      <w:r>
+        <w:rPr>
+          <w:rFonts w:ascii="Malgun Gothic" w:hAnsi="Malgun Gothic" w:eastAsia="Malgun Gothic"/>
+          <w:sz w:val="22"/>
+        </w:rPr>
+        <w:t>책에서 말하는 인기주의 예후도 이 관점에서 다시 읽게 됐다. 인기주가 장기적으로 상대적으로 약했다는 관찰은, 사람이 많이 본 종목을 기계적으로 피하라는 규칙이 아니다. 기대가 이미 가격에 반영된 상태인지, 사람들이 그 종목을 좋아하지만 실제 매수 여력이 남아 있는지, 유행이 끝났을 때 누가 마지막 보유자가 되는지를 묻는 문제다. 관심이 과도한 기대를 뜻할 때와, 새 정보가 유입되는 속도를 뜻할 때의 가격 효과는 반대일 수도 있다.</w:t>
+      </w:r>
+    </w:p>
+    <w:p>
+      <w:pPr>
+        <w:spacing w:after="160" w:line="320" w:lineRule="auto"/>
+      </w:pPr>
+      <w:r>
+        <w:rPr>
+          <w:rFonts w:ascii="Malgun Gothic" w:hAnsi="Malgun Gothic" w:eastAsia="Malgun Gothic"/>
+          <w:sz w:val="22"/>
+        </w:rPr>
+        <w:t>나는 이전에는 회전율 상위 그룹의 성과가 약하면 곧바로 ‘관심이 과열됐다’고 설명하고 싶었다. 그러나 회전율이 높은 달에 뉴스가 많았는지, 뉴스가 특정 산업에 집중됐는지, 기관과 개인 중 누가 거래했는지 확인하지 않으면 그 설명은 사후 서사에 가깝다. 똑같이 회전율이 높은 두 종목이 있어도, 하나는 호재 공시 직후 기관의 편입 수요일 수 있고 다른 하나는 악재 뒤 손절 물량일 수 있다. 두 경우를 관심이라는 한 단어로 묶은 순간, 수익률 차이는 설명되지 않는다.</w:t>
+      </w:r>
+    </w:p>
+    <w:p>
+      <w:pPr>
+        <w:spacing w:after="160" w:line="320" w:lineRule="auto"/>
+      </w:pPr>
+      <w:r>
+        <w:rPr>
+          <w:rFonts w:ascii="Malgun Gothic" w:hAnsi="Malgun Gothic" w:eastAsia="Malgun Gothic"/>
+          <w:sz w:val="22"/>
+        </w:rPr>
+        <w:t>원천 뉴스 패널을 다시 연결하면서 데이터의 빈칸도 더 선명해졌다. 뉴스가 없는 달은 실제로 아무 정보도 없었던 달이 아니라, 내가 수집한 원천에서 해당 종목의 헤드라인을 관측하지 못한 달일 수 있다. 뉴스량은 기사 내용의 긍정·부정을 구분하지 않고, 조회 수나 검색량도 알지 못한다. 그래서 2편의 결과는 관심을 측정했다는 선언이 아니라, 기존 회전율 해석이 얼마나 많은 관측 불가능한 요소를 품고 있었는지 밝힌 기록이다.</w:t>
+      </w:r>
+    </w:p>
+    <w:p>
+      <w:pPr>
+        <w:spacing w:after="160" w:line="320" w:lineRule="auto"/>
+      </w:pPr>
+      <w:r>
+        <w:rPr>
+          <w:rFonts w:ascii="Malgun Gothic" w:hAnsi="Malgun Gothic" w:eastAsia="Malgun Gothic"/>
+          <w:sz w:val="22"/>
+        </w:rPr>
+        <w:t>이 차이를 인정하면 다음 데이터 요구도 달라진다. 검색량을 붙이는 일은 단순히 변수를 하나 더 추가하는 일이 아니다. 검색량은 개인의 주목을, 투자자별 수급은 주문 주체를, 호가 불균형과 스프레드는 실제 거래 환경을 다르게 관측한다. 이 네 가지가 모두 같은 날 높아지는 경우와, 하나만 움직이는 경우를 분리해야만 관심이 가격에 남기는 효과를 질문할 수 있다. 2편에서 끝내지 않은 이유도 여기에 있다. 내가 버린 것은 하나의 변수보다, 관측하지 못한 것을 너무 쉽게 이름 붙이던 습관이다.</w:t>
+      </w:r>
+    </w:p>
+    <w:p>
+      <w:pPr>
         <w:pStyle w:val="Heading2"/>
       </w:pPr>
       <w:r>
@@ -3326,6 +3374,54 @@
           <w:sz w:val="22"/>
         </w:rPr>
         <w:t>그래서 3편의 실패는 끝이 아니라 설계 제약이다. 가격·거래량·시가총액만으로 만든 모델의 합의는 알파가 아니었다. 다음 모델은 더 많은 가격 파라미터가 아니라, 다른 관측 창에서 출발해야 한다. 그때에도 합의가 좋다고 바로 믿지는 않을 것이다. 합의 포트폴리오의 성과보다 먼저, 두 신호가 함께 틀리는 비율과 거래 가능한 종목 수가 어떻게 달라지는지부터 확인할 생각이다.</w:t>
+      </w:r>
+    </w:p>
+    <w:p>
+      <w:pPr>
+        <w:spacing w:after="160" w:line="320" w:lineRule="auto"/>
+      </w:pPr>
+      <w:r>
+        <w:rPr>
+          <w:rFonts w:ascii="Malgun Gothic" w:hAnsi="Malgun Gothic" w:eastAsia="Malgun Gothic"/>
+          <w:sz w:val="22"/>
+        </w:rPr>
+        <w:t>합의 포트폴리오를 만들 때는 이 중복이 특히 심해진다. 나는 반전·모멘텀·저변동성·소형주 신호에 유동성 기준과 보유 종목 수를 달리 적용한 모델들의 선택 횟수를 셌다. 겉으로는 많은 모델이 투표한 것처럼 보이지만, 한 신호의 기간이나 종목 수만 바꾼 모델들도 같은 종목에 표를 던질 수 있다. 이 표는 독립적인 연구자들의 판단이 아니라, 하나의 가격 패널에서 만들어진 유사한 규칙들의 반복일 수 있다.</w:t>
+      </w:r>
+    </w:p>
+    <w:p>
+      <w:pPr>
+        <w:spacing w:after="160" w:line="320" w:lineRule="auto"/>
+      </w:pPr>
+      <w:r>
+        <w:rPr>
+          <w:rFonts w:ascii="Malgun Gothic" w:hAnsi="Malgun Gothic" w:eastAsia="Malgun Gothic"/>
+          <w:sz w:val="22"/>
+        </w:rPr>
+        <w:t>그래서 평균 13.8표를 받은 상위 30종목이라는 숫자는 처음에는 강한 확신처럼 보였지만, 지금은 다른 뜻으로 읽힌다. 많은 모델이 동의했다는 사실은 그 종목이 여러 위험을 통과했다는 뜻이 아니라, 내가 만든 모델 집합이 같은 특성을 반복적으로 선호했다는 뜻일 수 있다. 합의가 높은 종목만 남기는 순간 포트폴리오는 넓어지는 것이 아니라 오히려 더 좁아진다. 여러 모델의 평균이 남기는 분산 효과를 버리고, 공통된 선호를 가장 강하게 보유하게 되는 것이다.</w:t>
+      </w:r>
+    </w:p>
+    <w:p>
+      <w:pPr>
+        <w:spacing w:after="160" w:line="320" w:lineRule="auto"/>
+      </w:pPr>
+      <w:r>
+        <w:rPr>
+          <w:rFonts w:ascii="Malgun Gothic" w:hAnsi="Malgun Gothic" w:eastAsia="Malgun Gothic"/>
+          <w:sz w:val="22"/>
+        </w:rPr>
+        <w:t>이 실험에서 구성요소 전략 평균의 CAGR이 양수였는데 합의 포트폴리오가 음수였다는 결과가 중요한 이유도 여기에 있다. 모델을 조합하는 방법은 하나가 아니다. 같은 48개 전략을 평균내는 일과, 모두가 고른 종목만 압축하는 일은 전혀 다른 포트폴리오를 만든다. 전자는 개별 오류를 희석할 수 있지만, 후자는 공통 오류를 증폭할 수 있다. ‘앙상블’이라는 이름으로 두 작업을 같은 것으로 부르면, 왜 결과가 달라졌는지 보이지 않는다.</w:t>
+      </w:r>
+    </w:p>
+    <w:p>
+      <w:pPr>
+        <w:spacing w:after="160" w:line="320" w:lineRule="auto"/>
+      </w:pPr>
+      <w:r>
+        <w:rPr>
+          <w:rFonts w:ascii="Malgun Gothic" w:hAnsi="Malgun Gothic" w:eastAsia="Malgun Gothic"/>
+          <w:sz w:val="22"/>
+        </w:rPr>
+        <w:t>앞으로 재무·뉴스·공시 데이터를 붙이더라도 단순히 표를 합산하지 않을 것이다. 먼저 각 데이터가 그 시점에 실제로 이용 가능했는지 확인하고, 그 신호가 가격 신호와 같은 종목을 고르는지, 같은 달에 실패하는지, 손실 구간에서 어떤 역할을 하는지 비교해야 한다. 신호의 수보다 중요한 것은 독립적인 오류의 수다. 나는 다음 모델에서 더 높은 합의 점수를 찾는 대신, 어떤 합의가 중복이고 어떤 합의가 새로운 증거인지 구분하는 기준부터 만들 생각이다.</w:t>
       </w:r>
     </w:p>
     <w:p>
@@ -4659,6 +4755,54 @@
     </w:p>
     <w:p>
       <w:pPr>
+        <w:spacing w:after="160" w:line="320" w:lineRule="auto"/>
+      </w:pPr>
+      <w:r>
+        <w:rPr>
+          <w:rFonts w:ascii="Malgun Gothic" w:hAnsi="Malgun Gothic" w:eastAsia="Malgun Gothic"/>
+          <w:sz w:val="22"/>
+        </w:rPr>
+        <w:t>여기서 한 가지 더 조심할 점은 ‘한 표준편차 아래’를 정규분포의 확률처럼 해석하지 않는 것이다. 주식 수익률의 상승과 하락은 좌우 대칭이 아니고, 극단적인 손실은 평균과 분산만으로 충분히 설명되지 않는다. 내가 사용한 36개월 기준은 실패를 동일한 단위로 표시하기 위한 내부 기준일 뿐, 시장수익률이 정규분포를 따른다는 가정이 아니다. 이 구분을 하지 않으면 실패 상태라는 지표도 다시 익숙한 통계 언어로 시장의 비대칭성을 지워 버릴 수 있다.</w:t>
+      </w:r>
+    </w:p>
+    <w:p>
+      <w:pPr>
+        <w:spacing w:after="160" w:line="320" w:lineRule="auto"/>
+      </w:pPr>
+      <w:r>
+        <w:rPr>
+          <w:rFonts w:ascii="Malgun Gothic" w:hAnsi="Malgun Gothic" w:eastAsia="Malgun Gothic"/>
+          <w:sz w:val="22"/>
+        </w:rPr>
+        <w:t>책이 모멘텀과 반전에서 상반된 결과를 함께 보여 준 이유는 한 전략이 거짓이라는 뜻이 아니다. 같은 전략도 시장·기간·운용 방식이 달라지면 다른 보상을 받을 수 있다는 뜻이다. 나는 이 사실을 ‘한국에서는 모멘텀이 안 된다’는 결론으로 줄이고 싶었다. 하지만 내 데이터에서 약했던 모멘텀이 다른 기간에도 약한지, 비용을 넣은 뒤에도 약한지, 소형주와 대형주에서 같은지 확인하지 않은 결론은 시장의 법칙이 아니라 내 백테스트의 메모일 뿐이다.</w:t>
+      </w:r>
+    </w:p>
+    <w:p>
+      <w:pPr>
+        <w:spacing w:after="160" w:line="320" w:lineRule="auto"/>
+      </w:pPr>
+      <w:r>
+        <w:rPr>
+          <w:rFonts w:ascii="Malgun Gothic" w:hAnsi="Malgun Gothic" w:eastAsia="Malgun Gothic"/>
+          <w:sz w:val="22"/>
+        </w:rPr>
+        <w:t>공동 실패를 기록하는 방식은 이 성급한 일반화를 피하려는 시도다. 모멘텀이 이기는 달과 반전이 이기는 달을 미리 구분하지 않아도 된다. 대신 네 신호가 각자의 예상에서 얼마나 벗어났는지 보고, 같은 달에 설명력이 무너졌는지를 기록한다. 이 지표가 다음 달 시장수익률과 관계를 보인다면, 그것은 ‘어느 팩터를 사야 하는가’보다 앞선 질문, 즉 ‘현재 내가 의존하는 설명들이 동시에 취약해졌는가’를 다룰 수 있게 한다.</w:t>
+      </w:r>
+    </w:p>
+    <w:p>
+      <w:pPr>
+        <w:spacing w:after="160" w:line="320" w:lineRule="auto"/>
+      </w:pPr>
+      <w:r>
+        <w:rPr>
+          <w:rFonts w:ascii="Malgun Gothic" w:hAnsi="Malgun Gothic" w:eastAsia="Malgun Gothic"/>
+          <w:sz w:val="22"/>
+        </w:rPr>
+        <w:t>물론 이 접근도 새로운 과적합이 될 수 있다. 실패 기준을 36개월과 한 표준편차로 정한 것 역시 선택이고, 관측 수가 적은 극단 상태의 평균은 쉽게 흔들린다. 그래서 나는 상태 수를 더 잘게 쪼개거나 임계값을 계속 바꿔 가장 예쁜 그래프를 찾지 않았다. 시간 분할에서 방향이 유지되는지까지만 확인했고, 이후 검증은 다른 시장과 다른 정보원으로 넘겼다. 이 글의 가치는 위기 예측기를 만들었다는 데 있지 않다. 시장 국면을 가격의 결과가 아니라 모델의 실패 구조로 읽을 수 있다는, 검증 가능한 질문을 만든 데 있다.</w:t>
+      </w:r>
+    </w:p>
+    <w:p>
+      <w:pPr>
         <w:pStyle w:val="Heading2"/>
       </w:pPr>
       <w:r>

--- a/최종_게시_패키지/01_블로그용_Word/문병로_교수의_메트릭_스튜디오_02_00부터_04_블로그_게시용.docx
+++ b/최종_게시_패키지/01_블로그용_Word/문병로_교수의_메트릭_스튜디오_02_00부터_04_블로그_게시용.docx
@@ -205,14 +205,10 @@
     </w:p>
     <w:p>
       <w:pPr>
-        <w:spacing w:after="160" w:line="320" w:lineRule="auto"/>
+        <w:pStyle w:val="Heading2"/>
       </w:pPr>
       <w:r>
-        <w:rPr>
-          <w:rFonts w:ascii="Malgun Gothic" w:hAnsi="Malgun Gothic" w:eastAsia="Malgun Gothic"/>
-          <w:sz w:val="22"/>
-        </w:rPr>
-        <w:t>## 1. 유동성 상위 80%가 좋다는 말은 누구에게 유효한가</w:t>
+        <w:t>1. 유동성 상위 80%가 좋다는 말은 누구에게 유효한가</w:t>
       </w:r>
     </w:p>
     <w:p>
@@ -265,14 +261,10 @@
     </w:p>
     <w:p>
       <w:pPr>
-        <w:spacing w:after="160" w:line="320" w:lineRule="auto"/>
+        <w:pStyle w:val="Heading2"/>
       </w:pPr>
       <w:r>
-        <w:rPr>
-          <w:rFonts w:ascii="Malgun Gothic" w:hAnsi="Malgun Gothic" w:eastAsia="Malgun Gothic"/>
-          <w:sz w:val="22"/>
-        </w:rPr>
-        <w:t>## 2. 거래회전율은 정말 관심을 측정하는가</w:t>
+        <w:t>2. 거래회전율은 정말 관심을 측정하는가</w:t>
       </w:r>
     </w:p>
     <w:p>
@@ -325,14 +317,10 @@
     </w:p>
     <w:p>
       <w:pPr>
-        <w:spacing w:after="160" w:line="320" w:lineRule="auto"/>
+        <w:pStyle w:val="Heading2"/>
       </w:pPr>
       <w:r>
-        <w:rPr>
-          <w:rFonts w:ascii="Malgun Gothic" w:hAnsi="Malgun Gothic" w:eastAsia="Malgun Gothic"/>
-          <w:sz w:val="22"/>
-        </w:rPr>
-        <w:t>## 3. 여러 모델의 합의는 증거를 늘리는가</w:t>
+        <w:t>3. 여러 모델의 합의는 증거를 늘리는가</w:t>
       </w:r>
     </w:p>
     <w:p>
@@ -385,14 +373,10 @@
     </w:p>
     <w:p>
       <w:pPr>
-        <w:spacing w:after="160" w:line="320" w:lineRule="auto"/>
+        <w:pStyle w:val="Heading2"/>
       </w:pPr>
       <w:r>
-        <w:rPr>
-          <w:rFonts w:ascii="Malgun Gothic" w:hAnsi="Malgun Gothic" w:eastAsia="Malgun Gothic"/>
-          <w:sz w:val="22"/>
-        </w:rPr>
-        <w:t>## 4. 시장은 가격보다 먼저 모델의 실패 방식으로 드러날 수 있는가</w:t>
+        <w:t>4. 시장은 가격보다 먼저 모델의 실패 방식으로 드러날 수 있는가</w:t>
       </w:r>
     </w:p>
     <w:p>
@@ -648,14 +632,10 @@
     </w:p>
     <w:p>
       <w:pPr>
-        <w:spacing w:after="160" w:line="320" w:lineRule="auto"/>
+        <w:pStyle w:val="Heading2"/>
       </w:pPr>
       <w:r>
-        <w:rPr>
-          <w:rFonts w:ascii="Malgun Gothic" w:hAnsi="Malgun Gothic" w:eastAsia="Malgun Gothic"/>
-          <w:sz w:val="22"/>
-        </w:rPr>
-        <w:t>## 내가 만든 실험</w:t>
+        <w:t>내가 만든 실험</w:t>
       </w:r>
     </w:p>
     <w:p>
@@ -1094,14 +1074,10 @@
     </w:p>
     <w:p>
       <w:pPr>
-        <w:spacing w:after="160" w:line="320" w:lineRule="auto"/>
+        <w:pStyle w:val="Heading2"/>
       </w:pPr>
       <w:r>
-        <w:rPr>
-          <w:rFonts w:ascii="Malgun Gothic" w:hAnsi="Malgun Gothic" w:eastAsia="Malgun Gothic"/>
-          <w:sz w:val="22"/>
-        </w:rPr>
-        <w:t>## 결과: 높은 수익률보다 넓은 생존 구간</w:t>
+        <w:t>결과: 높은 수익률보다 넓은 생존 구간</w:t>
       </w:r>
     </w:p>
     <w:p>
@@ -1480,14 +1456,10 @@
     </w:p>
     <w:p>
       <w:pPr>
-        <w:spacing w:after="160" w:line="320" w:lineRule="auto"/>
+        <w:pStyle w:val="Heading2"/>
       </w:pPr>
       <w:r>
-        <w:rPr>
-          <w:rFonts w:ascii="Malgun Gothic" w:hAnsi="Malgun Gothic" w:eastAsia="Malgun Gothic"/>
-          <w:sz w:val="22"/>
-        </w:rPr>
-        <w:t>## 결과를 신뢰하지 않기 위해 다시 한 일</w:t>
+        <w:t>결과를 신뢰하지 않기 위해 다시 한 일</w:t>
       </w:r>
     </w:p>
     <w:p>
@@ -1643,14 +1615,10 @@
     </w:p>
     <w:p>
       <w:pPr>
-        <w:spacing w:after="160" w:line="320" w:lineRule="auto"/>
+        <w:pStyle w:val="Heading2"/>
       </w:pPr>
       <w:r>
-        <w:rPr>
-          <w:rFonts w:ascii="Malgun Gothic" w:hAnsi="Malgun Gothic" w:eastAsia="Malgun Gothic"/>
-          <w:sz w:val="22"/>
-        </w:rPr>
-        <w:t>## 이 글이 아직 투자 권유가 아닌 이유</w:t>
+        <w:t>이 글이 아직 투자 권유가 아닌 이유</w:t>
       </w:r>
     </w:p>
     <w:p>
@@ -1726,14 +1694,10 @@
     </w:p>
     <w:p>
       <w:pPr>
-        <w:spacing w:after="160" w:line="320" w:lineRule="auto"/>
+        <w:pStyle w:val="Heading2"/>
       </w:pPr>
       <w:r>
-        <w:rPr>
-          <w:rFonts w:ascii="Malgun Gothic" w:hAnsi="Malgun Gothic" w:eastAsia="Malgun Gothic"/>
-          <w:sz w:val="22"/>
-        </w:rPr>
-        <w:t>## 유동성 80%는 정답이 아니었다</w:t>
+        <w:t>유동성 80%는 정답이 아니었다</w:t>
       </w:r>
     </w:p>
     <w:p>

--- a/최종_게시_패키지/01_블로그용_Word/문병로_교수의_메트릭_스튜디오_02_00부터_04_블로그_게시용.docx
+++ b/최종_게시_패키지/01_블로그용_Word/문병로_교수의_메트릭_스튜디오_02_00부터_04_블로그_게시용.docx
@@ -256,7 +256,7 @@
           <w:rFonts w:ascii="Malgun Gothic" w:hAnsi="Malgun Gothic" w:eastAsia="Malgun Gothic"/>
           <w:sz w:val="22"/>
         </w:rPr>
-        <w:t>여기서 중요한 것은 ‘상위 80%가 좋다’는 결론 자체가 아니다. 수익률이 가장 높은 조합이 한두 조건에서만 나타난다면, 그 결과는 전략이라기보다 백테스트 표면 위의 봉우리다. 반대로 인접한 조건에서도 비슷한 성과가 남는다면, 그때에야 운용 가능한 영역이라고 부를 근거가 생긴다. 1편에서는 이 차이를 ‘봉우리’와 ‘대륙’이라는 질문으로 정리한다.</w:t>
+        <w:t>여기서 중요한 것은 ‘상위 80%가 좋다’는 결론 자체가 아니다. 수익률이 가장 높은 조합이 한두 조건에서만 나타난다면, 그 결과는 단일 최적값일 수 있다. 반대로 인접한 조건에서도 비슷한 성과가 남는다면, 그 결과는 안정적인 구간이라고 볼 근거가 생긴다. 1편에서는 단일 최적값과 안정적인 구간을 구분해 본다.</w:t>
       </w:r>
     </w:p>
     <w:p>
@@ -376,7 +376,7 @@
         <w:pStyle w:val="Heading2"/>
       </w:pPr>
       <w:r>
-        <w:t>4. 시장은 가격보다 먼저 모델의 실패 방식으로 드러날 수 있는가</w:t>
+        <w:t>4. 시장 상태는 모델의 공동 실패로 읽을 수 있는가</w:t>
       </w:r>
     </w:p>
     <w:p>
@@ -412,7 +412,7 @@
           <w:rFonts w:ascii="Malgun Gothic" w:hAnsi="Malgun Gothic" w:eastAsia="Malgun Gothic"/>
           <w:sz w:val="22"/>
         </w:rPr>
-        <w:t>그래서 질문을 바꿨다. 어느 모델이 다음 달을 맞힐지를 묻는 대신, 서로 다른 모델이 같은 시점에 기대를 배반하는지를 보자. 각 모델의 월별 성과를 표준화하고, 동시에 부진한 모델 수와 그 다음 시장 수익률의 관계를 점검했다. 여기서 모델의 공동 실패는 매수·매도 신호가 아니다. 내가 서로 독립적이라고 믿었던 설명들이 같은 충격에 무너졌다는 관측치다.</w:t>
+        <w:t>그래서 질문을 바꿨다. 어느 모델이 다음 달을 맞힐지를 묻는 대신, 서로 다른 모델이 같은 시점에 기대를 배반하는지를 보자. 각 모델의 월별 성과를 표준화한 뒤, 공동 실패가 관측된 다음 달의 수익률을 별도로 점검했다. 여기서 모델의 공동 실패는 매수·매도 신호가 아니다. 내가 서로 독립적이라고 믿었던 설명들이 같은 충격에 무너졌다는 관측치다.</w:t>
       </w:r>
     </w:p>
     <w:p>
@@ -424,7 +424,7 @@
           <w:rFonts w:ascii="Malgun Gothic" w:hAnsi="Malgun Gothic" w:eastAsia="Malgun Gothic"/>
           <w:sz w:val="22"/>
         </w:rPr>
-        <w:t>시장의 상태는 상승·하락 같은 사후 이름보다, 모델들이 함께 틀리는 방식으로 먼저 드러날 수 있다. 물론 작은 표본에서 나온 이 관계를 예측 규칙으로 과장할 수는 없다. 4편은 이 가설을 검증 가능한 상태 변수로 바꾸고, 어느 구간에서는 작동하지 않는지도 함께 남기는 시도다.</w:t>
+        <w:t>공동 실패는 시장을 가격보다 먼저 보여 주는 지표가 아니다. 가격으로 계산한 실패는 월말이 지나야 알 수 있다. 4편에서는 그 한계를 숨기지 않고 한 달 앞으로 밀어 검증한다. 현재 데이터에서 예측 관계가 남는지, 남지 않는지를 모두 기록하는 시도다.</w:t>
       </w:r>
     </w:p>
     <w:p>
@@ -473,7 +473,7 @@
         <w:pStyle w:val="Heading1"/>
       </w:pPr>
       <w:r>
-        <w:t>『문병로 교수의 메트릭 스튜디오 02』 2장 「시장관찰」 1. 알파는 봉우리인가, 대륙인가</w:t>
+        <w:t>『문병로 교수의 메트릭 스튜디오 02』 2장 「시장관찰」 1. 알파는 조건이 바뀌어도 남는가</w:t>
       </w:r>
     </w:p>
     <w:p>
@@ -554,7 +554,22 @@
           <w:rFonts w:ascii="Malgun Gothic" w:hAnsi="Malgun Gothic" w:eastAsia="Malgun Gothic"/>
           <w:sz w:val="22"/>
         </w:rPr>
-        <w:t>처음에는 이 숫자를 전략의 조건으로 적어 두고 싶었다. 유동성 상위 80%를 사용하면 되겠다고 말이다. 그런데 같은 전략을 1억 원으로 운용하는 사람과 100억 원으로 운용하는 사람이 정말 같은 기준을 공유해야 하는지는 설명되지 않는다. 수익률이 높은 종목군과 내가 실제로 살 수 있는 종목군도 같지 않을 수 있다.</w:t>
+        <w:t xml:space="preserve">처음에는 책에서 수익률이 높았던 </w:t>
+      </w:r>
+      <w:r>
+        <w:rPr>
+          <w:rFonts w:ascii="Malgun Gothic" w:hAnsi="Malgun Gothic" w:eastAsia="Malgun Gothic"/>
+          <w:b/>
+          <w:sz w:val="22"/>
+        </w:rPr>
+        <w:t>유동성 상위 80%</w:t>
+      </w:r>
+      <w:r>
+        <w:rPr>
+          <w:rFonts w:ascii="Malgun Gothic" w:hAnsi="Malgun Gothic" w:eastAsia="Malgun Gothic"/>
+          <w:sz w:val="22"/>
+        </w:rPr>
+        <w:t>를 내 전략의 고정 필터로 쓰고 싶었다. 매월 평균 거래대금 상위 80% 안의 종목만 매수 후보로 남기면 된다고 생각했다. 그런데 같은 전략을 1억 원으로 운용하는 사람과 100억 원으로 운용하는 사람이 정말 같은 기준을 공유해야 하는지는 설명되지 않는다. 수익률이 높은 종목군과 내가 실제로 살 수 있는 종목군도 같지 않을 수 있다.</w:t>
       </w:r>
     </w:p>
     <w:p>
@@ -567,6 +582,85 @@
           <w:sz w:val="22"/>
         </w:rPr>
         <w:t>책은 같은 실험에서 유동성 상위 80%까지 넓혔을 때 연평균 수익률이 66.16%였고, 상위 50%로 제한하면 49.88%였다고 적는다. 숫자만 보면 80%가 답처럼 보인다. 하지만 그 차이 16.28%p에는 저유동성 종목을 더 담았을 때만 얻을 수 있는 이론 수익과, 실제 주문이 그 종목의 가격을 밀어 버릴 때 잃는 비용이 함께 들어 있다. 나는 이 차이를 ‘수익률의 차이’가 아니라 ‘실행 가능한 수익률과 실행 불가능한 수익률의 차이’로 읽었다.</w:t>
+      </w:r>
+    </w:p>
+    <w:p>
+      <w:pPr>
+        <w:keepNext/>
+        <w:spacing w:before="120" w:after="60"/>
+        <w:jc w:val="center"/>
+      </w:pPr>
+      <w:r>
+        <w:drawing>
+          <wp:inline xmlns:a="http://schemas.openxmlformats.org/drawingml/2006/main" xmlns:pic="http://schemas.openxmlformats.org/drawingml/2006/picture">
+            <wp:extent cx="5577840" cy="3470656"/>
+            <wp:docPr id="1" name="Picture 1"/>
+            <wp:cNvGraphicFramePr>
+              <a:graphicFrameLocks noChangeAspect="1"/>
+            </wp:cNvGraphicFramePr>
+            <a:graphic>
+              <a:graphicData uri="http://schemas.openxmlformats.org/drawingml/2006/picture">
+                <pic:pic>
+                  <pic:nvPicPr>
+                    <pic:cNvPr id="0" name="book_figure_18_liquidity_universe_recreated.png"/>
+                    <pic:cNvPicPr/>
+                  </pic:nvPicPr>
+                  <pic:blipFill>
+                    <a:blip r:embed="rId9"/>
+                    <a:stretch>
+                      <a:fillRect/>
+                    </a:stretch>
+                  </pic:blipFill>
+                  <pic:spPr>
+                    <a:xfrm>
+                      <a:off x="0" y="0"/>
+                      <a:ext cx="5577840" cy="3470656"/>
+                    </a:xfrm>
+                    <a:prstGeom prst="rect"/>
+                  </pic:spPr>
+                </pic:pic>
+              </a:graphicData>
+            </a:graphic>
+          </wp:inline>
+        </w:drawing>
+      </w:r>
+    </w:p>
+    <w:p>
+      <w:pPr>
+        <w:pStyle w:val="FigureCaption"/>
+        <w:jc w:val="center"/>
+      </w:pPr>
+      <w:r>
+        <w:rPr>
+          <w:rFonts w:ascii="Malgun Gothic" w:hAnsi="Malgun Gothic" w:eastAsia="Malgun Gothic"/>
+          <w:color w:val="595959"/>
+          <w:sz w:val="18"/>
+        </w:rPr>
+        <w:t>책 2장 그림 18. 유동성 유니버스 제한에 따른 포트폴리오 수익률 변화 추이(사진 기준 재작성)</w:t>
+      </w:r>
+    </w:p>
+    <w:p>
+      <w:pPr>
+        <w:spacing w:after="160" w:line="320" w:lineRule="auto"/>
+      </w:pPr>
+      <w:r>
+        <w:rPr>
+          <w:rFonts w:ascii="Malgun Gothic" w:hAnsi="Malgun Gothic" w:eastAsia="Malgun Gothic"/>
+          <w:sz w:val="22"/>
+        </w:rPr>
+        <w:t>이 그림은 책의 2장 그림 18을 사진의 축과 점 위치를 기준으로 다시 그린 것이다. 원문에는 점별 수치표가 함께 제시되지 않아, 정밀한 숫자 인용이 아니라 변화의 방향을 읽기 위한 재작성으로 사용했다. 상위 70% 이후 기울기가 완만해지고, 80%와 90% 사이에서는 오히려 작은 흔들림이 보인다. 그래프만으로 슬리피지를 측정할 수는 없다. 다만 이 구간에서는 유니버스를 더 넓혀도 이론 수익률의 추가 개선이 크지 않다. 그렇다면 새로 편입되는 저유동성 종목이 만드는 추가 수익이, 실제 집행에서 늘어나는 슬리피지를 감당할 만큼 큰가. 이 그림은 답하지 못하는 이 질문을 뒤에서 운용 규모와 체결 가능 비중을 함께 넣어 확인했다.</w:t>
+      </w:r>
+    </w:p>
+    <w:p>
+      <w:pPr>
+        <w:spacing w:after="160" w:line="320" w:lineRule="auto"/>
+      </w:pPr>
+      <w:r>
+        <w:rPr>
+          <w:rFonts w:ascii="Malgun Gothic" w:hAnsi="Malgun Gothic" w:eastAsia="Malgun Gothic"/>
+          <w:sz w:val="22"/>
+        </w:rPr>
+        <w:t>이 질문 때문에 나는 책의 66.16%를 내 실험의 목표값으로 두지 않았다. 표본 기간, 신호의 정의, 종목 수, 리밸런싱, 비용 모형이 다르면 같은 ‘유동성 상위 80%’도 같은 포트폴리오가 아니다. 책의 수익률을 재현하지 못했다고 반박할 수도 없고, 비슷한 모양이 나왔다고 검증됐다고 말할 수도 없다. 대신 책의 한 숫자가 성립하려면 무엇이 고정돼 있어야 하는지 분해하고, 그 조건을 바꿨을 때 결과가 어디에서 달라지는지 확인했다.</w:t>
       </w:r>
     </w:p>
     <w:p>
@@ -627,7 +721,7 @@
           <w:rFonts w:ascii="Malgun Gothic" w:hAnsi="Malgun Gothic" w:eastAsia="Malgun Gothic"/>
           <w:sz w:val="22"/>
         </w:rPr>
-        <w:t>최고 수익률 하나는 탐색 과정에서 우연히 튀어나올 수 있다. 반면 인접한 조건에서도 남는 결과는 다른 의미를 가진다. 나는 전자를 봉우리, 후자를 대륙이라고 부르기로 했다.</w:t>
+        <w:t>최고 수익률 하나는 탐색 과정에서 우연히 튀어나올 수 있다. 반면 유동성·비용·운용 규모를 조금 바꿔도 남는 결과는 다른 의미를 가진다. 이번 실험에서는 전자를 단일 최적값, 후자를 안정적인 구간으로 구분했다.</w:t>
       </w:r>
     </w:p>
     <w:p>
@@ -648,6 +742,110 @@
           <w:sz w:val="22"/>
         </w:rPr>
         <w:t>이번 실험에는 한국 주식 수정주가·거래량·시가총액 패널을 사용했다. 기간은 2000년 8월부터 2026년 4월까지이며, 월 단위로 리밸런싱했다. 반전·모멘텀·저변동성·소형주 네 신호에 유동성, 보유 종목 수, 운용 규모, 거래비용을 바꿔 총 1,728개 전략을 만들었다.</w:t>
+      </w:r>
+    </w:p>
+    <w:p>
+      <w:pPr>
+        <w:spacing w:after="160" w:line="320" w:lineRule="auto"/>
+      </w:pPr>
+      <w:r>
+        <w:rPr>
+          <w:rFonts w:ascii="Malgun Gothic" w:hAnsi="Malgun Gothic" w:eastAsia="Malgun Gothic"/>
+          <w:sz w:val="22"/>
+        </w:rPr>
+        <w:t>그런데 이 조합을 만들기 전에 먼저 정할 문제가 있었다. 책의 ‘유동성 상위 80%’를 코드에서 어떤 규칙으로 바꿀 것인가. 유동성의 정의가 달라지면 그 뒤에 붙는 신호·보유 종목 수·체결비용도 모두 다른 표본에서 계산된다. 그래서 실험의 첫 단계는 수익률 계산이 아니라 유동성을 실행 가능한 숫자로 정하는 일이었다.</w:t>
+      </w:r>
+    </w:p>
+    <w:p>
+      <w:pPr>
+        <w:pStyle w:val="Heading3"/>
+      </w:pPr>
+      <w:r>
+        <w:t>1. 유동성을 실행 가능한 규칙으로 바꾸기</w:t>
+      </w:r>
+    </w:p>
+    <w:p>
+      <w:pPr>
+        <w:spacing w:after="160" w:line="320" w:lineRule="auto"/>
+      </w:pPr>
+      <w:r>
+        <w:rPr>
+          <w:rFonts w:ascii="Malgun Gothic" w:hAnsi="Malgun Gothic" w:eastAsia="Malgun Gothic"/>
+          <w:sz w:val="22"/>
+        </w:rPr>
+        <w:t>여기서 유동성은 막연히 ‘거래가 활발한 종목’이라는 뜻으로 쓰지 않았다. 매월 리밸런싱 직전 21거래일의 평균 거래대금(ADV)을 계산하고, 그 달에 관측 가능한 종목을 이 값의 큰 순서로 정렬했다. 유동성 상위 70%라면 이 순위에서 위 70%를 먼저 남긴 뒤, 그 안에서 저변동성이나 소형주 같은 신호를 적용했다. 같은 종목도 거래대금이 줄면 다음 달 유니버스에서 빠질 수 있다. 유동성은 종목에 붙은 영구적인 꼬리표가 아니라, 매월 다시 계산되는 진입 제약이다.</w:t>
+      </w:r>
+    </w:p>
+    <w:p>
+      <w:pPr>
+        <w:spacing w:after="160" w:line="320" w:lineRule="auto"/>
+      </w:pPr>
+      <w:r>
+        <w:rPr>
+          <w:rFonts w:ascii="Malgun Gothic" w:hAnsi="Malgun Gothic" w:eastAsia="Malgun Gothic"/>
+          <w:sz w:val="22"/>
+        </w:rPr>
+        <w:t>상위 20%라는 말에도 작은 예외를 넣었다. 보유 종목 수를 최대 50개까지 바꿨기 때문에, 어떤 달에는 상위 20%가 50개보다 적을 수 있다. 그런 달에는 신호의 우열이 아니라 단순히 후보 부족 때문에 실험이 중단된다. 이를 피하기 위해 유동성 유니버스에는 최소 50개를 남겼다. 따라서 이 글의 ‘상위 20%’는 엄밀히 말하면 상위 20% 또는 최소 50개 중 더 큰 쪽이다. 작은 기술적 처리지만, 이 사실을 숨기면 유동성 컷의 효과와 표본 부족의 효과를 구분할 수 없다.</w:t>
+      </w:r>
+    </w:p>
+    <w:p>
+      <w:pPr>
+        <w:pStyle w:val="Heading3"/>
+      </w:pPr>
+      <w:r>
+        <w:t>2. 유동성 안에서 비교할 신호를 정하기</w:t>
+      </w:r>
+    </w:p>
+    <w:p>
+      <w:pPr>
+        <w:spacing w:after="160" w:line="320" w:lineRule="auto"/>
+      </w:pPr>
+      <w:r>
+        <w:rPr>
+          <w:rFonts w:ascii="Malgun Gothic" w:hAnsi="Malgun Gothic" w:eastAsia="Malgun Gothic"/>
+          <w:sz w:val="22"/>
+        </w:rPr>
+        <w:t>네 신호도 같은 역할을 하지 않는다. 1개월 반전은 직전 한 달 수익률이 낮은 종목을, 6개월 모멘텀은 최근 여섯 달 수익률이 높은 종목을 선택한다. 저변동성은 최근 12개월 월 수익률의 변동성이 낮은 종목을, 소형주는 시가총액이 작은 종목을 고른다. 이 네 가지는 ‘좋아 보이는 팩터 목록’이 아니라, 가격 반전·추세·위험·규모라는 서로 다른 설명이 유동성 제약 앞에서 어떤 방식으로 무너지는지 비교하기 위한 대조군이다.</w:t>
+      </w:r>
+    </w:p>
+    <w:p>
+      <w:pPr>
+        <w:spacing w:after="160" w:line="320" w:lineRule="auto"/>
+      </w:pPr>
+      <w:r>
+        <w:rPr>
+          <w:rFonts w:ascii="Malgun Gothic" w:hAnsi="Malgun Gothic" w:eastAsia="Malgun Gothic"/>
+          <w:sz w:val="22"/>
+        </w:rPr>
+        <w:t>특히 6개월 모멘텀은 이전 한국 주식 프로젝트에서 성과가 좋지 않았던 신호였다. 그 결과를 보고 이번 실험에서 빼 버리면, 나는 유리한 신호만 남긴 채 유동성의 효과를 말하게 된다. 그래서 모멘텀을 다시 넣었다. 좋은 모델을 입증하기 위해서가 아니라, 유동성 기준을 넓혔을 때도 살아남지 못하는 신호가 실제로 있는지 확인하기 위해서다.</w:t>
+      </w:r>
+    </w:p>
+    <w:p>
+      <w:pPr>
+        <w:pStyle w:val="Heading3"/>
+      </w:pPr>
+      <w:r>
+        <w:t>3. 선택 시점과 평가 시점을 분리하기</w:t>
+      </w:r>
+    </w:p>
+    <w:p>
+      <w:pPr>
+        <w:spacing w:after="160" w:line="320" w:lineRule="auto"/>
+      </w:pPr>
+      <w:r>
+        <w:rPr>
+          <w:rFonts w:ascii="Malgun Gothic" w:hAnsi="Malgun Gothic" w:eastAsia="Malgun Gothic"/>
+          <w:sz w:val="22"/>
+        </w:rPr>
+        <w:t>종목 선택에는 형성 월 종가까지의 정보만 사용했고, 다음 달 수익률은 선택 뒤에만 붙였다. 그렇다고 이 한 문장으로 미래정보 문제가 사라지는 것은 아니다. 수정주가에는 액면분할·배당·상장폐지 같은 사후 사건의 조정이 들어갈 수 있다. 그래서 이후에 재진입 종목과 다음 가격이 비어 있는 종목을 따로 감사했다. 백테스트에서 ‘룩어헤드를 막았다’는 말은 코드 한 줄의 문제가 아니라, 원천 가격이 어떤 사건을 어떤 시점에 반영했는지까지 확인해야 성립한다.</w:t>
+      </w:r>
+    </w:p>
+    <w:p>
+      <w:pPr>
+        <w:pStyle w:val="Heading3"/>
+      </w:pPr>
+      <w:r>
+        <w:t>4. 바꿔 본 조건</w:t>
       </w:r>
     </w:p>
     <w:tbl>
@@ -956,7 +1154,7 @@
                 <w:b w:val="0"/>
                 <w:sz w:val="20"/>
               </w:rPr>
-              <w:t>시장충격 계수</w:t>
+              <w:t>시장충격 가정</w:t>
             </w:r>
           </w:p>
         </w:tc>
@@ -982,7 +1180,7 @@
                 <w:b w:val="0"/>
                 <w:sz w:val="20"/>
               </w:rPr>
-              <w:t>0.5 · 1.0 · 1.5 · 2.0배</w:t>
+              <w:t>추정 시장충격의 0.5 · 1.0 · 1.5 · 2.0배</w:t>
             </w:r>
           </w:p>
         </w:tc>
@@ -1002,11 +1200,851 @@
           <w:rFonts w:ascii="Malgun Gothic" w:hAnsi="Malgun Gothic" w:eastAsia="Malgun Gothic"/>
           <w:sz w:val="22"/>
         </w:rPr>
-        <w:t>편도 비용은 기본 10bp에 주문금액이 해당 종목의 거래대금에서 차지하는 비중의 제곱근에 비례한 시장충격을 더해 계산했다. 표의 0.5~2.0배는 이 시장충격 부분에만 적용한 계수다. 수익률만으로 전략을 고르지 않았다. 비용 차감 CAGR이 양수인지, 월별 수익률의 t-통계량이 1.96을 넘는지, 최대낙폭이 -60%보다 나은지, 주문이 평균 80% 이상 체결되는지를 동시에 확인했다. 한 조건만 조금 바꿔도 모두 무너지는 전략은 높은 수익률을 내도 남기지 않으려 했다.</w:t>
+        <w:t>이 표는 유동성 상위 80%라는 책의 관찰이 얼마나 넓은 조건에서 유지되는지 확인하기 위해 바꾼 값들이다. 신호를 하나 정한 뒤 그 신호가 가장 잘 나온 조합만 찾는 방식이 아니다. 유동성 기준·보유 종목 수·운용 규모·비용 가정을 함께 바꾼 1,728개 조합을 비교했다.</w:t>
       </w:r>
     </w:p>
     <w:p>
       <w:pPr>
+        <w:spacing w:after="160" w:line="320" w:lineRule="auto"/>
+      </w:pPr>
+      <w:r>
+        <w:rPr>
+          <w:rFonts w:ascii="Malgun Gothic" w:hAnsi="Malgun Gothic" w:eastAsia="Malgun Gothic"/>
+          <w:sz w:val="22"/>
+        </w:rPr>
+        <w:t xml:space="preserve">표의 마지막 줄은 거래비용 전체를 0.5~2.0배로 바꿨다는 뜻이 아니다. 매수 또는 매도 한 번의 비용은 </w:t>
+      </w:r>
+      <w:r>
+        <w:rPr>
+          <w:rFonts w:ascii="Malgun Gothic" w:hAnsi="Malgun Gothic" w:eastAsia="Malgun Gothic"/>
+          <w:b/>
+          <w:sz w:val="22"/>
+        </w:rPr>
+        <w:t>기본 10bp + 시장충격</w:t>
+      </w:r>
+      <w:r>
+        <w:rPr>
+          <w:rFonts w:ascii="Malgun Gothic" w:hAnsi="Malgun Gothic" w:eastAsia="Malgun Gothic"/>
+          <w:sz w:val="22"/>
+        </w:rPr>
+        <w:t>으로 계산했다. 여기서 시장충격은 주문금액이 해당 종목의 일평균 거래대금에서 차지하는 비중이 커질수록 증가한다. 표의 0.5·1.0·1.5·2.0배는 이 시장충격 부분에만 곱한 값이다.</w:t>
+      </w:r>
+    </w:p>
+    <w:p>
+      <w:pPr>
+        <w:spacing w:after="160" w:line="320" w:lineRule="auto"/>
+      </w:pPr>
+      <w:r>
+        <w:rPr>
+          <w:rFonts w:ascii="Malgun Gothic" w:hAnsi="Malgun Gothic" w:eastAsia="Malgun Gothic"/>
+          <w:sz w:val="22"/>
+        </w:rPr>
+        <w:t>예를 들어 어떤 주문의 기본 시장충격을 20bp로 추정했다면, 0.5배 가정에서는 10bp, 2.0배 가정에서는 40bp의 시장충격을 적용한다. 두 경우 모두 기본 10bp는 그대로 더한다. 즉 편도비용은 각각 20bp와 50bp가 된다. 이 범위는 비용을 낙관적으로 보았을 때와 보수적으로 보았을 때 전략이 얼마나 달라지는지 확인하기 위한 장치다.</w:t>
+      </w:r>
+    </w:p>
+    <w:p>
+      <w:pPr>
+        <w:spacing w:after="160" w:line="320" w:lineRule="auto"/>
+      </w:pPr>
+      <w:r>
+        <w:rPr>
+          <w:rFonts w:ascii="Malgun Gothic" w:hAnsi="Malgun Gothic" w:eastAsia="Malgun Gothic"/>
+          <w:sz w:val="22"/>
+        </w:rPr>
+        <w:t>비용만 바꾸고 주문이 언제나 전량 체결된다고 두지는 않았다. 한 종목에는 그 달 21일 평균 거래대금의 최대 5%까지만 주문을 낼 수 있게 제한했다. 예를 들어 포트폴리오가 종목 하나에 2,000만 원을 배분하더라도, 그 종목의 21일 평균 거래대금의 5%가 1,200만 원이면 1,200만 원만 체결된 것으로 처리했다. 남은 800만 원에는 그 달의 종목 수익률을 억지로 붙이지 않고 현금으로 남겼다.</w:t>
+      </w:r>
+    </w:p>
+    <w:p>
+      <w:pPr>
+        <w:spacing w:after="160" w:line="320" w:lineRule="auto"/>
+      </w:pPr>
+      <w:r>
+        <w:rPr>
+          <w:rFonts w:ascii="Malgun Gothic" w:hAnsi="Malgun Gothic" w:eastAsia="Malgun Gothic"/>
+          <w:sz w:val="22"/>
+        </w:rPr>
+        <w:t>이 처리의 목적은 ‘분산 50종목’이라는 문장이 실제 보유 50종목을 뜻하는지 확인하는 데 있다. 체결되지 않은 주문을 종가에 전량 체결됐다고 가정하면, 유동성 제약은 비용 한 줄로 축소된다. 반대로 미체결 금액을 현금으로 남기면, 같은 전략이라도 운용 규모가 커질수록 수익률뿐 아니라 실제 위험 노출도 달라진다. 나는 이를 평균 체결률로 따로 기록했다.</w:t>
+      </w:r>
+    </w:p>
+    <w:p>
+      <w:pPr>
+        <w:spacing w:after="160" w:line="320" w:lineRule="auto"/>
+      </w:pPr>
+      <w:r>
+        <w:rPr>
+          <w:rFonts w:ascii="Malgun Gothic" w:hAnsi="Malgun Gothic" w:eastAsia="Malgun Gothic"/>
+          <w:sz w:val="22"/>
+        </w:rPr>
+        <w:t>다만 5%는 관측된 호가 자료에서 추정한 법칙이 아니다. 이번 데이터에는 호가 잔량과 실제 체결 기록이 없어서, 5%는 체결을 강제하지 않기 위한 가정일 뿐이다. 그래서 이 수치를 2.5%·5%·10%로 바꿔 같은 1,728개 조합을 다시 돌렸다. 시장충격 계수를 네 단계로 움직였다고 해서 주문 참여율까지 자동으로 검증되는 것은 아니기 때문이다.</w:t>
+      </w:r>
+    </w:p>
+    <w:tbl>
+      <w:tblPr>
+        <w:tblW w:type="auto" w:w="0"/>
+        <w:jc w:val="center"/>
+        <w:tblLayout w:type="fixed"/>
+        <w:tblLook w:firstColumn="1" w:firstRow="1" w:lastColumn="0" w:lastRow="0" w:noHBand="0" w:noVBand="1" w:val="04A0"/>
+      </w:tblPr>
+      <w:tblGrid>
+        <w:gridCol w:w="1337"/>
+        <w:gridCol w:w="1337"/>
+        <w:gridCol w:w="1337"/>
+        <w:gridCol w:w="1337"/>
+        <w:gridCol w:w="1337"/>
+        <w:gridCol w:w="1337"/>
+        <w:gridCol w:w="1337"/>
+      </w:tblGrid>
+      <w:tr>
+        <w:tc>
+          <w:tcPr>
+            <w:tcW w:type="dxa" w:w="1265"/>
+            <w:tcMar>
+              <w:top w:w="80" w:type="dxa"/>
+              <w:start w:w="120" w:type="dxa"/>
+              <w:bottom w:w="80" w:type="dxa"/>
+              <w:end w:w="120" w:type="dxa"/>
+            </w:tcMar>
+            <w:vAlign w:val="center"/>
+            <w:shd w:fill="F2F4F7"/>
+          </w:tcPr>
+          <w:p>
+            <w:pPr>
+              <w:spacing w:after="0"/>
+              <w:jc w:val="left"/>
+            </w:pPr>
+            <w:r>
+              <w:rPr>
+                <w:rFonts w:ascii="Malgun Gothic" w:hAnsi="Malgun Gothic" w:eastAsia="Malgun Gothic"/>
+                <w:b/>
+                <w:sz w:val="20"/>
+              </w:rPr>
+              <w:t>종목당 최대 참여율</w:t>
+            </w:r>
+          </w:p>
+        </w:tc>
+        <w:tc>
+          <w:tcPr>
+            <w:tcW w:type="dxa" w:w="1265"/>
+            <w:tcMar>
+              <w:top w:w="80" w:type="dxa"/>
+              <w:start w:w="120" w:type="dxa"/>
+              <w:bottom w:w="80" w:type="dxa"/>
+              <w:end w:w="120" w:type="dxa"/>
+            </w:tcMar>
+            <w:vAlign w:val="center"/>
+            <w:shd w:fill="F2F4F7"/>
+          </w:tcPr>
+          <w:p>
+            <w:pPr>
+              <w:spacing w:after="0"/>
+              <w:jc w:val="center"/>
+            </w:pPr>
+            <w:r>
+              <w:rPr>
+                <w:rFonts w:ascii="Malgun Gothic" w:hAnsi="Malgun Gothic" w:eastAsia="Malgun Gothic"/>
+                <w:b/>
+                <w:sz w:val="20"/>
+              </w:rPr>
+              <w:t>안정적인 조합 수</w:t>
+            </w:r>
+          </w:p>
+        </w:tc>
+        <w:tc>
+          <w:tcPr>
+            <w:tcW w:type="dxa" w:w="1265"/>
+            <w:tcMar>
+              <w:top w:w="80" w:type="dxa"/>
+              <w:start w:w="120" w:type="dxa"/>
+              <w:bottom w:w="80" w:type="dxa"/>
+              <w:end w:w="120" w:type="dxa"/>
+            </w:tcMar>
+            <w:vAlign w:val="center"/>
+            <w:shd w:fill="F2F4F7"/>
+          </w:tcPr>
+          <w:p>
+            <w:pPr>
+              <w:spacing w:after="0"/>
+              <w:jc w:val="center"/>
+            </w:pPr>
+            <w:r>
+              <w:rPr>
+                <w:rFonts w:ascii="Malgun Gothic" w:hAnsi="Malgun Gothic" w:eastAsia="Malgun Gothic"/>
+                <w:b/>
+                <w:sz w:val="20"/>
+              </w:rPr>
+              <w:t>저변동성</w:t>
+            </w:r>
+          </w:p>
+        </w:tc>
+        <w:tc>
+          <w:tcPr>
+            <w:tcW w:type="dxa" w:w="1265"/>
+            <w:tcMar>
+              <w:top w:w="80" w:type="dxa"/>
+              <w:start w:w="120" w:type="dxa"/>
+              <w:bottom w:w="80" w:type="dxa"/>
+              <w:end w:w="120" w:type="dxa"/>
+            </w:tcMar>
+            <w:vAlign w:val="center"/>
+            <w:shd w:fill="F2F4F7"/>
+          </w:tcPr>
+          <w:p>
+            <w:pPr>
+              <w:spacing w:after="0"/>
+              <w:jc w:val="center"/>
+            </w:pPr>
+            <w:r>
+              <w:rPr>
+                <w:rFonts w:ascii="Malgun Gothic" w:hAnsi="Malgun Gothic" w:eastAsia="Malgun Gothic"/>
+                <w:b/>
+                <w:sz w:val="20"/>
+              </w:rPr>
+              <w:t>소형주</w:t>
+            </w:r>
+          </w:p>
+        </w:tc>
+        <w:tc>
+          <w:tcPr>
+            <w:tcW w:type="dxa" w:w="1265"/>
+            <w:tcMar>
+              <w:top w:w="80" w:type="dxa"/>
+              <w:start w:w="120" w:type="dxa"/>
+              <w:bottom w:w="80" w:type="dxa"/>
+              <w:end w:w="120" w:type="dxa"/>
+            </w:tcMar>
+            <w:vAlign w:val="center"/>
+            <w:shd w:fill="F2F4F7"/>
+          </w:tcPr>
+          <w:p>
+            <w:pPr>
+              <w:spacing w:after="0"/>
+              <w:jc w:val="center"/>
+            </w:pPr>
+            <w:r>
+              <w:rPr>
+                <w:rFonts w:ascii="Malgun Gothic" w:hAnsi="Malgun Gothic" w:eastAsia="Malgun Gothic"/>
+                <w:b/>
+                <w:sz w:val="20"/>
+              </w:rPr>
+              <w:t>1억 원</w:t>
+            </w:r>
+          </w:p>
+        </w:tc>
+        <w:tc>
+          <w:tcPr>
+            <w:tcW w:type="dxa" w:w="1265"/>
+            <w:tcMar>
+              <w:top w:w="80" w:type="dxa"/>
+              <w:start w:w="120" w:type="dxa"/>
+              <w:bottom w:w="80" w:type="dxa"/>
+              <w:end w:w="120" w:type="dxa"/>
+            </w:tcMar>
+            <w:vAlign w:val="center"/>
+            <w:shd w:fill="F2F4F7"/>
+          </w:tcPr>
+          <w:p>
+            <w:pPr>
+              <w:spacing w:after="0"/>
+              <w:jc w:val="center"/>
+            </w:pPr>
+            <w:r>
+              <w:rPr>
+                <w:rFonts w:ascii="Malgun Gothic" w:hAnsi="Malgun Gothic" w:eastAsia="Malgun Gothic"/>
+                <w:b/>
+                <w:sz w:val="20"/>
+              </w:rPr>
+              <w:t>10억 원</w:t>
+            </w:r>
+          </w:p>
+        </w:tc>
+        <w:tc>
+          <w:tcPr>
+            <w:tcW w:type="dxa" w:w="1265"/>
+            <w:tcMar>
+              <w:top w:w="80" w:type="dxa"/>
+              <w:start w:w="120" w:type="dxa"/>
+              <w:bottom w:w="80" w:type="dxa"/>
+              <w:end w:w="120" w:type="dxa"/>
+            </w:tcMar>
+            <w:vAlign w:val="center"/>
+            <w:shd w:fill="F2F4F7"/>
+          </w:tcPr>
+          <w:p>
+            <w:pPr>
+              <w:spacing w:after="0"/>
+              <w:jc w:val="center"/>
+            </w:pPr>
+            <w:r>
+              <w:rPr>
+                <w:rFonts w:ascii="Malgun Gothic" w:hAnsi="Malgun Gothic" w:eastAsia="Malgun Gothic"/>
+                <w:b/>
+                <w:sz w:val="20"/>
+              </w:rPr>
+              <w:t>100억 원</w:t>
+            </w:r>
+          </w:p>
+        </w:tc>
+      </w:tr>
+      <w:tr>
+        <w:tc>
+          <w:tcPr>
+            <w:tcW w:type="dxa" w:w="1265"/>
+            <w:tcMar>
+              <w:top w:w="80" w:type="dxa"/>
+              <w:start w:w="120" w:type="dxa"/>
+              <w:bottom w:w="80" w:type="dxa"/>
+              <w:end w:w="120" w:type="dxa"/>
+            </w:tcMar>
+            <w:vAlign w:val="center"/>
+          </w:tcPr>
+          <w:p>
+            <w:pPr>
+              <w:spacing w:after="0"/>
+              <w:jc w:val="left"/>
+            </w:pPr>
+            <w:r>
+              <w:rPr>
+                <w:rFonts w:ascii="Malgun Gothic" w:hAnsi="Malgun Gothic" w:eastAsia="Malgun Gothic"/>
+                <w:b w:val="0"/>
+                <w:sz w:val="20"/>
+              </w:rPr>
+              <w:t>21일 평균 거래대금의 2.5%</w:t>
+            </w:r>
+          </w:p>
+        </w:tc>
+        <w:tc>
+          <w:tcPr>
+            <w:tcW w:type="dxa" w:w="1265"/>
+            <w:tcMar>
+              <w:top w:w="80" w:type="dxa"/>
+              <w:start w:w="120" w:type="dxa"/>
+              <w:bottom w:w="80" w:type="dxa"/>
+              <w:end w:w="120" w:type="dxa"/>
+            </w:tcMar>
+            <w:vAlign w:val="center"/>
+          </w:tcPr>
+          <w:p>
+            <w:pPr>
+              <w:spacing w:after="0"/>
+              <w:jc w:val="center"/>
+            </w:pPr>
+            <w:r>
+              <w:rPr>
+                <w:rFonts w:ascii="Malgun Gothic" w:hAnsi="Malgun Gothic" w:eastAsia="Malgun Gothic"/>
+                <w:b w:val="0"/>
+                <w:sz w:val="20"/>
+              </w:rPr>
+              <w:t>53</w:t>
+            </w:r>
+          </w:p>
+        </w:tc>
+        <w:tc>
+          <w:tcPr>
+            <w:tcW w:type="dxa" w:w="1265"/>
+            <w:tcMar>
+              <w:top w:w="80" w:type="dxa"/>
+              <w:start w:w="120" w:type="dxa"/>
+              <w:bottom w:w="80" w:type="dxa"/>
+              <w:end w:w="120" w:type="dxa"/>
+            </w:tcMar>
+            <w:vAlign w:val="center"/>
+          </w:tcPr>
+          <w:p>
+            <w:pPr>
+              <w:spacing w:after="0"/>
+              <w:jc w:val="center"/>
+            </w:pPr>
+            <w:r>
+              <w:rPr>
+                <w:rFonts w:ascii="Malgun Gothic" w:hAnsi="Malgun Gothic" w:eastAsia="Malgun Gothic"/>
+                <w:b w:val="0"/>
+                <w:sz w:val="20"/>
+              </w:rPr>
+              <w:t>40</w:t>
+            </w:r>
+          </w:p>
+        </w:tc>
+        <w:tc>
+          <w:tcPr>
+            <w:tcW w:type="dxa" w:w="1265"/>
+            <w:tcMar>
+              <w:top w:w="80" w:type="dxa"/>
+              <w:start w:w="120" w:type="dxa"/>
+              <w:bottom w:w="80" w:type="dxa"/>
+              <w:end w:w="120" w:type="dxa"/>
+            </w:tcMar>
+            <w:vAlign w:val="center"/>
+          </w:tcPr>
+          <w:p>
+            <w:pPr>
+              <w:spacing w:after="0"/>
+              <w:jc w:val="center"/>
+            </w:pPr>
+            <w:r>
+              <w:rPr>
+                <w:rFonts w:ascii="Malgun Gothic" w:hAnsi="Malgun Gothic" w:eastAsia="Malgun Gothic"/>
+                <w:b w:val="0"/>
+                <w:sz w:val="20"/>
+              </w:rPr>
+              <w:t>13</w:t>
+            </w:r>
+          </w:p>
+        </w:tc>
+        <w:tc>
+          <w:tcPr>
+            <w:tcW w:type="dxa" w:w="1265"/>
+            <w:tcMar>
+              <w:top w:w="80" w:type="dxa"/>
+              <w:start w:w="120" w:type="dxa"/>
+              <w:bottom w:w="80" w:type="dxa"/>
+              <w:end w:w="120" w:type="dxa"/>
+            </w:tcMar>
+            <w:vAlign w:val="center"/>
+          </w:tcPr>
+          <w:p>
+            <w:pPr>
+              <w:spacing w:after="0"/>
+              <w:jc w:val="center"/>
+            </w:pPr>
+            <w:r>
+              <w:rPr>
+                <w:rFonts w:ascii="Malgun Gothic" w:hAnsi="Malgun Gothic" w:eastAsia="Malgun Gothic"/>
+                <w:b w:val="0"/>
+                <w:sz w:val="20"/>
+              </w:rPr>
+              <w:t>50</w:t>
+            </w:r>
+          </w:p>
+        </w:tc>
+        <w:tc>
+          <w:tcPr>
+            <w:tcW w:type="dxa" w:w="1265"/>
+            <w:tcMar>
+              <w:top w:w="80" w:type="dxa"/>
+              <w:start w:w="120" w:type="dxa"/>
+              <w:bottom w:w="80" w:type="dxa"/>
+              <w:end w:w="120" w:type="dxa"/>
+            </w:tcMar>
+            <w:vAlign w:val="center"/>
+          </w:tcPr>
+          <w:p>
+            <w:pPr>
+              <w:spacing w:after="0"/>
+              <w:jc w:val="center"/>
+            </w:pPr>
+            <w:r>
+              <w:rPr>
+                <w:rFonts w:ascii="Malgun Gothic" w:hAnsi="Malgun Gothic" w:eastAsia="Malgun Gothic"/>
+                <w:b w:val="0"/>
+                <w:sz w:val="20"/>
+              </w:rPr>
+              <w:t>3</w:t>
+            </w:r>
+          </w:p>
+        </w:tc>
+        <w:tc>
+          <w:tcPr>
+            <w:tcW w:type="dxa" w:w="1265"/>
+            <w:tcMar>
+              <w:top w:w="80" w:type="dxa"/>
+              <w:start w:w="120" w:type="dxa"/>
+              <w:bottom w:w="80" w:type="dxa"/>
+              <w:end w:w="120" w:type="dxa"/>
+            </w:tcMar>
+            <w:vAlign w:val="center"/>
+          </w:tcPr>
+          <w:p>
+            <w:pPr>
+              <w:spacing w:after="0"/>
+              <w:jc w:val="center"/>
+            </w:pPr>
+            <w:r>
+              <w:rPr>
+                <w:rFonts w:ascii="Malgun Gothic" w:hAnsi="Malgun Gothic" w:eastAsia="Malgun Gothic"/>
+                <w:b w:val="0"/>
+                <w:sz w:val="20"/>
+              </w:rPr>
+              <w:t>0</w:t>
+            </w:r>
+          </w:p>
+        </w:tc>
+      </w:tr>
+      <w:tr>
+        <w:tc>
+          <w:tcPr>
+            <w:tcW w:type="dxa" w:w="1265"/>
+            <w:tcMar>
+              <w:top w:w="80" w:type="dxa"/>
+              <w:start w:w="120" w:type="dxa"/>
+              <w:bottom w:w="80" w:type="dxa"/>
+              <w:end w:w="120" w:type="dxa"/>
+            </w:tcMar>
+            <w:vAlign w:val="center"/>
+          </w:tcPr>
+          <w:p>
+            <w:pPr>
+              <w:spacing w:after="0"/>
+              <w:jc w:val="left"/>
+            </w:pPr>
+            <w:r>
+              <w:rPr>
+                <w:rFonts w:ascii="Malgun Gothic" w:hAnsi="Malgun Gothic" w:eastAsia="Malgun Gothic"/>
+                <w:b w:val="0"/>
+                <w:sz w:val="20"/>
+              </w:rPr>
+              <w:t>21일 평균 거래대금의 5.0%</w:t>
+            </w:r>
+          </w:p>
+        </w:tc>
+        <w:tc>
+          <w:tcPr>
+            <w:tcW w:type="dxa" w:w="1265"/>
+            <w:tcMar>
+              <w:top w:w="80" w:type="dxa"/>
+              <w:start w:w="120" w:type="dxa"/>
+              <w:bottom w:w="80" w:type="dxa"/>
+              <w:end w:w="120" w:type="dxa"/>
+            </w:tcMar>
+            <w:vAlign w:val="center"/>
+          </w:tcPr>
+          <w:p>
+            <w:pPr>
+              <w:spacing w:after="0"/>
+              <w:jc w:val="center"/>
+            </w:pPr>
+            <w:r>
+              <w:rPr>
+                <w:rFonts w:ascii="Malgun Gothic" w:hAnsi="Malgun Gothic" w:eastAsia="Malgun Gothic"/>
+                <w:b w:val="0"/>
+                <w:sz w:val="20"/>
+              </w:rPr>
+              <w:t>64</w:t>
+            </w:r>
+          </w:p>
+        </w:tc>
+        <w:tc>
+          <w:tcPr>
+            <w:tcW w:type="dxa" w:w="1265"/>
+            <w:tcMar>
+              <w:top w:w="80" w:type="dxa"/>
+              <w:start w:w="120" w:type="dxa"/>
+              <w:bottom w:w="80" w:type="dxa"/>
+              <w:end w:w="120" w:type="dxa"/>
+            </w:tcMar>
+            <w:vAlign w:val="center"/>
+          </w:tcPr>
+          <w:p>
+            <w:pPr>
+              <w:spacing w:after="0"/>
+              <w:jc w:val="center"/>
+            </w:pPr>
+            <w:r>
+              <w:rPr>
+                <w:rFonts w:ascii="Malgun Gothic" w:hAnsi="Malgun Gothic" w:eastAsia="Malgun Gothic"/>
+                <w:b w:val="0"/>
+                <w:sz w:val="20"/>
+              </w:rPr>
+              <w:t>52</w:t>
+            </w:r>
+          </w:p>
+        </w:tc>
+        <w:tc>
+          <w:tcPr>
+            <w:tcW w:type="dxa" w:w="1265"/>
+            <w:tcMar>
+              <w:top w:w="80" w:type="dxa"/>
+              <w:start w:w="120" w:type="dxa"/>
+              <w:bottom w:w="80" w:type="dxa"/>
+              <w:end w:w="120" w:type="dxa"/>
+            </w:tcMar>
+            <w:vAlign w:val="center"/>
+          </w:tcPr>
+          <w:p>
+            <w:pPr>
+              <w:spacing w:after="0"/>
+              <w:jc w:val="center"/>
+            </w:pPr>
+            <w:r>
+              <w:rPr>
+                <w:rFonts w:ascii="Malgun Gothic" w:hAnsi="Malgun Gothic" w:eastAsia="Malgun Gothic"/>
+                <w:b w:val="0"/>
+                <w:sz w:val="20"/>
+              </w:rPr>
+              <w:t>12</w:t>
+            </w:r>
+          </w:p>
+        </w:tc>
+        <w:tc>
+          <w:tcPr>
+            <w:tcW w:type="dxa" w:w="1265"/>
+            <w:tcMar>
+              <w:top w:w="80" w:type="dxa"/>
+              <w:start w:w="120" w:type="dxa"/>
+              <w:bottom w:w="80" w:type="dxa"/>
+              <w:end w:w="120" w:type="dxa"/>
+            </w:tcMar>
+            <w:vAlign w:val="center"/>
+          </w:tcPr>
+          <w:p>
+            <w:pPr>
+              <w:spacing w:after="0"/>
+              <w:jc w:val="center"/>
+            </w:pPr>
+            <w:r>
+              <w:rPr>
+                <w:rFonts w:ascii="Malgun Gothic" w:hAnsi="Malgun Gothic" w:eastAsia="Malgun Gothic"/>
+                <w:b w:val="0"/>
+                <w:sz w:val="20"/>
+              </w:rPr>
+              <w:t>56</w:t>
+            </w:r>
+          </w:p>
+        </w:tc>
+        <w:tc>
+          <w:tcPr>
+            <w:tcW w:type="dxa" w:w="1265"/>
+            <w:tcMar>
+              <w:top w:w="80" w:type="dxa"/>
+              <w:start w:w="120" w:type="dxa"/>
+              <w:bottom w:w="80" w:type="dxa"/>
+              <w:end w:w="120" w:type="dxa"/>
+            </w:tcMar>
+            <w:vAlign w:val="center"/>
+          </w:tcPr>
+          <w:p>
+            <w:pPr>
+              <w:spacing w:after="0"/>
+              <w:jc w:val="center"/>
+            </w:pPr>
+            <w:r>
+              <w:rPr>
+                <w:rFonts w:ascii="Malgun Gothic" w:hAnsi="Malgun Gothic" w:eastAsia="Malgun Gothic"/>
+                <w:b w:val="0"/>
+                <w:sz w:val="20"/>
+              </w:rPr>
+              <w:t>8</w:t>
+            </w:r>
+          </w:p>
+        </w:tc>
+        <w:tc>
+          <w:tcPr>
+            <w:tcW w:type="dxa" w:w="1265"/>
+            <w:tcMar>
+              <w:top w:w="80" w:type="dxa"/>
+              <w:start w:w="120" w:type="dxa"/>
+              <w:bottom w:w="80" w:type="dxa"/>
+              <w:end w:w="120" w:type="dxa"/>
+            </w:tcMar>
+            <w:vAlign w:val="center"/>
+          </w:tcPr>
+          <w:p>
+            <w:pPr>
+              <w:spacing w:after="0"/>
+              <w:jc w:val="center"/>
+            </w:pPr>
+            <w:r>
+              <w:rPr>
+                <w:rFonts w:ascii="Malgun Gothic" w:hAnsi="Malgun Gothic" w:eastAsia="Malgun Gothic"/>
+                <w:b w:val="0"/>
+                <w:sz w:val="20"/>
+              </w:rPr>
+              <w:t>0</w:t>
+            </w:r>
+          </w:p>
+        </w:tc>
+      </w:tr>
+      <w:tr>
+        <w:tc>
+          <w:tcPr>
+            <w:tcW w:type="dxa" w:w="1265"/>
+            <w:tcMar>
+              <w:top w:w="80" w:type="dxa"/>
+              <w:start w:w="120" w:type="dxa"/>
+              <w:bottom w:w="80" w:type="dxa"/>
+              <w:end w:w="120" w:type="dxa"/>
+            </w:tcMar>
+            <w:vAlign w:val="center"/>
+          </w:tcPr>
+          <w:p>
+            <w:pPr>
+              <w:spacing w:after="0"/>
+              <w:jc w:val="left"/>
+            </w:pPr>
+            <w:r>
+              <w:rPr>
+                <w:rFonts w:ascii="Malgun Gothic" w:hAnsi="Malgun Gothic" w:eastAsia="Malgun Gothic"/>
+                <w:b w:val="0"/>
+                <w:sz w:val="20"/>
+              </w:rPr>
+              <w:t>21일 평균 거래대금의 10.0%</w:t>
+            </w:r>
+          </w:p>
+        </w:tc>
+        <w:tc>
+          <w:tcPr>
+            <w:tcW w:type="dxa" w:w="1265"/>
+            <w:tcMar>
+              <w:top w:w="80" w:type="dxa"/>
+              <w:start w:w="120" w:type="dxa"/>
+              <w:bottom w:w="80" w:type="dxa"/>
+              <w:end w:w="120" w:type="dxa"/>
+            </w:tcMar>
+            <w:vAlign w:val="center"/>
+          </w:tcPr>
+          <w:p>
+            <w:pPr>
+              <w:spacing w:after="0"/>
+              <w:jc w:val="center"/>
+            </w:pPr>
+            <w:r>
+              <w:rPr>
+                <w:rFonts w:ascii="Malgun Gothic" w:hAnsi="Malgun Gothic" w:eastAsia="Malgun Gothic"/>
+                <w:b w:val="0"/>
+                <w:sz w:val="20"/>
+              </w:rPr>
+              <w:t>75</w:t>
+            </w:r>
+          </w:p>
+        </w:tc>
+        <w:tc>
+          <w:tcPr>
+            <w:tcW w:type="dxa" w:w="1265"/>
+            <w:tcMar>
+              <w:top w:w="80" w:type="dxa"/>
+              <w:start w:w="120" w:type="dxa"/>
+              <w:bottom w:w="80" w:type="dxa"/>
+              <w:end w:w="120" w:type="dxa"/>
+            </w:tcMar>
+            <w:vAlign w:val="center"/>
+          </w:tcPr>
+          <w:p>
+            <w:pPr>
+              <w:spacing w:after="0"/>
+              <w:jc w:val="center"/>
+            </w:pPr>
+            <w:r>
+              <w:rPr>
+                <w:rFonts w:ascii="Malgun Gothic" w:hAnsi="Malgun Gothic" w:eastAsia="Malgun Gothic"/>
+                <w:b w:val="0"/>
+                <w:sz w:val="20"/>
+              </w:rPr>
+              <w:t>55</w:t>
+            </w:r>
+          </w:p>
+        </w:tc>
+        <w:tc>
+          <w:tcPr>
+            <w:tcW w:type="dxa" w:w="1265"/>
+            <w:tcMar>
+              <w:top w:w="80" w:type="dxa"/>
+              <w:start w:w="120" w:type="dxa"/>
+              <w:bottom w:w="80" w:type="dxa"/>
+              <w:end w:w="120" w:type="dxa"/>
+            </w:tcMar>
+            <w:vAlign w:val="center"/>
+          </w:tcPr>
+          <w:p>
+            <w:pPr>
+              <w:spacing w:after="0"/>
+              <w:jc w:val="center"/>
+            </w:pPr>
+            <w:r>
+              <w:rPr>
+                <w:rFonts w:ascii="Malgun Gothic" w:hAnsi="Malgun Gothic" w:eastAsia="Malgun Gothic"/>
+                <w:b w:val="0"/>
+                <w:sz w:val="20"/>
+              </w:rPr>
+              <w:t>20</w:t>
+            </w:r>
+          </w:p>
+        </w:tc>
+        <w:tc>
+          <w:tcPr>
+            <w:tcW w:type="dxa" w:w="1265"/>
+            <w:tcMar>
+              <w:top w:w="80" w:type="dxa"/>
+              <w:start w:w="120" w:type="dxa"/>
+              <w:bottom w:w="80" w:type="dxa"/>
+              <w:end w:w="120" w:type="dxa"/>
+            </w:tcMar>
+            <w:vAlign w:val="center"/>
+          </w:tcPr>
+          <w:p>
+            <w:pPr>
+              <w:spacing w:after="0"/>
+              <w:jc w:val="center"/>
+            </w:pPr>
+            <w:r>
+              <w:rPr>
+                <w:rFonts w:ascii="Malgun Gothic" w:hAnsi="Malgun Gothic" w:eastAsia="Malgun Gothic"/>
+                <w:b w:val="0"/>
+                <w:sz w:val="20"/>
+              </w:rPr>
+              <w:t>60</w:t>
+            </w:r>
+          </w:p>
+        </w:tc>
+        <w:tc>
+          <w:tcPr>
+            <w:tcW w:type="dxa" w:w="1265"/>
+            <w:tcMar>
+              <w:top w:w="80" w:type="dxa"/>
+              <w:start w:w="120" w:type="dxa"/>
+              <w:bottom w:w="80" w:type="dxa"/>
+              <w:end w:w="120" w:type="dxa"/>
+            </w:tcMar>
+            <w:vAlign w:val="center"/>
+          </w:tcPr>
+          <w:p>
+            <w:pPr>
+              <w:spacing w:after="0"/>
+              <w:jc w:val="center"/>
+            </w:pPr>
+            <w:r>
+              <w:rPr>
+                <w:rFonts w:ascii="Malgun Gothic" w:hAnsi="Malgun Gothic" w:eastAsia="Malgun Gothic"/>
+                <w:b w:val="0"/>
+                <w:sz w:val="20"/>
+              </w:rPr>
+              <w:t>15</w:t>
+            </w:r>
+          </w:p>
+        </w:tc>
+        <w:tc>
+          <w:tcPr>
+            <w:tcW w:type="dxa" w:w="1265"/>
+            <w:tcMar>
+              <w:top w:w="80" w:type="dxa"/>
+              <w:start w:w="120" w:type="dxa"/>
+              <w:bottom w:w="80" w:type="dxa"/>
+              <w:end w:w="120" w:type="dxa"/>
+            </w:tcMar>
+            <w:vAlign w:val="center"/>
+          </w:tcPr>
+          <w:p>
+            <w:pPr>
+              <w:spacing w:after="0"/>
+              <w:jc w:val="center"/>
+            </w:pPr>
+            <w:r>
+              <w:rPr>
+                <w:rFonts w:ascii="Malgun Gothic" w:hAnsi="Malgun Gothic" w:eastAsia="Malgun Gothic"/>
+                <w:b w:val="0"/>
+                <w:sz w:val="20"/>
+              </w:rPr>
+              <w:t>0</w:t>
+            </w:r>
+          </w:p>
+        </w:tc>
+      </w:tr>
+    </w:tbl>
+    <w:p>
+      <w:pPr>
+        <w:spacing w:after="0"/>
+      </w:pPr>
+    </w:p>
+    <w:p>
+      <w:pPr>
         <w:keepNext/>
         <w:spacing w:before="120" w:after="60"/>
         <w:jc w:val="center"/>
@@ -1014,8 +2052,8 @@
       <w:r>
         <w:drawing>
           <wp:inline xmlns:a="http://schemas.openxmlformats.org/drawingml/2006/main" xmlns:pic="http://schemas.openxmlformats.org/drawingml/2006/picture">
-            <wp:extent cx="5577840" cy="3346704"/>
-            <wp:docPr id="1" name="Picture 1"/>
+            <wp:extent cx="5577840" cy="3904488"/>
+            <wp:docPr id="2" name="Picture 2"/>
             <wp:cNvGraphicFramePr>
               <a:graphicFrameLocks noChangeAspect="1"/>
             </wp:cNvGraphicFramePr>
@@ -1027,7 +2065,7 @@
                     <pic:cNvPicPr/>
                   </pic:nvPicPr>
                   <pic:blipFill>
-                    <a:blip r:embed="rId9"/>
+                    <a:blip r:embed="rId10"/>
                     <a:stretch>
                       <a:fillRect/>
                     </a:stretch>
@@ -1035,7 +2073,7 @@
                   <pic:spPr>
                     <a:xfrm>
                       <a:off x="0" y="0"/>
-                      <a:ext cx="5577840" cy="3346704"/>
+                      <a:ext cx="5577840" cy="3904488"/>
                     </a:xfrm>
                     <a:prstGeom prst="rect"/>
                   </pic:spPr>
@@ -1069,7 +2107,170 @@
           <w:rFonts w:ascii="Malgun Gothic" w:hAnsi="Malgun Gothic" w:eastAsia="Malgun Gothic"/>
           <w:sz w:val="22"/>
         </w:rPr>
-        <w:t>위 그림의 숫자는 해당 유동성·비용 구간에서 살아남은 전략 조합의 수다. 빈칸은 그 조건에서 네 가지 기준을 동시에 통과한 전략이 없었다는 뜻이다. 반전과 모멘텀은 특정 조건에서는 좋아 보여도 인접한 비용 또는 유동성 가정으로 이동하면 사라졌다.</w:t>
+        <w:t>참여율을 절반으로 낮춘 2.5%에서도 53개 조합이 남았고, 두 배로 넓힌 10%에서는 75개로 늘었다. 따라서 5%라는 숫자 하나가 안정적인 구간을 만들어 낸 것은 아니다. 동시에 체결 가능성을 더 느슨하게 둘수록 살아남는 조합이 늘어난다는 사실도 분명하다. 유동성 제약은 전략의 참·거짓을 한 번에 판정하는 문턱이 아니라, 운용 가능 범위를 연속적으로 바꾸는 변수다.</w:t>
+      </w:r>
+    </w:p>
+    <w:p>
+      <w:pPr>
+        <w:spacing w:after="160" w:line="320" w:lineRule="auto"/>
+      </w:pPr>
+      <w:r>
+        <w:rPr>
+          <w:rFonts w:ascii="Malgun Gothic" w:hAnsi="Malgun Gothic" w:eastAsia="Malgun Gothic"/>
+          <w:sz w:val="22"/>
+        </w:rPr>
+        <w:t>세 경우에 공통으로 남지 않은 사실도 있다. 100억 원 운용 규모에서는 안정적인 조합이 하나도 없었다. 참여율을 10%까지 허용해도 이 결과가 바뀌지 않았다는 점은 중요하다. 5% 가정이 지나치게 보수적이어서 100억 원 전략을 지워 버렸다는 설명만으로는 부족하다. 적어도 이 데이터와 월간 주문 방식에서는 운용 규모 자체가 유동성 제약의 중심 변수라는 해석이 더 설득력 있다.</w:t>
+      </w:r>
+    </w:p>
+    <w:p>
+      <w:pPr>
+        <w:spacing w:after="160" w:line="320" w:lineRule="auto"/>
+      </w:pPr>
+      <w:r>
+        <w:rPr>
+          <w:rFonts w:ascii="Malgun Gothic" w:hAnsi="Malgun Gothic" w:eastAsia="Malgun Gothic"/>
+          <w:sz w:val="22"/>
+        </w:rPr>
+        <w:t>그렇다고 10% 참여율에서 75개가 남았으니 실제 주문도 10%까지 받아들여질 것이라고 말할 수는 없다. 이 실험은 호가창을 본 것이 아니라, 어떤 참여율 가정에서 결론이 얼마나 달라지는지 본 것이다. 실제 체결 검증에는 종목별 호가 스프레드, 호가 잔량, 시간대별 거래량, 주문 분할 기록이 추가로 필요하다. 이번 결과가 줄인 것은 가정의 폭이지, 실행 비용의 불확실성 전체가 아니다.</w:t>
+      </w:r>
+    </w:p>
+    <w:p>
+      <w:pPr>
+        <w:spacing w:after="160" w:line="320" w:lineRule="auto"/>
+      </w:pPr>
+      <w:r>
+        <w:rPr>
+          <w:rFonts w:ascii="Malgun Gothic" w:hAnsi="Malgun Gothic" w:eastAsia="Malgun Gothic"/>
+          <w:sz w:val="22"/>
+        </w:rPr>
+        <w:t>수익률만으로 전략을 고르지 않았다. 비용을 뺀 뒤에도 CAGR이 양수인지, 월별 수익률의 t-통계량이 1.96을 넘는지, 최대낙폭이 -60%보다 나은지, 주문이 평균 80% 이상 체결되는지를 동시에 확인했다. 이 네 기준 중 하나라도 탈락하면 그 조합은 안정적인 구간에 넣지 않았다. 한 조건만 조금 바꿔도 무너지는 전략은 높은 수익률을 내더라도 남기지 않으려 했다.</w:t>
+      </w:r>
+    </w:p>
+    <w:p>
+      <w:pPr>
+        <w:spacing w:after="160" w:line="320" w:lineRule="auto"/>
+      </w:pPr>
+      <w:r>
+        <w:rPr>
+          <w:rFonts w:ascii="Malgun Gothic" w:hAnsi="Malgun Gothic" w:eastAsia="Malgun Gothic"/>
+          <w:sz w:val="22"/>
+        </w:rPr>
+        <w:t>이 네 기준이 자연법칙은 아니다. CAGR이 0보다 크다는 기준은 ‘장기적으로 손실을 냈는가’를, t-통계량 1.96은 ‘평균 수익률이 월별 변동성에 비해 충분히 컸는가’를, MDD -60%는 ‘한 번의 붕괴가 전략을 사실상 끝내는 수준인가’를 보기 위한 경계선이다. 평균 체결률 80%도 운용자가 받아들일 수 있는 최소선이라고 가정했을 뿐이다. 경계선 자체가 참이라는 주장이 아니라, 서로 다른 실패를 한 기준으로 통과시키지 않기 위한 분류 규칙이다.</w:t>
+      </w:r>
+    </w:p>
+    <w:p>
+      <w:pPr>
+        <w:spacing w:after="160" w:line="320" w:lineRule="auto"/>
+      </w:pPr>
+      <w:r>
+        <w:rPr>
+          <w:rFonts w:ascii="Malgun Gothic" w:hAnsi="Malgun Gothic" w:eastAsia="Malgun Gothic"/>
+          <w:sz w:val="22"/>
+        </w:rPr>
+        <w:t>t-통계량도 단독으로 믿지 않았다. 월 수익률은 독립적인 동전 던지기가 아니고, 시장 국면이 이어지면 몇 달의 수익률이 함께 움직일 수 있다. 그래서 최고 t-통계량 하나가 나온 뒤에는 6개월 블록 부트스트랩으로 전체 탐색을 다시 시험했다. t-통계량은 후보를 빠르게 거르는 지표이고, 부트스트랩은 많은 후보 중 하나를 고른 대가를 따로 묻는 장치다. 둘은 같은 질문에 대한 중복 검정이 아니다.</w:t>
+      </w:r>
+    </w:p>
+    <w:p>
+      <w:pPr>
+        <w:spacing w:after="160" w:line="320" w:lineRule="auto"/>
+      </w:pPr>
+      <w:r>
+        <w:rPr>
+          <w:rFonts w:ascii="Malgun Gothic" w:hAnsi="Malgun Gothic" w:eastAsia="Malgun Gothic"/>
+          <w:sz w:val="22"/>
+        </w:rPr>
+        <w:t>안정적인 구간도 막연한 표현으로 남기지 않았다. 신호가 같고, 유동성 컷·보유 종목 수·운용 규모·시장충격 가정 중 하나만 바로 옆 단계로 바뀐 두 조합을 이웃으로 정의했다. 이웃한 조합들이 같은 네 기준을 통과할 때만 하나의 구간으로 묶었다. 유동성 상위 80%, 50종목, 1억 원, 비용 0.5배에서만 성과가 좋다면 단일 최적값이다. 70%나 90%, 혹은 비용 1.0배에서도 기준을 통과한다면 그때 비로소 작은 안정적인 구간이라고 부를 수 있다.</w:t>
+      </w:r>
+    </w:p>
+    <w:p>
+      <w:pPr>
+        <w:keepNext/>
+        <w:spacing w:before="120" w:after="60"/>
+        <w:jc w:val="center"/>
+      </w:pPr>
+      <w:r>
+        <w:drawing>
+          <wp:inline xmlns:a="http://schemas.openxmlformats.org/drawingml/2006/main" xmlns:pic="http://schemas.openxmlformats.org/drawingml/2006/picture">
+            <wp:extent cx="5577840" cy="3021330"/>
+            <wp:docPr id="3" name="Picture 3"/>
+            <wp:cNvGraphicFramePr>
+              <a:graphicFrameLocks noChangeAspect="1"/>
+            </wp:cNvGraphicFramePr>
+            <a:graphic>
+              <a:graphicData uri="http://schemas.openxmlformats.org/drawingml/2006/picture">
+                <pic:pic>
+                  <pic:nvPicPr>
+                    <pic:cNvPr id="0" name="11_participation_sensitivity.png"/>
+                    <pic:cNvPicPr/>
+                  </pic:nvPicPr>
+                  <pic:blipFill>
+                    <a:blip r:embed="rId11"/>
+                    <a:stretch>
+                      <a:fillRect/>
+                    </a:stretch>
+                  </pic:blipFill>
+                  <pic:spPr>
+                    <a:xfrm>
+                      <a:off x="0" y="0"/>
+                      <a:ext cx="5577840" cy="3021330"/>
+                    </a:xfrm>
+                    <a:prstGeom prst="rect"/>
+                  </pic:spPr>
+                </pic:pic>
+              </a:graphicData>
+            </a:graphic>
+          </wp:inline>
+        </w:drawing>
+      </w:r>
+    </w:p>
+    <w:p>
+      <w:pPr>
+        <w:pStyle w:val="FigureCaption"/>
+        <w:jc w:val="center"/>
+      </w:pPr>
+      <w:r>
+        <w:rPr>
+          <w:rFonts w:ascii="Malgun Gothic" w:hAnsi="Malgun Gothic" w:eastAsia="Malgun Gothic"/>
+          <w:color w:val="595959"/>
+          <w:sz w:val="18"/>
+        </w:rPr>
+        <w:t>그림 2. 종목당 최대 참여율 가정에 따른 안정적인 조합 수</w:t>
+      </w:r>
+    </w:p>
+    <w:p>
+      <w:pPr>
+        <w:spacing w:after="160" w:line="320" w:lineRule="auto"/>
+      </w:pPr>
+      <w:r>
+        <w:rPr>
+          <w:rFonts w:ascii="Malgun Gothic" w:hAnsi="Malgun Gothic" w:eastAsia="Malgun Gothic"/>
+          <w:sz w:val="22"/>
+        </w:rPr>
+        <w:t>이 그림은 수익률을 보여 주는 표가 아니다. 각 칸은 유동성 비율과 시장충격 가정을 고정한 뒤, 남는 12개 조합을 세는 표다. 12개는 보유 종목 수 10·20·30·50개와 운용 규모 1억·10억·100억 원을 교차한 수다. 따라서 칸의 `5/12`는 종목이 5개라는 뜻도, 수익률이 5%라는 뜻도 아니다. 그 조건 아래 12개 전략 후보 중 네 기준을 모두 통과한 후보가 5개라는 뜻이다.</w:t>
+      </w:r>
+    </w:p>
+    <w:p>
+      <w:pPr>
+        <w:spacing w:after="160" w:line="320" w:lineRule="auto"/>
+      </w:pPr>
+      <w:r>
+        <w:rPr>
+          <w:rFonts w:ascii="Malgun Gothic" w:hAnsi="Malgun Gothic" w:eastAsia="Malgun Gothic"/>
+          <w:sz w:val="22"/>
+        </w:rPr>
+        <w:t>예를 들어 저변동성 패널의 ‘유동성 상위 70%·충격 1.0배’ 칸은 5/12다. 비용을 한 번 가정한 뒤 보유 종목 수와 운용 규모를 달리한 12개 후보 중 다섯 개가 양의 비용 차감 CAGR, t-통계량 1.96, MDD -60%, 평균 체결률 80%를 동시에 통과했다. 반대로 빈 칸은 0/12다. 어느 하나의 후보도 네 기준을 함께 통과하지 못했다는 뜻이다.</w:t>
+      </w:r>
+    </w:p>
+    <w:p>
+      <w:pPr>
+        <w:spacing w:after="160" w:line="320" w:lineRule="auto"/>
+      </w:pPr>
+      <w:r>
+        <w:rPr>
+          <w:rFonts w:ascii="Malgun Gothic" w:hAnsi="Malgun Gothic" w:eastAsia="Malgun Gothic"/>
+          <w:sz w:val="22"/>
+        </w:rPr>
+        <w:t>그래프에서 읽어야 할 것은 색의 진함이나 가장 큰 숫자가 아니다. 1개월 반전과 6개월 모멘텀은 모든 칸이 0/12다. 저변동성은 유동성 상위 60~90%에서만 통과 조합이 남고, 소형주는 상위 80~90%에서만 남는다. 즉 유동성 컷을 넓히면 모든 신호가 좋아지는 것이 아니라, 신호마다 실행 가능한 범위가 다르게 나타난다.</w:t>
       </w:r>
     </w:p>
     <w:p>
@@ -1101,7 +2302,79 @@
           <w:rFonts w:ascii="Malgun Gothic" w:hAnsi="Malgun Gothic" w:eastAsia="Malgun Gothic"/>
           <w:sz w:val="22"/>
         </w:rPr>
+        <w:t>64개라는 숫자는 1,728개 가운데 3.7%다. 대부분의 조합은 어느 한 단계에서 탈락했다. 이 비율을 보고 ‘좋은 전략이 드물다’고 결론 내릴 수는 없다. 내가 네 개의 기준을 동시에 걸었기 때문에 당연히 통과 집합은 작아진다. 다만 이 결과는 높은 CAGR 하나를 찾는 것과, 여러 현실 제약 아래에서 동시에 살아남는 조합을 찾는 일이 전혀 다르다는 점을 보여 준다.</w:t>
+      </w:r>
+    </w:p>
+    <w:p>
+      <w:pPr>
+        <w:spacing w:after="160" w:line="320" w:lineRule="auto"/>
+      </w:pPr>
+      <w:r>
+        <w:rPr>
+          <w:rFonts w:ascii="Malgun Gothic" w:hAnsi="Malgun Gothic" w:eastAsia="Malgun Gothic"/>
+          <w:sz w:val="22"/>
+        </w:rPr>
+        <w:t>저변동성의 52개는 유동성 상위 60%에서 90% 사이에 분포했다. 상위 60%에서 12개, 70%에서 16개, 80%에서 14개, 90%에서 10개가 남았다. 책에서 강조한 80%는 이 실험에서도 비어 있지 않았지만, 유일한 답은 아니었다. 오히려 70%와 80% 사이에서 여러 조합이 동시에 남았다는 사실이 더 중요하다. 이 결과는 ‘80%를 쓰라’가 아니라, 이 표본과 이 비용 모형에서는 60~90% 부근을 하나의 후보 영역으로 다시 점검해야 한다는 뜻이다.</w:t>
+      </w:r>
+    </w:p>
+    <w:p>
+      <w:pPr>
+        <w:spacing w:after="160" w:line="320" w:lineRule="auto"/>
+      </w:pPr>
+      <w:r>
+        <w:rPr>
+          <w:rFonts w:ascii="Malgun Gothic" w:hAnsi="Malgun Gothic" w:eastAsia="Malgun Gothic"/>
+          <w:sz w:val="22"/>
+        </w:rPr>
+        <w:t>소형주의 12개는 상위 80%에 8개, 상위 90%에 4개가 남았다. 상위 50% 이하에서 소형주 안정적인 구간이 없었다는 사실은 단순하다. 유동성이 높은 종목만 남기면 소형주 신호가 찾으려는 규모 특성 자체가 많이 사라진다. 반대로 전체 시장까지 넓히면 체결률과 비용 조건에서 탈락한다. 소형주에 필요한 유동성 범위가 저변동성과 다르게 나타난다는 점이, 유동성 컷을 전략 바깥의 공통 필터로 둘 수 없는 이유다.</w:t>
+      </w:r>
+    </w:p>
+    <w:p>
+      <w:pPr>
+        <w:spacing w:after="160" w:line="320" w:lineRule="auto"/>
+      </w:pPr>
+      <w:r>
+        <w:rPr>
+          <w:rFonts w:ascii="Malgun Gothic" w:hAnsi="Malgun Gothic" w:eastAsia="Malgun Gothic"/>
+          <w:sz w:val="22"/>
+        </w:rPr>
+        <w:t>운용 규모를 보면 더 선명해진다. 저변동성 52개 가운데 48개는 1억 원, 4개는 10억 원 조건에 속했다. 소형주 12개도 1억 원이 8개, 10억 원이 4개였다. 100억 원 조건에서는 네 신호 모두 안정적인 구간이 남지 않았다. 이것은 100억 원으로 한국 주식 전략을 운용할 수 없다는 선언이 아니다. 이 실험의 월간 리밸런싱·동일가중·종목당 21일 평균 거래대금의 5%라는 가정 아래에서는, 같은 포트폴리오를 100억 원 규모로 늘렸을 때 네 기준을 동시에 지키지 못했다는 뜻이다.</w:t>
+      </w:r>
+    </w:p>
+    <w:p>
+      <w:pPr>
+        <w:spacing w:after="160" w:line="320" w:lineRule="auto"/>
+      </w:pPr>
+      <w:r>
+        <w:rPr>
+          <w:rFonts w:ascii="Malgun Gothic" w:hAnsi="Malgun Gothic" w:eastAsia="Malgun Gothic"/>
+          <w:sz w:val="22"/>
+        </w:rPr>
+        <w:t>이 결과를 운용 규모별 알파로 읽으면 안 된다. 1억 원에서 남는 전략이 10억 원에서도 그대로 남지 않는다는 사실은, 전략의 신호와 전략의 용량이 분리되지 않는다는 뜻이다. 금융 논문은 종종 수익률을 종목 특성의 함수로 쓴다. 실제 운용에서는 주문 크기도 같은 식의 변수다. 알파가 발견되는 것이 아니라, 특정 용량 이하에서만 관찰되는 현상일 수 있다는 의심은 여기서 시작한다.</w:t>
+      </w:r>
+    </w:p>
+    <w:p>
+      <w:pPr>
+        <w:spacing w:after="160" w:line="320" w:lineRule="auto"/>
+      </w:pPr>
+      <w:r>
+        <w:rPr>
+          <w:rFonts w:ascii="Malgun Gothic" w:hAnsi="Malgun Gothic" w:eastAsia="Malgun Gothic"/>
+          <w:sz w:val="22"/>
+        </w:rPr>
         <w:t>소형주는 다른 모습이었다. 연결된 조합은 12개로 작았지만, 일부 조합은 강한 수익률을 냈다. 소형주 50종목, 유동성 상위 90%, 운용 규모 1억 원, 비용 0.5배라는 조합의 비용 차감 CAGR은 38.6%, t-통계량은 5.92였다. 평균 체결률도 97.6%였다.</w:t>
+      </w:r>
+    </w:p>
+    <w:p>
+      <w:pPr>
+        <w:spacing w:after="160" w:line="320" w:lineRule="auto"/>
+      </w:pPr>
+      <w:r>
+        <w:rPr>
+          <w:rFonts w:ascii="Malgun Gothic" w:hAnsi="Malgun Gothic" w:eastAsia="Malgun Gothic"/>
+          <w:sz w:val="22"/>
+        </w:rPr>
+        <w:t>이 조합을 대표 전략이라고 부르지 않은 이유도 분명하다. 비용 0.5배는 네 비용 가정 중 가장 낮은 쪽이다. 성과가 크다는 사실은 이 조합이 가장 현실적이라는 뜻이 아니라, 비용 가정에 특히 민감할 수 있다는 경고다. 실제로 소형주 안정적인 구간은 비용 0.5·1.0·1.5·2.0배에 각각 3개씩만 남았다. 비용을 두 배로 올려도 완전히 사라지지는 않았지만, 이 숫자는 소형주가 저변동성보다 훨씬 좁은 실행 조건을 갖는다는 것을 보여 준다.</w:t>
       </w:r>
     </w:p>
     <w:p>
@@ -1126,7 +2399,7 @@
         <w:drawing>
           <wp:inline xmlns:a="http://schemas.openxmlformats.org/drawingml/2006/main" xmlns:pic="http://schemas.openxmlformats.org/drawingml/2006/picture">
             <wp:extent cx="5577840" cy="2602992"/>
-            <wp:docPr id="2" name="Picture 2"/>
+            <wp:docPr id="4" name="Picture 4"/>
             <wp:cNvGraphicFramePr>
               <a:graphicFrameLocks noChangeAspect="1"/>
             </wp:cNvGraphicFramePr>
@@ -1138,7 +2411,7 @@
                     <pic:cNvPicPr/>
                   </pic:nvPicPr>
                   <pic:blipFill>
-                    <a:blip r:embed="rId10"/>
+                    <a:blip r:embed="rId12"/>
                     <a:stretch>
                       <a:fillRect/>
                     </a:stretch>
@@ -1168,7 +2441,7 @@
           <w:color w:val="595959"/>
           <w:sz w:val="18"/>
         </w:rPr>
-        <w:t>그림 2. 다중검정 보정 뒤의 의사결정 경계</w:t>
+        <w:t>그림 3. 다중검정 보정 뒤의 의사결정 경계</w:t>
       </w:r>
     </w:p>
     <w:p>
@@ -1181,6 +2454,18 @@
           <w:sz w:val="22"/>
         </w:rPr>
         <w:t>전체 탐색을 반영한 가족단위 p-value는 0.001 미만이었다. 내가 설정한 1,728개 조건의 수만으로 이 최고 t-통계량을 설명하기는 어렵다는 결과다. 다만 이 검정은 ‘수많은 전략 중 운 좋게 하나를 찾았다’는 문제만 다룬다. 경제적 원인까지 증명하지는 않는다.</w:t>
+      </w:r>
+    </w:p>
+    <w:p>
+      <w:pPr>
+        <w:spacing w:after="160" w:line="320" w:lineRule="auto"/>
+      </w:pPr>
+      <w:r>
+        <w:rPr>
+          <w:rFonts w:ascii="Malgun Gothic" w:hAnsi="Malgun Gothic" w:eastAsia="Malgun Gothic"/>
+          <w:sz w:val="22"/>
+        </w:rPr>
+        <w:t>이 구분은 중요하다. 다중검정 보정은 ‘내가 너무 많이 찾아봤기 때문에 생긴 착시인가’를 묻는다. 소형주 수익률이 왜 존재하는지, 그 보상이 파산 위험·정보 비대칭·유동성 공급의 대가 중 무엇에서 왔는지는 말해 주지 않는다. 통계적으로 쉽게 지워지지 않는 패턴과 경제적으로 설명된 패턴은 다른 단계의 주장이다. 전자를 통과했다고 후자까지 확보한 것처럼 쓰지 않기 위해, 이 글에서는 원인을 붙이지 않았다.</w:t>
       </w:r>
     </w:p>
     <w:p>
@@ -1451,6 +2736,18 @@
           <w:rFonts w:ascii="Malgun Gothic" w:hAnsi="Malgun Gothic" w:eastAsia="Malgun Gothic"/>
           <w:sz w:val="22"/>
         </w:rPr>
+        <w:t>워크포워드 결과도 ‘2014년 이후에 잘 맞았으니 미래에도 맞는다’는 보증은 아니다. 이 절차가 막는 것은 검증 구간의 수익률을 미리 본 뒤 전략을 고르는 행동이다. 반면 한 번 정한 신호의 정의, 월말 체결이라는 시간 단위, 5% 참여율, 시장충격 함수는 여전히 연구자가 선택한 가정이다. 검증이 많을수록 가정이 사라지는 것이 아니라, 어떤 가정에 결과가 민감한지가 더 또렷해질 뿐이다.</w:t>
+      </w:r>
+    </w:p>
+    <w:p>
+      <w:pPr>
+        <w:spacing w:after="160" w:line="320" w:lineRule="auto"/>
+      </w:pPr>
+      <w:r>
+        <w:rPr>
+          <w:rFonts w:ascii="Malgun Gothic" w:hAnsi="Malgun Gothic" w:eastAsia="Malgun Gothic"/>
+          <w:sz w:val="22"/>
+        </w:rPr>
         <w:t>여기서 기간 표기를 분리할 필요가 있다. 신호를 만드는 수정주가·거래량·시가총액 패널의 마지막 월은 2026년 4월이다. 표의 검증 종료가 2026년 5월인 이유는 2026년 4월에 선택한 종목의 한 달 뒤 수익률을 관측했기 때문이다. 입력 데이터의 마지막 월과 평가 수익률의 마지막 월을 같은 뜻으로 쓰면 안 된다.</w:t>
       </w:r>
     </w:p>
@@ -1484,7 +2781,7 @@
         <w:drawing>
           <wp:inline xmlns:a="http://schemas.openxmlformats.org/drawingml/2006/main" xmlns:pic="http://schemas.openxmlformats.org/drawingml/2006/picture">
             <wp:extent cx="5577840" cy="2602992"/>
-            <wp:docPr id="3" name="Picture 3"/>
+            <wp:docPr id="5" name="Picture 5"/>
             <wp:cNvGraphicFramePr>
               <a:graphicFrameLocks noChangeAspect="1"/>
             </wp:cNvGraphicFramePr>
@@ -1496,7 +2793,7 @@
                     <pic:cNvPicPr/>
                   </pic:nvPicPr>
                   <pic:blipFill>
-                    <a:blip r:embed="rId11"/>
+                    <a:blip r:embed="rId13"/>
                     <a:stretch>
                       <a:fillRect/>
                     </a:stretch>
@@ -1526,7 +2823,7 @@
           <w:color w:val="595959"/>
           <w:sz w:val="18"/>
         </w:rPr>
-        <w:t>그림 3. 거래정지 편입 제외 뒤 소형주 전략 성과</w:t>
+        <w:t>그림 4. 거래정지 편입 제외 뒤 소형주 전략 성과</w:t>
       </w:r>
     </w:p>
     <w:p>
@@ -1550,6 +2847,18 @@
           <w:rFonts w:ascii="Malgun Gothic" w:hAnsi="Malgun Gothic" w:eastAsia="Malgun Gothic"/>
           <w:sz w:val="22"/>
         </w:rPr>
+        <w:t>이 보정 결과가 오히려 좋아졌다고 해서 거래정지 종목을 빼면 전략이 좋아진다고 일반화할 수는 없다. 거래정지 상태의 종목은 이미 포트폴리오에서 낮은 비중이었을 수도 있고, 제외 뒤에 남은 종목의 비중이 달라졌을 수도 있다. 여기서 가능한 결론은 하나뿐이다. 거래정지 플래그를 선택 시점에 반영해도 핵심 결과가 즉시 사라지지 않았다는 것. 보정 전후의 수익률 차이에 경제적 설명을 붙이는 일은 별도 분석이 필요하다.</w:t>
+      </w:r>
+    </w:p>
+    <w:p>
+      <w:pPr>
+        <w:spacing w:after="160" w:line="320" w:lineRule="auto"/>
+      </w:pPr>
+      <w:r>
+        <w:rPr>
+          <w:rFonts w:ascii="Malgun Gothic" w:hAnsi="Malgun Gothic" w:eastAsia="Malgun Gothic"/>
+          <w:sz w:val="22"/>
+        </w:rPr>
         <w:t>여기서 상장폐지 포함 여부는 추정하지 않고 코드로 대조했다. `자본총계(상장폐지)`의 1,336개 코드를 원본 수정주가와 맞춘 결과, 1,336개가 모두 수정주가 원본에 들어 있었다. 월간 연구 패널에도 그중 1,087개가 남아 있다. 따라서 관측 종료가 이른 종목을 근거로 이 데이터가 생존 종목만으로 만들어졌다고 말할 수는 없다.</w:t>
       </w:r>
     </w:p>
@@ -1574,7 +2883,19 @@
           <w:rFonts w:ascii="Malgun Gothic" w:hAnsi="Malgun Gothic" w:eastAsia="Malgun Gothic"/>
           <w:sz w:val="22"/>
         </w:rPr>
-        <w:t>수익률 연결도 다시 감사했다. 기존 월간 패널에는 다음 달이 아니라 몇 년 뒤 재관측된 가격을 연결할 수 있는 공백이 21개 있었다. 최대 공백은 6,394일이었다. 19개 코드의 재진입 구간 1,764행을 격리하고, 1·6·12개월 수익률은 달력상 정확히 해당 기간 뒤의 관측치가 있을 때만 계산했다. 이 보정 뒤에도 소형주 대륙 12개는 남았지만, 저변동성 대륙은 55개에서 52개로 줄었다.</w:t>
+        <w:t>수익률 연결도 다시 감사했다. 기존 월간 패널에는 다음 달이 아니라 몇 년 뒤 재관측된 가격을 연결할 수 있는 공백이 21개 있었다. 최대 공백은 6,394일이었다. 19개 코드의 재진입 구간 1,764행을 격리하고, 1·6·12개월 수익률은 달력상 정확히 해당 기간 뒤의 관측치가 있을 때만 계산했다. 이 보정 뒤에도 소형주 신호에서 안정적인 구간에 속한 조합 12개는 남았고, 저변동성 신호의 해당 조합 수는 55개에서 52개로 줄었다.</w:t>
+      </w:r>
+    </w:p>
+    <w:p>
+      <w:pPr>
+        <w:spacing w:after="160" w:line="320" w:lineRule="auto"/>
+      </w:pPr>
+      <w:r>
+        <w:rPr>
+          <w:rFonts w:ascii="Malgun Gothic" w:hAnsi="Malgun Gothic" w:eastAsia="Malgun Gothic"/>
+          <w:sz w:val="22"/>
+        </w:rPr>
+        <w:t>이 부분은 숫자가 커서가 아니라 오류의 방향을 알 수 없어서 위험하다. 몇 년 뒤의 가격을 다음 달 가격으로 잘못 연결하면, 실제로는 거래할 수 없던 공백 기간의 손익이 한 번의 월 수익률에 섞인다. 그 결과는 과대수익일 수도, 과소수익일 수도 있다. 중요한 것은 발견한 뒤 제거했다는 사실보다, 수정 전 결과가 얼마나 많은 연결 규칙에 의존하고 있었는지를 기록하는 일이다. 백테스트의 오류는 종종 수익률을 부풀리는 단순한 형태가 아니라, 시간의 순서를 뒤섞는 형태로 나타난다.</w:t>
       </w:r>
     </w:p>
     <w:p>
@@ -1610,7 +2931,1010 @@
           <w:rFonts w:ascii="Malgun Gothic" w:hAnsi="Malgun Gothic" w:eastAsia="Malgun Gothic"/>
           <w:sz w:val="22"/>
         </w:rPr>
+        <w:t>하지만 실제 교체율 38.2%도 자동매매의 실현 비용과 같지 않다. 종목이 바뀌지 않아도 가격이 급변한 날에는 리밸런싱 주문이 한쪽으로 몰릴 수 있고, 월말 종가 기준의 신호와 실제 주문 시간 사이에는 갭이 있다. 이 계산은 ‘전량 교체’라는 단순화가 어느 방향으로 비용을 왜곡하는지만 확인한다. 호가 스프레드, 주문 분할, 장중 거래량 분포가 없는 현재 데이터로는 비용의 정확한 추정치를 만들 수 없다.</w:t>
+      </w:r>
+    </w:p>
+    <w:p>
+      <w:pPr>
+        <w:spacing w:after="160" w:line="320" w:lineRule="auto"/>
+      </w:pPr>
+      <w:r>
+        <w:rPr>
+          <w:rFonts w:ascii="Malgun Gothic" w:hAnsi="Malgun Gothic" w:eastAsia="Malgun Gothic"/>
+          <w:sz w:val="22"/>
+        </w:rPr>
         <w:t>그렇다고 41.1%를 알파라고 부를 수는 없다. 같은 유동성 상위 90% 유니버스를 동일가중한 벤치마크의 CAGR은 8.7%였고, 상대 CAGR은 29.8%였다. 월별 회귀에서 벤치마크 베타는 0.83, 절편은 월 2.54%였으며 절편 t-통계량은 6.04였다. 적어도 결과가 넓은 유동성 시장을 단순히 많이 산 효과만은 아니라는 반증이다. 규모 외의 위험요인을 통제한 완전한 요인 알파와는 다른 주장이다.</w:t>
+      </w:r>
+    </w:p>
+    <w:p>
+      <w:pPr>
+        <w:spacing w:after="160" w:line="320" w:lineRule="auto"/>
+      </w:pPr>
+      <w:r>
+        <w:rPr>
+          <w:rFonts w:ascii="Malgun Gothic" w:hAnsi="Malgun Gothic" w:eastAsia="Malgun Gothic"/>
+          <w:sz w:val="22"/>
+        </w:rPr>
+        <w:t>이 벤치마크도 일부러 좁게 잡았다. 소형주 전략이 거래 가능성을 위해 유동성 상위 90% 안에서 종목을 골랐으므로, 비교 대상도 같은 유니버스를 동일가중으로 보유하게 했다. KOSPI 전체 지수와 비교하면 전략의 유동성 선택 자체가 만든 차이와 신호가 만든 차이를 한꺼번에 비교하게 된다. 그럼에도 이 비교가 규모·가치·수익성·시장 베타를 모두 제거한 요인모형은 아니다. 여기서 말할 수 있는 것은 유동성 유니버스 자체를 산 것만으로는 41.1%를 설명하기 어렵다는 정도다.</w:t>
+      </w:r>
+    </w:p>
+    <w:p>
+      <w:pPr>
+        <w:pStyle w:val="Heading2"/>
+      </w:pPr>
+      <w:r>
+        <w:t>손절매는 손실을 막는 규칙인가, 손실 경로를 바꾸는 규칙인가</w:t>
+      </w:r>
+    </w:p>
+    <w:p>
+      <w:pPr>
+        <w:spacing w:after="160" w:line="320" w:lineRule="auto"/>
+      </w:pPr>
+      <w:r>
+        <w:rPr>
+          <w:rFonts w:ascii="Malgun Gothic" w:hAnsi="Malgun Gothic" w:eastAsia="Malgun Gothic"/>
+          <w:sz w:val="22"/>
+        </w:rPr>
+        <w:t>손절매는 이 글의 유동성 문제와 멀어 보이지만, 실제로는 같은 질문에 닿아 있다. 손절은 가격이 내려가면 위험을 줄이는 규칙처럼 보인다. 그러나 저유동성 종목에서 손절 주문은 가장 거래하기 어려운 순간에 나간다. 손실을 줄였다고 기록한 백테스트가 실제로는 더 큰 가격 양보와 미체결을 숨길 수 있다. 그래서 손절을 ‘수익률을 높이는 보조 신호’로 바로 넣지 않고, 손실이 난 뒤 현금 비중과 회복 가능성이 어떻게 바뀌는지부터 확인했다.</w:t>
+      </w:r>
+    </w:p>
+    <w:p>
+      <w:pPr>
+        <w:spacing w:after="160" w:line="320" w:lineRule="auto"/>
+      </w:pPr>
+      <w:r>
+        <w:rPr>
+          <w:rFonts w:ascii="Malgun Gothic" w:hAnsi="Malgun Gothic" w:eastAsia="Malgun Gothic"/>
+          <w:sz w:val="22"/>
+        </w:rPr>
+        <w:t xml:space="preserve">현재 원천 데이터에는 일별 수정주가는 있지만 장중 고가·저가, 호가 스프레드, 실제 주문 체결 정보는 없다. 따라서 ‘-10%에 닿는 즉시 -10%에서 체결’되는 손절은 이 데이터로 검증할 수 없다. 그런 숫자는 손절 규칙이 아니라 체결가를 임의로 만든 결과가 된다. 이번에는 더 보수적으로, 월말에 선택한 소형주를 일별 종가로 추적하다가 손실 기준을 처음 넘긴 뒤 </w:t>
+      </w:r>
+      <w:r>
+        <w:rPr>
+          <w:rFonts w:ascii="Malgun Gothic" w:hAnsi="Malgun Gothic" w:eastAsia="Malgun Gothic"/>
+          <w:b/>
+          <w:sz w:val="22"/>
+        </w:rPr>
+        <w:t>다음 거래일 종가</w:t>
+      </w:r>
+      <w:r>
+        <w:rPr>
+          <w:rFonts w:ascii="Malgun Gothic" w:hAnsi="Malgun Gothic" w:eastAsia="Malgun Gothic"/>
+          <w:sz w:val="22"/>
+        </w:rPr>
+        <w:t>에 청산하고, 다음 월 리밸런싱까지 현금으로 두는 규칙만 계산했다.</w:t>
+      </w:r>
+    </w:p>
+    <w:p>
+      <w:pPr>
+        <w:spacing w:after="160" w:line="320" w:lineRule="auto"/>
+      </w:pPr>
+      <w:r>
+        <w:rPr>
+          <w:rFonts w:ascii="Malgun Gothic" w:hAnsi="Malgun Gothic" w:eastAsia="Malgun Gothic"/>
+          <w:sz w:val="22"/>
+        </w:rPr>
+        <w:t>비교 대상은 앞에서 나온 비용 차감 포트폴리오 전체가 아니다. 선택된 소형주 보유 종목 중 형성일과 다음 형성일의 일별 수정주가가 모두 확인되는 15,464개 보유-월을 동일가중으로 비교한 조건부 표본이다. 체결 용량과 거래비용은 이 비교에서 고정하지 못했다. 이 실험은 ‘손절을 적용하면 실전 수익률이 얼마다’를 말하는 것이 아니라, 동일한 보유 종목 경로에서 손절 기준이 수익과 손실의 분포를 어떤 방향으로 바꾸는지 보는 오버레이다.</w:t>
+      </w:r>
+    </w:p>
+    <w:tbl>
+      <w:tblPr>
+        <w:tblW w:type="auto" w:w="0"/>
+        <w:jc w:val="center"/>
+        <w:tblLayout w:type="fixed"/>
+        <w:tblLook w:firstColumn="1" w:firstRow="1" w:lastColumn="0" w:lastRow="0" w:noHBand="0" w:noVBand="1" w:val="04A0"/>
+      </w:tblPr>
+      <w:tblGrid>
+        <w:gridCol w:w="1560"/>
+        <w:gridCol w:w="1560"/>
+        <w:gridCol w:w="1560"/>
+        <w:gridCol w:w="1560"/>
+        <w:gridCol w:w="1560"/>
+        <w:gridCol w:w="1560"/>
+      </w:tblGrid>
+      <w:tr>
+        <w:tc>
+          <w:tcPr>
+            <w:tcW w:type="dxa" w:w="1476"/>
+            <w:tcMar>
+              <w:top w:w="80" w:type="dxa"/>
+              <w:start w:w="120" w:type="dxa"/>
+              <w:bottom w:w="80" w:type="dxa"/>
+              <w:end w:w="120" w:type="dxa"/>
+            </w:tcMar>
+            <w:vAlign w:val="center"/>
+            <w:shd w:fill="F2F4F7"/>
+          </w:tcPr>
+          <w:p>
+            <w:pPr>
+              <w:spacing w:after="0"/>
+              <w:jc w:val="left"/>
+            </w:pPr>
+            <w:r>
+              <w:rPr>
+                <w:rFonts w:ascii="Malgun Gothic" w:hAnsi="Malgun Gothic" w:eastAsia="Malgun Gothic"/>
+                <w:b/>
+                <w:sz w:val="20"/>
+              </w:rPr>
+              <w:t>규칙</w:t>
+            </w:r>
+          </w:p>
+        </w:tc>
+        <w:tc>
+          <w:tcPr>
+            <w:tcW w:type="dxa" w:w="1476"/>
+            <w:tcMar>
+              <w:top w:w="80" w:type="dxa"/>
+              <w:start w:w="120" w:type="dxa"/>
+              <w:bottom w:w="80" w:type="dxa"/>
+              <w:end w:w="120" w:type="dxa"/>
+            </w:tcMar>
+            <w:vAlign w:val="center"/>
+            <w:shd w:fill="F2F4F7"/>
+          </w:tcPr>
+          <w:p>
+            <w:pPr>
+              <w:spacing w:after="0"/>
+              <w:jc w:val="center"/>
+            </w:pPr>
+            <w:r>
+              <w:rPr>
+                <w:rFonts w:ascii="Malgun Gothic" w:hAnsi="Malgun Gothic" w:eastAsia="Malgun Gothic"/>
+                <w:b/>
+                <w:sz w:val="20"/>
+              </w:rPr>
+              <w:t>CAGR</w:t>
+            </w:r>
+          </w:p>
+        </w:tc>
+        <w:tc>
+          <w:tcPr>
+            <w:tcW w:type="dxa" w:w="1476"/>
+            <w:tcMar>
+              <w:top w:w="80" w:type="dxa"/>
+              <w:start w:w="120" w:type="dxa"/>
+              <w:bottom w:w="80" w:type="dxa"/>
+              <w:end w:w="120" w:type="dxa"/>
+            </w:tcMar>
+            <w:vAlign w:val="center"/>
+            <w:shd w:fill="F2F4F7"/>
+          </w:tcPr>
+          <w:p>
+            <w:pPr>
+              <w:spacing w:after="0"/>
+              <w:jc w:val="center"/>
+            </w:pPr>
+            <w:r>
+              <w:rPr>
+                <w:rFonts w:ascii="Malgun Gothic" w:hAnsi="Malgun Gothic" w:eastAsia="Malgun Gothic"/>
+                <w:b/>
+                <w:sz w:val="20"/>
+              </w:rPr>
+              <w:t>MDD</w:t>
+            </w:r>
+          </w:p>
+        </w:tc>
+        <w:tc>
+          <w:tcPr>
+            <w:tcW w:type="dxa" w:w="1476"/>
+            <w:tcMar>
+              <w:top w:w="80" w:type="dxa"/>
+              <w:start w:w="120" w:type="dxa"/>
+              <w:bottom w:w="80" w:type="dxa"/>
+              <w:end w:w="120" w:type="dxa"/>
+            </w:tcMar>
+            <w:vAlign w:val="center"/>
+            <w:shd w:fill="F2F4F7"/>
+          </w:tcPr>
+          <w:p>
+            <w:pPr>
+              <w:spacing w:after="0"/>
+              <w:jc w:val="center"/>
+            </w:pPr>
+            <w:r>
+              <w:rPr>
+                <w:rFonts w:ascii="Malgun Gothic" w:hAnsi="Malgun Gothic" w:eastAsia="Malgun Gothic"/>
+                <w:b/>
+                <w:sz w:val="20"/>
+              </w:rPr>
+              <w:t>월별 t-통계량</w:t>
+            </w:r>
+          </w:p>
+        </w:tc>
+        <w:tc>
+          <w:tcPr>
+            <w:tcW w:type="dxa" w:w="1476"/>
+            <w:tcMar>
+              <w:top w:w="80" w:type="dxa"/>
+              <w:start w:w="120" w:type="dxa"/>
+              <w:bottom w:w="80" w:type="dxa"/>
+              <w:end w:w="120" w:type="dxa"/>
+            </w:tcMar>
+            <w:vAlign w:val="center"/>
+            <w:shd w:fill="F2F4F7"/>
+          </w:tcPr>
+          <w:p>
+            <w:pPr>
+              <w:spacing w:after="0"/>
+              <w:jc w:val="center"/>
+            </w:pPr>
+            <w:r>
+              <w:rPr>
+                <w:rFonts w:ascii="Malgun Gothic" w:hAnsi="Malgun Gothic" w:eastAsia="Malgun Gothic"/>
+                <w:b/>
+                <w:sz w:val="20"/>
+              </w:rPr>
+              <w:t>손절 발생 비율</w:t>
+            </w:r>
+          </w:p>
+        </w:tc>
+        <w:tc>
+          <w:tcPr>
+            <w:tcW w:type="dxa" w:w="1476"/>
+            <w:tcMar>
+              <w:top w:w="80" w:type="dxa"/>
+              <w:start w:w="120" w:type="dxa"/>
+              <w:bottom w:w="80" w:type="dxa"/>
+              <w:end w:w="120" w:type="dxa"/>
+            </w:tcMar>
+            <w:vAlign w:val="center"/>
+            <w:shd w:fill="F2F4F7"/>
+          </w:tcPr>
+          <w:p>
+            <w:pPr>
+              <w:spacing w:after="0"/>
+              <w:jc w:val="center"/>
+            </w:pPr>
+            <w:r>
+              <w:rPr>
+                <w:rFonts w:ascii="Malgun Gothic" w:hAnsi="Malgun Gothic" w:eastAsia="Malgun Gothic"/>
+                <w:b/>
+                <w:sz w:val="20"/>
+              </w:rPr>
+              <w:t>손절 뒤 월말 회복 비율</w:t>
+            </w:r>
+          </w:p>
+        </w:tc>
+      </w:tr>
+      <w:tr>
+        <w:tc>
+          <w:tcPr>
+            <w:tcW w:type="dxa" w:w="1476"/>
+            <w:tcMar>
+              <w:top w:w="80" w:type="dxa"/>
+              <w:start w:w="120" w:type="dxa"/>
+              <w:bottom w:w="80" w:type="dxa"/>
+              <w:end w:w="120" w:type="dxa"/>
+            </w:tcMar>
+            <w:vAlign w:val="center"/>
+          </w:tcPr>
+          <w:p>
+            <w:pPr>
+              <w:spacing w:after="0"/>
+              <w:jc w:val="left"/>
+            </w:pPr>
+            <w:r>
+              <w:rPr>
+                <w:rFonts w:ascii="Malgun Gothic" w:hAnsi="Malgun Gothic" w:eastAsia="Malgun Gothic"/>
+                <w:b w:val="0"/>
+                <w:sz w:val="20"/>
+              </w:rPr>
+              <w:t>손절 없음</w:t>
+            </w:r>
+          </w:p>
+        </w:tc>
+        <w:tc>
+          <w:tcPr>
+            <w:tcW w:type="dxa" w:w="1476"/>
+            <w:tcMar>
+              <w:top w:w="80" w:type="dxa"/>
+              <w:start w:w="120" w:type="dxa"/>
+              <w:bottom w:w="80" w:type="dxa"/>
+              <w:end w:w="120" w:type="dxa"/>
+            </w:tcMar>
+            <w:vAlign w:val="center"/>
+          </w:tcPr>
+          <w:p>
+            <w:pPr>
+              <w:spacing w:after="0"/>
+              <w:jc w:val="center"/>
+            </w:pPr>
+            <w:r>
+              <w:rPr>
+                <w:rFonts w:ascii="Malgun Gothic" w:hAnsi="Malgun Gothic" w:eastAsia="Malgun Gothic"/>
+                <w:b w:val="0"/>
+                <w:sz w:val="20"/>
+              </w:rPr>
+              <w:t>47.3%</w:t>
+            </w:r>
+          </w:p>
+        </w:tc>
+        <w:tc>
+          <w:tcPr>
+            <w:tcW w:type="dxa" w:w="1476"/>
+            <w:tcMar>
+              <w:top w:w="80" w:type="dxa"/>
+              <w:start w:w="120" w:type="dxa"/>
+              <w:bottom w:w="80" w:type="dxa"/>
+              <w:end w:w="120" w:type="dxa"/>
+            </w:tcMar>
+            <w:vAlign w:val="center"/>
+          </w:tcPr>
+          <w:p>
+            <w:pPr>
+              <w:spacing w:after="0"/>
+              <w:jc w:val="center"/>
+            </w:pPr>
+            <w:r>
+              <w:rPr>
+                <w:rFonts w:ascii="Malgun Gothic" w:hAnsi="Malgun Gothic" w:eastAsia="Malgun Gothic"/>
+                <w:b w:val="0"/>
+                <w:sz w:val="20"/>
+              </w:rPr>
+              <w:t>-49.8%</w:t>
+            </w:r>
+          </w:p>
+        </w:tc>
+        <w:tc>
+          <w:tcPr>
+            <w:tcW w:type="dxa" w:w="1476"/>
+            <w:tcMar>
+              <w:top w:w="80" w:type="dxa"/>
+              <w:start w:w="120" w:type="dxa"/>
+              <w:bottom w:w="80" w:type="dxa"/>
+              <w:end w:w="120" w:type="dxa"/>
+            </w:tcMar>
+            <w:vAlign w:val="center"/>
+          </w:tcPr>
+          <w:p>
+            <w:pPr>
+              <w:spacing w:after="0"/>
+              <w:jc w:val="center"/>
+            </w:pPr>
+            <w:r>
+              <w:rPr>
+                <w:rFonts w:ascii="Malgun Gothic" w:hAnsi="Malgun Gothic" w:eastAsia="Malgun Gothic"/>
+                <w:b w:val="0"/>
+                <w:sz w:val="20"/>
+              </w:rPr>
+              <w:t>6.28</w:t>
+            </w:r>
+          </w:p>
+        </w:tc>
+        <w:tc>
+          <w:tcPr>
+            <w:tcW w:type="dxa" w:w="1476"/>
+            <w:tcMar>
+              <w:top w:w="80" w:type="dxa"/>
+              <w:start w:w="120" w:type="dxa"/>
+              <w:bottom w:w="80" w:type="dxa"/>
+              <w:end w:w="120" w:type="dxa"/>
+            </w:tcMar>
+            <w:vAlign w:val="center"/>
+          </w:tcPr>
+          <w:p>
+            <w:pPr>
+              <w:spacing w:after="0"/>
+              <w:jc w:val="center"/>
+            </w:pPr>
+            <w:r>
+              <w:rPr>
+                <w:rFonts w:ascii="Malgun Gothic" w:hAnsi="Malgun Gothic" w:eastAsia="Malgun Gothic"/>
+                <w:b w:val="0"/>
+                <w:sz w:val="20"/>
+              </w:rPr>
+              <w:t>-</w:t>
+            </w:r>
+          </w:p>
+        </w:tc>
+        <w:tc>
+          <w:tcPr>
+            <w:tcW w:type="dxa" w:w="1476"/>
+            <w:tcMar>
+              <w:top w:w="80" w:type="dxa"/>
+              <w:start w:w="120" w:type="dxa"/>
+              <w:bottom w:w="80" w:type="dxa"/>
+              <w:end w:w="120" w:type="dxa"/>
+            </w:tcMar>
+            <w:vAlign w:val="center"/>
+          </w:tcPr>
+          <w:p>
+            <w:pPr>
+              <w:spacing w:after="0"/>
+              <w:jc w:val="center"/>
+            </w:pPr>
+            <w:r>
+              <w:rPr>
+                <w:rFonts w:ascii="Malgun Gothic" w:hAnsi="Malgun Gothic" w:eastAsia="Malgun Gothic"/>
+                <w:b w:val="0"/>
+                <w:sz w:val="20"/>
+              </w:rPr>
+              <w:t>-</w:t>
+            </w:r>
+          </w:p>
+        </w:tc>
+      </w:tr>
+      <w:tr>
+        <w:tc>
+          <w:tcPr>
+            <w:tcW w:type="dxa" w:w="1476"/>
+            <w:tcMar>
+              <w:top w:w="80" w:type="dxa"/>
+              <w:start w:w="120" w:type="dxa"/>
+              <w:bottom w:w="80" w:type="dxa"/>
+              <w:end w:w="120" w:type="dxa"/>
+            </w:tcMar>
+            <w:vAlign w:val="center"/>
+          </w:tcPr>
+          <w:p>
+            <w:pPr>
+              <w:spacing w:after="0"/>
+              <w:jc w:val="left"/>
+            </w:pPr>
+            <w:r>
+              <w:rPr>
+                <w:rFonts w:ascii="Malgun Gothic" w:hAnsi="Malgun Gothic" w:eastAsia="Malgun Gothic"/>
+                <w:b w:val="0"/>
+                <w:sz w:val="20"/>
+              </w:rPr>
+              <w:t>일별 종가 기준 -10%</w:t>
+            </w:r>
+          </w:p>
+        </w:tc>
+        <w:tc>
+          <w:tcPr>
+            <w:tcW w:type="dxa" w:w="1476"/>
+            <w:tcMar>
+              <w:top w:w="80" w:type="dxa"/>
+              <w:start w:w="120" w:type="dxa"/>
+              <w:bottom w:w="80" w:type="dxa"/>
+              <w:end w:w="120" w:type="dxa"/>
+            </w:tcMar>
+            <w:vAlign w:val="center"/>
+          </w:tcPr>
+          <w:p>
+            <w:pPr>
+              <w:spacing w:after="0"/>
+              <w:jc w:val="center"/>
+            </w:pPr>
+            <w:r>
+              <w:rPr>
+                <w:rFonts w:ascii="Malgun Gothic" w:hAnsi="Malgun Gothic" w:eastAsia="Malgun Gothic"/>
+                <w:b w:val="0"/>
+                <w:sz w:val="20"/>
+              </w:rPr>
+              <w:t>47.5%</w:t>
+            </w:r>
+          </w:p>
+        </w:tc>
+        <w:tc>
+          <w:tcPr>
+            <w:tcW w:type="dxa" w:w="1476"/>
+            <w:tcMar>
+              <w:top w:w="80" w:type="dxa"/>
+              <w:start w:w="120" w:type="dxa"/>
+              <w:bottom w:w="80" w:type="dxa"/>
+              <w:end w:w="120" w:type="dxa"/>
+            </w:tcMar>
+            <w:vAlign w:val="center"/>
+          </w:tcPr>
+          <w:p>
+            <w:pPr>
+              <w:spacing w:after="0"/>
+              <w:jc w:val="center"/>
+            </w:pPr>
+            <w:r>
+              <w:rPr>
+                <w:rFonts w:ascii="Malgun Gothic" w:hAnsi="Malgun Gothic" w:eastAsia="Malgun Gothic"/>
+                <w:b w:val="0"/>
+                <w:sz w:val="20"/>
+              </w:rPr>
+              <w:t>-42.2%</w:t>
+            </w:r>
+          </w:p>
+        </w:tc>
+        <w:tc>
+          <w:tcPr>
+            <w:tcW w:type="dxa" w:w="1476"/>
+            <w:tcMar>
+              <w:top w:w="80" w:type="dxa"/>
+              <w:start w:w="120" w:type="dxa"/>
+              <w:bottom w:w="80" w:type="dxa"/>
+              <w:end w:w="120" w:type="dxa"/>
+            </w:tcMar>
+            <w:vAlign w:val="center"/>
+          </w:tcPr>
+          <w:p>
+            <w:pPr>
+              <w:spacing w:after="0"/>
+              <w:jc w:val="center"/>
+            </w:pPr>
+            <w:r>
+              <w:rPr>
+                <w:rFonts w:ascii="Malgun Gothic" w:hAnsi="Malgun Gothic" w:eastAsia="Malgun Gothic"/>
+                <w:b w:val="0"/>
+                <w:sz w:val="20"/>
+              </w:rPr>
+              <w:t>6.86</w:t>
+            </w:r>
+          </w:p>
+        </w:tc>
+        <w:tc>
+          <w:tcPr>
+            <w:tcW w:type="dxa" w:w="1476"/>
+            <w:tcMar>
+              <w:top w:w="80" w:type="dxa"/>
+              <w:start w:w="120" w:type="dxa"/>
+              <w:bottom w:w="80" w:type="dxa"/>
+              <w:end w:w="120" w:type="dxa"/>
+            </w:tcMar>
+            <w:vAlign w:val="center"/>
+          </w:tcPr>
+          <w:p>
+            <w:pPr>
+              <w:spacing w:after="0"/>
+              <w:jc w:val="center"/>
+            </w:pPr>
+            <w:r>
+              <w:rPr>
+                <w:rFonts w:ascii="Malgun Gothic" w:hAnsi="Malgun Gothic" w:eastAsia="Malgun Gothic"/>
+                <w:b w:val="0"/>
+                <w:sz w:val="20"/>
+              </w:rPr>
+              <w:t>35.4%</w:t>
+            </w:r>
+          </w:p>
+        </w:tc>
+        <w:tc>
+          <w:tcPr>
+            <w:tcW w:type="dxa" w:w="1476"/>
+            <w:tcMar>
+              <w:top w:w="80" w:type="dxa"/>
+              <w:start w:w="120" w:type="dxa"/>
+              <w:bottom w:w="80" w:type="dxa"/>
+              <w:end w:w="120" w:type="dxa"/>
+            </w:tcMar>
+            <w:vAlign w:val="center"/>
+          </w:tcPr>
+          <w:p>
+            <w:pPr>
+              <w:spacing w:after="0"/>
+              <w:jc w:val="center"/>
+            </w:pPr>
+            <w:r>
+              <w:rPr>
+                <w:rFonts w:ascii="Malgun Gothic" w:hAnsi="Malgun Gothic" w:eastAsia="Malgun Gothic"/>
+                <w:b w:val="0"/>
+                <w:sz w:val="20"/>
+              </w:rPr>
+              <w:t>41.9%</w:t>
+            </w:r>
+          </w:p>
+        </w:tc>
+      </w:tr>
+      <w:tr>
+        <w:tc>
+          <w:tcPr>
+            <w:tcW w:type="dxa" w:w="1476"/>
+            <w:tcMar>
+              <w:top w:w="80" w:type="dxa"/>
+              <w:start w:w="120" w:type="dxa"/>
+              <w:bottom w:w="80" w:type="dxa"/>
+              <w:end w:w="120" w:type="dxa"/>
+            </w:tcMar>
+            <w:vAlign w:val="center"/>
+          </w:tcPr>
+          <w:p>
+            <w:pPr>
+              <w:spacing w:after="0"/>
+              <w:jc w:val="left"/>
+            </w:pPr>
+            <w:r>
+              <w:rPr>
+                <w:rFonts w:ascii="Malgun Gothic" w:hAnsi="Malgun Gothic" w:eastAsia="Malgun Gothic"/>
+                <w:b w:val="0"/>
+                <w:sz w:val="20"/>
+              </w:rPr>
+              <w:t>일별 종가 기준 -20%</w:t>
+            </w:r>
+          </w:p>
+        </w:tc>
+        <w:tc>
+          <w:tcPr>
+            <w:tcW w:type="dxa" w:w="1476"/>
+            <w:tcMar>
+              <w:top w:w="80" w:type="dxa"/>
+              <w:start w:w="120" w:type="dxa"/>
+              <w:bottom w:w="80" w:type="dxa"/>
+              <w:end w:w="120" w:type="dxa"/>
+            </w:tcMar>
+            <w:vAlign w:val="center"/>
+          </w:tcPr>
+          <w:p>
+            <w:pPr>
+              <w:spacing w:after="0"/>
+              <w:jc w:val="center"/>
+            </w:pPr>
+            <w:r>
+              <w:rPr>
+                <w:rFonts w:ascii="Malgun Gothic" w:hAnsi="Malgun Gothic" w:eastAsia="Malgun Gothic"/>
+                <w:b w:val="0"/>
+                <w:sz w:val="20"/>
+              </w:rPr>
+              <w:t>47.9%</w:t>
+            </w:r>
+          </w:p>
+        </w:tc>
+        <w:tc>
+          <w:tcPr>
+            <w:tcW w:type="dxa" w:w="1476"/>
+            <w:tcMar>
+              <w:top w:w="80" w:type="dxa"/>
+              <w:start w:w="120" w:type="dxa"/>
+              <w:bottom w:w="80" w:type="dxa"/>
+              <w:end w:w="120" w:type="dxa"/>
+            </w:tcMar>
+            <w:vAlign w:val="center"/>
+          </w:tcPr>
+          <w:p>
+            <w:pPr>
+              <w:spacing w:after="0"/>
+              <w:jc w:val="center"/>
+            </w:pPr>
+            <w:r>
+              <w:rPr>
+                <w:rFonts w:ascii="Malgun Gothic" w:hAnsi="Malgun Gothic" w:eastAsia="Malgun Gothic"/>
+                <w:b w:val="0"/>
+                <w:sz w:val="20"/>
+              </w:rPr>
+              <w:t>-49.8%</w:t>
+            </w:r>
+          </w:p>
+        </w:tc>
+        <w:tc>
+          <w:tcPr>
+            <w:tcW w:type="dxa" w:w="1476"/>
+            <w:tcMar>
+              <w:top w:w="80" w:type="dxa"/>
+              <w:start w:w="120" w:type="dxa"/>
+              <w:bottom w:w="80" w:type="dxa"/>
+              <w:end w:w="120" w:type="dxa"/>
+            </w:tcMar>
+            <w:vAlign w:val="center"/>
+          </w:tcPr>
+          <w:p>
+            <w:pPr>
+              <w:spacing w:after="0"/>
+              <w:jc w:val="center"/>
+            </w:pPr>
+            <w:r>
+              <w:rPr>
+                <w:rFonts w:ascii="Malgun Gothic" w:hAnsi="Malgun Gothic" w:eastAsia="Malgun Gothic"/>
+                <w:b w:val="0"/>
+                <w:sz w:val="20"/>
+              </w:rPr>
+              <w:t>6.50</w:t>
+            </w:r>
+          </w:p>
+        </w:tc>
+        <w:tc>
+          <w:tcPr>
+            <w:tcW w:type="dxa" w:w="1476"/>
+            <w:tcMar>
+              <w:top w:w="80" w:type="dxa"/>
+              <w:start w:w="120" w:type="dxa"/>
+              <w:bottom w:w="80" w:type="dxa"/>
+              <w:end w:w="120" w:type="dxa"/>
+            </w:tcMar>
+            <w:vAlign w:val="center"/>
+          </w:tcPr>
+          <w:p>
+            <w:pPr>
+              <w:spacing w:after="0"/>
+              <w:jc w:val="center"/>
+            </w:pPr>
+            <w:r>
+              <w:rPr>
+                <w:rFonts w:ascii="Malgun Gothic" w:hAnsi="Malgun Gothic" w:eastAsia="Malgun Gothic"/>
+                <w:b w:val="0"/>
+                <w:sz w:val="20"/>
+              </w:rPr>
+              <w:t>16.3%</w:t>
+            </w:r>
+          </w:p>
+        </w:tc>
+        <w:tc>
+          <w:tcPr>
+            <w:tcW w:type="dxa" w:w="1476"/>
+            <w:tcMar>
+              <w:top w:w="80" w:type="dxa"/>
+              <w:start w:w="120" w:type="dxa"/>
+              <w:bottom w:w="80" w:type="dxa"/>
+              <w:end w:w="120" w:type="dxa"/>
+            </w:tcMar>
+            <w:vAlign w:val="center"/>
+          </w:tcPr>
+          <w:p>
+            <w:pPr>
+              <w:spacing w:after="0"/>
+              <w:jc w:val="center"/>
+            </w:pPr>
+            <w:r>
+              <w:rPr>
+                <w:rFonts w:ascii="Malgun Gothic" w:hAnsi="Malgun Gothic" w:eastAsia="Malgun Gothic"/>
+                <w:b w:val="0"/>
+                <w:sz w:val="20"/>
+              </w:rPr>
+              <w:t>40.0%</w:t>
+            </w:r>
+          </w:p>
+        </w:tc>
+      </w:tr>
+      <w:tr>
+        <w:tc>
+          <w:tcPr>
+            <w:tcW w:type="dxa" w:w="1476"/>
+            <w:tcMar>
+              <w:top w:w="80" w:type="dxa"/>
+              <w:start w:w="120" w:type="dxa"/>
+              <w:bottom w:w="80" w:type="dxa"/>
+              <w:end w:w="120" w:type="dxa"/>
+            </w:tcMar>
+            <w:vAlign w:val="center"/>
+          </w:tcPr>
+          <w:p>
+            <w:pPr>
+              <w:spacing w:after="0"/>
+              <w:jc w:val="left"/>
+            </w:pPr>
+            <w:r>
+              <w:rPr>
+                <w:rFonts w:ascii="Malgun Gothic" w:hAnsi="Malgun Gothic" w:eastAsia="Malgun Gothic"/>
+                <w:b w:val="0"/>
+                <w:sz w:val="20"/>
+              </w:rPr>
+              <w:t>일별 종가 기준 -30%</w:t>
+            </w:r>
+          </w:p>
+        </w:tc>
+        <w:tc>
+          <w:tcPr>
+            <w:tcW w:type="dxa" w:w="1476"/>
+            <w:tcMar>
+              <w:top w:w="80" w:type="dxa"/>
+              <w:start w:w="120" w:type="dxa"/>
+              <w:bottom w:w="80" w:type="dxa"/>
+              <w:end w:w="120" w:type="dxa"/>
+            </w:tcMar>
+            <w:vAlign w:val="center"/>
+          </w:tcPr>
+          <w:p>
+            <w:pPr>
+              <w:spacing w:after="0"/>
+              <w:jc w:val="center"/>
+            </w:pPr>
+            <w:r>
+              <w:rPr>
+                <w:rFonts w:ascii="Malgun Gothic" w:hAnsi="Malgun Gothic" w:eastAsia="Malgun Gothic"/>
+                <w:b w:val="0"/>
+                <w:sz w:val="20"/>
+              </w:rPr>
+              <w:t>46.5%</w:t>
+            </w:r>
+          </w:p>
+        </w:tc>
+        <w:tc>
+          <w:tcPr>
+            <w:tcW w:type="dxa" w:w="1476"/>
+            <w:tcMar>
+              <w:top w:w="80" w:type="dxa"/>
+              <w:start w:w="120" w:type="dxa"/>
+              <w:bottom w:w="80" w:type="dxa"/>
+              <w:end w:w="120" w:type="dxa"/>
+            </w:tcMar>
+            <w:vAlign w:val="center"/>
+          </w:tcPr>
+          <w:p>
+            <w:pPr>
+              <w:spacing w:after="0"/>
+              <w:jc w:val="center"/>
+            </w:pPr>
+            <w:r>
+              <w:rPr>
+                <w:rFonts w:ascii="Malgun Gothic" w:hAnsi="Malgun Gothic" w:eastAsia="Malgun Gothic"/>
+                <w:b w:val="0"/>
+                <w:sz w:val="20"/>
+              </w:rPr>
+              <w:t>-50.9%</w:t>
+            </w:r>
+          </w:p>
+        </w:tc>
+        <w:tc>
+          <w:tcPr>
+            <w:tcW w:type="dxa" w:w="1476"/>
+            <w:tcMar>
+              <w:top w:w="80" w:type="dxa"/>
+              <w:start w:w="120" w:type="dxa"/>
+              <w:bottom w:w="80" w:type="dxa"/>
+              <w:end w:w="120" w:type="dxa"/>
+            </w:tcMar>
+            <w:vAlign w:val="center"/>
+          </w:tcPr>
+          <w:p>
+            <w:pPr>
+              <w:spacing w:after="0"/>
+              <w:jc w:val="center"/>
+            </w:pPr>
+            <w:r>
+              <w:rPr>
+                <w:rFonts w:ascii="Malgun Gothic" w:hAnsi="Malgun Gothic" w:eastAsia="Malgun Gothic"/>
+                <w:b w:val="0"/>
+                <w:sz w:val="20"/>
+              </w:rPr>
+              <w:t>6.22</w:t>
+            </w:r>
+          </w:p>
+        </w:tc>
+        <w:tc>
+          <w:tcPr>
+            <w:tcW w:type="dxa" w:w="1476"/>
+            <w:tcMar>
+              <w:top w:w="80" w:type="dxa"/>
+              <w:start w:w="120" w:type="dxa"/>
+              <w:bottom w:w="80" w:type="dxa"/>
+              <w:end w:w="120" w:type="dxa"/>
+            </w:tcMar>
+            <w:vAlign w:val="center"/>
+          </w:tcPr>
+          <w:p>
+            <w:pPr>
+              <w:spacing w:after="0"/>
+              <w:jc w:val="center"/>
+            </w:pPr>
+            <w:r>
+              <w:rPr>
+                <w:rFonts w:ascii="Malgun Gothic" w:hAnsi="Malgun Gothic" w:eastAsia="Malgun Gothic"/>
+                <w:b w:val="0"/>
+                <w:sz w:val="20"/>
+              </w:rPr>
+              <w:t>7.8%</w:t>
+            </w:r>
+          </w:p>
+        </w:tc>
+        <w:tc>
+          <w:tcPr>
+            <w:tcW w:type="dxa" w:w="1476"/>
+            <w:tcMar>
+              <w:top w:w="80" w:type="dxa"/>
+              <w:start w:w="120" w:type="dxa"/>
+              <w:bottom w:w="80" w:type="dxa"/>
+              <w:end w:w="120" w:type="dxa"/>
+            </w:tcMar>
+            <w:vAlign w:val="center"/>
+          </w:tcPr>
+          <w:p>
+            <w:pPr>
+              <w:spacing w:after="0"/>
+              <w:jc w:val="center"/>
+            </w:pPr>
+            <w:r>
+              <w:rPr>
+                <w:rFonts w:ascii="Malgun Gothic" w:hAnsi="Malgun Gothic" w:eastAsia="Malgun Gothic"/>
+                <w:b w:val="0"/>
+                <w:sz w:val="20"/>
+              </w:rPr>
+              <w:t>37.3%</w:t>
+            </w:r>
+          </w:p>
+        </w:tc>
+      </w:tr>
+    </w:tbl>
+    <w:p>
+      <w:pPr>
+        <w:spacing w:after="0"/>
+      </w:pPr>
+    </w:p>
+    <w:p>
+      <w:pPr>
+        <w:keepNext/>
+        <w:spacing w:before="120" w:after="60"/>
+        <w:jc w:val="center"/>
+      </w:pPr>
+      <w:r>
+        <w:drawing>
+          <wp:inline xmlns:a="http://schemas.openxmlformats.org/drawingml/2006/main" xmlns:pic="http://schemas.openxmlformats.org/drawingml/2006/picture">
+            <wp:extent cx="5577840" cy="3253740"/>
+            <wp:docPr id="6" name="Picture 6"/>
+            <wp:cNvGraphicFramePr>
+              <a:graphicFrameLocks noChangeAspect="1"/>
+            </wp:cNvGraphicFramePr>
+            <a:graphic>
+              <a:graphicData uri="http://schemas.openxmlformats.org/drawingml/2006/picture">
+                <pic:pic>
+                  <pic:nvPicPr>
+                    <pic:cNvPr id="0" name="12_stop_loss_daily_close_audit.png"/>
+                    <pic:cNvPicPr/>
+                  </pic:nvPicPr>
+                  <pic:blipFill>
+                    <a:blip r:embed="rId14"/>
+                    <a:stretch>
+                      <a:fillRect/>
+                    </a:stretch>
+                  </pic:blipFill>
+                  <pic:spPr>
+                    <a:xfrm>
+                      <a:off x="0" y="0"/>
+                      <a:ext cx="5577840" cy="3253740"/>
+                    </a:xfrm>
+                    <a:prstGeom prst="rect"/>
+                  </pic:spPr>
+                </pic:pic>
+              </a:graphicData>
+            </a:graphic>
+          </wp:inline>
+        </w:drawing>
+      </w:r>
+    </w:p>
+    <w:p>
+      <w:pPr>
+        <w:pStyle w:val="FigureCaption"/>
+        <w:jc w:val="center"/>
+      </w:pPr>
+      <w:r>
+        <w:rPr>
+          <w:rFonts w:ascii="Malgun Gothic" w:hAnsi="Malgun Gothic" w:eastAsia="Malgun Gothic"/>
+          <w:color w:val="595959"/>
+          <w:sz w:val="18"/>
+        </w:rPr>
+        <w:t>그림 5. 일별 종가 손절 규칙의 조건부 표본 비교</w:t>
+      </w:r>
+    </w:p>
+    <w:p>
+      <w:pPr>
+        <w:spacing w:after="160" w:line="320" w:lineRule="auto"/>
+      </w:pPr>
+      <w:r>
+        <w:rPr>
+          <w:rFonts w:ascii="Malgun Gothic" w:hAnsi="Malgun Gothic" w:eastAsia="Malgun Gothic"/>
+          <w:sz w:val="22"/>
+        </w:rPr>
+        <w:t>-10% 규칙은 최대낙폭을 7.6%p 낮췄다. 하지만 이 결과를 ‘-10%가 최적 손절선’이라고 읽으면 안 된다. 손절이 발생한 보유-월은 35.4%였고, 그중 41.9%는 월말까지 계속 보유했을 때 손절 청산가보다 높은 가격으로 끝났다. 손절은 상당수의 반등을 포기하는 대신, 큰 낙폭 구간에서 현금으로 이동한 규칙이다.</w:t>
+      </w:r>
+    </w:p>
+    <w:p>
+      <w:pPr>
+        <w:spacing w:after="160" w:line="320" w:lineRule="auto"/>
+      </w:pPr>
+      <w:r>
+        <w:rPr>
+          <w:rFonts w:ascii="Malgun Gothic" w:hAnsi="Malgun Gothic" w:eastAsia="Malgun Gothic"/>
+          <w:sz w:val="22"/>
+        </w:rPr>
+        <w:t>-20%는 CAGR이 47.9%로 가장 높게 보이지만 MDD는 손절 없음과 거의 같다. -30%는 CAGR과 MDD가 모두 나빠졌다. 기준을 느슨하게 만들수록 손절 횟수는 줄지만 보호 효과도 사라진다. 기준을 엄격하게 만들수록 MDD는 줄어들 수 있지만, 반등 종목을 더 많이 놓친다. 이 결과에는 단조롭게 좋은 손절선이 없었다.</w:t>
+      </w:r>
+    </w:p>
+    <w:p>
+      <w:pPr>
+        <w:spacing w:after="160" w:line="320" w:lineRule="auto"/>
+      </w:pPr>
+      <w:r>
+        <w:rPr>
+          <w:rFonts w:ascii="Malgun Gothic" w:hAnsi="Malgun Gothic" w:eastAsia="Malgun Gothic"/>
+          <w:sz w:val="22"/>
+        </w:rPr>
+        <w:t>여기서 더 중요한 숫자는 41.9%다. 손절된 종목 열 개 중 네 개 이상이 그 달 말에는 손절 청산가보다 높았다. 이 비율은 손절이 틀렸다는 뜻이 아니다. 손절은 개별 종목의 방향을 맞히는 규칙이 아니라, 포트폴리오가 감당할 수 없는 손실 경로를 잘라내는 규칙이라는 뜻이다. 따라서 손절의 평가는 평균 수익률 하나가 아니라 MDD, 손절 빈도, 반등 포기, 현금 체류기간을 함께 놓고 해야 한다.</w:t>
+      </w:r>
+    </w:p>
+    <w:p>
+      <w:pPr>
+        <w:spacing w:after="160" w:line="320" w:lineRule="auto"/>
+      </w:pPr>
+      <w:r>
+        <w:rPr>
+          <w:rFonts w:ascii="Malgun Gothic" w:hAnsi="Malgun Gothic" w:eastAsia="Malgun Gothic"/>
+          <w:sz w:val="22"/>
+        </w:rPr>
+        <w:t>손절 연구에는 이 글의 다른 한계보다 더 엄격한 경계가 있다. 일별 종가 기준의 다음 거래일 청산은 장중 손절 주문과 다르다. 갭 하락, 하한가, 거래정지, 호가 스프레드가 큰 날에는 실제 청산이 더 늦거나 더 불리할 수 있다. 종료사건의 현금 결제값도 이 조건부 표본에서는 해결되지 않는다. 그래서 이 결과는 ‘손절매를 쓰라’는 추천이 아니라, 소형주 전략의 손실을 통제하는 방법을 논할 때 어떤 데이터를 추가해야 하는지 보여 주는 첫 번째 반증이다.</w:t>
       </w:r>
     </w:p>
     <w:p>
@@ -1643,6 +3967,18 @@
           <w:sz w:val="22"/>
         </w:rPr>
         <w:t>그래서 빈칸을 한 줄의 한계로 남겨두지 않았다. 436개 종료 후보를 DART 법인코드와 연결한 결과 365개가 공식 공시 조회 대상이 됐고, 상장폐지·합병·감자·해산 관련 공시 후보 1,938건을 수집했다. 이 가운데 사건의 결제와 가장 가까운 공시를 우선순위화한 원문 검토 큐는 868건이다. 이 숫자가 결제값은 아니다. 공시 제목만으로 현금청산·주식교부·정정공시를 같은 손실로 바꾸는 순간, 보정은 또 다른 편향이 된다. 여기서 필요한 작업은 추정이 아니라 사건별 현금흐름 판정이다.</w:t>
+      </w:r>
+    </w:p>
+    <w:p>
+      <w:pPr>
+        <w:spacing w:after="160" w:line="320" w:lineRule="auto"/>
+      </w:pPr>
+      <w:r>
+        <w:rPr>
+          <w:rFonts w:ascii="Malgun Gothic" w:hAnsi="Malgun Gothic" w:eastAsia="Malgun Gothic"/>
+          <w:sz w:val="22"/>
+        </w:rPr>
+        <w:t>이 작업이 끝나기 전에는 두 가지 극단을 동시에 보아야 한다. 기본 실행에서는 마지막 조정주가에서 현금화됐다고 두었고, 반대 극단에서는 종료 사건을 전액 손실로 두었다. 둘 사이에 실제 결제값이 있다. 이 구간이 넓다는 사실은 불편하지만, 임의의 손실률 하나를 넣어 그래프를 매끈하게 만드는 것보다 낫다. 연구의 다음 단계는 수익률을 한 자리 더 정교하게 만드는 일이 아니라, 종료사건마다 실제로 무엇을 받았는지를 확인해 이 구간을 좁히는 일이다.</w:t>
       </w:r>
     </w:p>
     <w:tbl>
@@ -1721,7 +4057,7 @@
           <w:rFonts w:ascii="Malgun Gothic" w:hAnsi="Malgun Gothic" w:eastAsia="Malgun Gothic"/>
           <w:sz w:val="22"/>
         </w:rPr>
-        <w:t>그래서 이번 실험에서 남은 결론은 특정 팩터의 승리가 아니다. 알파는 가장 높은 봉우리가 아니라, 비용·규모·유동성이라는 현실의 제약을 바꿔도 남는 대륙이어야 한다.</w:t>
+        <w:t>그래서 이번 실험에서 남은 결론은 특정 팩터의 승리가 아니다. 알파는 단일 최적값이 아니라, 비용·규모·유동성이라는 현실의 제약을 바꿔도 유지되는 안정적인 구간에서 확인돼야 한다.</w:t>
       </w:r>
     </w:p>
     <w:p>
@@ -1770,6 +4106,34 @@
           <w:sz w:val="19"/>
         </w:rPr>
         <w:t>전체 전략 성과표: https://github.com/Rowoon-Lee5/metric_studio_by_moon/blob/main/results/alpha_topology_nodes.csv</w:t>
+      </w:r>
+    </w:p>
+    <w:p>
+      <w:pPr>
+        <w:pStyle w:val="ListBullet"/>
+        <w:spacing w:after="80"/>
+      </w:pPr>
+      <w:r>
+        <w:rPr>
+          <w:rFonts w:ascii="Malgun Gothic" w:hAnsi="Malgun Gothic" w:eastAsia="Malgun Gothic"/>
+          <w:color w:val="373737"/>
+          <w:sz w:val="19"/>
+        </w:rPr>
+        <w:t>참여율 민감도 실험: https://github.com/Rowoon-Lee5/metric_studio_by_moon/blob/main/experiments/participation_sensitivity.py</w:t>
+      </w:r>
+    </w:p>
+    <w:p>
+      <w:pPr>
+        <w:pStyle w:val="ListBullet"/>
+        <w:spacing w:after="80"/>
+      </w:pPr>
+      <w:r>
+        <w:rPr>
+          <w:rFonts w:ascii="Malgun Gothic" w:hAnsi="Malgun Gothic" w:eastAsia="Malgun Gothic"/>
+          <w:color w:val="373737"/>
+          <w:sz w:val="19"/>
+        </w:rPr>
+        <w:t>일별 종가 손절 감사: https://github.com/Rowoon-Lee5/metric_studio_by_moon/blob/main/experiments/stop_loss_daily_close_audit.py</w:t>
       </w:r>
     </w:p>
     <w:p>
@@ -1822,7 +4186,7 @@
           <w:rFonts w:ascii="Malgun Gothic" w:hAnsi="Malgun Gothic" w:eastAsia="Malgun Gothic"/>
           <w:sz w:val="22"/>
         </w:rPr>
-        <w:t>1편에서 유동성 조건을 움직여 보며, 숫자 하나에 너무 많은 의미를 넣고 있었다는 문제를 만났다. 유동성이 높다는 말에는 거래 가능성, 시장참여자, 주문 충격이 함께 들어 있다. 2장에 나온 인기주 이야기를 읽자 같은 문제가 다시 보였다.</w:t>
+        <w:t>1편에서 유동성 조건을 움직여 보며, 숫자 하나에 너무 많은 의미를 넣고 있었다는 문제를 만났다. 유동성이 높다는 말에는 거래 가능성, 주문 충격, 운용 규모가 함께 들어 있다. 2장에 나온 인기주 이야기를 읽자 같은 문제가 다시 보였다. 이번에는 거래회전율이라는 숫자였다.</w:t>
       </w:r>
     </w:p>
     <w:p>
@@ -1834,19 +4198,7 @@
           <w:rFonts w:ascii="Malgun Gothic" w:hAnsi="Malgun Gothic" w:eastAsia="Malgun Gothic"/>
           <w:sz w:val="22"/>
         </w:rPr>
-        <w:t>저자는 대중의 관심을 많이 받는 인기주의 예후가 상대적으로 나쁠 수 있다고 말한다. 사람들이 한 종목에 몰리면 기대가 가격에 먼저 반영되고, 이후 수익률은 낮아질 수 있다는 설명이다. 이 주장은 직관적이다. 그래서 더 위험하다. 데이터를 돌리기 전에 ‘관심’이 정확히 무엇인지부터 정하지 않으면, 결과는 쉽게 내가 원하는 이야기로 바뀐다.</w:t>
-      </w:r>
-    </w:p>
-    <w:p>
-      <w:pPr>
-        <w:spacing w:after="160" w:line="320" w:lineRule="auto"/>
-      </w:pPr>
-      <w:r>
-        <w:rPr>
-          <w:rFonts w:ascii="Malgun Gothic" w:hAnsi="Malgun Gothic" w:eastAsia="Malgun Gothic"/>
-          <w:sz w:val="22"/>
-        </w:rPr>
-        <w:t>내 프로젝트에서 거래회전율은 가장 편리한 변수였다. 가격과 거래량만 있으면 바로 계산할 수 있고, 높은 회전율을 가진 종목을 ‘사람들이 많이 보는 종목’이라고 부르기도 쉬웠다. 그러나 편리하게 계산된 변수와 실제로 측정하려는 행동이 같다는 보장은 없다. 이번에는 그 간격을 그냥 해석으로 메우지 않기로 했다.</w:t>
+        <w:t>저자는 대중의 관심을 많이 받는 인기주의 예후가 상대적으로 나쁠 수 있다고 설명한다. 한 종목에 기대가 과도하게 모이면 좋은 뉴스가 이미 가격에 반영돼 있고, 뒤늦게 들어온 투자자는 낮은 기대수익률을 떠안을 수 있다는 논리다. 이 설명은 직관적이다. 그래서 데이터를 돌리기 전에 먼저 멈춰야 했다. 여기서 말하는 ‘관심’은 무엇으로 관측할 수 있는가.</w:t>
       </w:r>
     </w:p>
     <w:tbl>
@@ -1896,6 +4248,14 @@
     </w:p>
     <w:p>
       <w:pPr>
+        <w:pStyle w:val="Heading2"/>
+      </w:pPr>
+      <w:r>
+        <w:t>내가 한 변수에 맡겼던 세 가지 일</w:t>
+      </w:r>
+    </w:p>
+    <w:p>
+      <w:pPr>
         <w:spacing w:after="160" w:line="320" w:lineRule="auto"/>
       </w:pPr>
       <w:r>
@@ -1903,7 +4263,7 @@
           <w:rFonts w:ascii="Malgun Gothic" w:hAnsi="Malgun Gothic" w:eastAsia="Malgun Gothic"/>
           <w:sz w:val="22"/>
         </w:rPr>
-        <w:t>처음에는 거래회전율을 관심의 대리변수로 사용했다. 거래가 많이 일어난 종목은 사람들이 많이 보고 있는 종목일 것이라는 가정이다. 거래회전율이 높은 집단에서 모멘텀의 예측력이 약해지는 결과도 나왔다. ‘관심이 높을수록 정보가 빨리 가격에 반영된다’는 설명까지 붙이면, 연구는 그럴듯하게 끝난다.</w:t>
+        <w:t>이 질문은 이전 프로젝트에서 가장 쉽게 넘겼던 필터에서 시작한다. 나는 거래회전율 하위 10% 종목을 제외했다. 거래가 거의 없는 종목은 실제로 매수와 매도가 어려울 수 있으니, 우선 빼는 것이 합리적으로 보였다. 그 판단 자체는 실행 제약에 관한 판단이다.</w:t>
       </w:r>
     </w:p>
     <w:p>
@@ -1915,7 +4275,7 @@
           <w:rFonts w:ascii="Malgun Gothic" w:hAnsi="Malgun Gothic" w:eastAsia="Malgun Gothic"/>
           <w:sz w:val="22"/>
         </w:rPr>
-        <w:t>하지만 거래회전율은 관심이 아니다. 기관의 리밸런싱, 유동성 공급, 대량 매매, 공매도, 시장 충격도 거래를 늘린다. 하나의 숫자가 여러 행동의 결과라면, 그 숫자에 심리라는 이름을 붙이는 순간 분석은 설명이 아니라 서사가 된다.</w:t>
+        <w:t>문제는 그다음이었다. 남은 종목 중 회전율이 높은 종목을 ‘시장의 관심을 많이 받는 종목’이라고 불렀다. 어떤 실험에서는 회전율을 다음 달 수익률과 연결할 수 있는 신호처럼 다뤘다. 같은 숫자가 거래 가능성을 가르는 필터였다가, 투자자 심리를 설명하는 변수였다가, 다시 예측 변수처럼 바뀐 셈이다. 나는 그 역할이 바뀌는 순간마다 필요한 근거도 함께 바뀐다는 사실을 확인하지 않았다.</w:t>
       </w:r>
     </w:p>
     <w:p>
@@ -1927,7 +4287,7 @@
           <w:rFonts w:ascii="Malgun Gothic" w:hAnsi="Malgun Gothic" w:eastAsia="Malgun Gothic"/>
           <w:sz w:val="22"/>
         </w:rPr>
-        <w:t>책이 인기주의 예후를 말할 때도 핵심은 ‘사람들이 많이 보는 종목은 나쁘다’는 도덕적 결론이 아니다. 제레미 그랜덤이 말한 경력 위험은 성장주를 고르는 일이 틀려도 설명하기 쉽고, 덜 인기 있는 종목을 고르는 일은 맞아도 오래 설명해야 한다는 비대칭을 가리킨다. 인기라는 말 속에는 뉴스 노출, 투자자의 기대, 기관의 책임 회피, 자금 유입이 한꺼번에 들어 있다. 나는 거래회전율 하나로 이 모든 것을 측정할 수 있다고 생각했다.</w:t>
+        <w:t>거래회전율은 보통 일정 기간 거래량을 상장주식 수로 나눈 비율이다. 계산하기 쉽다는 장점은 있다. 그러나 회전율이 높다는 사실만으로 누가 왜 거래했는지는 알 수 없다. 기관의 리밸런싱, ETF 편입·편출, 유동성공급자의 양방향 주문, 대주주의 블록거래, 악재 뒤의 손절 물량도 회전율을 높인다. 거래가 많다는 결과와 투자자가 많이 주목했다는 원인을 같은 것으로 두면, 숫자는 남고 원인은 사라진다.</w:t>
       </w:r>
     </w:p>
     <w:p>
@@ -1939,7 +4299,7 @@
           <w:rFonts w:ascii="Malgun Gothic" w:hAnsi="Malgun Gothic" w:eastAsia="Malgun Gothic"/>
           <w:sz w:val="22"/>
         </w:rPr>
-        <w:t>그래서 회전율 하위 10%를 제외한 뒤 회전율 상위 종목을 관심주라고 부르는 방식이 특히 위험했다. 앞에서는 거래하기 어려운 종목을 제외하는 유동성 필터로 쓰고, 뒤에서는 투자자의 심리를 설명하는 변수로 썼다. 같은 변수를 앞에서는 실행 제약으로, 뒤에서는 행동경제학적 원인으로 쓴 셈이다. 이 둘을 분리하지 않으면 결과가 나왔을 때 무엇이 원인인지 알 수 없다.</w:t>
+        <w:t>분모도 단순하지 않다. 같은 거래량이라도 상장주식 수, 유통 가능 물량, 최대주주의 장기 보유 비중이 다르면 회전율은 달라진다. 증자나 감자가 있으면 시간에 따라 같은 기업의 분모도 바뀐다. 내가 사용한 회전율은 관측 가능한 거래량과 주식 수로 만든 비율일 뿐, 개인 투자자의 주목을 직접 찍은 값이 아니다.</w:t>
       </w:r>
     </w:p>
     <w:p>
@@ -1951,7 +4311,15 @@
           <w:rFonts w:ascii="Malgun Gothic" w:hAnsi="Malgun Gothic" w:eastAsia="Malgun Gothic"/>
           <w:sz w:val="22"/>
         </w:rPr>
-        <w:t>거래회전율의 분모도 이 문제를 더 복잡하게 만든다. 같은 거래량이라도 상장주식 수가 많은 기업과 적은 기업의 회전율은 달라진다. 실제 시장에서 거래되는 유통물량, 최대주주의 장기 보유, 증자와 감자 같은 자본 변화까지 생각하면 회전율은 단순히 ‘얼마나 활발히 거래됐는가’라고 부르기 어려운 비율이 된다. 내가 사용한 회전율은 관측 가능한 거래량과 주식 수로 계산한 값일 뿐, 투자자가 주목한 정도를 직접 측정한 값이 아니다.</w:t>
+        <w:t>이 차이는 단어 선택의 문제가 아니다. 회전율 상위 종목의 성과가 약하다는 결과를 얻었을 때, ‘관심이 과열됐다’고 해석하면 행동경제학의 주장처럼 보인다. 반면 그 거래가 기관의 기계적 주문이었다면 같은 결과는 수급 충격이나 유동성 공급의 문제일 수 있다. 결과는 같아도 다음 검증은 완전히 달라진다.</w:t>
+      </w:r>
+    </w:p>
+    <w:p>
+      <w:pPr>
+        <w:pStyle w:val="Heading2"/>
+      </w:pPr>
+      <w:r>
+        <w:t>뉴스량을 붙인 이유</w:t>
       </w:r>
     </w:p>
     <w:p>
@@ -1963,19 +4331,22 @@
           <w:rFonts w:ascii="Malgun Gothic" w:hAnsi="Malgun Gothic" w:eastAsia="Malgun Gothic"/>
           <w:sz w:val="22"/>
         </w:rPr>
-        <w:t>뉴스량을 붙인 뒤에도 같은 경계를 유지했다. 기사 수가 많다고 해서 독자가 그 기사를 읽었다는 뜻은 아니다. 같은 제목을 반복 송출한 기사와 기업의 실질적인 정보 환경은 다르다. 뉴스 패널이 덮는 종목도 시장 전체의 무작위 표본이 아니다. 그래서 뉴스량을 ‘진짜 관심’, 회전율을 ‘가짜 관심’이라고 두고 승자를 고르지 않았다. 서로 다른 방식으로 관측한 두 변수가 실제로 같은 종목을 가리키는지부터 확인했다.</w:t>
+        <w:t xml:space="preserve">그래서 거래회전율을 뉴스량으로 </w:t>
       </w:r>
-    </w:p>
-    <w:p>
-      <w:pPr>
-        <w:spacing w:after="160" w:line="320" w:lineRule="auto"/>
-      </w:pPr>
+      <w:r>
+        <w:rPr>
+          <w:rFonts w:ascii="Malgun Gothic" w:hAnsi="Malgun Gothic" w:eastAsia="Malgun Gothic"/>
+          <w:b/>
+          <w:sz w:val="22"/>
+        </w:rPr>
+        <w:t>교체</w:t>
+      </w:r>
       <w:r>
         <w:rPr>
           <w:rFonts w:ascii="Malgun Gothic" w:hAnsi="Malgun Gothic" w:eastAsia="Malgun Gothic"/>
           <w:sz w:val="22"/>
         </w:rPr>
-        <w:t>이 구분은 내 프로젝트에도 직접적인 문제였다. 백테스트에서는 거래량이 높은 종목을 제외하거나 포함하는 기준 하나만 바꿔도 ‘인기’에 대한 설명이 바뀌었다. 그때는 전략이 민감하다고만 생각했다. 그러나 실제로는 내가 서로 다른 행동을 하나의 변수로 압축하고 있었던 것이다. 관심도는 단일 지표가 아니라 뉴스, 검색, 수급, 호가처럼 출처가 다른 관측값이 모인 잠재변수에 더 가깝다.</w:t>
+        <w:t>한 것이 아니다. 회전율을 관심이라고 부르던 해석을 점검하기 위해, 원천 뉴스 헤드라인 수라는 별도의 관측값을 같은 종목·같은 달에 붙였다. 뉴스량도 관심 그 자체는 아니다. 조회 수, 실제 독자 수, 기사 내용의 긍정·부정은 알 수 없다. 다만 거래가 아니라 정보 노출의 흔적을 세는 관측 창이라는 점에서 회전율과 다르다.</w:t>
       </w:r>
     </w:p>
     <w:p>
@@ -1987,7 +4358,34 @@
           <w:rFonts w:ascii="Malgun Gothic" w:hAnsi="Malgun Gothic" w:eastAsia="Malgun Gothic"/>
           <w:sz w:val="22"/>
         </w:rPr>
-        <w:t>그래서 거래회전율을 실제 뉴스량으로 교체했다. 감성으로 축약된 70종목 스냅샷이 아니라, 원천 헤드라인 수 패널 전체를 다시 연결했다. 가격 패널과 결합된 표본은 248개 종목, 2000년 6월부터 2025년 4월까지 27,595개 종목-월이다. 기사 수의 로그값을 관측 가능한 관심도로 두고, 뉴스량 하위·중간·상위 3분위에서 6개월 모멘텀이 이후 12개월 수익률을 얼마나 설명하는지 비교했다.</w:t>
+        <w:t>가격 패널과 원천 뉴스 패널이 함께 있는 표본은 248개 종목, 2000년 6월부터 2025년 4월까지 27,563개 종목-월이다. 각 월에 뉴스 헤드라인 수의 로그값으로 종목을 하위·중간·상위 3분위로 나눴다. 월마다 뉴스가 없는 종목과 매우 많은 종목의 분포가 달라질 수 있으므로, 전체 기간에서 한 번 자른 것이 아니라 해당 월 안에서 세 집단을 다시 만들었다.</w:t>
+      </w:r>
+    </w:p>
+    <w:p>
+      <w:pPr>
+        <w:spacing w:after="160" w:line="320" w:lineRule="auto"/>
+      </w:pPr>
+      <w:r>
+        <w:rPr>
+          <w:rFonts w:ascii="Malgun Gothic" w:hAnsi="Malgun Gothic" w:eastAsia="Malgun Gothic"/>
+          <w:sz w:val="22"/>
+        </w:rPr>
+        <w:t xml:space="preserve">비교한 것은 ‘뉴스가 많으면 수익률이 높았는가’가 아니다. 각 뉴스 집단 안에서 6개월 모멘텀 순위가 이후 12개월 수익률 순위와 얼마나 같은 방향으로 움직였는지를 봤다. 여기서 </w:t>
+      </w:r>
+      <w:r>
+        <w:rPr>
+          <w:rFonts w:ascii="Malgun Gothic" w:hAnsi="Malgun Gothic" w:eastAsia="Malgun Gothic"/>
+          <w:b/>
+          <w:sz w:val="22"/>
+        </w:rPr>
+        <w:t>Rank IC</w:t>
+      </w:r>
+      <w:r>
+        <w:rPr>
+          <w:rFonts w:ascii="Malgun Gothic" w:hAnsi="Malgun Gothic" w:eastAsia="Malgun Gothic"/>
+          <w:sz w:val="22"/>
+        </w:rPr>
+        <w:t>는 두 순위의 상관계수다. 0이면 과거 6개월 성과 순위와 이후 12개월 성과 순위 사이에 일정한 순서 관계가 없다는 뜻이고, 양수면 과거 순위가 높았던 종목이 이후에도 상대적으로 높은 수익률을 낼 경향이 있다는 뜻이다. 퍼센트 수익률이나 승률이 아니다.</w:t>
       </w:r>
     </w:p>
     <w:tbl>
@@ -1998,14 +4396,15 @@
         <w:tblLook w:firstColumn="1" w:firstRow="1" w:lastColumn="0" w:lastRow="0" w:noHBand="0" w:noVBand="1" w:val="04A0"/>
       </w:tblPr>
       <w:tblGrid>
-        <w:gridCol w:w="3120"/>
-        <w:gridCol w:w="3120"/>
-        <w:gridCol w:w="3120"/>
+        <w:gridCol w:w="2340"/>
+        <w:gridCol w:w="2340"/>
+        <w:gridCol w:w="2340"/>
+        <w:gridCol w:w="2340"/>
       </w:tblGrid>
       <w:tr>
         <w:tc>
           <w:tcPr>
-            <w:tcW w:type="dxa" w:w="4896"/>
+            <w:tcW w:type="dxa" w:w="1800"/>
             <w:tcMar>
               <w:top w:w="80" w:type="dxa"/>
               <w:start w:w="120" w:type="dxa"/>
@@ -2032,7 +4431,7 @@
         </w:tc>
         <w:tc>
           <w:tcPr>
-            <w:tcW w:type="dxa" w:w="2232"/>
+            <w:tcW w:type="dxa" w:w="1008"/>
             <w:tcMar>
               <w:top w:w="80" w:type="dxa"/>
               <w:start w:w="120" w:type="dxa"/>
@@ -2053,13 +4452,40 @@
                 <w:b/>
                 <w:sz w:val="20"/>
               </w:rPr>
-              <w:t>12개월 Rank IC</w:t>
+              <w:t>평균 12개월 Rank IC</w:t>
             </w:r>
           </w:p>
         </w:tc>
         <w:tc>
           <w:tcPr>
-            <w:tcW w:type="dxa" w:w="1728"/>
+            <w:tcW w:type="dxa" w:w="2880"/>
+            <w:tcMar>
+              <w:top w:w="80" w:type="dxa"/>
+              <w:start w:w="120" w:type="dxa"/>
+              <w:bottom w:w="80" w:type="dxa"/>
+              <w:end w:w="120" w:type="dxa"/>
+            </w:tcMar>
+            <w:vAlign w:val="center"/>
+            <w:shd w:fill="F2F4F7"/>
+          </w:tcPr>
+          <w:p>
+            <w:pPr>
+              <w:spacing w:after="0"/>
+              <w:jc w:val="center"/>
+            </w:pPr>
+            <w:r>
+              <w:rPr>
+                <w:rFonts w:ascii="Malgun Gothic" w:hAnsi="Malgun Gothic" w:eastAsia="Malgun Gothic"/>
+                <w:b/>
+                <w:sz w:val="20"/>
+              </w:rPr>
+              <w:t>계산 가능한 월수</w:t>
+            </w:r>
+          </w:p>
+        </w:tc>
+        <w:tc>
+          <w:tcPr>
+            <w:tcW w:type="dxa" w:w="3096"/>
             <w:tcMar>
               <w:top w:w="80" w:type="dxa"/>
               <w:start w:w="120" w:type="dxa"/>
@@ -2088,7 +4514,7 @@
       <w:tr>
         <w:tc>
           <w:tcPr>
-            <w:tcW w:type="dxa" w:w="4896"/>
+            <w:tcW w:type="dxa" w:w="1800"/>
             <w:tcMar>
               <w:top w:w="80" w:type="dxa"/>
               <w:start w:w="120" w:type="dxa"/>
@@ -2108,13 +4534,13 @@
                 <w:b w:val="0"/>
                 <w:sz w:val="20"/>
               </w:rPr>
-              <w:t>하위</w:t>
+              <w:t>하위 3분위</w:t>
             </w:r>
           </w:p>
         </w:tc>
         <w:tc>
           <w:tcPr>
-            <w:tcW w:type="dxa" w:w="2232"/>
+            <w:tcW w:type="dxa" w:w="1008"/>
             <w:tcMar>
               <w:top w:w="80" w:type="dxa"/>
               <w:start w:w="120" w:type="dxa"/>
@@ -2140,7 +4566,33 @@
         </w:tc>
         <w:tc>
           <w:tcPr>
-            <w:tcW w:type="dxa" w:w="1728"/>
+            <w:tcW w:type="dxa" w:w="2880"/>
+            <w:tcMar>
+              <w:top w:w="80" w:type="dxa"/>
+              <w:start w:w="120" w:type="dxa"/>
+              <w:bottom w:w="80" w:type="dxa"/>
+              <w:end w:w="120" w:type="dxa"/>
+            </w:tcMar>
+            <w:vAlign w:val="center"/>
+          </w:tcPr>
+          <w:p>
+            <w:pPr>
+              <w:spacing w:after="0"/>
+              <w:jc w:val="center"/>
+            </w:pPr>
+            <w:r>
+              <w:rPr>
+                <w:rFonts w:ascii="Malgun Gothic" w:hAnsi="Malgun Gothic" w:eastAsia="Malgun Gothic"/>
+                <w:b w:val="0"/>
+                <w:sz w:val="20"/>
+              </w:rPr>
+              <w:t>192개월</w:t>
+            </w:r>
+          </w:p>
+        </w:tc>
+        <w:tc>
+          <w:tcPr>
+            <w:tcW w:type="dxa" w:w="3096"/>
             <w:tcMar>
               <w:top w:w="80" w:type="dxa"/>
               <w:start w:w="120" w:type="dxa"/>
@@ -2168,7 +4620,7 @@
       <w:tr>
         <w:tc>
           <w:tcPr>
-            <w:tcW w:type="dxa" w:w="4896"/>
+            <w:tcW w:type="dxa" w:w="1800"/>
             <w:tcMar>
               <w:top w:w="80" w:type="dxa"/>
               <w:start w:w="120" w:type="dxa"/>
@@ -2188,13 +4640,13 @@
                 <w:b w:val="0"/>
                 <w:sz w:val="20"/>
               </w:rPr>
-              <w:t>중간</w:t>
+              <w:t>중간 3분위</w:t>
             </w:r>
           </w:p>
         </w:tc>
         <w:tc>
           <w:tcPr>
-            <w:tcW w:type="dxa" w:w="2232"/>
+            <w:tcW w:type="dxa" w:w="1008"/>
             <w:tcMar>
               <w:top w:w="80" w:type="dxa"/>
               <w:start w:w="120" w:type="dxa"/>
@@ -2220,7 +4672,33 @@
         </w:tc>
         <w:tc>
           <w:tcPr>
-            <w:tcW w:type="dxa" w:w="1728"/>
+            <w:tcW w:type="dxa" w:w="2880"/>
+            <w:tcMar>
+              <w:top w:w="80" w:type="dxa"/>
+              <w:start w:w="120" w:type="dxa"/>
+              <w:bottom w:w="80" w:type="dxa"/>
+              <w:end w:w="120" w:type="dxa"/>
+            </w:tcMar>
+            <w:vAlign w:val="center"/>
+          </w:tcPr>
+          <w:p>
+            <w:pPr>
+              <w:spacing w:after="0"/>
+              <w:jc w:val="center"/>
+            </w:pPr>
+            <w:r>
+              <w:rPr>
+                <w:rFonts w:ascii="Malgun Gothic" w:hAnsi="Malgun Gothic" w:eastAsia="Malgun Gothic"/>
+                <w:b w:val="0"/>
+                <w:sz w:val="20"/>
+              </w:rPr>
+              <w:t>192개월</w:t>
+            </w:r>
+          </w:p>
+        </w:tc>
+        <w:tc>
+          <w:tcPr>
+            <w:tcW w:type="dxa" w:w="3096"/>
             <w:tcMar>
               <w:top w:w="80" w:type="dxa"/>
               <w:start w:w="120" w:type="dxa"/>
@@ -2248,7 +4726,7 @@
       <w:tr>
         <w:tc>
           <w:tcPr>
-            <w:tcW w:type="dxa" w:w="4896"/>
+            <w:tcW w:type="dxa" w:w="1800"/>
             <w:tcMar>
               <w:top w:w="80" w:type="dxa"/>
               <w:start w:w="120" w:type="dxa"/>
@@ -2268,13 +4746,13 @@
                 <w:b w:val="0"/>
                 <w:sz w:val="20"/>
               </w:rPr>
-              <w:t>상위</w:t>
+              <w:t>상위 3분위</w:t>
             </w:r>
           </w:p>
         </w:tc>
         <w:tc>
           <w:tcPr>
-            <w:tcW w:type="dxa" w:w="2232"/>
+            <w:tcW w:type="dxa" w:w="1008"/>
             <w:tcMar>
               <w:top w:w="80" w:type="dxa"/>
               <w:start w:w="120" w:type="dxa"/>
@@ -2300,7 +4778,33 @@
         </w:tc>
         <w:tc>
           <w:tcPr>
-            <w:tcW w:type="dxa" w:w="1728"/>
+            <w:tcW w:type="dxa" w:w="2880"/>
+            <w:tcMar>
+              <w:top w:w="80" w:type="dxa"/>
+              <w:start w:w="120" w:type="dxa"/>
+              <w:bottom w:w="80" w:type="dxa"/>
+              <w:end w:w="120" w:type="dxa"/>
+            </w:tcMar>
+            <w:vAlign w:val="center"/>
+          </w:tcPr>
+          <w:p>
+            <w:pPr>
+              <w:spacing w:after="0"/>
+              <w:jc w:val="center"/>
+            </w:pPr>
+            <w:r>
+              <w:rPr>
+                <w:rFonts w:ascii="Malgun Gothic" w:hAnsi="Malgun Gothic" w:eastAsia="Malgun Gothic"/>
+                <w:b w:val="0"/>
+                <w:sz w:val="20"/>
+              </w:rPr>
+              <w:t>192개월</w:t>
+            </w:r>
+          </w:p>
+        </w:tc>
+        <w:tc>
+          <w:tcPr>
+            <w:tcW w:type="dxa" w:w="3096"/>
             <w:tcMar>
               <w:top w:w="80" w:type="dxa"/>
               <w:start w:w="120" w:type="dxa"/>
@@ -2333,6 +4837,18 @@
     </w:p>
     <w:p>
       <w:pPr>
+        <w:spacing w:after="160" w:line="320" w:lineRule="auto"/>
+      </w:pPr>
+      <w:r>
+        <w:rPr>
+          <w:rFonts w:ascii="Malgun Gothic" w:hAnsi="Malgun Gothic" w:eastAsia="Malgun Gothic"/>
+          <w:sz w:val="22"/>
+        </w:rPr>
+        <w:t>표의 월별 종목 수가 248개의 3분의 1보다 작은 이유도 남겨 둬야 한다. 6개월 과거수익률과 12개월 미래수익률이 모두 계산되고, 뉴스가 같은 달에 관측된 종목만 남겼기 때문이다. 뉴스 패널의 월별 커버리지가 일정하지 않으므로 192개월은 달력상의 모든 월이 아니라 세 집단의 IC를 모두 계산할 수 있었던 월수다. 이 표를 시장 전체의 인기주 효과라고 읽을 수 없는 이유다.</w:t>
+      </w:r>
+    </w:p>
+    <w:p>
+      <w:pPr>
         <w:keepNext/>
         <w:spacing w:before="120" w:after="60"/>
         <w:jc w:val="center"/>
@@ -2341,7 +4857,7 @@
         <w:drawing>
           <wp:inline xmlns:a="http://schemas.openxmlformats.org/drawingml/2006/main" xmlns:pic="http://schemas.openxmlformats.org/drawingml/2006/picture">
             <wp:extent cx="5577840" cy="2881884"/>
-            <wp:docPr id="4" name="Picture 4"/>
+            <wp:docPr id="7" name="Picture 7"/>
             <wp:cNvGraphicFramePr>
               <a:graphicFrameLocks noChangeAspect="1"/>
             </wp:cNvGraphicFramePr>
@@ -2353,7 +4869,7 @@
                     <pic:cNvPicPr/>
                   </pic:nvPicPr>
                   <pic:blipFill>
-                    <a:blip r:embed="rId12"/>
+                    <a:blip r:embed="rId15"/>
                     <a:stretch>
                       <a:fillRect/>
                     </a:stretch>
@@ -2395,7 +4911,7 @@
           <w:rFonts w:ascii="Malgun Gothic" w:hAnsi="Malgun Gothic" w:eastAsia="Malgun Gothic"/>
           <w:sz w:val="22"/>
         </w:rPr>
-        <w:t>원천 패널 전체로 넓히자 뉴스가 많은 집단의 Rank IC는 0.060, 뉴스가 적은 집단은 0.058이었다. 앞선 70종목 결과에서 보였던 방향 차이는 사라졌다. 12개월 미래수익률은 서로 겹치므로 월별 IC를 독립 표본처럼 세면 안 된다.</w:t>
+        <w:t>원천 패널 전체로 넓히자 뉴스가 많은 집단의 Rank IC는 0.060, 뉴스가 적은 집단은 0.058이었다. 상위와 하위의 평균 차이는 0.002에 불과하다. 앞선 작은 뉴스 표본에서 보였던 방향 차이를 그대로 일반화할 근거는 사라졌다.</w:t>
       </w:r>
     </w:p>
     <w:p>
@@ -2407,7 +4923,15 @@
           <w:rFonts w:ascii="Malgun Gothic" w:hAnsi="Malgun Gothic" w:eastAsia="Malgun Gothic"/>
           <w:sz w:val="22"/>
         </w:rPr>
-        <w:t>그래서 뉴스량 상위와 하위 집단의 IC 차이 0.002를 12개월 블록 단위로 5,000회 재표집했다. 95% 구간은 -0.041에서 0.046였고, 양측 검정 p-value는 0.914였다. 뉴스가 많다는 사실만으로 모멘텀의 예측력이 달라진다는 주장은 이 표본에서 남지 않았다.</w:t>
+        <w:t>12개월 미래수익률은 인접한 월끼리 서로 겹친다. 그래서 월별 IC 192개를 독립된 192번의 시행처럼 세지 않았다. 뉴스량 상위와 하위 집단의 IC 차이를 12개월 블록 단위로 5,000회 재표집했다. 95% 구간은 -0.041에서 0.046, 양측 p-value는 0.914였다. 이 표본에서는 뉴스가 많다는 사실만으로 모멘텀의 순위 예측력이 달라진다고 말할 수 없다.</w:t>
+      </w:r>
+    </w:p>
+    <w:p>
+      <w:pPr>
+        <w:pStyle w:val="Heading2"/>
+      </w:pPr>
+      <w:r>
+        <w:t>같은 관심을 측정했다면, 같은 종목을 골라야 한다</w:t>
       </w:r>
     </w:p>
     <w:p>
@@ -2419,7 +4943,7 @@
           <w:rFonts w:ascii="Malgun Gothic" w:hAnsi="Malgun Gothic" w:eastAsia="Malgun Gothic"/>
           <w:sz w:val="22"/>
         </w:rPr>
-        <w:t>이 결과는 뉴스가 많은 종목의 모멘텀이 더 좋다는 결론도, 더 나쁘다는 결론도 허용하지 않는다. 뉴스는 248개 종목으로 넓혔지만, 뉴스가 수집된 종목 자체가 시장 전체의 무작위 표본은 아니다. 이 실험은 인과관계를 증명하지 않는다.</w:t>
+        <w:t>뉴스량과 회전율이 정말 비슷한 대리변수라면 적어도 상위 종목에서 상당한 겹침이 있어야 한다. 그래서 같은 종목·같은 달에서 두 변수의 순위상관과 상위 10% 종목의 겹침을 따로 계산했다. 평균 순위상관은 -0.036, 상위 10%의 평균 겹침은 7.2%였다. 회전율 상위 10%를 ‘뉴스가 많이 난 종목의 저렴한 대체물’이라고 부르기 어려운 수치다.</w:t>
       </w:r>
     </w:p>
     <w:p>
@@ -2431,7 +4955,7 @@
           <w:rFonts w:ascii="Malgun Gothic" w:hAnsi="Malgun Gothic" w:eastAsia="Malgun Gothic"/>
           <w:sz w:val="22"/>
         </w:rPr>
-        <w:t>두 변수가 정말 같은 대상을 보았는지도 대조했다. 같은 종목·같은 달에서 뉴스량과 거래회전율의 평균 순위상관은 -0.036이었고, 각 변수 상위 10% 종목의 평균 겹침은 7.2%뿐이었다. 뉴스는 적지만 회전율이 높은 집단의 모멘텀 IC는 0.051, 뉴스와 회전율이 모두 높은 집단은 0.077이었다. 거래회전율을 뉴스의 저렴한 대체물로 부를 수 없는 이유는 직관이 아니라 측정값 자체에 있다.</w:t>
+        <w:t>이 결과가 뉴스량을 더 신뢰하라는 뜻은 아니다. 뉴스는 적지만 회전율이 높은 집단의 모멘텀 IC는 0.051이었고, 뉴스와 회전율이 모두 높은 집단에서는 0.077이었다. 거래는 많지만 헤드라인은 적은 종목과, 둘 다 높은 종목은 다른 현상일 수 있다. 지금 데이터만으로 그 차이가 기관 수급인지, 산업 이슈인지, 호가가 얇아진 결과인지는 가를 수 없다.</w:t>
       </w:r>
     </w:p>
     <w:tbl>
@@ -2471,7 +4995,7 @@
               <w:t>이번 실험에서 버린 가정</w:t>
               <w:br/>
               <w:br/>
-              <w:t>버린 것은 ‘인기주는 예후가 나쁘다’는 책의 문장이 아니다. 거래회전율이 곧 투자자의 관심이라는 나의 편리한 가정이다. 원천 뉴스 248종목으로 범위를 넓히자 뉴스량 상·하위의 차이도 사라졌다. 둘을 같은 현상을 측정한 것처럼 합치면 안 된다.</w:t>
+              <w:t>버린 것은 ‘인기주는 예후가 나쁘다’는 책의 문장이 아니다. 거래회전율이 곧 투자자의 관심이라는 내 편리한 가정이다. 뉴스량과 회전율은 상위 종목도 거의 공유하지 않았고, 뉴스량별 모멘텀 차이도 이 표본에서 남지 않았다. 둘을 같은 현상을 측정한 것처럼 합치면 안 된다.</w:t>
             </w:r>
           </w:p>
         </w:tc>
@@ -2484,6 +5008,14 @@
     </w:p>
     <w:p>
       <w:pPr>
+        <w:pStyle w:val="Heading2"/>
+      </w:pPr>
+      <w:r>
+        <w:t>여기서 멈춰야 하는 이유</w:t>
+      </w:r>
+    </w:p>
+    <w:p>
+      <w:pPr>
         <w:spacing w:after="160" w:line="320" w:lineRule="auto"/>
       </w:pPr>
       <w:r>
@@ -2491,7 +5023,7 @@
           <w:rFonts w:ascii="Malgun Gothic" w:hAnsi="Malgun Gothic" w:eastAsia="Malgun Gothic"/>
           <w:sz w:val="22"/>
         </w:rPr>
-        <w:t>여기서 관심도 연구의 질문은 더 좁아진다. 거래회전율은 누구의 행동을 반영하는가. 개인의 주목, 기관의 리밸런싱, 유동성 공급, 불확실성 충격을 분리하지 못한다면 관심이라는 변수를 만들 수 없다. 다음에는 뉴스량뿐 아니라 검색량, 투자자별 수급, 호가 불균형을 같은 시점에 놓아볼 생각이다.</w:t>
+        <w:t>이 결과만으로 인기주 효과가 없다고 말하면 같은 실수를 반복하게 된다. 뉴스가 없는 달은 실제로 아무 정보도 없었던 달이 아니라, 내가 수집한 원천에서 해당 종목의 헤드라인을 관측하지 못한 달일 수 있다. 기사 수는 내용, 조회 수, 검색량, 실제 주문 주체를 구분하지 않는다. 뉴스 패널에 있는 248개 종목도 시장 전체의 무작위 표본이 아니다.</w:t>
       </w:r>
     </w:p>
     <w:p>
@@ -2503,7 +5035,7 @@
           <w:rFonts w:ascii="Malgun Gothic" w:hAnsi="Malgun Gothic" w:eastAsia="Malgun Gothic"/>
           <w:sz w:val="22"/>
         </w:rPr>
-        <w:t>다음 실험에서는 이 네 관측값이 같은 방향으로 움직이는 달만 ‘관심 급증’으로 정의할 생각이다. 뉴스만 많고 수급이 조용한 경우와, 뉴스는 없지만 호가가 얇아지고 거래만 폭증한 경우를 같은 관심으로 취급하지 않기 위해서다. 그때야 비로소 인기주의 예후가 나쁜지, 아니면 관심의 종류마다 완전히 다른 가격 효과가 있는지를 물을 수 있다.</w:t>
+        <w:t>따라서 다음 단계는 뉴스량을 팩터 하나로 추가하는 일이 아니다. 검색량은 개인의 주목을, 투자자별 수급은 주문 주체를, 호가 스프레드와 호가 불균형은 실제 거래 환경을 다른 방식으로 관측한다. 이 변수들이 같은 날 함께 움직이는 경우와 하나만 움직이는 경우를 먼저 분리해야 한다. 그래야 ‘관심이 높다’가 아니라 ‘어떤 종류의 관심 또는 주문 흐름이 있었는가’를 묻기 시작할 수 있다.</w:t>
       </w:r>
     </w:p>
     <w:p>
@@ -2515,7 +5047,15 @@
           <w:rFonts w:ascii="Malgun Gothic" w:hAnsi="Malgun Gothic" w:eastAsia="Malgun Gothic"/>
           <w:sz w:val="22"/>
         </w:rPr>
-        <w:t>이 구분은 투자 판단에도 직접 연결된다. 뉴스가 많고 개인 순매수가 늘며 호가가 얇아진 종목은 기대가 한쪽으로 쏠린 상황일 수 있다. 반대로 뉴스는 없는데 회전율만 높은 종목은 기관의 기계적 주문이나 큰 주주의 거래일 수 있다. 표면적으로는 둘 다 ‘활발한 종목’이지만, 다음 달 수익률을 해석할 때 필요한 질문은 전혀 다르다. 전자에서는 정보가 이미 가격에 반영됐는지, 후자에서는 주문 충격이 언제 사라지는지를 봐야 한다.</w:t>
+        <w:t>내가 2편에서 얻은 것은 인기주를 피하는 규칙이 아니다. 거래회전율 하위 10% 제외는 실행 제약으로 남길 수 있지만, 회전율 상위를 투자자 관심이라고 설명하려면 전혀 다른 증거가 필요하다는 경계다. 변수를 하나 더 넣기 전에 그 변수가 무엇을 보지 못하는지부터 적는 습관이, 이 장에서 가장 먼저 고쳐야 할 연구 설계였다.</w:t>
+      </w:r>
+    </w:p>
+    <w:p>
+      <w:pPr>
+        <w:pStyle w:val="Heading2"/>
+      </w:pPr>
+      <w:r>
+        <w:t>관측하지 않은 것을 이름 붙일 때 생기는 오류</w:t>
       </w:r>
     </w:p>
     <w:p>
@@ -2527,7 +5067,7 @@
           <w:rFonts w:ascii="Malgun Gothic" w:hAnsi="Malgun Gothic" w:eastAsia="Malgun Gothic"/>
           <w:sz w:val="22"/>
         </w:rPr>
-        <w:t>여기서부터 관심도는 하나의 팩터가 아니라 측정 설계의 문제가 된다. 어떤 변수를 쓰는가에 따라 관심주의 표본이 달라지고, 표본이 달라지면 인기주의 성과도 달라진다. 나는 2편에서 인기주 효과를 발견했다고 주장하지 않는다. 오히려 같은 이름 아래 묶여 있던 종목들을 분리하지 않은 채 효과를 말했던 이전 방식이 얼마나 약했는지를 확인했다. 이후에 검색량, 투자자별 순매수, 호가 스프레드를 받게 되더라도 먼저 확인할 것은 예측력이 아니라 이 변수들이 서로 같은 현상을 보고 있는지다.</w:t>
+        <w:t>회전율이 높은 뒤에 수익률이 낮았다는 결과는 여러 방식으로 생길 수 있다. 기대가 과도하게 반영돼 이후 수익률이 낮아졌을 수도 있다. 악재가 나와 기존 보유자가 매도하면서 회전율만 높아졌을 수도 있다. 지수 편입을 앞둔 기관 주문이 거래량을 키웠을 수도 있다. 이 세 경우는 회귀식에서 같은 회전율 한 칸으로 들어가지만, 경제적 의미와 다음에 검증할 데이터는 다르다.</w:t>
       </w:r>
     </w:p>
     <w:p>
@@ -2539,7 +5079,7 @@
           <w:rFonts w:ascii="Malgun Gothic" w:hAnsi="Malgun Gothic" w:eastAsia="Malgun Gothic"/>
           <w:sz w:val="22"/>
         </w:rPr>
-        <w:t>책에서 말하는 인기주의 예후도 이 관점에서 다시 읽게 됐다. 인기주가 장기적으로 상대적으로 약했다는 관찰은, 사람이 많이 본 종목을 기계적으로 피하라는 규칙이 아니다. 기대가 이미 가격에 반영된 상태인지, 사람들이 그 종목을 좋아하지만 실제 매수 여력이 남아 있는지, 유행이 끝났을 때 누가 마지막 보유자가 되는지를 묻는 문제다. 관심이 과도한 기대를 뜻할 때와, 새 정보가 유입되는 속도를 뜻할 때의 가격 효과는 반대일 수도 있다.</w:t>
+        <w:t>특히 수익률을 설명하려는 변수와 수익률의 충격이 서로 영향을 주는 문제를 피할 수 없다. 가격이 급격히 움직이면 거래가 늘고 뉴스가 쏟아질 수 있다. 이때 회전율이나 뉴스량이 높은 달 뒤의 성과를 보고 ‘관심이 가격을 움직였다’고 말하면, 원인과 결과의 순서를 이미 가정한 셈이다. 이번 검증은 그 인과관계를 풀지 못한다. 나는 적어도 거래회전율 하나로 그 인과관계를 설명할 수 없다는 점까지만 확인했다.</w:t>
       </w:r>
     </w:p>
     <w:p>
@@ -2551,7 +5091,7 @@
           <w:rFonts w:ascii="Malgun Gothic" w:hAnsi="Malgun Gothic" w:eastAsia="Malgun Gothic"/>
           <w:sz w:val="22"/>
         </w:rPr>
-        <w:t>나는 이전에는 회전율 상위 그룹의 성과가 약하면 곧바로 ‘관심이 과열됐다’고 설명하고 싶었다. 그러나 회전율이 높은 달에 뉴스가 많았는지, 뉴스가 특정 산업에 집중됐는지, 기관과 개인 중 누가 거래했는지 확인하지 않으면 그 설명은 사후 서사에 가깝다. 똑같이 회전율이 높은 두 종목이 있어도, 하나는 호재 공시 직후 기관의 편입 수요일 수 있고 다른 하나는 악재 뒤 손절 물량일 수 있다. 두 경우를 관심이라는 한 단어로 묶은 순간, 수익률 차이는 설명되지 않는다.</w:t>
+        <w:t>이 구분은 과거 연구를 부정하려는 태도가 아니다. 많은 논문이 회전율을 통제변수 또는 유동성 대리변수로 쓰는 데에는 데이터 접근성이라는 현실적인 이유가 있다. 다만 통제변수로 썼던 숫자를 행동경제학의 ‘관심’으로 해석하는 순간에는 추가 검증이 필요하다. 변수의 계산식이 바뀌지 않아도, 문장 속에서 맡긴 역할이 바뀌면 연구의 주장도 커진다.</w:t>
       </w:r>
     </w:p>
     <w:p>
@@ -2563,7 +5103,15 @@
           <w:rFonts w:ascii="Malgun Gothic" w:hAnsi="Malgun Gothic" w:eastAsia="Malgun Gothic"/>
           <w:sz w:val="22"/>
         </w:rPr>
-        <w:t>원천 뉴스 패널을 다시 연결하면서 데이터의 빈칸도 더 선명해졌다. 뉴스가 없는 달은 실제로 아무 정보도 없었던 달이 아니라, 내가 수집한 원천에서 해당 종목의 헤드라인을 관측하지 못한 달일 수 있다. 뉴스량은 기사 내용의 긍정·부정을 구분하지 않고, 조회 수나 검색량도 알지 못한다. 그래서 2편의 결과는 관심을 측정했다는 선언이 아니라, 기존 회전율 해석이 얼마나 많은 관측 불가능한 요소를 품고 있었는지 밝힌 기록이다.</w:t>
+        <w:t>나 역시 이전에는 회전율 상위 종목의 결과를 보고 시장의 열기를 이야기하고 싶었다. 그 설명은 결과를 이해하기 편하게 만들지만, 왜 해당 종목만 거래됐는지는 말해 주지 않는다. 이번 표가 중요한 이유는 인기주 효과의 방향이 아니라, 편리한 설명 하나가 데이터에서 얼마나 쉽게 분해되는지를 보여 준다는 데 있다.</w:t>
+      </w:r>
+    </w:p>
+    <w:p>
+      <w:pPr>
+        <w:pStyle w:val="Heading2"/>
+      </w:pPr>
+      <w:r>
+        <w:t>다음 데이터는 어떻게 붙여야 하는가</w:t>
       </w:r>
     </w:p>
     <w:p>
@@ -2575,7 +5123,31 @@
           <w:rFonts w:ascii="Malgun Gothic" w:hAnsi="Malgun Gothic" w:eastAsia="Malgun Gothic"/>
           <w:sz w:val="22"/>
         </w:rPr>
-        <w:t>이 차이를 인정하면 다음 데이터 요구도 달라진다. 검색량을 붙이는 일은 단순히 변수를 하나 더 추가하는 일이 아니다. 검색량은 개인의 주목을, 투자자별 수급은 주문 주체를, 호가 불균형과 스프레드는 실제 거래 환경을 다르게 관측한다. 이 네 가지가 모두 같은 날 높아지는 경우와, 하나만 움직이는 경우를 분리해야만 관심이 가격에 남기는 효과를 질문할 수 있다. 2편에서 끝내지 않은 이유도 여기에 있다. 내가 버린 것은 하나의 변수보다, 관측하지 못한 것을 너무 쉽게 이름 붙이던 습관이다.</w:t>
+        <w:t>검색량, 수급, 호가 데이터를 받는다고 문제가 자동으로 해결되지는 않는다. 먼저 각 데이터의 시간 단위를 맞춰야 한다. 월말 뉴스량과 장중 호가 스프레드를 같은 날짜라는 이유만으로 결합하면, 신호가 실제 주문 전에 알려졌는지 알 수 없다. 관심도 연구에서는 ‘어느 변수를 썼는가’보다 ‘언제 알 수 있었는가’가 먼저다.</w:t>
+      </w:r>
+    </w:p>
+    <w:p>
+      <w:pPr>
+        <w:spacing w:after="160" w:line="320" w:lineRule="auto"/>
+      </w:pPr>
+      <w:r>
+        <w:rPr>
+          <w:rFonts w:ascii="Malgun Gothic" w:hAnsi="Malgun Gothic" w:eastAsia="Malgun Gothic"/>
+          <w:sz w:val="22"/>
+        </w:rPr>
+        <w:t>그다음에는 변수들을 한 지수로 합치기보다, 네 가지 조합을 분리해 봐야 한다. 뉴스만 많은 경우, 뉴스와 개인 순매수가 함께 높은 경우, 거래만 폭증한 경우, 호가가 얇아진 경우는 모두 다른 사건일 수 있다. 이 분리를 한 뒤에야 각 사건이 다음 수익률·변동성·스프레드 변화와 어떤 관계를 갖는지 묻는 순서가 된다.</w:t>
+      </w:r>
+    </w:p>
+    <w:p>
+      <w:pPr>
+        <w:spacing w:after="160" w:line="320" w:lineRule="auto"/>
+      </w:pPr>
+      <w:r>
+        <w:rPr>
+          <w:rFonts w:ascii="Malgun Gothic" w:hAnsi="Malgun Gothic" w:eastAsia="Malgun Gothic"/>
+          <w:sz w:val="22"/>
+        </w:rPr>
+        <w:t>그 과정에서도 ‘관심’이라는 라벨을 너무 빨리 붙이지 않을 생각이다. 데이터가 허용하는 표현은 ‘뉴스 헤드라인 수가 높았던 종목’, ‘거래회전율이 높았던 종목’처럼 관측값 자체를 말하는 것부터다. 관심은 그 관측값들이 어느 정도 같은 방향으로 움직이고, 다른 설명보다 더 잘 남았을 때 마지막에 붙일 이름이다.</w:t>
       </w:r>
     </w:p>
     <w:p>
@@ -2651,7 +5223,7 @@
           <w:rFonts w:ascii="Malgun Gothic" w:hAnsi="Malgun Gothic" w:eastAsia="Malgun Gothic"/>
           <w:sz w:val="22"/>
         </w:rPr>
-        <w:t>이 글은 투자 권유가 아니다. 원천 뉴스 커버리지로 넓힌 뒤 대리변수의 해석이 무너지는지를 확인한 연구 기록이다.</w:t>
+        <w:t>이 글은 투자 권유가 아니다. 거래회전율에 붙였던 해석을 원천 뉴스 패널로 점검한 연구 기록이다.</w:t>
       </w:r>
     </w:p>
     <w:p>
@@ -2663,7 +5235,7 @@
           <w:rFonts w:ascii="Malgun Gothic" w:hAnsi="Malgun Gothic" w:eastAsia="Malgun Gothic"/>
           <w:sz w:val="22"/>
         </w:rPr>
-        <w:t>이 글은 투자 권유가 아니다. 원천 뉴스 커버리지로 넓힌 뒤 대리변수의 해석이 무너지는지를 확인한 연구 기록이다.</w:t>
+        <w:t>이 글은 투자 권유가 아니다. 거래회전율에 붙였던 해석을 원천 뉴스 패널로 점검한 연구 기록이다.</w:t>
       </w:r>
     </w:p>
     <w:p>
@@ -2676,7 +5248,7 @@
         <w:pStyle w:val="Heading1"/>
       </w:pPr>
       <w:r>
-        <w:t>[문병로 교수의 메트릭 스튜디오 02] 2장 시장관찰 ③ 여러 모델의 합의는 왜 실패했을까</w:t>
+        <w:t>[문병로 교수의 메트릭 스튜디오 02] 2장 시장관찰 ③ 여러 모델의 합의는 증거를 늘리는가</w:t>
       </w:r>
     </w:p>
     <w:p>
@@ -2688,7 +5260,7 @@
           <w:rFonts w:ascii="Malgun Gothic" w:hAnsi="Malgun Gothic" w:eastAsia="Malgun Gothic"/>
           <w:sz w:val="22"/>
         </w:rPr>
-        <w:t>1편에서는 결과가 인접한 비용과 유동성 조건에서 남는지를 봤고, 2편에서는 거래회전율을 관심이라는 한 단어로 부르는 일을 멈췄다. 다음에는 자연스럽게 이런 생각이 남았다. 하나의 모델을 믿기 어렵다면, 여러 모델이 동시에 고른 종목만 사면 되지 않을까.</w:t>
+        <w:t>1편에서는 유동성 기준이 바뀌어도 남는 결과가 있는지 봤고, 2편에서는 거래회전율을 관심이라는 한 단어로 부르는 일을 멈췄다. 그러고 나면 자연스럽게 다음 보완책이 떠오른다. 모델 하나를 믿기 어렵다면 여러 모델이 동시에 고른 종목만 사면 되지 않을까.</w:t>
       </w:r>
     </w:p>
     <w:p>
@@ -2700,19 +5272,7 @@
           <w:rFonts w:ascii="Malgun Gothic" w:hAnsi="Malgun Gothic" w:eastAsia="Malgun Gothic"/>
           <w:sz w:val="22"/>
         </w:rPr>
-        <w:t>2장에서 저자는 패턴과 운용 전략을 함께 최적화해야 하며, 한 시장에서 작동한 전략이 다른 시장에서는 실패할 수 있다고 설명한다. 이 문장을 읽으면 위의 보완책은 상당히 안전해 보인다. 여러 전략이 동시에 고른 종목만 사면, 한 전략의 우연한 실수를 줄일 수 있지 않을까.</w:t>
-      </w:r>
-    </w:p>
-    <w:p>
-      <w:pPr>
-        <w:spacing w:after="160" w:line="320" w:lineRule="auto"/>
-      </w:pPr>
-      <w:r>
-        <w:rPr>
-          <w:rFonts w:ascii="Malgun Gothic" w:hAnsi="Malgun Gothic" w:eastAsia="Malgun Gothic"/>
-          <w:sz w:val="22"/>
-        </w:rPr>
-        <w:t>실제로 나는 전략이 불안해 보일 때마다 조건을 더 붙이는 방식으로 대응해 왔다. 저평가, 수익성, 모멘텀, 유동성처럼 이름이 다른 신호를 함께 통과한 종목은 더 엄격하게 고른 종목처럼 보였다. 문제는 이름이 다른 신호들이 정말 다른 근거인지였다. 모두 가격·거래량·시가총액에서 출발했다면, 모델 수를 늘린 것이 아니라 같은 판단을 여러 번 세었을 수 있다.</w:t>
+        <w:t>전략을 만들 때 나는 실제로 이런 방식으로 불안을 줄여 왔다. 한 신호가 약해 보이면 조건을 더 붙였다. 재무가 좋고, 가격 흐름도 괜찮고, 유동성도 충분한 종목은 한 조건만 통과한 종목보다 더 믿을 만해 보인다. 문제는 ‘조건을 더 붙였다’는 말이 무엇을 의미하는지였다. 필터를 추가한 것인지, 서로 다른 정보를 합친 것인지, 같은 정보를 여러 번 센 것인지가 섞여 있었다.</w:t>
       </w:r>
     </w:p>
     <w:tbl>
@@ -2762,6 +5322,14 @@
     </w:p>
     <w:p>
       <w:pPr>
+        <w:pStyle w:val="Heading2"/>
+      </w:pPr>
+      <w:r>
+        <w:t>필터를 더한 것과 증거를 더한 것은 다르다</w:t>
+      </w:r>
+    </w:p>
+    <w:p>
+      <w:pPr>
         <w:spacing w:after="160" w:line="320" w:lineRule="auto"/>
       </w:pPr>
       <w:r>
@@ -2769,31 +5337,37 @@
           <w:rFonts w:ascii="Malgun Gothic" w:hAnsi="Malgun Gothic" w:eastAsia="Malgun Gothic"/>
           <w:sz w:val="22"/>
         </w:rPr>
-        <w:t>내가 모멘텀을 유난히 중요하게 본 이유도 가격이 여러 정보를 가장 빠르게 압축한다고 생각했기 때문이다. 재무제표, 업황, 수급, 투자자의 기대가 결국 가격 변화로 드러난다면, 모멘텀은 다른 팩터보다 한 단계 위의 신호처럼 보인다. 하지만 지난 프로젝트에서 내가 사용한 한국 주식 표본에서는 그 모멘텀 성과가 기대보다 약했다. 이 결과를 보고 모멘텀이 틀렸다고 결론 내리기보다, 저평가·수익성 같은 재무 기준을 덧붙이면 약점을 보완할 수 있을 것이라고 생각했다.</w:t>
+        <w:t xml:space="preserve">거래회전율 하위 종목을 제외하는 일은 우선 거래하기 어려운 종목을 제거하는 </w:t>
       </w:r>
-    </w:p>
-    <w:p>
-      <w:pPr>
-        <w:spacing w:after="160" w:line="320" w:lineRule="auto"/>
-      </w:pPr>
+      <w:r>
+        <w:rPr>
+          <w:rFonts w:ascii="Malgun Gothic" w:hAnsi="Malgun Gothic" w:eastAsia="Malgun Gothic"/>
+          <w:b/>
+          <w:sz w:val="22"/>
+        </w:rPr>
+        <w:t>필터</w:t>
+      </w:r>
       <w:r>
         <w:rPr>
           <w:rFonts w:ascii="Malgun Gothic" w:hAnsi="Malgun Gothic" w:eastAsia="Malgun Gothic"/>
           <w:sz w:val="22"/>
         </w:rPr>
-        <w:t>그때 내가 놓친 것은 필터를 더 붙일수록 전략의 설명은 좋아질 수 있어도 증거의 독립성이 자동으로 늘지는 않는다는 점이다. 재무제표에서 나온 PER·ROE와 가격에서 나온 모멘텀은 출발점이 다를 수 있다. 반면 이번 실험의 저변동성·모멘텀·반전·소형주 신호는 모두 수정주가·거래량·시가총액 패널에서 출발했다. 이 글은 서로 다른 정보원을 합친 앙상블을 평가한 글이 아니라, 하나의 정보원을 여러 방식으로 읽은 모델들이 합의할 때 무슨 일이 생기는지를 본 글이다.</w:t>
+        <w:t xml:space="preserve">다. 반전이나 모멘텀은 그 안에서 어느 종목을 살지 순위를 매기는 </w:t>
       </w:r>
-    </w:p>
-    <w:p>
-      <w:pPr>
-        <w:spacing w:after="160" w:line="320" w:lineRule="auto"/>
-      </w:pPr>
+      <w:r>
+        <w:rPr>
+          <w:rFonts w:ascii="Malgun Gothic" w:hAnsi="Malgun Gothic" w:eastAsia="Malgun Gothic"/>
+          <w:b/>
+          <w:sz w:val="22"/>
+        </w:rPr>
+        <w:t>신호</w:t>
+      </w:r>
       <w:r>
         <w:rPr>
           <w:rFonts w:ascii="Malgun Gothic" w:hAnsi="Malgun Gothic" w:eastAsia="Malgun Gothic"/>
           <w:sz w:val="22"/>
         </w:rPr>
-        <w:t>필터와 신호를 구분하지 않으면 이 문제는 더 잘 숨는다. 거래회전율 하위 종목을 제외하는 일은 거래하기 어려운 종목을 먼저 제거하는 필터다. 모멘텀이나 반전은 남은 종목의 순위를 매기는 신호다. 소형주도 어떤 경우에는 투자 가능 범위를 제한하는 기준이 되고, 어떤 경우에는 의도적으로 작은 종목에 비중을 주는 신호가 된다. 이 역할이 바뀌면 같은 ‘조건 추가’라도 포트폴리오가 달라지는 이유가 달라진다.</w:t>
+        <w:t>다. 소형주도 투자 가능 범위를 좁히는 조건으로 쓸 수 있고, 작은 시가총액 자체에 보상을 기대하는 신호로 쓸 수도 있다. 같은 숫자라도 전략 안에서 맡는 역할이 다르면 결과가 달라진 이유도 달라진다.</w:t>
       </w:r>
     </w:p>
     <w:p>
@@ -2805,7 +5379,7 @@
           <w:rFonts w:ascii="Malgun Gothic" w:hAnsi="Malgun Gothic" w:eastAsia="Malgun Gothic"/>
           <w:sz w:val="22"/>
         </w:rPr>
-        <w:t>나는 과거에 기준을 하나 더 붙였다는 사실만으로 위험이 줄었다고 생각했다. 하지만 필터를 추가하면 남는 종목 수가 줄고, 신호를 합치면 선택 종목이 특정한 시장 특성에 더 집중될 수 있다. 여러 기준을 통과한 종목이 더 좋은 기업이라는 결론은, 그 기준들이 실제로 독립적인 정보를 담고 있고 표본을 지나치게 줄이지 않는다는 조건에서만 가능하다. 그 조건을 확인하지 않은 합의는 보수적인 선택이 아니라, 더 좁은 베팅일 수 있다.</w:t>
+        <w:t>지난 프로젝트에서 한국 주식 표본의 모멘텀 성과가 기대보다 약했을 때, 나는 재무 기준을 덧붙이면 약점을 보완할 수 있다고 생각했다. 재무제표와 가격은 적어도 다른 시점과 다른 생성 과정에서 나온 정보일 수 있다. 다만 이번 3편의 실험은 재무·공시 데이터를 붙인 실험이 아니다. 수정주가, 거래량, 시가총액에서만 나온 규칙들이 서로에게 표를 던지는 실험이다.</w:t>
       </w:r>
     </w:p>
     <w:p>
@@ -2817,7 +5391,7 @@
           <w:rFonts w:ascii="Malgun Gothic" w:hAnsi="Malgun Gothic" w:eastAsia="Malgun Gothic"/>
           <w:sz w:val="22"/>
         </w:rPr>
-        <w:t>이 생각은 상당히 그럴듯하다. 연구자는 모델 하나를 믿기 어려워서 반전도 보고, 모멘텀도 보고, 저변동성도 보고, 소형주 효과도 본다. 여러 모델이 같은 종목을 가리킨다면 그 종목은 여러 번 검증을 통과한 것처럼 보인다. 나 역시 처음에는 모델의 표가 많이 모인 종목이 더 안전할 것이라고 생각했다.</w:t>
+        <w:t>여기서는 네 종류의 신호를 사용했다. 지난 1개월 수익률이 낮았던 종목을 고르는 반전, 지난 6개월 수익률이 높았던 종목을 고르는 모멘텀, 최근 12개월 수익률 변동성이 낮았던 종목을 고르는 저변동성, 시가총액이 작은 종목을 고르는 소형주다. 각 신호에 유동성 상위 50%·70%·90%·전체라는 네 유니버스와 보유 종목 수 20·30·50개라는 세 설정을 붙였다. 따라서 4개 신호 × 4개 유니버스 × 3개 보유 종목 수, 총 48개 구성요소 전략이 생긴다.</w:t>
       </w:r>
     </w:p>
     <w:p>
@@ -2829,7 +5403,15 @@
           <w:rFonts w:ascii="Malgun Gothic" w:hAnsi="Malgun Gothic" w:eastAsia="Malgun Gothic"/>
           <w:sz w:val="22"/>
         </w:rPr>
-        <w:t>그래서 실제로 합의 포트폴리오를 만들었다. 반전·모멘텀·저변동성·소형주 신호에 서로 다른 유동성 기준과 보유 종목 수를 적용하고, 매월 각 종목이 몇 개의 모델에서 선택됐는지를 셌다. 가장 많은 표를 얻은 30개 종목을 보유하는 전략이다. 한 달의 상위 30개 종목은 평균 13.8개의 모델 선택을 받았다.</w:t>
+        <w:t>48이라는 숫자가 48개의 독립된 연구 결과를 뜻하지는 않는다. 예를 들어 저변동성·유동성 상위 70%·30종목과 저변동성·유동성 상위 90%·30종목은 후보군의 상당 부분을 공유한다. 반전과 모멘텀도 서로 반대 방향의 순위를 쓰지만 같은 월말 가격 패널 위에서 계산된다. 이름이 다른 모델을 많이 만들었다는 사실만으로 오류가 서로 상쇄된다고 볼 수 없다.</w:t>
+      </w:r>
+    </w:p>
+    <w:p>
+      <w:pPr>
+        <w:pStyle w:val="Heading2"/>
+      </w:pPr>
+      <w:r>
+        <w:t>합의 포트폴리오를 어떻게 만들었는가</w:t>
       </w:r>
     </w:p>
     <w:p>
@@ -2841,62 +5423,7 @@
           <w:rFonts w:ascii="Malgun Gothic" w:hAnsi="Malgun Gothic" w:eastAsia="Malgun Gothic"/>
           <w:sz w:val="22"/>
         </w:rPr>
-        <w:t>결과는 명확했다. 모델 합의 상위 종목으로 만든 포트폴리오의 CAGR은 -12.9%였다. 318개월 동안 100으로 시작한 자산은 2.8까지 줄었다. 여러 모델이 끝까지 고른 종목을 샀지만, 합의는 안전장치가 되지 못했다.</w:t>
-      </w:r>
-    </w:p>
-    <w:p>
-      <w:pPr>
-        <w:keepNext/>
-        <w:spacing w:before="120" w:after="60"/>
-        <w:jc w:val="center"/>
-      </w:pPr>
-      <w:r>
-        <w:drawing>
-          <wp:inline xmlns:a="http://schemas.openxmlformats.org/drawingml/2006/main" xmlns:pic="http://schemas.openxmlformats.org/drawingml/2006/picture">
-            <wp:extent cx="5577840" cy="2881884"/>
-            <wp:docPr id="5" name="Picture 5"/>
-            <wp:cNvGraphicFramePr>
-              <a:graphicFrameLocks noChangeAspect="1"/>
-            </wp:cNvGraphicFramePr>
-            <a:graphic>
-              <a:graphicData uri="http://schemas.openxmlformats.org/drawingml/2006/picture">
-                <pic:pic>
-                  <pic:nvPicPr>
-                    <pic:cNvPr id="0" name="04_model_consensus_cumulative.png"/>
-                    <pic:cNvPicPr/>
-                  </pic:nvPicPr>
-                  <pic:blipFill>
-                    <a:blip r:embed="rId13"/>
-                    <a:stretch>
-                      <a:fillRect/>
-                    </a:stretch>
-                  </pic:blipFill>
-                  <pic:spPr>
-                    <a:xfrm>
-                      <a:off x="0" y="0"/>
-                      <a:ext cx="5577840" cy="2881884"/>
-                    </a:xfrm>
-                    <a:prstGeom prst="rect"/>
-                  </pic:spPr>
-                </pic:pic>
-              </a:graphicData>
-            </a:graphic>
-          </wp:inline>
-        </w:drawing>
-      </w:r>
-    </w:p>
-    <w:p>
-      <w:pPr>
-        <w:pStyle w:val="FigureCaption"/>
-        <w:jc w:val="center"/>
-      </w:pPr>
-      <w:r>
-        <w:rPr>
-          <w:rFonts w:ascii="Malgun Gothic" w:hAnsi="Malgun Gothic" w:eastAsia="Malgun Gothic"/>
-          <w:color w:val="595959"/>
-          <w:sz w:val="18"/>
-        </w:rPr>
-        <w:t>그림 1. 모델 합의 포트폴리오의 누적 성과</w:t>
+        <w:t>매월 48개 전략이 선택한 종목마다 한 표씩 더했다. 그 달에 표를 많이 받은 상위 30개 종목을 같은 비중으로 보유하는 것이 합의 포트폴리오다. 여기서 30개는 ‘가장 성과가 좋았던 종목 수’라서 고른 값이 아니다. 합의가 종목을 더 좁게 압축하는 구조 자체를 보기 위해 고정한 보유 종목 수다. 다른 보유 종목 수에서도 같은 결과가 난다고 주장할 수는 없다.</w:t>
       </w:r>
     </w:p>
     <w:p>
@@ -2908,7 +5435,47 @@
           <w:rFonts w:ascii="Malgun Gothic" w:hAnsi="Malgun Gothic" w:eastAsia="Malgun Gothic"/>
           <w:sz w:val="22"/>
         </w:rPr>
-        <w:t>여기서 ‘모든 구성요소 전략도 나빴다’고 결론 내리면 또 다른 오류가 된다. 합의 포트폴리오와 같은 기간에 48개 구성요소 전략의 월 수익률을 동일가중한 벤치마크를 만들었다. 그 벤치마크의 CAGR은 5.8%였고, 합의 포트폴리오와의 월별 수익률 상관은 0.895였다. 같은 재료를 쓰면서도 표를 가장 많이 얻은 종목으로 압축하는 단계에서 성과가 무너진 것이다.</w:t>
+        <w:t>상위 30개 종목은 평균 13.8표를 받았다. 처음에는 이 숫자를 확신의 크기처럼 읽었다. 서로 다른 모델 열세 개 이상이 한 종목을 골랐다면, 그 종목은 여러 번 검증을 통과한 것처럼 보인다. 그러나 이 표는 독립된 연구자 열세 명의 판단이 아니다. 같은 가격·거래량·시가총액 패널을 서로 다른 창으로 잘라 본 결과다.</w:t>
+      </w:r>
+    </w:p>
+    <w:p>
+      <w:pPr>
+        <w:spacing w:after="160" w:line="320" w:lineRule="auto"/>
+      </w:pPr>
+      <w:r>
+        <w:rPr>
+          <w:rFonts w:ascii="Malgun Gothic" w:hAnsi="Malgun Gothic" w:eastAsia="Malgun Gothic"/>
+          <w:sz w:val="22"/>
+        </w:rPr>
+        <w:t xml:space="preserve">이 실험에는 거래비용과 체결 제약을 넣지 않았다. 1편의 실행 가능성 검증과 다른 목적의, 신호 구조만 보는 비교다. 그래서 여기서 양의 성과가 나왔어도 실제 운용 가능한 전략이라고 말할 수 없었고, 음의 성과가 나왔다고 네 신호 전체가 무가치하다고 말할 수도 없다. 확인하려는 것은 한 가지였다. </w:t>
+      </w:r>
+      <w:r>
+        <w:rPr>
+          <w:rFonts w:ascii="Malgun Gothic" w:hAnsi="Malgun Gothic" w:eastAsia="Malgun Gothic"/>
+          <w:b/>
+          <w:sz w:val="22"/>
+        </w:rPr>
+        <w:t>표를 많이 받은 종목만 모으는 압축 규칙이, 구성요소 전략을 그대로 평균내는 것보다 더 안정적인가.</w:t>
+      </w:r>
+    </w:p>
+    <w:p>
+      <w:pPr>
+        <w:pStyle w:val="Heading2"/>
+      </w:pPr>
+      <w:r>
+        <w:t>같은 48개 모델을 두 방식으로 조합해 봤다</w:t>
+      </w:r>
+    </w:p>
+    <w:p>
+      <w:pPr>
+        <w:spacing w:after="160" w:line="320" w:lineRule="auto"/>
+      </w:pPr>
+      <w:r>
+        <w:rPr>
+          <w:rFonts w:ascii="Malgun Gothic" w:hAnsi="Malgun Gothic" w:eastAsia="Malgun Gothic"/>
+          <w:sz w:val="22"/>
+        </w:rPr>
+        <w:t>비교 대상은 두 개다. 첫째는 매월 표가 많은 상위 30개 종목만 담는 합의 포트폴리오다. 둘째는 48개 구성요소 전략의 월별 수익률을 똑같이 평균낸 기준선이다. 후자는 실제로 한 개의 계좌에서 그대로 구현한 포트폴리오가 아니라, 같은 재료를 ‘압축하지 않고 평균내면’ 어떤 수익률 흐름이 나오는지 보는 비교 기준이다. 이 둘을 모두 앙상블이라고 부르면, 왜 결과가 달라졌는지 보이지 않는다.</w:t>
       </w:r>
     </w:p>
     <w:tbl>
@@ -2919,14 +5486,15 @@
         <w:tblLook w:firstColumn="1" w:firstRow="1" w:lastColumn="0" w:lastRow="0" w:noHBand="0" w:noVBand="1" w:val="04A0"/>
       </w:tblPr>
       <w:tblGrid>
-        <w:gridCol w:w="3120"/>
-        <w:gridCol w:w="3120"/>
-        <w:gridCol w:w="3120"/>
+        <w:gridCol w:w="2340"/>
+        <w:gridCol w:w="2340"/>
+        <w:gridCol w:w="2340"/>
+        <w:gridCol w:w="2340"/>
       </w:tblGrid>
       <w:tr>
         <w:tc>
           <w:tcPr>
-            <w:tcW w:type="dxa" w:w="4896"/>
+            <w:tcW w:type="dxa" w:w="1800"/>
             <w:tcMar>
               <w:top w:w="80" w:type="dxa"/>
               <w:start w:w="120" w:type="dxa"/>
@@ -2947,13 +5515,13 @@
                 <w:b/>
                 <w:sz w:val="20"/>
               </w:rPr>
-              <w:t>포트폴리오</w:t>
+              <w:t>비교 대상</w:t>
             </w:r>
           </w:p>
         </w:tc>
         <w:tc>
           <w:tcPr>
-            <w:tcW w:type="dxa" w:w="2232"/>
+            <w:tcW w:type="dxa" w:w="1008"/>
             <w:tcMar>
               <w:top w:w="80" w:type="dxa"/>
               <w:start w:w="120" w:type="dxa"/>
@@ -2974,13 +5542,13 @@
                 <w:b/>
                 <w:sz w:val="20"/>
               </w:rPr>
-              <w:t>월수</w:t>
+              <w:t>비교 가능한 월수</w:t>
             </w:r>
           </w:p>
         </w:tc>
         <w:tc>
           <w:tcPr>
-            <w:tcW w:type="dxa" w:w="1728"/>
+            <w:tcW w:type="dxa" w:w="2880"/>
             <w:tcMar>
               <w:top w:w="80" w:type="dxa"/>
               <w:start w:w="120" w:type="dxa"/>
@@ -3005,11 +5573,38 @@
             </w:r>
           </w:p>
         </w:tc>
+        <w:tc>
+          <w:tcPr>
+            <w:tcW w:type="dxa" w:w="3096"/>
+            <w:tcMar>
+              <w:top w:w="80" w:type="dxa"/>
+              <w:start w:w="120" w:type="dxa"/>
+              <w:bottom w:w="80" w:type="dxa"/>
+              <w:end w:w="120" w:type="dxa"/>
+            </w:tcMar>
+            <w:vAlign w:val="center"/>
+            <w:shd w:fill="F2F4F7"/>
+          </w:tcPr>
+          <w:p>
+            <w:pPr>
+              <w:spacing w:after="0"/>
+              <w:jc w:val="center"/>
+            </w:pPr>
+            <w:r>
+              <w:rPr>
+                <w:rFonts w:ascii="Malgun Gothic" w:hAnsi="Malgun Gothic" w:eastAsia="Malgun Gothic"/>
+                <w:b/>
+                <w:sz w:val="20"/>
+              </w:rPr>
+              <w:t>이 표가 뜻하는 것</w:t>
+            </w:r>
+          </w:p>
+        </w:tc>
       </w:tr>
       <w:tr>
         <w:tc>
           <w:tcPr>
-            <w:tcW w:type="dxa" w:w="4896"/>
+            <w:tcW w:type="dxa" w:w="1800"/>
             <w:tcMar>
               <w:top w:w="80" w:type="dxa"/>
               <w:start w:w="120" w:type="dxa"/>
@@ -3029,13 +5624,13 @@
                 <w:b w:val="0"/>
                 <w:sz w:val="20"/>
               </w:rPr>
-              <w:t>모델 합의 상위 30종목</w:t>
+              <w:t>표가 많은 상위 30종목</w:t>
             </w:r>
           </w:p>
         </w:tc>
         <w:tc>
           <w:tcPr>
-            <w:tcW w:type="dxa" w:w="2232"/>
+            <w:tcW w:type="dxa" w:w="1008"/>
             <w:tcMar>
               <w:top w:w="80" w:type="dxa"/>
               <w:start w:w="120" w:type="dxa"/>
@@ -3055,13 +5650,13 @@
                 <w:b w:val="0"/>
                 <w:sz w:val="20"/>
               </w:rPr>
-              <w:t>309</w:t>
+              <w:t>309개월</w:t>
             </w:r>
           </w:p>
         </w:tc>
         <w:tc>
           <w:tcPr>
-            <w:tcW w:type="dxa" w:w="1728"/>
+            <w:tcW w:type="dxa" w:w="2880"/>
             <w:tcMar>
               <w:top w:w="80" w:type="dxa"/>
               <w:start w:w="120" w:type="dxa"/>
@@ -3085,11 +5680,37 @@
             </w:r>
           </w:p>
         </w:tc>
+        <w:tc>
+          <w:tcPr>
+            <w:tcW w:type="dxa" w:w="3096"/>
+            <w:tcMar>
+              <w:top w:w="80" w:type="dxa"/>
+              <w:start w:w="120" w:type="dxa"/>
+              <w:bottom w:w="80" w:type="dxa"/>
+              <w:end w:w="120" w:type="dxa"/>
+            </w:tcMar>
+            <w:vAlign w:val="center"/>
+          </w:tcPr>
+          <w:p>
+            <w:pPr>
+              <w:spacing w:after="0"/>
+              <w:jc w:val="center"/>
+            </w:pPr>
+            <w:r>
+              <w:rPr>
+                <w:rFonts w:ascii="Malgun Gothic" w:hAnsi="Malgun Gothic" w:eastAsia="Malgun Gothic"/>
+                <w:b w:val="0"/>
+                <w:sz w:val="20"/>
+              </w:rPr>
+              <w:t>공통 선호가 강한 종목으로 압축</w:t>
+            </w:r>
+          </w:p>
+        </w:tc>
       </w:tr>
       <w:tr>
         <w:tc>
           <w:tcPr>
-            <w:tcW w:type="dxa" w:w="4896"/>
+            <w:tcW w:type="dxa" w:w="1800"/>
             <w:tcMar>
               <w:top w:w="80" w:type="dxa"/>
               <w:start w:w="120" w:type="dxa"/>
@@ -3115,7 +5736,7 @@
         </w:tc>
         <w:tc>
           <w:tcPr>
-            <w:tcW w:type="dxa" w:w="2232"/>
+            <w:tcW w:type="dxa" w:w="1008"/>
             <w:tcMar>
               <w:top w:w="80" w:type="dxa"/>
               <w:start w:w="120" w:type="dxa"/>
@@ -3135,13 +5756,13 @@
                 <w:b w:val="0"/>
                 <w:sz w:val="20"/>
               </w:rPr>
-              <w:t>309</w:t>
+              <w:t>309개월</w:t>
             </w:r>
           </w:p>
         </w:tc>
         <w:tc>
           <w:tcPr>
-            <w:tcW w:type="dxa" w:w="1728"/>
+            <w:tcW w:type="dxa" w:w="2880"/>
             <w:tcMar>
               <w:top w:w="80" w:type="dxa"/>
               <w:start w:w="120" w:type="dxa"/>
@@ -3165,12 +5786,93 @@
             </w:r>
           </w:p>
         </w:tc>
+        <w:tc>
+          <w:tcPr>
+            <w:tcW w:type="dxa" w:w="3096"/>
+            <w:tcMar>
+              <w:top w:w="80" w:type="dxa"/>
+              <w:start w:w="120" w:type="dxa"/>
+              <w:bottom w:w="80" w:type="dxa"/>
+              <w:end w:w="120" w:type="dxa"/>
+            </w:tcMar>
+            <w:vAlign w:val="center"/>
+          </w:tcPr>
+          <w:p>
+            <w:pPr>
+              <w:spacing w:after="0"/>
+              <w:jc w:val="center"/>
+            </w:pPr>
+            <w:r>
+              <w:rPr>
+                <w:rFonts w:ascii="Malgun Gothic" w:hAnsi="Malgun Gothic" w:eastAsia="Malgun Gothic"/>
+                <w:b w:val="0"/>
+                <w:sz w:val="20"/>
+              </w:rPr>
+              <w:t>구성요소의 월 수익률을 기계적으로 평균</w:t>
+            </w:r>
+          </w:p>
+        </w:tc>
       </w:tr>
     </w:tbl>
     <w:p>
       <w:pPr>
         <w:spacing w:after="0"/>
       </w:pPr>
+    </w:p>
+    <w:p>
+      <w:pPr>
+        <w:keepNext/>
+        <w:spacing w:before="120" w:after="60"/>
+        <w:jc w:val="center"/>
+      </w:pPr>
+      <w:r>
+        <w:drawing>
+          <wp:inline xmlns:a="http://schemas.openxmlformats.org/drawingml/2006/main" xmlns:pic="http://schemas.openxmlformats.org/drawingml/2006/picture">
+            <wp:extent cx="5577840" cy="2881884"/>
+            <wp:docPr id="8" name="Picture 8"/>
+            <wp:cNvGraphicFramePr>
+              <a:graphicFrameLocks noChangeAspect="1"/>
+            </wp:cNvGraphicFramePr>
+            <a:graphic>
+              <a:graphicData uri="http://schemas.openxmlformats.org/drawingml/2006/picture">
+                <pic:pic>
+                  <pic:nvPicPr>
+                    <pic:cNvPr id="0" name="04_model_consensus_cumulative.png"/>
+                    <pic:cNvPicPr/>
+                  </pic:nvPicPr>
+                  <pic:blipFill>
+                    <a:blip r:embed="rId16"/>
+                    <a:stretch>
+                      <a:fillRect/>
+                    </a:stretch>
+                  </pic:blipFill>
+                  <pic:spPr>
+                    <a:xfrm>
+                      <a:off x="0" y="0"/>
+                      <a:ext cx="5577840" cy="2881884"/>
+                    </a:xfrm>
+                    <a:prstGeom prst="rect"/>
+                  </pic:spPr>
+                </pic:pic>
+              </a:graphicData>
+            </a:graphic>
+          </wp:inline>
+        </w:drawing>
+      </w:r>
+    </w:p>
+    <w:p>
+      <w:pPr>
+        <w:pStyle w:val="FigureCaption"/>
+        <w:jc w:val="center"/>
+      </w:pPr>
+      <w:r>
+        <w:rPr>
+          <w:rFonts w:ascii="Malgun Gothic" w:hAnsi="Malgun Gothic" w:eastAsia="Malgun Gothic"/>
+          <w:color w:val="595959"/>
+          <w:sz w:val="18"/>
+        </w:rPr>
+        <w:t>그림 1. 모델 합의 포트폴리오의 누적 성과</w:t>
+      </w:r>
     </w:p>
     <w:p>
       <w:pPr>
@@ -3181,7 +5883,7 @@
           <w:rFonts w:ascii="Malgun Gothic" w:hAnsi="Malgun Gothic" w:eastAsia="Malgun Gothic"/>
           <w:sz w:val="22"/>
         </w:rPr>
-        <w:t>처음에는 신호를 더 추가하면 해결될 문제라고 생각했다. 그러나 이 결과는 모델의 개수가 아니라 모델의 독립성을 묻는다. 내가 만든 모든 모델은 수정주가, 거래량, 시가총액이라는 거의 같은 데이터에서 출발했다. 이름은 달라도 같은 시장 구조를 다른 방식으로 반복해서 읽고 있었을 수 있다.</w:t>
+        <w:t>합의 포트폴리오는 309개월 동안 100을 2.8까지 줄였다. 반면 같은 기간 48개 구성요소 전략의 월 수익률 평균은 CAGR 5.8%였다. 두 수익률 흐름의 월별 상관은 0.895로 매우 높았다. 같은 재료를 사용했기 때문에 대체로 같은 방향으로 움직였지만, 표가 가장 많이 모인 종목만 남기는 단계에서 손실 집중이 더 커졌다.</w:t>
       </w:r>
     </w:p>
     <w:p>
@@ -3193,7 +5895,15 @@
           <w:rFonts w:ascii="Malgun Gothic" w:hAnsi="Malgun Gothic" w:eastAsia="Malgun Gothic"/>
           <w:sz w:val="22"/>
         </w:rPr>
-        <w:t>여러 사람이 같은 기사를 읽고 같은 결론을 내린다고 해서 증거가 여러 배가 되지는 않는다. 마찬가지로 가격 데이터에서 파생한 여러 모델이 같은 종목을 선택해도, 그것은 독립된 표가 아니다. 공통된 편향이 반복된 결과일 수 있다.</w:t>
+        <w:t>이 차이를 ‘평균은 분산투자이고 합의는 집중투자라서 그렇다’고만 말하면 충분하지 않다. 무엇에 집중됐는지가 핵심이다. 합의 포트폴리오는 48개 모델이 공통으로 선호한 특성, 즉 이 데이터 패널에서 반복적으로 두드러진 가격 경로나 시가총액 특성에 자본을 몰았다. 구성요소 전략 평균은 서로 다른 유동성 범위와 보유 종목 수가 남기는 차이를 일부 유지한다. 둘은 같은 신호를 썼지만, 오류를 다루는 방식이 달랐다.</w:t>
+      </w:r>
+    </w:p>
+    <w:p>
+      <w:pPr>
+        <w:pStyle w:val="Heading2"/>
+      </w:pPr>
+      <w:r>
+        <w:t>이 결과가 말하는 범위</w:t>
       </w:r>
     </w:p>
     <w:p>
@@ -3205,7 +5915,7 @@
           <w:rFonts w:ascii="Malgun Gothic" w:hAnsi="Malgun Gothic" w:eastAsia="Malgun Gothic"/>
           <w:sz w:val="22"/>
         </w:rPr>
-        <w:t>합의 포트폴리오의 실패는 그래서 더 불편했다. 모델을 많이 통과한 종목만 골랐으니 좋은 종목을 압축했다고 생각했다. 실제로는 모델들이 공통으로 선호하는 특성에 포트폴리오를 더 강하게 집중시켰다. 구성요소 전략을 평균낸 벤치마크가 양의 성과를 낸 것은, 같은 재료 자체가 전부 무의미했다는 뜻이 아니라 ‘합의가 높을수록 안전하다’는 압축 규칙이 잘못됐다는 뜻이다. 이 차이를 구분하지 않으면, 모델 추가와 포트폴리오 분산을 같은 작업으로 착각하게 된다.</w:t>
+        <w:t>이 결과는 ‘앙상블은 나쁘다’를 말하지 않는다. 실패한 것은 가격·거래량·시가총액이라는 하나의 정보원을 여러 번 변형한 뒤, 표 수가 많은 종목만 남기면 증거가 늘어난다고 본 규칙이다. 수익성, 가치, 공시 텍스트, 뉴스, 투자자별 수급처럼 서로 다른 데이터 생성 과정에서 나온 신호가 만나는 경우까지 이 실험으로 판단할 수 없다.</w:t>
       </w:r>
     </w:p>
     <w:p>
@@ -3217,7 +5927,19 @@
           <w:rFonts w:ascii="Malgun Gothic" w:hAnsi="Malgun Gothic" w:eastAsia="Malgun Gothic"/>
           <w:sz w:val="22"/>
         </w:rPr>
-        <w:t>이 문제는 퀀트 전략을 조합할 때 특히 쉽게 숨는다. 팩터 이름이 다르면 서로 다른 전략처럼 보인다. 하지만 저변동성, 모멘텀, 반전, 시가총액 신호가 모두 같은 가격 패널과 같은 거래 가능 종목 집합에서 만들어졌다면, 시장 충격 앞에서 함께 실패할 수 있다. 포트폴리오에서 자산 상관을 확인하듯, 연구 단계에서도 가설과 데이터의 상관을 확인해야 한다.</w:t>
+        <w:t>그렇다고 재무 신호 하나를 붙이면 바로 독립성이 생기는 것도 아니다. 재무제표의 기준일이 아니라 공시일, 정정 공시, 발표 지연까지 맞추지 않으면 당시 투자자가 알 수 없던 정보를 과거에 가져오는 오류가 생긴다. 가격 신호와 재무 신호가 다른 데이터를 쓴다는 사실과, 두 데이터가 실제로 그 시점에 이용 가능했다는 사실은 별개의 검증이다.</w:t>
+      </w:r>
+    </w:p>
+    <w:p>
+      <w:pPr>
+        <w:spacing w:after="160" w:line="320" w:lineRule="auto"/>
+      </w:pPr>
+      <w:r>
+        <w:rPr>
+          <w:rFonts w:ascii="Malgun Gothic" w:hAnsi="Malgun Gothic" w:eastAsia="Malgun Gothic"/>
+          <w:sz w:val="22"/>
+        </w:rPr>
+        <w:t>또 하나 남는 질문은 선택 종목의 겹침만으로 독립성을 판정할 수 있는가다. 두 모델이 같은 종목을 거의 고르지 않아도 유동성이 마르는 달에 함께 약해질 수 있다. 반대로 일부 종목이 겹쳐도 한쪽이 공시 이후의 재무 변화를, 다른 한쪽이 가격 추세를 본다면 같은 오류가 반복된다고 단정할 수 없다. 앞으로 확인해야 할 것은 ‘몇 표를 받았는가’보다 각 표가 어떤 데이터에서 나왔고 어느 손실 구간에서 함께 틀리는가다.</w:t>
       </w:r>
     </w:p>
     <w:tbl>
@@ -3254,10 +5976,10 @@
                 <w:color w:val="1F3A5F"/>
                 <w:sz w:val="21"/>
               </w:rPr>
-              <w:t>이 실패가 말하지 않는 것</w:t>
+              <w:t>이번 실험에서 버린 가정</w:t>
               <w:br/>
               <w:br/>
-              <w:t>이 실험은 ‘앙상블은 항상 나쁘다’를 증명하지 않는다. 내가 측정한 것은 투자자들의 독립적 판단이 아니라, 같은 가격·거래량·시가총액 패널에서 파생된 모델 구성의 합의다. 실패한 것은 모델 합의 일반이 아니라, 데이터 독립성 없이 표 수만 늘린 합의다.</w:t>
+              <w:t>버린 것은 여러 모델을 쓰는 일 자체가 아니다. 같은 데이터의 다른 변형이 한 종목에 표를 많이 던졌다는 사실을 독립된 증거의 개수로 세는 방식이다. 표 수는 확신의 크기가 아니라, 모델 집합이 특정 특성을 얼마나 반복해서 선호하는지의 지표일 수 있다.</w:t>
             </w:r>
           </w:p>
         </w:tc>
@@ -3277,7 +5999,15 @@
           <w:rFonts w:ascii="Malgun Gothic" w:hAnsi="Malgun Gothic" w:eastAsia="Malgun Gothic"/>
           <w:sz w:val="22"/>
         </w:rPr>
-        <w:t>합의가 의미를 가지려면 서로 다른 데이터 생성 과정에서 나온 판단이 만나야 한다. 가격 신호와 공시 텍스트, 뉴스, 투자자별 수급, 호가 불균형은 서로 다른 종류의 증거가 될 수 있다. 다음에 만들 모델은 더 복잡한 가격 신호가 아니라, 기존 신호와 독립적인 데이터를 쓰는 모델이어야 한다.</w:t>
+        <w:t>3편에서 얻은 것은 다음 앙상블의 설계 조건이다. 가격 기반 신호 하나와 뉴스·공시·재무처럼 다른 관측 창에서 나온 신호 하나가 같은 종목을 고를 때, 먼저 두 신호가 함께 실패하는 비율과 선택 종목 수를 봐야 한다. 성과가 높은 합의 점수를 찾기 전에, 합의를 만든 증거가 서로 다른 오류를 낼 수 있는지부터 확인해야 한다.</w:t>
+      </w:r>
+    </w:p>
+    <w:p>
+      <w:pPr>
+        <w:pStyle w:val="Heading2"/>
+      </w:pPr>
+      <w:r>
+        <w:t>다음 합의를 만들기 전에 확인할 세 가지</w:t>
       </w:r>
     </w:p>
     <w:p>
@@ -3289,7 +6019,7 @@
           <w:rFonts w:ascii="Malgun Gothic" w:hAnsi="Malgun Gothic" w:eastAsia="Malgun Gothic"/>
           <w:sz w:val="22"/>
         </w:rPr>
-        <w:t>다음 실험은 단순한 앙상블 재시도가 아니다. 가격 기반 신호 하나와 뉴스·공시 기반 신호 하나가 동시에 같은 종목을 선택한 경우만 따로 떼어내고, 두 신호의 오류가 같은 달에 겹치는 비율부터 계산할 생각이다. 합의의 숫자를 늘리는 대신, 합의를 만든 증거의 독립성부터 측정하는 방식이다.</w:t>
+        <w:t>첫째는 출처다. 두 신호가 계산식만 다른지, 아니면 실제로 다른 데이터 생성 과정에서 왔는지를 구분해야 한다. 가격의 6개월 변화율과 12개월 변동성은 둘 다 가격 시계열에서 나온다. 반면 공시가 발표된 날짜와 가격 변화는 서로 다른 관측 창을 제공할 수 있다. 다만 공시가 실제로 공개된 시점을 맞추지 못하면, 출처가 달라도 독립적인 증거가 아니다.</w:t>
       </w:r>
     </w:p>
     <w:p>
@@ -3301,7 +6031,7 @@
           <w:rFonts w:ascii="Malgun Gothic" w:hAnsi="Malgun Gothic" w:eastAsia="Malgun Gothic"/>
           <w:sz w:val="22"/>
         </w:rPr>
-        <w:t>좋은 포트폴리오가 상관이 낮은 자산을 필요로 한다면, 좋은 연구도 상관이 낮은 가설을 필요로 한다. 그렇다면 시장의 상태 역시 수익률 하나가 아니라, 서로 다른 모델들이 동시에 틀리는 방식으로 볼 수 있지 않을까.</w:t>
+        <w:t>둘째는 시간이다. 뉴스와 재무 데이터는 ‘현재 값’이 아니라 당시 이용 가능한 값이어야 한다. 예를 들어 12월 말 포트폴리오에 12월 말 재무제표를 붙였다고 해도, 그 재무제표가 2월에 공시됐다면 12월의 의사결정 근거가 될 수 없다. 가격 데이터는 매일 갱신되지만 공시·뉴스·수급 데이터는 공개 시점과 수정 시점이 다르다. 합의 모델은 이 시간 차이를 무시하는 순간, 서로 다른 증거를 합치는 것이 아니라 미래 정보를 과거에 섞는 모델이 된다.</w:t>
       </w:r>
     </w:p>
     <w:p>
@@ -3313,7 +6043,7 @@
           <w:rFonts w:ascii="Malgun Gothic" w:hAnsi="Malgun Gothic" w:eastAsia="Malgun Gothic"/>
           <w:sz w:val="22"/>
         </w:rPr>
-        <w:t>독립성은 선택 종목의 겹침만으로 판정할 수 없다. 두 모델이 같은 종목을 거의 고르지 않아도, 둘 다 유동성이 마를 때 약한 종목을 고른다면 손실은 같은 달에 나타날 수 있다. 반대로 일부 종목이 겹쳐도, 한 모델은 가격 추세를 보고 다른 모델은 공시 이후의 재무 변화를 본다면 겹침 자체가 같은 오류를 뜻하지는 않는다. 내가 앞으로 확인하려는 것은 ‘몇 표를 받았는가’가 아니라, 각 표가 어떤 데이터 생성 과정에서 왔고 어느 손실 구간에서 함께 무너지는가다.</w:t>
+        <w:t>셋째는 손실 구간이다. 선택 종목의 겹침이 낮다는 사실만으로 두 모델이 분산된다고 할 수 없다. 평소에는 다른 종목을 고르다가도 유동성이 줄어드는 달에 함께 손실을 낼 수 있다. 따라서 합의의 성과를 보기 전에 각 신호의 손실 월, 최대낙폭 구간, 거래 가능 종목 수가 얼마나 같이 움직였는지 확인해야 한다. 포트폴리오에서 자산 상관을 보는 것처럼, 연구 단계에서도 가설의 실패 상관을 봐야 한다.</w:t>
       </w:r>
     </w:p>
     <w:p>
@@ -3325,7 +6055,15 @@
           <w:rFonts w:ascii="Malgun Gothic" w:hAnsi="Malgun Gothic" w:eastAsia="Malgun Gothic"/>
           <w:sz w:val="22"/>
         </w:rPr>
-        <w:t>이 때문에 재무 데이터를 붙이는 일도 단순히 모델을 하나 더 추가하는 작업이 아니다. PER와 ROE를 현재 값으로 붙이면, 당시 투자자가 아직 알 수 없었던 공시 정보를 과거에 가져오는 오류가 생길 수 있다. 공시일, 보고서 정정, 재무제표 발표 지연까지 맞춘 시점일치 데이터가 필요하다. 가격 신호와 재무 신호의 합의를 검증하려면, 두 모델이 다른 데이터를 쓴다는 사실뿐 아니라 각 데이터가 실제로 그 시점에 이용 가능했는지도 확인해야 한다.</w:t>
+        <w:t>이 세 가지를 확인하지 않고 표를 늘리면 오히려 더 위험할 수 있다. 합의 점수가 높은 종목은 모델이 많이 동의한 종목이 아니라, 내가 만든 모델 집합의 공통 편향에 가장 잘 맞는 종목일 수 있기 때문이다. 3편의 -12.9%는 그 편향이 실제로 어떤 위험을 뜻하는지 설명하지 않는다. 다만 표 수와 증거 수를 같은 것으로 놓으면 안 된다는 반례는 된다.</w:t>
+      </w:r>
+    </w:p>
+    <w:p>
+      <w:pPr>
+        <w:pStyle w:val="Heading2"/>
+      </w:pPr>
+      <w:r>
+        <w:t>재무를 넣는다면 무엇이 달라지는가</w:t>
       </w:r>
     </w:p>
     <w:p>
@@ -3337,7 +6075,7 @@
           <w:rFonts w:ascii="Malgun Gothic" w:hAnsi="Malgun Gothic" w:eastAsia="Malgun Gothic"/>
           <w:sz w:val="22"/>
         </w:rPr>
-        <w:t>그래서 3편의 실패는 끝이 아니라 설계 제약이다. 가격·거래량·시가총액만으로 만든 모델의 합의는 알파가 아니었다. 다음 모델은 더 많은 가격 파라미터가 아니라, 다른 관측 창에서 출발해야 한다. 그때에도 합의가 좋다고 바로 믿지는 않을 것이다. 합의 포트폴리오의 성과보다 먼저, 두 신호가 함께 틀리는 비율과 거래 가능한 종목 수가 어떻게 달라지는지부터 확인할 생각이다.</w:t>
+        <w:t>지난 프로젝트에서 확인한 한국 시장의 약한 모멘텀은, 재무 기준을 붙이는 질문을 더 중요하게 만든다. 하지만 ‘모멘텀이 약하니 재무를 더하자’는 말만으로는 연구 질문이 되지 않는다. 재무가 모멘텀이 놓치는 정보를 제공하는지, 아니면 이미 가격에 반영된 정보를 늦게 다시 읽는지, 두 신호가 충돌할 때 어느 쪽이 오류를 줄이는지를 따로 확인해야 한다.</w:t>
       </w:r>
     </w:p>
     <w:p>
@@ -3349,43 +6087,7 @@
           <w:rFonts w:ascii="Malgun Gothic" w:hAnsi="Malgun Gothic" w:eastAsia="Malgun Gothic"/>
           <w:sz w:val="22"/>
         </w:rPr>
-        <w:t>합의 포트폴리오를 만들 때는 이 중복이 특히 심해진다. 나는 반전·모멘텀·저변동성·소형주 신호에 유동성 기준과 보유 종목 수를 달리 적용한 모델들의 선택 횟수를 셌다. 겉으로는 많은 모델이 투표한 것처럼 보이지만, 한 신호의 기간이나 종목 수만 바꾼 모델들도 같은 종목에 표를 던질 수 있다. 이 표는 독립적인 연구자들의 판단이 아니라, 하나의 가격 패널에서 만들어진 유사한 규칙들의 반복일 수 있다.</w:t>
-      </w:r>
-    </w:p>
-    <w:p>
-      <w:pPr>
-        <w:spacing w:after="160" w:line="320" w:lineRule="auto"/>
-      </w:pPr>
-      <w:r>
-        <w:rPr>
-          <w:rFonts w:ascii="Malgun Gothic" w:hAnsi="Malgun Gothic" w:eastAsia="Malgun Gothic"/>
-          <w:sz w:val="22"/>
-        </w:rPr>
-        <w:t>그래서 평균 13.8표를 받은 상위 30종목이라는 숫자는 처음에는 강한 확신처럼 보였지만, 지금은 다른 뜻으로 읽힌다. 많은 모델이 동의했다는 사실은 그 종목이 여러 위험을 통과했다는 뜻이 아니라, 내가 만든 모델 집합이 같은 특성을 반복적으로 선호했다는 뜻일 수 있다. 합의가 높은 종목만 남기는 순간 포트폴리오는 넓어지는 것이 아니라 오히려 더 좁아진다. 여러 모델의 평균이 남기는 분산 효과를 버리고, 공통된 선호를 가장 강하게 보유하게 되는 것이다.</w:t>
-      </w:r>
-    </w:p>
-    <w:p>
-      <w:pPr>
-        <w:spacing w:after="160" w:line="320" w:lineRule="auto"/>
-      </w:pPr>
-      <w:r>
-        <w:rPr>
-          <w:rFonts w:ascii="Malgun Gothic" w:hAnsi="Malgun Gothic" w:eastAsia="Malgun Gothic"/>
-          <w:sz w:val="22"/>
-        </w:rPr>
-        <w:t>이 실험에서 구성요소 전략 평균의 CAGR이 양수였는데 합의 포트폴리오가 음수였다는 결과가 중요한 이유도 여기에 있다. 모델을 조합하는 방법은 하나가 아니다. 같은 48개 전략을 평균내는 일과, 모두가 고른 종목만 압축하는 일은 전혀 다른 포트폴리오를 만든다. 전자는 개별 오류를 희석할 수 있지만, 후자는 공통 오류를 증폭할 수 있다. ‘앙상블’이라는 이름으로 두 작업을 같은 것으로 부르면, 왜 결과가 달라졌는지 보이지 않는다.</w:t>
-      </w:r>
-    </w:p>
-    <w:p>
-      <w:pPr>
-        <w:spacing w:after="160" w:line="320" w:lineRule="auto"/>
-      </w:pPr>
-      <w:r>
-        <w:rPr>
-          <w:rFonts w:ascii="Malgun Gothic" w:hAnsi="Malgun Gothic" w:eastAsia="Malgun Gothic"/>
-          <w:sz w:val="22"/>
-        </w:rPr>
-        <w:t>앞으로 재무·뉴스·공시 데이터를 붙이더라도 단순히 표를 합산하지 않을 것이다. 먼저 각 데이터가 그 시점에 실제로 이용 가능했는지 확인하고, 그 신호가 가격 신호와 같은 종목을 고르는지, 같은 달에 실패하는지, 손실 구간에서 어떤 역할을 하는지 비교해야 한다. 신호의 수보다 중요한 것은 독립적인 오류의 수다. 나는 다음 모델에서 더 높은 합의 점수를 찾는 대신, 어떤 합의가 중복이고 어떤 합의가 새로운 증거인지 구분하는 기준부터 만들 생각이다.</w:t>
+        <w:t>그래서 다음 실험의 비교 대상은 재무·가격 합의 포트폴리오 하나가 아니라 세 가지가 되어야 한다. 가격 신호만 쓴 포트폴리오, 시점일치를 통과한 재무 신호만 쓴 포트폴리오, 그리고 두 신호가 동시에 선택한 포트폴리오다. 세 결과를 같이 놓아야 합의가 새 정보를 더했는지, 단지 종목 수를 줄였는지 구분할 수 있다. 그 전까지 재무는 ‘보완재’가 아니라 아직 검증되지 않은 다른 관측 창이다.</w:t>
       </w:r>
     </w:p>
     <w:p>
@@ -3435,7 +6137,7 @@
           <w:color w:val="373737"/>
           <w:sz w:val="19"/>
         </w:rPr>
-        <w:t>실험 해석과 제한: https://github.com/Rowoon-Lee5/metric_studio_by_moon/blob/main/results/meta_structure_report.json</w:t>
+        <w:t>합의 포트폴리오 월별 수익률: https://github.com/Rowoon-Lee5/metric_studio_by_moon/blob/main/results/consensus_benchmark_monthly.csv</w:t>
       </w:r>
     </w:p>
     <w:p>
@@ -3447,7 +6149,7 @@
           <w:rFonts w:ascii="Malgun Gothic" w:hAnsi="Malgun Gothic" w:eastAsia="Malgun Gothic"/>
           <w:sz w:val="22"/>
         </w:rPr>
-        <w:t>이 글은 투자 권유가 아니다. 하나의 데이터 생성 과정에 의존한 모델 투표가 독립된 증거가 될 수 있는지 점검한 연구 기록이다.</w:t>
+        <w:t>이 글은 투자 권유가 아니다. 하나의 데이터 생성 과정에 의존한 모델 투표가 독립된 증거가 되는지 점검한 연구 기록이다.</w:t>
       </w:r>
     </w:p>
     <w:p>
@@ -3459,7 +6161,7 @@
           <w:rFonts w:ascii="Malgun Gothic" w:hAnsi="Malgun Gothic" w:eastAsia="Malgun Gothic"/>
           <w:sz w:val="22"/>
         </w:rPr>
-        <w:t>이 글은 투자 권유가 아니다. 하나의 데이터 생성 과정에 의존한 모델 투표가 독립된 증거가 될 수 있는지 점검한 연구 기록이다.</w:t>
+        <w:t>이 글은 투자 권유가 아니다. 하나의 데이터 생성 과정에 의존한 모델 투표가 독립된 증거가 되는지 점검한 연구 기록이다.</w:t>
       </w:r>
     </w:p>
     <w:p>
@@ -3472,7 +6174,7 @@
         <w:pStyle w:val="Heading1"/>
       </w:pPr>
       <w:r>
-        <w:t>[문병로 교수의 메트릭 스튜디오 02] 2장 시장관찰 ④ 시장은 가격보다 먼저 모델의 실패로 드러날 수 있을까</w:t>
+        <w:t>[문병로 교수의 메트릭 스튜디오 02] 2장 시장관찰 ④ 시장 상태는 모델의 공동 실패로 읽을 수 있을까</w:t>
       </w:r>
     </w:p>
     <w:p>
@@ -3484,7 +6186,7 @@
           <w:rFonts w:ascii="Malgun Gothic" w:hAnsi="Malgun Gothic" w:eastAsia="Malgun Gothic"/>
           <w:sz w:val="22"/>
         </w:rPr>
-        <w:t>3편에서 가격·거래량·시가총액 패널에서 나온 모델들의 합의가 안전장치가 아니라는 결과를 확인했다. 그 뒤에는 한 모델의 승자를 고르는 일보다, 여러 모델이 같은 시점에 무너지는 장면을 보는 편이 더 중요하다는 생각이 남았다.</w:t>
+        <w:t>3편에서 가격·거래량·시가총액 패널에서 나온 모델들의 합의가 안전장치가 아니라는 결과를 확인했다. 그러면 한 모델의 승자를 고르는 일보다, 여러 모델이 같은 시점에 무너지는 장면을 기록하는 편이 더 낫지 않을까. 2장에 모멘텀과 반전의 상반된 결과가 함께 나온 이유도 이 질문으로 읽혔다.</w:t>
       </w:r>
     </w:p>
     <w:p>
@@ -3496,19 +6198,7 @@
           <w:rFonts w:ascii="Malgun Gothic" w:hAnsi="Malgun Gothic" w:eastAsia="Malgun Gothic"/>
           <w:sz w:val="22"/>
         </w:rPr>
-        <w:t>2장에는 강한 주식이 계속 강해지는지에 대한 상반된 결과가 나온다. 어떤 연구에서는 모멘텀이, 어떤 연구에서는 반전이, 또 다른 연구에서는 둘 다 뚜렷하지 않다. 처음에는 어느 결과가 맞는지를 가려야 한다고 생각했다. 그런데 같은 질문에서 서로 다른 결론이 반복된다면, 시장을 하나의 법칙으로 설명하려는 방식부터 의심해야 한다.</w:t>
-      </w:r>
-    </w:p>
-    <w:p>
-      <w:pPr>
-        <w:spacing w:after="160" w:line="320" w:lineRule="auto"/>
-      </w:pPr>
-      <w:r>
-        <w:rPr>
-          <w:rFonts w:ascii="Malgun Gothic" w:hAnsi="Malgun Gothic" w:eastAsia="Malgun Gothic"/>
-          <w:sz w:val="22"/>
-        </w:rPr>
-        <w:t>내가 백테스트를 하며 가장 자주 한 행동도 승자를 고르는 일이었다. 기간을 조금 바꾸면 모멘텀이 앞섰고, 유동성 기준을 바꾸면 반전이 다시 좋아 보였다. 그때마다 더 좋은 파라미터를 찾으려 했다. 이번에는 그 경쟁의 승자를 고르지 않고, 후보들이 함께 약해지는 순간 자체를 데이터로 만들기로 했다.</w:t>
+        <w:t>어떤 표본에서는 많이 오른 종목이 더 오르는 모멘텀이 보이고, 다른 표본에서는 최근에 덜 오른 종목이 회복하는 반전이 보인다. 둘 다 약한 표본도 있다. 처음에는 어느 쪽이 한국 시장에 맞는지 고르려 했다. 기간을 조금 바꾸고 유동성 기준을 바꿀 때마다 답이 달라지자, 더 좋은 파라미터를 찾는 일은 끝이 없었다.</w:t>
       </w:r>
     </w:p>
     <w:tbl>
@@ -3565,7 +6255,7 @@
           <w:rFonts w:ascii="Malgun Gothic" w:hAnsi="Malgun Gothic" w:eastAsia="Malgun Gothic"/>
           <w:sz w:val="22"/>
         </w:rPr>
-        <w:t>시장을 강세장·약세장·횡보장으로 구분하는 방식은 익숙하다. 하지만 그 이름은 가격이 움직인 뒤에 붙는다. 투자 전에 필요한 것은 시장이 다음 달에 오를지 내릴지보다, 내가 믿었던 모델들이 언제부터 같은 이유로 틀리기 시작하는지일 수 있다.</w:t>
+        <w:t>이 문장을 읽고 질문을 바꿨다. 모멘텀과 반전 중 어느 전략이 다음 달에 이길지를 묻는 대신, 반전·모멘텀·저변동성·소형주가 자기 기준에서 동시에 크게 기대를 밑돈 달이 있는지 보자. 한 모델만 약한 달은 그 모델의 문제일 수 있다. 서로 다른 규칙이 함께 기대를 배반하면, 공통된 시장 환경이나 공통 데이터의 한계가 먼저 의심된다.</w:t>
       </w:r>
     </w:p>
     <w:p>
@@ -3577,7 +6267,15 @@
           <w:rFonts w:ascii="Malgun Gothic" w:hAnsi="Malgun Gothic" w:eastAsia="Malgun Gothic"/>
           <w:sz w:val="22"/>
         </w:rPr>
-        <w:t>나는 예전에 모멘텀과 반전 중 어느 쪽이 한국 시장에 더 맞는지부터 결정하려 했다. 기간을 조금 바꾸면 결론이 바뀌고, 유동성 기준을 바꾸면 다시 바뀌었다. 그때마다 더 좋은 파라미터를 찾으려 했다. 지금 보면 질문이 잘못됐다. 한 전략의 승자를 고르는 일보다, 서로 다른 전략이 동시에 약해지는 순간을 측정하는 일이 먼저였을 수 있다.</w:t>
+        <w:t>다만 여기에는 처음부터 피해야 할 과장이 있다. 네 신호 모두 가격·거래량·시가총액 패널에서 나왔다. 이들이 함께 실패한다는 사실은 시장을 가격보다 먼저 본다는 뜻이 아니다. 공동 실패도 결국 월말 가격으로 확인한 사건이다. 이 지표가 할 수 있는 일은 ‘다음 달을 맞힌다’는 선언이 아니라, 내가 의존한 설명들이 같은 달에 동시에 약해졌는지를 기록하는 일이다.</w:t>
+      </w:r>
+    </w:p>
+    <w:p>
+      <w:pPr>
+        <w:pStyle w:val="Heading2"/>
+      </w:pPr>
+      <w:r>
+        <w:t>실패를 어떻게 셌는가</w:t>
       </w:r>
     </w:p>
     <w:p>
@@ -3589,7 +6287,7 @@
           <w:rFonts w:ascii="Malgun Gothic" w:hAnsi="Malgun Gothic" w:eastAsia="Malgun Gothic"/>
           <w:sz w:val="22"/>
         </w:rPr>
-        <w:t>책이 보여 준 상반된 결과는 이 의심을 더 크게 만들었다. 어떤 표본에서는 많이 오른 종목이 더 오르는 모멘텀이 강하게 보이고, 다른 표본에서는 적당히 오른 중간 그룹의 이후 수익률이 더 높다. 최근에 가장 많이 오른 그룹과 가장 적게 오른 그룹의 수익률이 모두 낮게 나오는 경우도 있다. 이 세 결과 중 하나만 읽으면 시장의 법칙처럼 보인다. 세 결과를 함께 읽으면, 먼저 표본·기간·유니버스·보유기간을 물어야 한다는 뜻이 된다.</w:t>
+        <w:t>각 월말에 네 개의 30종목 포트폴리오를 만들었다. 반전은 지난 1개월 수익률이 낮았던 종목, 모멘텀은 지난 6개월 수익률이 높았던 종목, 저변동성은 최근 12개월 변동성이 낮았던 종목, 소형주는 시가총액이 작은 종목을 고른다. 모두 다음 한 달의 수정주가 수익률로 평가했다.</w:t>
       </w:r>
     </w:p>
     <w:p>
@@ -3601,7 +6299,7 @@
           <w:rFonts w:ascii="Malgun Gothic" w:hAnsi="Malgun Gothic" w:eastAsia="Malgun Gothic"/>
           <w:sz w:val="22"/>
         </w:rPr>
-        <w:t>나는 이 문제를 모멘텀의 기간을 더 잘 고르는 문제로 풀고 싶었다. 6개월 대신 12개월을 쓰고, 1개월 반전을 더하고, 유동성 기준을 조금 바꾸면 과거 성과는 계속 달라진다. 하지만 가장 높은 숫자를 고르는 과정은 전략을 발견하는 과정이 아니라, 사후적으로 가장 잘 설명되는 파라미터를 고르는 과정이 될 수 있다. 그래서 4편에서는 모멘텀과 반전 중 어느 쪽이 맞는지 말하지 않는다. 둘을 포함한 여러 신호가 언제 함께 약해지는지를 먼저 본다.</w:t>
+        <w:t>실패를 단순히 수익률이 음수인 달로 정의하지는 않았다. 신호마다 평소 수익률 수준과 변동성이 다르기 때문이다. 각 신호의 월 t 실현수익률을 직전 36개월 수익률의 평균·표준편차와 비교했다. 직전 평균보다 한 표준편차 이상 낮으면 그 신호를 한 번 실패로 표시했다. 최소 24개월의 과거수익률이 있을 때만 계산했다.</w:t>
       </w:r>
     </w:p>
     <w:p>
@@ -3613,7 +6311,15 @@
           <w:rFonts w:ascii="Malgun Gothic" w:hAnsi="Malgun Gothic" w:eastAsia="Malgun Gothic"/>
           <w:sz w:val="22"/>
         </w:rPr>
-        <w:t>이 전환에는 한 가지 실무적인 이유도 있다. 모델 하나가 부진할 때는 그 모델의 문제일 수 있다. 반전이 약한 달에 모멘텀이 정상적으로 작동한다면, 단순히 두 신호의 성격이 다른 것일 수 있다. 하지만 반전·모멘텀·저변동성·소형주가 같은 달에 모두 기대보다 크게 부진하다면 이야기가 달라진다. 개별 전략의 파라미터보다, 여러 전략이 공유하는 시장 환경이나 데이터의 한계가 먼저 의심된다.</w:t>
+        <w:t>여기서 ‘한 표준편차 아래’는 정규분포의 확률을 뜻하지 않는다. 수익률이 정규분포라고 가정한 것도 아니다. 서로 다른 신호의 예상 밖 부진을 같은 내부 척도로 표시하기 위한 기준일 뿐이다. 36개월과 한 표준편차도 검증된 최적값이 아니라, 이 연구에서 고정한 관측 규칙이다.</w:t>
+      </w:r>
+    </w:p>
+    <w:p>
+      <w:pPr>
+        <w:pStyle w:val="Heading2"/>
+      </w:pPr>
+      <w:r>
+        <w:t>먼저 버린 결론: 같은 달 수익률은 예측 검증이 아니다</w:t>
       </w:r>
     </w:p>
     <w:p>
@@ -3625,7 +6331,7 @@
           <w:rFonts w:ascii="Malgun Gothic" w:hAnsi="Malgun Gothic" w:eastAsia="Malgun Gothic"/>
           <w:sz w:val="22"/>
         </w:rPr>
-        <w:t>그래서 실패를 수익률이 음수인 달로 단순화하지 않았다. 각 신호의 현재 수익률을 직전 36개월의 자기 분포와 비교했다. 평소 성과에서 한 표준편차 이상 아래로 밀린 달만 실패로 표시했다. 이 기준도 정답은 아니다. 다만 상승장이든 하락장이든, 각 모델이 자기 기준에서 예상보다 크게 벗어난 순간을 같은 척도로 세기 위한 장치다. 시장 수익률의 방향과 모델의 실패를 구분하려 한 이유도 여기에 있다.</w:t>
+        <w:t>처음 구현에서는 공동 실패 수와 같은 보유기간의 시장수익률을 비교했다. 그러면 ‘실패가 많았던 달에 시장도 나빴다’는 관계는 볼 수 있다. 하지만 공동 실패 자체가 그 달의 실현수익률로 계산되므로, 그 결과를 다음 달 예측처럼 읽으면 시간 순서가 뒤집힌다. 같은 수익률에서 만든 설명변수와 결과변수를 비교한 셈이기 때문이다.</w:t>
       </w:r>
     </w:p>
     <w:p>
@@ -3637,563 +6343,7 @@
           <w:rFonts w:ascii="Malgun Gothic" w:hAnsi="Malgun Gothic" w:eastAsia="Malgun Gothic"/>
           <w:sz w:val="22"/>
         </w:rPr>
-        <w:t>그래서 반전, 모멘텀, 저변동성, 소형주 포트폴리오의 월간 수익률을 따로 만들었다. 각 신호가 과거 36개월 기대수익률보다 1표준편차 이상 낮은 달을 ‘실패’로 정의하고, 한 달에 몇 개의 신호가 동시에 실패했는지를 기록했다. 시장의 방향 대신 모델의 실패 개수를 상태 변수로 사용한 것이다.</w:t>
-      </w:r>
-    </w:p>
-    <w:tbl>
-      <w:tblPr>
-        <w:tblW w:type="auto" w:w="0"/>
-        <w:jc w:val="center"/>
-        <w:tblLayout w:type="fixed"/>
-        <w:tblLook w:firstColumn="1" w:firstRow="1" w:lastColumn="0" w:lastRow="0" w:noHBand="0" w:noVBand="1" w:val="04A0"/>
-      </w:tblPr>
-      <w:tblGrid>
-        <w:gridCol w:w="3120"/>
-        <w:gridCol w:w="3120"/>
-        <w:gridCol w:w="3120"/>
-      </w:tblGrid>
-      <w:tr>
-        <w:tc>
-          <w:tcPr>
-            <w:tcW w:type="dxa" w:w="4896"/>
-            <w:tcMar>
-              <w:top w:w="80" w:type="dxa"/>
-              <w:start w:w="120" w:type="dxa"/>
-              <w:bottom w:w="80" w:type="dxa"/>
-              <w:end w:w="120" w:type="dxa"/>
-            </w:tcMar>
-            <w:vAlign w:val="center"/>
-            <w:shd w:fill="F2F4F7"/>
-          </w:tcPr>
-          <w:p>
-            <w:pPr>
-              <w:spacing w:after="0"/>
-              <w:jc w:val="left"/>
-            </w:pPr>
-            <w:r>
-              <w:rPr>
-                <w:rFonts w:ascii="Malgun Gothic" w:hAnsi="Malgun Gothic" w:eastAsia="Malgun Gothic"/>
-                <w:b/>
-                <w:sz w:val="20"/>
-              </w:rPr>
-              <w:t>동시에 실패한 신호 수</w:t>
-            </w:r>
-          </w:p>
-        </w:tc>
-        <w:tc>
-          <w:tcPr>
-            <w:tcW w:type="dxa" w:w="2232"/>
-            <w:tcMar>
-              <w:top w:w="80" w:type="dxa"/>
-              <w:start w:w="120" w:type="dxa"/>
-              <w:bottom w:w="80" w:type="dxa"/>
-              <w:end w:w="120" w:type="dxa"/>
-            </w:tcMar>
-            <w:vAlign w:val="center"/>
-            <w:shd w:fill="F2F4F7"/>
-          </w:tcPr>
-          <w:p>
-            <w:pPr>
-              <w:spacing w:after="0"/>
-              <w:jc w:val="center"/>
-            </w:pPr>
-            <w:r>
-              <w:rPr>
-                <w:rFonts w:ascii="Malgun Gothic" w:hAnsi="Malgun Gothic" w:eastAsia="Malgun Gothic"/>
-                <w:b/>
-                <w:sz w:val="20"/>
-              </w:rPr>
-              <w:t>다음 달 시장 평균수익률</w:t>
-            </w:r>
-          </w:p>
-        </w:tc>
-        <w:tc>
-          <w:tcPr>
-            <w:tcW w:type="dxa" w:w="1728"/>
-            <w:tcMar>
-              <w:top w:w="80" w:type="dxa"/>
-              <w:start w:w="120" w:type="dxa"/>
-              <w:bottom w:w="80" w:type="dxa"/>
-              <w:end w:w="120" w:type="dxa"/>
-            </w:tcMar>
-            <w:vAlign w:val="center"/>
-            <w:shd w:fill="F2F4F7"/>
-          </w:tcPr>
-          <w:p>
-            <w:pPr>
-              <w:spacing w:after="0"/>
-              <w:jc w:val="center"/>
-            </w:pPr>
-            <w:r>
-              <w:rPr>
-                <w:rFonts w:ascii="Malgun Gothic" w:hAnsi="Malgun Gothic" w:eastAsia="Malgun Gothic"/>
-                <w:b/>
-                <w:sz w:val="20"/>
-              </w:rPr>
-              <w:t>관측 수</w:t>
-            </w:r>
-          </w:p>
-        </w:tc>
-      </w:tr>
-      <w:tr>
-        <w:tc>
-          <w:tcPr>
-            <w:tcW w:type="dxa" w:w="4896"/>
-            <w:tcMar>
-              <w:top w:w="80" w:type="dxa"/>
-              <w:start w:w="120" w:type="dxa"/>
-              <w:bottom w:w="80" w:type="dxa"/>
-              <w:end w:w="120" w:type="dxa"/>
-            </w:tcMar>
-            <w:vAlign w:val="center"/>
-          </w:tcPr>
-          <w:p>
-            <w:pPr>
-              <w:spacing w:after="0"/>
-              <w:jc w:val="left"/>
-            </w:pPr>
-            <w:r>
-              <w:rPr>
-                <w:rFonts w:ascii="Malgun Gothic" w:hAnsi="Malgun Gothic" w:eastAsia="Malgun Gothic"/>
-                <w:b w:val="0"/>
-                <w:sz w:val="20"/>
-              </w:rPr>
-              <w:t>0개</w:t>
-            </w:r>
-          </w:p>
-        </w:tc>
-        <w:tc>
-          <w:tcPr>
-            <w:tcW w:type="dxa" w:w="2232"/>
-            <w:tcMar>
-              <w:top w:w="80" w:type="dxa"/>
-              <w:start w:w="120" w:type="dxa"/>
-              <w:bottom w:w="80" w:type="dxa"/>
-              <w:end w:w="120" w:type="dxa"/>
-            </w:tcMar>
-            <w:vAlign w:val="center"/>
-          </w:tcPr>
-          <w:p>
-            <w:pPr>
-              <w:spacing w:after="0"/>
-              <w:jc w:val="center"/>
-            </w:pPr>
-            <w:r>
-              <w:rPr>
-                <w:rFonts w:ascii="Malgun Gothic" w:hAnsi="Malgun Gothic" w:eastAsia="Malgun Gothic"/>
-                <w:b w:val="0"/>
-                <w:sz w:val="20"/>
-              </w:rPr>
-              <w:t>3.18%</w:t>
-            </w:r>
-          </w:p>
-        </w:tc>
-        <w:tc>
-          <w:tcPr>
-            <w:tcW w:type="dxa" w:w="1728"/>
-            <w:tcMar>
-              <w:top w:w="80" w:type="dxa"/>
-              <w:start w:w="120" w:type="dxa"/>
-              <w:bottom w:w="80" w:type="dxa"/>
-              <w:end w:w="120" w:type="dxa"/>
-            </w:tcMar>
-            <w:vAlign w:val="center"/>
-          </w:tcPr>
-          <w:p>
-            <w:pPr>
-              <w:spacing w:after="0"/>
-              <w:jc w:val="center"/>
-            </w:pPr>
-            <w:r>
-              <w:rPr>
-                <w:rFonts w:ascii="Malgun Gothic" w:hAnsi="Malgun Gothic" w:eastAsia="Malgun Gothic"/>
-                <w:b w:val="0"/>
-                <w:sz w:val="20"/>
-              </w:rPr>
-              <w:t>219</w:t>
-            </w:r>
-          </w:p>
-        </w:tc>
-      </w:tr>
-      <w:tr>
-        <w:tc>
-          <w:tcPr>
-            <w:tcW w:type="dxa" w:w="4896"/>
-            <w:tcMar>
-              <w:top w:w="80" w:type="dxa"/>
-              <w:start w:w="120" w:type="dxa"/>
-              <w:bottom w:w="80" w:type="dxa"/>
-              <w:end w:w="120" w:type="dxa"/>
-            </w:tcMar>
-            <w:vAlign w:val="center"/>
-          </w:tcPr>
-          <w:p>
-            <w:pPr>
-              <w:spacing w:after="0"/>
-              <w:jc w:val="left"/>
-            </w:pPr>
-            <w:r>
-              <w:rPr>
-                <w:rFonts w:ascii="Malgun Gothic" w:hAnsi="Malgun Gothic" w:eastAsia="Malgun Gothic"/>
-                <w:b w:val="0"/>
-                <w:sz w:val="20"/>
-              </w:rPr>
-              <w:t>1개</w:t>
-            </w:r>
-          </w:p>
-        </w:tc>
-        <w:tc>
-          <w:tcPr>
-            <w:tcW w:type="dxa" w:w="2232"/>
-            <w:tcMar>
-              <w:top w:w="80" w:type="dxa"/>
-              <w:start w:w="120" w:type="dxa"/>
-              <w:bottom w:w="80" w:type="dxa"/>
-              <w:end w:w="120" w:type="dxa"/>
-            </w:tcMar>
-            <w:vAlign w:val="center"/>
-          </w:tcPr>
-          <w:p>
-            <w:pPr>
-              <w:spacing w:after="0"/>
-              <w:jc w:val="center"/>
-            </w:pPr>
-            <w:r>
-              <w:rPr>
-                <w:rFonts w:ascii="Malgun Gothic" w:hAnsi="Malgun Gothic" w:eastAsia="Malgun Gothic"/>
-                <w:b w:val="0"/>
-                <w:sz w:val="20"/>
-              </w:rPr>
-              <w:t>-0.90%</w:t>
-            </w:r>
-          </w:p>
-        </w:tc>
-        <w:tc>
-          <w:tcPr>
-            <w:tcW w:type="dxa" w:w="1728"/>
-            <w:tcMar>
-              <w:top w:w="80" w:type="dxa"/>
-              <w:start w:w="120" w:type="dxa"/>
-              <w:bottom w:w="80" w:type="dxa"/>
-              <w:end w:w="120" w:type="dxa"/>
-            </w:tcMar>
-            <w:vAlign w:val="center"/>
-          </w:tcPr>
-          <w:p>
-            <w:pPr>
-              <w:spacing w:after="0"/>
-              <w:jc w:val="center"/>
-            </w:pPr>
-            <w:r>
-              <w:rPr>
-                <w:rFonts w:ascii="Malgun Gothic" w:hAnsi="Malgun Gothic" w:eastAsia="Malgun Gothic"/>
-                <w:b w:val="0"/>
-                <w:sz w:val="20"/>
-              </w:rPr>
-              <w:t>63</w:t>
-            </w:r>
-          </w:p>
-        </w:tc>
-      </w:tr>
-      <w:tr>
-        <w:tc>
-          <w:tcPr>
-            <w:tcW w:type="dxa" w:w="4896"/>
-            <w:tcMar>
-              <w:top w:w="80" w:type="dxa"/>
-              <w:start w:w="120" w:type="dxa"/>
-              <w:bottom w:w="80" w:type="dxa"/>
-              <w:end w:w="120" w:type="dxa"/>
-            </w:tcMar>
-            <w:vAlign w:val="center"/>
-          </w:tcPr>
-          <w:p>
-            <w:pPr>
-              <w:spacing w:after="0"/>
-              <w:jc w:val="left"/>
-            </w:pPr>
-            <w:r>
-              <w:rPr>
-                <w:rFonts w:ascii="Malgun Gothic" w:hAnsi="Malgun Gothic" w:eastAsia="Malgun Gothic"/>
-                <w:b w:val="0"/>
-                <w:sz w:val="20"/>
-              </w:rPr>
-              <w:t>2개</w:t>
-            </w:r>
-          </w:p>
-        </w:tc>
-        <w:tc>
-          <w:tcPr>
-            <w:tcW w:type="dxa" w:w="2232"/>
-            <w:tcMar>
-              <w:top w:w="80" w:type="dxa"/>
-              <w:start w:w="120" w:type="dxa"/>
-              <w:bottom w:w="80" w:type="dxa"/>
-              <w:end w:w="120" w:type="dxa"/>
-            </w:tcMar>
-            <w:vAlign w:val="center"/>
-          </w:tcPr>
-          <w:p>
-            <w:pPr>
-              <w:spacing w:after="0"/>
-              <w:jc w:val="center"/>
-            </w:pPr>
-            <w:r>
-              <w:rPr>
-                <w:rFonts w:ascii="Malgun Gothic" w:hAnsi="Malgun Gothic" w:eastAsia="Malgun Gothic"/>
-                <w:b w:val="0"/>
-                <w:sz w:val="20"/>
-              </w:rPr>
-              <w:t>-6.00%</w:t>
-            </w:r>
-          </w:p>
-        </w:tc>
-        <w:tc>
-          <w:tcPr>
-            <w:tcW w:type="dxa" w:w="1728"/>
-            <w:tcMar>
-              <w:top w:w="80" w:type="dxa"/>
-              <w:start w:w="120" w:type="dxa"/>
-              <w:bottom w:w="80" w:type="dxa"/>
-              <w:end w:w="120" w:type="dxa"/>
-            </w:tcMar>
-            <w:vAlign w:val="center"/>
-          </w:tcPr>
-          <w:p>
-            <w:pPr>
-              <w:spacing w:after="0"/>
-              <w:jc w:val="center"/>
-            </w:pPr>
-            <w:r>
-              <w:rPr>
-                <w:rFonts w:ascii="Malgun Gothic" w:hAnsi="Malgun Gothic" w:eastAsia="Malgun Gothic"/>
-                <w:b w:val="0"/>
-                <w:sz w:val="20"/>
-              </w:rPr>
-              <w:t>29</w:t>
-            </w:r>
-          </w:p>
-        </w:tc>
-      </w:tr>
-      <w:tr>
-        <w:tc>
-          <w:tcPr>
-            <w:tcW w:type="dxa" w:w="4896"/>
-            <w:tcMar>
-              <w:top w:w="80" w:type="dxa"/>
-              <w:start w:w="120" w:type="dxa"/>
-              <w:bottom w:w="80" w:type="dxa"/>
-              <w:end w:w="120" w:type="dxa"/>
-            </w:tcMar>
-            <w:vAlign w:val="center"/>
-          </w:tcPr>
-          <w:p>
-            <w:pPr>
-              <w:spacing w:after="0"/>
-              <w:jc w:val="left"/>
-            </w:pPr>
-            <w:r>
-              <w:rPr>
-                <w:rFonts w:ascii="Malgun Gothic" w:hAnsi="Malgun Gothic" w:eastAsia="Malgun Gothic"/>
-                <w:b w:val="0"/>
-                <w:sz w:val="20"/>
-              </w:rPr>
-              <w:t>3개</w:t>
-            </w:r>
-          </w:p>
-        </w:tc>
-        <w:tc>
-          <w:tcPr>
-            <w:tcW w:type="dxa" w:w="2232"/>
-            <w:tcMar>
-              <w:top w:w="80" w:type="dxa"/>
-              <w:start w:w="120" w:type="dxa"/>
-              <w:bottom w:w="80" w:type="dxa"/>
-              <w:end w:w="120" w:type="dxa"/>
-            </w:tcMar>
-            <w:vAlign w:val="center"/>
-          </w:tcPr>
-          <w:p>
-            <w:pPr>
-              <w:spacing w:after="0"/>
-              <w:jc w:val="center"/>
-            </w:pPr>
-            <w:r>
-              <w:rPr>
-                <w:rFonts w:ascii="Malgun Gothic" w:hAnsi="Malgun Gothic" w:eastAsia="Malgun Gothic"/>
-                <w:b w:val="0"/>
-                <w:sz w:val="20"/>
-              </w:rPr>
-              <w:t>-7.41%</w:t>
-            </w:r>
-          </w:p>
-        </w:tc>
-        <w:tc>
-          <w:tcPr>
-            <w:tcW w:type="dxa" w:w="1728"/>
-            <w:tcMar>
-              <w:top w:w="80" w:type="dxa"/>
-              <w:start w:w="120" w:type="dxa"/>
-              <w:bottom w:w="80" w:type="dxa"/>
-              <w:end w:w="120" w:type="dxa"/>
-            </w:tcMar>
-            <w:vAlign w:val="center"/>
-          </w:tcPr>
-          <w:p>
-            <w:pPr>
-              <w:spacing w:after="0"/>
-              <w:jc w:val="center"/>
-            </w:pPr>
-            <w:r>
-              <w:rPr>
-                <w:rFonts w:ascii="Malgun Gothic" w:hAnsi="Malgun Gothic" w:eastAsia="Malgun Gothic"/>
-                <w:b w:val="0"/>
-                <w:sz w:val="20"/>
-              </w:rPr>
-              <w:t>2</w:t>
-            </w:r>
-          </w:p>
-        </w:tc>
-      </w:tr>
-      <w:tr>
-        <w:tc>
-          <w:tcPr>
-            <w:tcW w:type="dxa" w:w="4896"/>
-            <w:tcMar>
-              <w:top w:w="80" w:type="dxa"/>
-              <w:start w:w="120" w:type="dxa"/>
-              <w:bottom w:w="80" w:type="dxa"/>
-              <w:end w:w="120" w:type="dxa"/>
-            </w:tcMar>
-            <w:vAlign w:val="center"/>
-          </w:tcPr>
-          <w:p>
-            <w:pPr>
-              <w:spacing w:after="0"/>
-              <w:jc w:val="left"/>
-            </w:pPr>
-            <w:r>
-              <w:rPr>
-                <w:rFonts w:ascii="Malgun Gothic" w:hAnsi="Malgun Gothic" w:eastAsia="Malgun Gothic"/>
-                <w:b w:val="0"/>
-                <w:sz w:val="20"/>
-              </w:rPr>
-              <w:t>4개</w:t>
-            </w:r>
-          </w:p>
-        </w:tc>
-        <w:tc>
-          <w:tcPr>
-            <w:tcW w:type="dxa" w:w="2232"/>
-            <w:tcMar>
-              <w:top w:w="80" w:type="dxa"/>
-              <w:start w:w="120" w:type="dxa"/>
-              <w:bottom w:w="80" w:type="dxa"/>
-              <w:end w:w="120" w:type="dxa"/>
-            </w:tcMar>
-            <w:vAlign w:val="center"/>
-          </w:tcPr>
-          <w:p>
-            <w:pPr>
-              <w:spacing w:after="0"/>
-              <w:jc w:val="center"/>
-            </w:pPr>
-            <w:r>
-              <w:rPr>
-                <w:rFonts w:ascii="Malgun Gothic" w:hAnsi="Malgun Gothic" w:eastAsia="Malgun Gothic"/>
-                <w:b w:val="0"/>
-                <w:sz w:val="20"/>
-              </w:rPr>
-              <w:t>-14.65%</w:t>
-            </w:r>
-          </w:p>
-        </w:tc>
-        <w:tc>
-          <w:tcPr>
-            <w:tcW w:type="dxa" w:w="1728"/>
-            <w:tcMar>
-              <w:top w:w="80" w:type="dxa"/>
-              <w:start w:w="120" w:type="dxa"/>
-              <w:bottom w:w="80" w:type="dxa"/>
-              <w:end w:w="120" w:type="dxa"/>
-            </w:tcMar>
-            <w:vAlign w:val="center"/>
-          </w:tcPr>
-          <w:p>
-            <w:pPr>
-              <w:spacing w:after="0"/>
-              <w:jc w:val="center"/>
-            </w:pPr>
-            <w:r>
-              <w:rPr>
-                <w:rFonts w:ascii="Malgun Gothic" w:hAnsi="Malgun Gothic" w:eastAsia="Malgun Gothic"/>
-                <w:b w:val="0"/>
-                <w:sz w:val="20"/>
-              </w:rPr>
-              <w:t>5</w:t>
-            </w:r>
-          </w:p>
-        </w:tc>
-      </w:tr>
-    </w:tbl>
-    <w:p>
-      <w:pPr>
-        <w:spacing w:after="0"/>
-      </w:pPr>
-    </w:p>
-    <w:p>
-      <w:pPr>
-        <w:keepNext/>
-        <w:spacing w:before="120" w:after="60"/>
-        <w:jc w:val="center"/>
-      </w:pPr>
-      <w:r>
-        <w:drawing>
-          <wp:inline xmlns:a="http://schemas.openxmlformats.org/drawingml/2006/main" xmlns:pic="http://schemas.openxmlformats.org/drawingml/2006/picture">
-            <wp:extent cx="5577840" cy="3021330"/>
-            <wp:docPr id="6" name="Picture 6"/>
-            <wp:cNvGraphicFramePr>
-              <a:graphicFrameLocks noChangeAspect="1"/>
-            </wp:cNvGraphicFramePr>
-            <a:graphic>
-              <a:graphicData uri="http://schemas.openxmlformats.org/drawingml/2006/picture">
-                <pic:pic>
-                  <pic:nvPicPr>
-                    <pic:cNvPr id="0" name="05_model_failure_coherence.png"/>
-                    <pic:cNvPicPr/>
-                  </pic:nvPicPr>
-                  <pic:blipFill>
-                    <a:blip r:embed="rId14"/>
-                    <a:stretch>
-                      <a:fillRect/>
-                    </a:stretch>
-                  </pic:blipFill>
-                  <pic:spPr>
-                    <a:xfrm>
-                      <a:off x="0" y="0"/>
-                      <a:ext cx="5577840" cy="3021330"/>
-                    </a:xfrm>
-                    <a:prstGeom prst="rect"/>
-                  </pic:spPr>
-                </pic:pic>
-              </a:graphicData>
-            </a:graphic>
-          </wp:inline>
-        </w:drawing>
-      </w:r>
-    </w:p>
-    <w:p>
-      <w:pPr>
-        <w:pStyle w:val="FigureCaption"/>
-        <w:jc w:val="center"/>
-      </w:pPr>
-      <w:r>
-        <w:rPr>
-          <w:rFonts w:ascii="Malgun Gothic" w:hAnsi="Malgun Gothic" w:eastAsia="Malgun Gothic"/>
-          <w:color w:val="595959"/>
-          <w:sz w:val="18"/>
-        </w:rPr>
-        <w:t>그림 1. 동시에 실패한 모델 수와 다음 달 시장 수익률</w:t>
+        <w:t>그래서 기존의 극적인 그래프와 ‘실패가 많을수록 다음 달 시장수익률이 나빠졌다’는 문장을 삭제했다. 이 지점은 표현을 순화할 문제가 아니라 실험을 다시 해야 하는 문제였다. 월 t의 수익률이 확정된 뒤에 실패 상태를 관측하고, 그 다음 월 t+1의 수익률을 별도 목표값으로 두었다.</w:t>
       </w:r>
     </w:p>
     <w:p>
@@ -4205,43 +6355,15 @@
           <w:rFonts w:ascii="Malgun Gothic" w:hAnsi="Malgun Gothic" w:eastAsia="Malgun Gothic"/>
           <w:sz w:val="22"/>
         </w:rPr>
-        <w:t>아무 신호도 실패하지 않은 달 다음의 시장 평균수익률은 3.18%였다. 하나가 실패한 달 뒤에는 -0.90%, 둘이 실패한 달 뒤에는 -6.00%였다. 실패한 신호가 많을수록 다음 달 수익률이 나빠지는 방향은 분명하게 나타났다.</w:t>
+        <w:t>여기서 말하는 시장수익률도 정확히 적어야 한다. KOSPI나 KOSDAQ 지수 수익률이 아니다. 네 신호를 계산할 수 있고 21일 평균 거래대금이 있는 종목들의 다음 달 수정주가 수익률을 동일가중한 값이다. 따라서 아래 표는 ‘한국 시장 전체의 경기 예측’이 아니라, 이 실험에 들어온 적격 종목군에서 공동 실패가 다음 달 단면 수익률과 관계가 있는지를 보는 표다.</w:t>
       </w:r>
     </w:p>
     <w:p>
       <w:pPr>
-        <w:spacing w:after="160" w:line="320" w:lineRule="auto"/>
+        <w:pStyle w:val="Heading2"/>
       </w:pPr>
       <w:r>
-        <w:rPr>
-          <w:rFonts w:ascii="Malgun Gothic" w:hAnsi="Malgun Gothic" w:eastAsia="Malgun Gothic"/>
-          <w:sz w:val="22"/>
-        </w:rPr>
-        <w:t>하지만 이 결과를 위기 예측 규칙으로 만들면 안 된다. 세 개와 네 개의 신호가 동시에 실패한 경우는 각각 두 번과 다섯 번뿐이다. 가장 극적인 숫자가 가장 약한 표본에서 나왔다는 사실을 빼고 말하면, 이 실험은 다시 백테스트 자랑이 된다.</w:t>
-      </w:r>
-    </w:p>
-    <w:p>
-      <w:pPr>
-        <w:spacing w:after="160" w:line="320" w:lineRule="auto"/>
-      </w:pPr>
-      <w:r>
-        <w:rPr>
-          <w:rFonts w:ascii="Malgun Gothic" w:hAnsi="Malgun Gothic" w:eastAsia="Malgun Gothic"/>
-          <w:sz w:val="22"/>
-        </w:rPr>
-        <w:t>공동 실패가 데이터 오류일 가능성도 남아 있다. 모든 신호가 같은 수정주가 패널과 월말 리밸런싱 규칙을 공유하기 때문에, 특정 월의 가격 처리 방식이나 거래 불가능 종목의 처리 오류가 여러 모델을 동시에 흔들 수 있다. 그래서 공동 실패를 곧바로 시장 국면이라고 부르지 않았다. 기간을 나눠 방향이 유지되는지 보고, 이후에는 뉴스·공시·호가처럼 다른 생성 과정에서 나온 데이터와 교차 검증해야 한다. 이 작업이 끝나기 전까지 공동 실패는 매매 신호가 아니라, 내가 사용한 설명들이 동시에 약해졌다는 경고다.</w:t>
-      </w:r>
-    </w:p>
-    <w:p>
-      <w:pPr>
-        <w:spacing w:after="160" w:line="320" w:lineRule="auto"/>
-      </w:pPr>
-      <w:r>
-        <w:rPr>
-          <w:rFonts w:ascii="Malgun Gothic" w:hAnsi="Malgun Gothic" w:eastAsia="Malgun Gothic"/>
-          <w:sz w:val="22"/>
-        </w:rPr>
-        <w:t>그래서 2014년 1월을 기준으로 기간을 나눠 다시 확인했다. 실패 신호 수와 다음 달 시장수익률의 순위상관은 2000~2013년 -0.495, 2014~2026년 -0.556이었다. 한 단계 더 많은 실패 상태로 이동할 때 평균적으로 나빠지는 다음 달 수익률은 각각 -6.59%p와 -3.73%p였고, 6개월 블록 재표집 95% 구간도 두 기간 모두 0보다 낮았다.</w:t>
+        <w:t>한 달 앞으로 밀어 다시 계산한 결과</w:t>
       </w:r>
     </w:p>
     <w:tbl>
@@ -4281,7 +6403,7 @@
                 <w:b/>
                 <w:sz w:val="20"/>
               </w:rPr>
-              <w:t>구간</w:t>
+              <w:t>월 t에 동시에 실패한 신호 수</w:t>
             </w:r>
           </w:p>
         </w:tc>
@@ -4308,7 +6430,7 @@
                 <w:b/>
                 <w:sz w:val="20"/>
               </w:rPr>
-              <w:t>월수</w:t>
+              <w:t>월 t+1 적격 종목군 평균수익률</w:t>
             </w:r>
           </w:p>
         </w:tc>
@@ -4335,7 +6457,7 @@
                 <w:b/>
                 <w:sz w:val="20"/>
               </w:rPr>
-              <w:t>실패 수-다음 달 수익률 순위상관</w:t>
+              <w:t>관측 수</w:t>
             </w:r>
           </w:p>
         </w:tc>
@@ -4362,7 +6484,7 @@
                 <w:b/>
                 <w:sz w:val="20"/>
               </w:rPr>
-              <w:t>평균 상태 간 변화 95% 구간</w:t>
+              <w:t>읽는 법</w:t>
             </w:r>
           </w:p>
         </w:tc>
@@ -4390,7 +6512,7 @@
                 <w:b w:val="0"/>
                 <w:sz w:val="20"/>
               </w:rPr>
-              <w:t>2000~2013</w:t>
+              <w:t>0개</w:t>
             </w:r>
           </w:p>
         </w:tc>
@@ -4416,7 +6538,7 @@
                 <w:b w:val="0"/>
                 <w:sz w:val="20"/>
               </w:rPr>
-              <w:t>161</w:t>
+              <w:t>1.34%</w:t>
             </w:r>
           </w:p>
         </w:tc>
@@ -4442,7 +6564,7 @@
                 <w:b w:val="0"/>
                 <w:sz w:val="20"/>
               </w:rPr>
-              <w:t>-0.495</w:t>
+              <w:t>209</w:t>
             </w:r>
           </w:p>
         </w:tc>
@@ -4468,7 +6590,7 @@
                 <w:b w:val="0"/>
                 <w:sz w:val="20"/>
               </w:rPr>
-              <w:t>-11.62%p ~ -3.53%p</w:t>
+              <w:t>기준 상태</w:t>
             </w:r>
           </w:p>
         </w:tc>
@@ -4496,7 +6618,7 @@
                 <w:b w:val="0"/>
                 <w:sz w:val="20"/>
               </w:rPr>
-              <w:t>2014~2026</w:t>
+              <w:t>1개</w:t>
             </w:r>
           </w:p>
         </w:tc>
@@ -4522,7 +6644,7 @@
                 <w:b w:val="0"/>
                 <w:sz w:val="20"/>
               </w:rPr>
-              <w:t>148</w:t>
+              <w:t>1.00%</w:t>
             </w:r>
           </w:p>
         </w:tc>
@@ -4548,7 +6670,7 @@
                 <w:b w:val="0"/>
                 <w:sz w:val="20"/>
               </w:rPr>
-              <w:t>-0.556</w:t>
+              <w:t>63</w:t>
             </w:r>
           </w:p>
         </w:tc>
@@ -4574,7 +6696,325 @@
                 <w:b w:val="0"/>
                 <w:sz w:val="20"/>
               </w:rPr>
-              <w:t>-7.41%p ~ -1.63%p</w:t>
+              <w:t>기준 상태와 큰 차이 없음</w:t>
+            </w:r>
+          </w:p>
+        </w:tc>
+      </w:tr>
+      <w:tr>
+        <w:tc>
+          <w:tcPr>
+            <w:tcW w:type="dxa" w:w="1800"/>
+            <w:tcMar>
+              <w:top w:w="80" w:type="dxa"/>
+              <w:start w:w="120" w:type="dxa"/>
+              <w:bottom w:w="80" w:type="dxa"/>
+              <w:end w:w="120" w:type="dxa"/>
+            </w:tcMar>
+            <w:vAlign w:val="center"/>
+          </w:tcPr>
+          <w:p>
+            <w:pPr>
+              <w:spacing w:after="0"/>
+              <w:jc w:val="left"/>
+            </w:pPr>
+            <w:r>
+              <w:rPr>
+                <w:rFonts w:ascii="Malgun Gothic" w:hAnsi="Malgun Gothic" w:eastAsia="Malgun Gothic"/>
+                <w:b w:val="0"/>
+                <w:sz w:val="20"/>
+              </w:rPr>
+              <w:t>2개</w:t>
+            </w:r>
+          </w:p>
+        </w:tc>
+        <w:tc>
+          <w:tcPr>
+            <w:tcW w:type="dxa" w:w="1008"/>
+            <w:tcMar>
+              <w:top w:w="80" w:type="dxa"/>
+              <w:start w:w="120" w:type="dxa"/>
+              <w:bottom w:w="80" w:type="dxa"/>
+              <w:end w:w="120" w:type="dxa"/>
+            </w:tcMar>
+            <w:vAlign w:val="center"/>
+          </w:tcPr>
+          <w:p>
+            <w:pPr>
+              <w:spacing w:after="0"/>
+              <w:jc w:val="center"/>
+            </w:pPr>
+            <w:r>
+              <w:rPr>
+                <w:rFonts w:ascii="Malgun Gothic" w:hAnsi="Malgun Gothic" w:eastAsia="Malgun Gothic"/>
+                <w:b w:val="0"/>
+                <w:sz w:val="20"/>
+              </w:rPr>
+              <w:t>1.40%</w:t>
+            </w:r>
+          </w:p>
+        </w:tc>
+        <w:tc>
+          <w:tcPr>
+            <w:tcW w:type="dxa" w:w="2880"/>
+            <w:tcMar>
+              <w:top w:w="80" w:type="dxa"/>
+              <w:start w:w="120" w:type="dxa"/>
+              <w:bottom w:w="80" w:type="dxa"/>
+              <w:end w:w="120" w:type="dxa"/>
+            </w:tcMar>
+            <w:vAlign w:val="center"/>
+          </w:tcPr>
+          <w:p>
+            <w:pPr>
+              <w:spacing w:after="0"/>
+              <w:jc w:val="center"/>
+            </w:pPr>
+            <w:r>
+              <w:rPr>
+                <w:rFonts w:ascii="Malgun Gothic" w:hAnsi="Malgun Gothic" w:eastAsia="Malgun Gothic"/>
+                <w:b w:val="0"/>
+                <w:sz w:val="20"/>
+              </w:rPr>
+              <w:t>30</w:t>
+            </w:r>
+          </w:p>
+        </w:tc>
+        <w:tc>
+          <w:tcPr>
+            <w:tcW w:type="dxa" w:w="3096"/>
+            <w:tcMar>
+              <w:top w:w="80" w:type="dxa"/>
+              <w:start w:w="120" w:type="dxa"/>
+              <w:bottom w:w="80" w:type="dxa"/>
+              <w:end w:w="120" w:type="dxa"/>
+            </w:tcMar>
+            <w:vAlign w:val="center"/>
+          </w:tcPr>
+          <w:p>
+            <w:pPr>
+              <w:spacing w:after="0"/>
+              <w:jc w:val="center"/>
+            </w:pPr>
+            <w:r>
+              <w:rPr>
+                <w:rFonts w:ascii="Malgun Gothic" w:hAnsi="Malgun Gothic" w:eastAsia="Malgun Gothic"/>
+                <w:b w:val="0"/>
+                <w:sz w:val="20"/>
+              </w:rPr>
+              <w:t>방향이 이어지지 않음</w:t>
+            </w:r>
+          </w:p>
+        </w:tc>
+      </w:tr>
+      <w:tr>
+        <w:tc>
+          <w:tcPr>
+            <w:tcW w:type="dxa" w:w="1800"/>
+            <w:tcMar>
+              <w:top w:w="80" w:type="dxa"/>
+              <w:start w:w="120" w:type="dxa"/>
+              <w:bottom w:w="80" w:type="dxa"/>
+              <w:end w:w="120" w:type="dxa"/>
+            </w:tcMar>
+            <w:vAlign w:val="center"/>
+          </w:tcPr>
+          <w:p>
+            <w:pPr>
+              <w:spacing w:after="0"/>
+              <w:jc w:val="left"/>
+            </w:pPr>
+            <w:r>
+              <w:rPr>
+                <w:rFonts w:ascii="Malgun Gothic" w:hAnsi="Malgun Gothic" w:eastAsia="Malgun Gothic"/>
+                <w:b w:val="0"/>
+                <w:sz w:val="20"/>
+              </w:rPr>
+              <w:t>3개</w:t>
+            </w:r>
+          </w:p>
+        </w:tc>
+        <w:tc>
+          <w:tcPr>
+            <w:tcW w:type="dxa" w:w="1008"/>
+            <w:tcMar>
+              <w:top w:w="80" w:type="dxa"/>
+              <w:start w:w="120" w:type="dxa"/>
+              <w:bottom w:w="80" w:type="dxa"/>
+              <w:end w:w="120" w:type="dxa"/>
+            </w:tcMar>
+            <w:vAlign w:val="center"/>
+          </w:tcPr>
+          <w:p>
+            <w:pPr>
+              <w:spacing w:after="0"/>
+              <w:jc w:val="center"/>
+            </w:pPr>
+            <w:r>
+              <w:rPr>
+                <w:rFonts w:ascii="Malgun Gothic" w:hAnsi="Malgun Gothic" w:eastAsia="Malgun Gothic"/>
+                <w:b w:val="0"/>
+                <w:sz w:val="20"/>
+              </w:rPr>
+              <w:t>3.16%</w:t>
+            </w:r>
+          </w:p>
+        </w:tc>
+        <w:tc>
+          <w:tcPr>
+            <w:tcW w:type="dxa" w:w="2880"/>
+            <w:tcMar>
+              <w:top w:w="80" w:type="dxa"/>
+              <w:start w:w="120" w:type="dxa"/>
+              <w:bottom w:w="80" w:type="dxa"/>
+              <w:end w:w="120" w:type="dxa"/>
+            </w:tcMar>
+            <w:vAlign w:val="center"/>
+          </w:tcPr>
+          <w:p>
+            <w:pPr>
+              <w:spacing w:after="0"/>
+              <w:jc w:val="center"/>
+            </w:pPr>
+            <w:r>
+              <w:rPr>
+                <w:rFonts w:ascii="Malgun Gothic" w:hAnsi="Malgun Gothic" w:eastAsia="Malgun Gothic"/>
+                <w:b w:val="0"/>
+                <w:sz w:val="20"/>
+              </w:rPr>
+              <w:t>1</w:t>
+            </w:r>
+          </w:p>
+        </w:tc>
+        <w:tc>
+          <w:tcPr>
+            <w:tcW w:type="dxa" w:w="3096"/>
+            <w:tcMar>
+              <w:top w:w="80" w:type="dxa"/>
+              <w:start w:w="120" w:type="dxa"/>
+              <w:bottom w:w="80" w:type="dxa"/>
+              <w:end w:w="120" w:type="dxa"/>
+            </w:tcMar>
+            <w:vAlign w:val="center"/>
+          </w:tcPr>
+          <w:p>
+            <w:pPr>
+              <w:spacing w:after="0"/>
+              <w:jc w:val="center"/>
+            </w:pPr>
+            <w:r>
+              <w:rPr>
+                <w:rFonts w:ascii="Malgun Gothic" w:hAnsi="Malgun Gothic" w:eastAsia="Malgun Gothic"/>
+                <w:b w:val="0"/>
+                <w:sz w:val="20"/>
+              </w:rPr>
+              <w:t>표본이 한 번뿐이라 해석 불가</w:t>
+            </w:r>
+          </w:p>
+        </w:tc>
+      </w:tr>
+      <w:tr>
+        <w:tc>
+          <w:tcPr>
+            <w:tcW w:type="dxa" w:w="1800"/>
+            <w:tcMar>
+              <w:top w:w="80" w:type="dxa"/>
+              <w:start w:w="120" w:type="dxa"/>
+              <w:bottom w:w="80" w:type="dxa"/>
+              <w:end w:w="120" w:type="dxa"/>
+            </w:tcMar>
+            <w:vAlign w:val="center"/>
+          </w:tcPr>
+          <w:p>
+            <w:pPr>
+              <w:spacing w:after="0"/>
+              <w:jc w:val="left"/>
+            </w:pPr>
+            <w:r>
+              <w:rPr>
+                <w:rFonts w:ascii="Malgun Gothic" w:hAnsi="Malgun Gothic" w:eastAsia="Malgun Gothic"/>
+                <w:b w:val="0"/>
+                <w:sz w:val="20"/>
+              </w:rPr>
+              <w:t>4개</w:t>
+            </w:r>
+          </w:p>
+        </w:tc>
+        <w:tc>
+          <w:tcPr>
+            <w:tcW w:type="dxa" w:w="1008"/>
+            <w:tcMar>
+              <w:top w:w="80" w:type="dxa"/>
+              <w:start w:w="120" w:type="dxa"/>
+              <w:bottom w:w="80" w:type="dxa"/>
+              <w:end w:w="120" w:type="dxa"/>
+            </w:tcMar>
+            <w:vAlign w:val="center"/>
+          </w:tcPr>
+          <w:p>
+            <w:pPr>
+              <w:spacing w:after="0"/>
+              <w:jc w:val="center"/>
+            </w:pPr>
+            <w:r>
+              <w:rPr>
+                <w:rFonts w:ascii="Malgun Gothic" w:hAnsi="Malgun Gothic" w:eastAsia="Malgun Gothic"/>
+                <w:b w:val="0"/>
+                <w:sz w:val="20"/>
+              </w:rPr>
+              <w:t>-5.81%</w:t>
+            </w:r>
+          </w:p>
+        </w:tc>
+        <w:tc>
+          <w:tcPr>
+            <w:tcW w:type="dxa" w:w="2880"/>
+            <w:tcMar>
+              <w:top w:w="80" w:type="dxa"/>
+              <w:start w:w="120" w:type="dxa"/>
+              <w:bottom w:w="80" w:type="dxa"/>
+              <w:end w:w="120" w:type="dxa"/>
+            </w:tcMar>
+            <w:vAlign w:val="center"/>
+          </w:tcPr>
+          <w:p>
+            <w:pPr>
+              <w:spacing w:after="0"/>
+              <w:jc w:val="center"/>
+            </w:pPr>
+            <w:r>
+              <w:rPr>
+                <w:rFonts w:ascii="Malgun Gothic" w:hAnsi="Malgun Gothic" w:eastAsia="Malgun Gothic"/>
+                <w:b w:val="0"/>
+                <w:sz w:val="20"/>
+              </w:rPr>
+              <w:t>5</w:t>
+            </w:r>
+          </w:p>
+        </w:tc>
+        <w:tc>
+          <w:tcPr>
+            <w:tcW w:type="dxa" w:w="3096"/>
+            <w:tcMar>
+              <w:top w:w="80" w:type="dxa"/>
+              <w:start w:w="120" w:type="dxa"/>
+              <w:bottom w:w="80" w:type="dxa"/>
+              <w:end w:w="120" w:type="dxa"/>
+            </w:tcMar>
+            <w:vAlign w:val="center"/>
+          </w:tcPr>
+          <w:p>
+            <w:pPr>
+              <w:spacing w:after="0"/>
+              <w:jc w:val="center"/>
+            </w:pPr>
+            <w:r>
+              <w:rPr>
+                <w:rFonts w:ascii="Malgun Gothic" w:hAnsi="Malgun Gothic" w:eastAsia="Malgun Gothic"/>
+                <w:b w:val="0"/>
+                <w:sz w:val="20"/>
+              </w:rPr>
+              <w:t>평균은 낮지만 표본이 너무 작음</w:t>
             </w:r>
           </w:p>
         </w:tc>
@@ -4584,6 +7024,156 @@
       <w:pPr>
         <w:spacing w:after="0"/>
       </w:pPr>
+    </w:p>
+    <w:p>
+      <w:pPr>
+        <w:keepNext/>
+        <w:spacing w:before="120" w:after="60"/>
+        <w:jc w:val="center"/>
+      </w:pPr>
+      <w:r>
+        <w:drawing>
+          <wp:inline xmlns:a="http://schemas.openxmlformats.org/drawingml/2006/main" xmlns:pic="http://schemas.openxmlformats.org/drawingml/2006/picture">
+            <wp:extent cx="5577840" cy="3021330"/>
+            <wp:docPr id="9" name="Picture 9"/>
+            <wp:cNvGraphicFramePr>
+              <a:graphicFrameLocks noChangeAspect="1"/>
+            </wp:cNvGraphicFramePr>
+            <a:graphic>
+              <a:graphicData uri="http://schemas.openxmlformats.org/drawingml/2006/picture">
+                <pic:pic>
+                  <pic:nvPicPr>
+                    <pic:cNvPr id="0" name="05_model_failure_coherence.png"/>
+                    <pic:cNvPicPr/>
+                  </pic:nvPicPr>
+                  <pic:blipFill>
+                    <a:blip r:embed="rId17"/>
+                    <a:stretch>
+                      <a:fillRect/>
+                    </a:stretch>
+                  </pic:blipFill>
+                  <pic:spPr>
+                    <a:xfrm>
+                      <a:off x="0" y="0"/>
+                      <a:ext cx="5577840" cy="3021330"/>
+                    </a:xfrm>
+                    <a:prstGeom prst="rect"/>
+                  </pic:spPr>
+                </pic:pic>
+              </a:graphicData>
+            </a:graphic>
+          </wp:inline>
+        </w:drawing>
+      </w:r>
+    </w:p>
+    <w:p>
+      <w:pPr>
+        <w:pStyle w:val="FigureCaption"/>
+        <w:jc w:val="center"/>
+      </w:pPr>
+      <w:r>
+        <w:rPr>
+          <w:rFonts w:ascii="Malgun Gothic" w:hAnsi="Malgun Gothic" w:eastAsia="Malgun Gothic"/>
+          <w:color w:val="595959"/>
+          <w:sz w:val="18"/>
+        </w:rPr>
+        <w:t>그림 1. 동시에 실패한 모델 수와 다음 달 시장 수익률</w:t>
+      </w:r>
+    </w:p>
+    <w:p>
+      <w:pPr>
+        <w:spacing w:after="160" w:line="320" w:lineRule="auto"/>
+      </w:pPr>
+      <w:r>
+        <w:rPr>
+          <w:rFonts w:ascii="Malgun Gothic" w:hAnsi="Malgun Gothic" w:eastAsia="Malgun Gothic"/>
+          <w:sz w:val="22"/>
+        </w:rPr>
+        <w:t>0개·1개·2개 실패 상태의 다음 달 평균수익률은 1.0%에서 1.4% 범위에 있다. 실패 수가 하나 늘어날수록 다음 달 수익률이 낮아진다는 단조로운 패턴은 사라졌다. 4개 실패 상태의 평균은 -5.81%이지만 관측 수가 다섯 번뿐이고, 중앙값은 -0.23%다. 몇 번의 큰 손실이 평균을 움직였을 가능성을 배제할 수 없다.</w:t>
+      </w:r>
+    </w:p>
+    <w:p>
+      <w:pPr>
+        <w:spacing w:after="160" w:line="320" w:lineRule="auto"/>
+      </w:pPr>
+      <w:r>
+        <w:rPr>
+          <w:rFonts w:ascii="Malgun Gothic" w:hAnsi="Malgun Gothic" w:eastAsia="Malgun Gothic"/>
+          <w:sz w:val="22"/>
+        </w:rPr>
+        <w:t>기간을 2014년 전후로 나눠도 결과는 예측 규칙을 지지하지 않았다. 실패 수와 다음 달 수익률의 순위상관은 2000~2013년에 -0.036, 2014~2026년에 -0.037이었다. 두 숫자는 사실상 0에 가깝다. 이전 구현에서 강해 보였던 관계는 시간상 같은 보유기간을 비교했을 때의 동시적 관계였고, 한 달 앞으로 목표값을 밀자 남지 않았다.</w:t>
+      </w:r>
+    </w:p>
+    <w:p>
+      <w:pPr>
+        <w:spacing w:after="160" w:line="320" w:lineRule="auto"/>
+      </w:pPr>
+      <w:r>
+        <w:rPr>
+          <w:rFonts w:ascii="Malgun Gothic" w:hAnsi="Malgun Gothic" w:eastAsia="Malgun Gothic"/>
+          <w:sz w:val="22"/>
+        </w:rPr>
+        <w:t xml:space="preserve">이렇게 쓰면 공동 실패라는 아이디어가 실패한 것처럼 보일 수 있다. 그러나 정확히 실패한 것은 더 좁다. </w:t>
+      </w:r>
+      <w:r>
+        <w:rPr>
+          <w:rFonts w:ascii="Malgun Gothic" w:hAnsi="Malgun Gothic" w:eastAsia="Malgun Gothic"/>
+          <w:b/>
+          <w:sz w:val="22"/>
+        </w:rPr>
+        <w:t>이 가격 기반 공동 실패 지표가 다음 달 적격 종목군 수익률을 예측한다는 가설</w:t>
+      </w:r>
+      <w:r>
+        <w:rPr>
+          <w:rFonts w:ascii="Malgun Gothic" w:hAnsi="Malgun Gothic" w:eastAsia="Malgun Gothic"/>
+          <w:sz w:val="22"/>
+        </w:rPr>
+        <w:t>이다. 이 부정적 결과는 그래프를 예쁘게 만드는 파라미터를 더 찾기보다, 지표가 무엇을 관측했는지 다시 묻게 한다.</w:t>
+      </w:r>
+    </w:p>
+    <w:p>
+      <w:pPr>
+        <w:pStyle w:val="Heading2"/>
+      </w:pPr>
+      <w:r>
+        <w:t>공동 실패는 여전히 무엇을 기록할 수 있는가</w:t>
+      </w:r>
+    </w:p>
+    <w:p>
+      <w:pPr>
+        <w:spacing w:after="160" w:line="320" w:lineRule="auto"/>
+      </w:pPr>
+      <w:r>
+        <w:rPr>
+          <w:rFonts w:ascii="Malgun Gothic" w:hAnsi="Malgun Gothic" w:eastAsia="Malgun Gothic"/>
+          <w:sz w:val="22"/>
+        </w:rPr>
+        <w:t>공동 실패가 다음 달 수익률을 맞히지 못한다고 해서 쓸모없는 기록은 아니다. 네 신호가 같은 달에 자기 기준보다 크게 부진했다는 사실은, 네 모델이 공유한 데이터와 가정이 동시에 약해진 장면을 표시한다. 이 상태는 포지션을 줄이라는 신호가 아니라, 다음 분석에서 원인을 복원할 달을 고르는 표식이다.</w:t>
+      </w:r>
+    </w:p>
+    <w:p>
+      <w:pPr>
+        <w:spacing w:after="160" w:line="320" w:lineRule="auto"/>
+      </w:pPr>
+      <w:r>
+        <w:rPr>
+          <w:rFonts w:ascii="Malgun Gothic" w:hAnsi="Malgun Gothic" w:eastAsia="Malgun Gothic"/>
+          <w:sz w:val="22"/>
+        </w:rPr>
+        <w:t>예를 들어 공동 실패가 큰 달에 뉴스가 특정 산업에 집중됐는지, 공시가 몰렸는지, 호가 스프레드가 넓어졌는지 확인할 수 있다. 가격 기반 모델만으로는 그 원인이 정보 충격인지, 유동성 고갈인지, 데이터 처리 문제인지 구분할 수 없다. 원인을 모르는 상태에서 ‘세 개 실패면 현금’ 같은 규칙을 만들면, 과거 몇 달을 설명하는 대신 다음 충격에서는 다른 방식으로 무너질 가능성이 크다.</w:t>
+      </w:r>
+    </w:p>
+    <w:p>
+      <w:pPr>
+        <w:spacing w:after="160" w:line="320" w:lineRule="auto"/>
+      </w:pPr>
+      <w:r>
+        <w:rPr>
+          <w:rFonts w:ascii="Malgun Gothic" w:hAnsi="Malgun Gothic" w:eastAsia="Malgun Gothic"/>
+          <w:sz w:val="22"/>
+        </w:rPr>
+        <w:t>이 때문에 4편은 시장 국면을 새로 발견했다는 글이 아니다. 시장 상태를 상승·하락이라는 사후 이름만으로 부르지 않고, 모델 실패의 동시성으로도 기록해 보자는 가설을 만들었다가, 그 가설의 예측 부분이 현재 데이터에서 지지되지 않았음을 남긴 글이다. 결과가 사라졌다는 사실이 연구의 끝이 아니라, 주장할 수 있는 범위를 회복한 지점이다.</w:t>
+      </w:r>
     </w:p>
     <w:tbl>
       <w:tblPr>
@@ -4619,10 +7209,10 @@
                 <w:color w:val="1F3A5F"/>
                 <w:sz w:val="21"/>
               </w:rPr>
-              <w:t>이 실험이 남긴 것은 예측이 아니라 가설이다</w:t>
+              <w:t>이번 실험에서 남긴 경계</w:t>
               <w:br/>
               <w:br/>
-              <w:t>현재 결과는 ‘서로 다른 모델이 동시에 기대를 배반하는 현상’이 시장의 취약성과 연결될 수 있다는 가설을 남긴다. 실패 공분산이 위기를 예측한다고 말하려면 더 긴 표본, 다른 시장, 그리고 뉴스·공시·호가 데이터와의 교차 검증이 필요하다.</w:t>
+              <w:t>가격 기반 모델의 공동 실패는 그 자체로 다음 달 수익률을 예측하지 않았다. 같은 달에 모델들이 함께 약해졌다는 관측과, 그 관측이 미래를 설명한다는 주장은 구분해야 한다. 현재 지표는 매매 신호가 아니라 원인 분석을 위한 사건 표식으로만 남긴다.</w:t>
             </w:r>
           </w:p>
         </w:tc>
@@ -4642,7 +7232,15 @@
           <w:rFonts w:ascii="Malgun Gothic" w:hAnsi="Malgun Gothic" w:eastAsia="Malgun Gothic"/>
           <w:sz w:val="22"/>
         </w:rPr>
-        <w:t>그럼에도 이 실험은 내가 시장을 보는 방식을 바꿨다. 모멘텀이 다음 달에 이길지, 저변동성이 회복할지를 따로 맞히려는 대신, 서로 다른 신호가 동시에 기대를 배반하는지를 관찰할 수 있기 때문이다. 이는 팩터 타이밍보다 모델의 실패 공분산을 보는 일에 가깝다.</w:t>
+        <w:t>다음 검증에는 다른 생성 과정의 데이터가 필요하다. 뉴스량과 공시 시점, 투자자별 수급, 호가 스프레드를 실패 월과 맞춰야 한다. 그때도 먼저 확인할 것은 수익률이 아니다. 가격 모델이 함께 실패한 날에 외부 정보 환경도 함께 달라졌는지, 그리고 그 변화가 반복되는지다. 2장에 나온 모멘텀과 반전의 엇갈린 결과는 하나의 승자를 고르라는 답이 아니라, 모델이 실패하는 조건을 더 구체적으로 묻는 출발점이었다.</w:t>
+      </w:r>
+    </w:p>
+    <w:p>
+      <w:pPr>
+        <w:pStyle w:val="Heading2"/>
+      </w:pPr>
+      <w:r>
+        <w:t>사건 기록과 예측 신호를 분리한다</w:t>
       </w:r>
     </w:p>
     <w:p>
@@ -4654,31 +7252,37 @@
           <w:rFonts w:ascii="Malgun Gothic" w:hAnsi="Malgun Gothic" w:eastAsia="Malgun Gothic"/>
           <w:sz w:val="22"/>
         </w:rPr>
-        <w:t>좋은 포트폴리오는 상관이 낮은 자산을 섞는 것만으로 만들어지지 않는다. 같은 이유로 틀리는 전략들에 자본을 몰아넣지 않는 일도 필요하다. 시장 국면은 가격의 방향이 아니라 모델 실패의 구조로 정의될 수 있다.</w:t>
+        <w:t xml:space="preserve">이번에 수정한 시간 순서는 단순한 기술 문제가 아니다. 연구에서 같은 지표라도 두 역할을 구분해야 한다는 뜻이다. 월 t가 끝난 뒤 공동 실패를 표시하는 일은 </w:t>
       </w:r>
-    </w:p>
-    <w:p>
-      <w:pPr>
-        <w:spacing w:after="160" w:line="320" w:lineRule="auto"/>
-      </w:pPr>
+      <w:r>
+        <w:rPr>
+          <w:rFonts w:ascii="Malgun Gothic" w:hAnsi="Malgun Gothic" w:eastAsia="Malgun Gothic"/>
+          <w:b/>
+          <w:sz w:val="22"/>
+        </w:rPr>
+        <w:t>사건 기록</w:t>
+      </w:r>
       <w:r>
         <w:rPr>
           <w:rFonts w:ascii="Malgun Gothic" w:hAnsi="Malgun Gothic" w:eastAsia="Malgun Gothic"/>
           <w:sz w:val="22"/>
         </w:rPr>
-        <w:t>다음 단계에서는 실패 공분산이 커진 달을 뉴스 충격, 공시 집중, 호가 불균형과 연결해 볼 생각이다. 단순히 ‘실패가 세 개면 위험’이라는 규칙을 만들기 위해서가 아니다. 가격 신호들이 동시에 틀릴 때 시장의 정보 환경에는 무엇이 달라졌는지를 찾아야, 이 현상이 우연한 사후 분류인지 구조적 취약성인지 구분할 수 있다.</w:t>
+        <w:t xml:space="preserve">이다. 그 달에 네 가격 모델이 평소보다 약했다는 사실을 남긴다. 반면 그 표시로 월 t+1 수익률을 설명하려는 일은 </w:t>
       </w:r>
-    </w:p>
-    <w:p>
-      <w:pPr>
-        <w:spacing w:after="160" w:line="320" w:lineRule="auto"/>
-      </w:pPr>
+      <w:r>
+        <w:rPr>
+          <w:rFonts w:ascii="Malgun Gothic" w:hAnsi="Malgun Gothic" w:eastAsia="Malgun Gothic"/>
+          <w:b/>
+          <w:sz w:val="22"/>
+        </w:rPr>
+        <w:t>예측 검증</w:t>
+      </w:r>
       <w:r>
         <w:rPr>
           <w:rFonts w:ascii="Malgun Gothic" w:hAnsi="Malgun Gothic" w:eastAsia="Malgun Gothic"/>
           <w:sz w:val="22"/>
         </w:rPr>
-        <w:t>책에서 나온 상반된 결과는 오류가 아니라 단서였다. 다음에는 이 실패 공분산이 뉴스 충격, 공시 집중, 호가 불균형과 함께 커지는지 확인해 보려 한다. 시장이 흔들릴 때 먼저 무너지는 것은 가격이 아니라, 내가 서로 독립적이라고 믿었던 모델들일 수 있다.</w:t>
+        <w:t>이다. 전자는 현재 데이터로 할 수 있지만, 후자는 이번 표본에서 지지되지 않았다.</w:t>
       </w:r>
     </w:p>
     <w:p>
@@ -4690,7 +7294,7 @@
           <w:rFonts w:ascii="Malgun Gothic" w:hAnsi="Malgun Gothic" w:eastAsia="Malgun Gothic"/>
           <w:sz w:val="22"/>
         </w:rPr>
-        <w:t>이 시도는 시장을 정규분포의 평균과 분산으로만 요약하는 방식에도 거리를 둔다. 평균수익률과 변동성은 필요하지만, 극단적인 손실이 어느 신호에서 동시에 나타났는지는 따로 알려 주지 않는다. 같은 표준편차의 움직임이라도 하나의 전략만 흔들린 달과 네 전략이 함께 기대를 배반한 달은 운용자가 마주하는 위험이 다르다. 그래서 나는 시장 상태를 수익률의 크기만으로 부르지 않고, 모델 실패의 동시성으로도 기록해 보려 한다.</w:t>
+        <w:t>이 둘을 섞으면 결과를 과대 해석하기 쉽다. 사건 기록에서 눈에 띄는 위기 달을 몇 개 찾은 뒤, 그 지표가 위기를 미리 경고했다고 쓰는 방식이다. 그러나 그 위기 달의 손실을 계산해야만 공동 실패를 알 수 있었다면, 그 지표는 사전 경고가 아니라 사후 진단이다. 사후 진단도 가치가 있다. 다만 운용 규칙과 같은 문장으로 쓰면 안 된다.</w:t>
       </w:r>
     </w:p>
     <w:p>
@@ -4702,7 +7306,15 @@
           <w:rFonts w:ascii="Malgun Gothic" w:hAnsi="Malgun Gothic" w:eastAsia="Malgun Gothic"/>
           <w:sz w:val="22"/>
         </w:rPr>
-        <w:t>다만 실패 개수가 높을 때 현금을 늘리거나 포지션을 줄이는 규칙을 지금 만들지는 않는다. 관측 수가 적은 상태에서 규칙을 만들면, 위기 이후의 몇 달을 정확히 설명하는 대신 다음 위기에서는 전혀 다른 방식으로 실패할 수 있다. 이 글에서 남긴 수치는 ‘공동 실패가 위험하다’는 매매 명령이 아니라, 다음 검증에서 버려지거나 살아남을 수 있는 가설이다.</w:t>
+        <w:t>공동 실패 지표가 사건 기록으로 유용하려면 다음 단계의 질문도 바뀐다. ‘실패가 세 개였는가’가 아니라 ‘실패가 세 개였던 달에는 어떤 신호가 먼저 무너졌는가’, ‘그 달의 거래대금·뉴스·스프레드는 평소와 무엇이 달랐는가’를 봐야 한다. 가격 모델의 실패를 외부 데이터의 변화와 맞춰 보는 작업은 예측력을 꾸미기 위한 보조변수가 아니라, 실패의 원인을 좁히는 작업이다.</w:t>
+      </w:r>
+    </w:p>
+    <w:p>
+      <w:pPr>
+        <w:pStyle w:val="Heading2"/>
+      </w:pPr>
+      <w:r>
+        <w:t>다음 검증의 실패 조건을 먼저 적어 둔다</w:t>
       </w:r>
     </w:p>
     <w:p>
@@ -4714,7 +7326,7 @@
           <w:rFonts w:ascii="Malgun Gothic" w:hAnsi="Malgun Gothic" w:eastAsia="Malgun Gothic"/>
           <w:sz w:val="22"/>
         </w:rPr>
-        <w:t>내가 더 궁금한 것은 공동 실패의 원인이다. 뉴스가 한 종목군에 집중된 날인지, 특정 공시가 시장 전체의 기대를 바꾼 날인지, 호가 스프레드가 넓어져 어떤 모델도 원래 가격에 거래할 수 없던 날인지에 따라 대응은 달라진다. 가격 신호만으로 만든 실패 지표는 원인을 말해 주지 않는다. 그래서 이 글의 다음 단계는 더 복잡한 예측 모델이 아니라, 실패한 달의 정보 환경을 복원하는 작업이다.</w:t>
+        <w:t>외부 데이터를 붙인 뒤에도 공동 실패가 뉴스량 증가나 호가 악화와 함께 나타나지 않는다면, 이 지표는 공통 시장 충격이 아니라 가격 신호 구성의 기계적 산물일 가능성이 커진다. 반대로 특정 사건에서만 관계가 나온다면, ‘시장 국면’이라는 넓은 이름 대신 그 사건의 유형을 더 좁게 정의해야 한다. 어느 쪽이든 다음 실험의 목표는 공동 실패를 살리는 일이 아니라, 설명이 언제 무너지는지 확인하는 일이다.</w:t>
       </w:r>
     </w:p>
     <w:p>
@@ -4726,7 +7338,7 @@
           <w:rFonts w:ascii="Malgun Gothic" w:hAnsi="Malgun Gothic" w:eastAsia="Malgun Gothic"/>
           <w:sz w:val="22"/>
         </w:rPr>
-        <w:t>여기서 한 가지 더 조심할 점은 ‘한 표준편차 아래’를 정규분포의 확률처럼 해석하지 않는 것이다. 주식 수익률의 상승과 하락은 좌우 대칭이 아니고, 극단적인 손실은 평균과 분산만으로 충분히 설명되지 않는다. 내가 사용한 36개월 기준은 실패를 동일한 단위로 표시하기 위한 내부 기준일 뿐, 시장수익률이 정규분포를 따른다는 가정이 아니다. 이 구분을 하지 않으면 실패 상태라는 지표도 다시 익숙한 통계 언어로 시장의 비대칭성을 지워 버릴 수 있다.</w:t>
+        <w:t>또한 신호 수를 네 개에서 더 늘린다고 관측 수가 저절로 늘지 않는다. 극단 상태는 오히려 더 희소해지고, 임계값을 조금 바꿔도 가장 예쁜 구간을 선택할 유인이 커진다. 그래서 후속 검증에서는 실패 기준을 여러 개 시험한 뒤 가장 좋은 하나만 남기는 방식 대신, 사전에 정한 기준을 유지하고 다른 시장·다른 기간에서 재현되는지부터 보려 한다.</w:t>
       </w:r>
     </w:p>
     <w:p>
@@ -4738,31 +7350,7 @@
           <w:rFonts w:ascii="Malgun Gothic" w:hAnsi="Malgun Gothic" w:eastAsia="Malgun Gothic"/>
           <w:sz w:val="22"/>
         </w:rPr>
-        <w:t>책이 모멘텀과 반전에서 상반된 결과를 함께 보여 준 이유는 한 전략이 거짓이라는 뜻이 아니다. 같은 전략도 시장·기간·운용 방식이 달라지면 다른 보상을 받을 수 있다는 뜻이다. 나는 이 사실을 ‘한국에서는 모멘텀이 안 된다’는 결론으로 줄이고 싶었다. 하지만 내 데이터에서 약했던 모멘텀이 다른 기간에도 약한지, 비용을 넣은 뒤에도 약한지, 소형주와 대형주에서 같은지 확인하지 않은 결론은 시장의 법칙이 아니라 내 백테스트의 메모일 뿐이다.</w:t>
-      </w:r>
-    </w:p>
-    <w:p>
-      <w:pPr>
-        <w:spacing w:after="160" w:line="320" w:lineRule="auto"/>
-      </w:pPr>
-      <w:r>
-        <w:rPr>
-          <w:rFonts w:ascii="Malgun Gothic" w:hAnsi="Malgun Gothic" w:eastAsia="Malgun Gothic"/>
-          <w:sz w:val="22"/>
-        </w:rPr>
-        <w:t>공동 실패를 기록하는 방식은 이 성급한 일반화를 피하려는 시도다. 모멘텀이 이기는 달과 반전이 이기는 달을 미리 구분하지 않아도 된다. 대신 네 신호가 각자의 예상에서 얼마나 벗어났는지 보고, 같은 달에 설명력이 무너졌는지를 기록한다. 이 지표가 다음 달 시장수익률과 관계를 보인다면, 그것은 ‘어느 팩터를 사야 하는가’보다 앞선 질문, 즉 ‘현재 내가 의존하는 설명들이 동시에 취약해졌는가’를 다룰 수 있게 한다.</w:t>
-      </w:r>
-    </w:p>
-    <w:p>
-      <w:pPr>
-        <w:spacing w:after="160" w:line="320" w:lineRule="auto"/>
-      </w:pPr>
-      <w:r>
-        <w:rPr>
-          <w:rFonts w:ascii="Malgun Gothic" w:hAnsi="Malgun Gothic" w:eastAsia="Malgun Gothic"/>
-          <w:sz w:val="22"/>
-        </w:rPr>
-        <w:t>물론 이 접근도 새로운 과적합이 될 수 있다. 실패 기준을 36개월과 한 표준편차로 정한 것 역시 선택이고, 관측 수가 적은 극단 상태의 평균은 쉽게 흔들린다. 그래서 나는 상태 수를 더 잘게 쪼개거나 임계값을 계속 바꿔 가장 예쁜 그래프를 찾지 않았다. 시간 분할에서 방향이 유지되는지까지만 확인했고, 이후 검증은 다른 시장과 다른 정보원으로 넘겼다. 이 글의 가치는 위기 예측기를 만들었다는 데 있지 않다. 시장 국면을 가격의 결과가 아니라 모델의 실패 구조로 읽을 수 있다는, 검증 가능한 질문을 만든 데 있다.</w:t>
+        <w:t>4편의 결론은 단순하다. 공동 실패는 지금은 매매 신호가 아니다. 하지만 가격 기반 전략을 여러 개 운영할 때, 각 전략의 수익률만 따로 보는 대신 함께 실패한 월을 별도 장부에 남기는 일은 가능하다. 그 장부는 수익률을 예측하지 못하더라도, 어떤 가정들이 같은 달에 취약했는지 다음 연구의 질문을 좁혀 준다.</w:t>
       </w:r>
     </w:p>
     <w:p>
@@ -4784,7 +7372,7 @@
           <w:color w:val="373737"/>
           <w:sz w:val="19"/>
         </w:rPr>
-        <w:t>공동 실패 상태를 만드는 코드: https://github.com/Rowoon-Lee5/metric_studio_by_moon/blob/main/experiments/meta_structure_research.py</w:t>
+        <w:t>시간 순서를 바로잡은 공동 실패 선행 검증 코드: https://github.com/Rowoon-Lee5/metric_studio_by_moon/blob/main/experiments/model_failure_lead_audit.py</w:t>
       </w:r>
     </w:p>
     <w:p>
@@ -4798,7 +7386,7 @@
           <w:color w:val="373737"/>
           <w:sz w:val="19"/>
         </w:rPr>
-        <w:t>실패 개수별 다음 달 시장수익률: https://github.com/Rowoon-Lee5/metric_studio_by_moon/blob/main/results/model_failure_state_summary.csv</w:t>
+        <w:t>실패 수별 다음 달 적격 종목군 수익률: https://github.com/Rowoon-Lee5/metric_studio_by_moon/blob/main/results/model_failure_lead_summary.csv</w:t>
       </w:r>
     </w:p>
     <w:p>
@@ -4812,7 +7400,7 @@
           <w:color w:val="373737"/>
           <w:sz w:val="19"/>
         </w:rPr>
-        <w:t>기간을 나눈 뒤의 검증 결과: https://github.com/Rowoon-Lee5/metric_studio_by_moon/blob/main/results/failure_coherence_time_split.csv</w:t>
+        <w:t>기간을 나눈 결과: https://github.com/Rowoon-Lee5/metric_studio_by_moon/blob/main/results/model_failure_lead_time_split.csv</w:t>
       </w:r>
     </w:p>
     <w:p>
@@ -4824,7 +7412,7 @@
           <w:rFonts w:ascii="Malgun Gothic" w:hAnsi="Malgun Gothic" w:eastAsia="Malgun Gothic"/>
           <w:sz w:val="22"/>
         </w:rPr>
-        <w:t>이 글은 투자 권유가 아니다. 작은 표본의 패턴을 매매 규칙으로 착각하지 않기 위한 연구 기록이다.</w:t>
+        <w:t>이 글은 투자 권유가 아니다. 그럴듯한 동시적 관계를 예측력으로 오독하지 않기 위한 연구 기록이다.</w:t>
       </w:r>
     </w:p>
     <w:p>
@@ -4836,7 +7424,7 @@
           <w:rFonts w:ascii="Malgun Gothic" w:hAnsi="Malgun Gothic" w:eastAsia="Malgun Gothic"/>
           <w:sz w:val="22"/>
         </w:rPr>
-        <w:t>이 글은 투자 권유가 아니다. 작은 표본의 패턴을 매매 규칙으로 착각하지 않기 위한 연구 기록이다.</w:t>
+        <w:t>이 글은 투자 권유가 아니다. 그럴듯한 동시적 관계를 예측력으로 오독하지 않기 위한 연구 기록이다.</w:t>
       </w:r>
     </w:p>
     <w:sectPr>
